--- a/1-转型规划/卓品智能AI转型全景规划.docx
+++ b/1-转型规划/卓品智能AI转型全景规划.docx
@@ -12,7 +12,7 @@
           <w:b/>
           <w:sz w:val="24"/>
         </w:rPr>
-        <w:t>卓品智能科技股份有限公司</w:t>
+        <w:t>卓品智能科技股份</w:t>
       </w:r>
     </w:p>
     <w:p>
@@ -29,19 +29,6 @@
         <w:t>卓品智能 AI 转型全景规划</w:t>
       </w:r>
     </w:p>
-    <w:p>
-      <w:pPr>
-        <w:jc w:val="center"/>
-      </w:pPr>
-      <w:r>
-        <w:rPr>
-          <w:rFonts w:ascii="Microsoft YaHei" w:hAnsi="Microsoft YaHei" w:eastAsia="Microsoft YaHei" w:cs="Microsoft YaHei"/>
-          <w:color w:val="555555"/>
-          <w:sz w:val="21"/>
-        </w:rPr>
-        <w:t>总纲 · House 默认 Word 式样</w:t>
-      </w:r>
-    </w:p>
     <w:p/>
     <w:p>
       <w:pPr>
@@ -121,41 +108,138 @@
     </w:p>
     <w:p>
       <w:pPr>
-        <w:jc w:val="center"/>
-      </w:pPr>
-      <w:r>
-        <w:drawing>
-          <wp:inline xmlns:a="http://schemas.openxmlformats.org/drawingml/2006/main" xmlns:pic="http://schemas.openxmlformats.org/drawingml/2006/picture">
-            <wp:extent cx="5852160" cy="2147743"/>
-            <wp:docPr id="1" name="Picture 1"/>
-            <wp:cNvGraphicFramePr>
-              <a:graphicFrameLocks noChangeAspect="1"/>
-            </wp:cNvGraphicFramePr>
-            <a:graphic>
-              <a:graphicData uri="http://schemas.openxmlformats.org/drawingml/2006/picture">
-                <pic:pic>
-                  <pic:nvPicPr>
-                    <pic:cNvPr id="0" name="levers.png"/>
-                    <pic:cNvPicPr/>
-                  </pic:nvPicPr>
-                  <pic:blipFill>
-                    <a:blip r:embed="rId11"/>
-                    <a:stretch>
-                      <a:fillRect/>
-                    </a:stretch>
-                  </pic:blipFill>
-                  <pic:spPr>
-                    <a:xfrm>
-                      <a:off x="0" y="0"/>
-                      <a:ext cx="5852160" cy="2147743"/>
-                    </a:xfrm>
-                    <a:prstGeom prst="rect"/>
-                  </pic:spPr>
-                </pic:pic>
-              </a:graphicData>
-            </a:graphic>
-          </wp:inline>
-        </w:drawing>
+        <w:pBdr>
+          <w:left w:val="single" w:sz="18" w:space="8" w:color="9BB4CC"/>
+        </w:pBdr>
+        <w:shd w:val="clear" w:color="auto" w:fill="F4F4F4"/>
+        <w:spacing w:before="40" w:after="0"/>
+        <w:ind w:left="160"/>
+      </w:pPr>
+      <w:r>
+        <w:rPr>
+          <w:rFonts w:ascii="NSimSun" w:hAnsi="NSimSun" w:eastAsia="NSimSun" w:cs="NSimSun"/>
+          <w:sz w:val="17"/>
+        </w:rPr>
+        <w:t>┌─────────────────────────┬─────────────────────────┬─────────────────────────┐</w:t>
+      </w:r>
+    </w:p>
+    <w:p>
+      <w:pPr>
+        <w:pBdr>
+          <w:left w:val="single" w:sz="18" w:space="8" w:color="9BB4CC"/>
+        </w:pBdr>
+        <w:shd w:val="clear" w:color="auto" w:fill="F4F4F4"/>
+        <w:spacing w:before="0" w:after="0"/>
+        <w:ind w:left="160"/>
+      </w:pPr>
+      <w:r>
+        <w:rPr>
+          <w:rFonts w:ascii="NSimSun" w:hAnsi="NSimSun" w:eastAsia="NSimSun" w:cs="NSimSun"/>
+          <w:sz w:val="17"/>
+        </w:rPr>
+        <w:t>│       竞争护城河        │        运营效率         │        风险韧性         │</w:t>
+      </w:r>
+    </w:p>
+    <w:p>
+      <w:pPr>
+        <w:pBdr>
+          <w:left w:val="single" w:sz="18" w:space="8" w:color="9BB4CC"/>
+        </w:pBdr>
+        <w:shd w:val="clear" w:color="auto" w:fill="F4F4F4"/>
+        <w:spacing w:before="0" w:after="0"/>
+        <w:ind w:left="160"/>
+      </w:pPr>
+      <w:r>
+        <w:rPr>
+          <w:rFonts w:ascii="NSimSun" w:hAnsi="NSimSun" w:eastAsia="NSimSun" w:cs="NSimSun"/>
+          <w:sz w:val="17"/>
+        </w:rPr>
+        <w:t>│                         │                         │                         │</w:t>
+      </w:r>
+    </w:p>
+    <w:p>
+      <w:pPr>
+        <w:pBdr>
+          <w:left w:val="single" w:sz="18" w:space="8" w:color="9BB4CC"/>
+        </w:pBdr>
+        <w:shd w:val="clear" w:color="auto" w:fill="F4F4F4"/>
+        <w:spacing w:before="0" w:after="0"/>
+        <w:ind w:left="160"/>
+      </w:pPr>
+      <w:r>
+        <w:rPr>
+          <w:rFonts w:ascii="NSimSun" w:hAnsi="NSimSun" w:eastAsia="NSimSun" w:cs="NSimSun"/>
+          <w:sz w:val="17"/>
+        </w:rPr>
+        <w:t>│     更快的 NRE 报价     │    供应链自动化决策     │      芯片短缺预警       │</w:t>
+      </w:r>
+    </w:p>
+    <w:p>
+      <w:pPr>
+        <w:pBdr>
+          <w:left w:val="single" w:sz="18" w:space="8" w:color="9BB4CC"/>
+        </w:pBdr>
+        <w:shd w:val="clear" w:color="auto" w:fill="F4F4F4"/>
+        <w:spacing w:before="0" w:after="0"/>
+        <w:ind w:left="160"/>
+      </w:pPr>
+      <w:r>
+        <w:rPr>
+          <w:rFonts w:ascii="NSimSun" w:hAnsi="NSimSun" w:eastAsia="NSimSun" w:cs="NSimSun"/>
+          <w:sz w:val="17"/>
+        </w:rPr>
+        <w:t>│   更精准的 APQP 管理    │    财务异常实时检测     │    供应商风险早发现     │</w:t>
+      </w:r>
+    </w:p>
+    <w:p>
+      <w:pPr>
+        <w:pBdr>
+          <w:left w:val="single" w:sz="18" w:space="8" w:color="9BB4CC"/>
+        </w:pBdr>
+        <w:shd w:val="clear" w:color="auto" w:fill="F4F4F4"/>
+        <w:spacing w:before="0" w:after="0"/>
+        <w:ind w:left="160"/>
+      </w:pPr>
+      <w:r>
+        <w:rPr>
+          <w:rFonts w:ascii="NSimSun" w:hAnsi="NSimSun" w:eastAsia="NSimSun" w:cs="NSimSun"/>
+          <w:sz w:val="17"/>
+        </w:rPr>
+        <w:t>│    更短的 DV/PV 周期    │    研发文档自动生成     │    客诉根因 AI 分析     │</w:t>
+      </w:r>
+    </w:p>
+    <w:p>
+      <w:pPr>
+        <w:pBdr>
+          <w:left w:val="single" w:sz="18" w:space="8" w:color="9BB4CC"/>
+        </w:pBdr>
+        <w:shd w:val="clear" w:color="auto" w:fill="F4F4F4"/>
+        <w:spacing w:before="0" w:after="0"/>
+        <w:ind w:left="160"/>
+      </w:pPr>
+      <w:r>
+        <w:rPr>
+          <w:rFonts w:ascii="NSimSun" w:hAnsi="NSimSun" w:eastAsia="NSimSun" w:cs="NSimSun"/>
+          <w:sz w:val="17"/>
+        </w:rPr>
+        <w:t>│     差异化服务能力      │     质量报告自动化      │  单源替代方案智能推荐   │</w:t>
+      </w:r>
+    </w:p>
+    <w:p>
+      <w:pPr>
+        <w:pBdr>
+          <w:left w:val="single" w:sz="18" w:space="8" w:color="9BB4CC"/>
+        </w:pBdr>
+        <w:shd w:val="clear" w:color="auto" w:fill="F4F4F4"/>
+        <w:spacing w:before="0" w:after="40"/>
+        <w:ind w:left="160"/>
+      </w:pPr>
+      <w:r>
+        <w:rPr>
+          <w:rFonts w:ascii="NSimSun" w:hAnsi="NSimSun" w:eastAsia="NSimSun" w:cs="NSimSun"/>
+          <w:sz w:val="17"/>
+        </w:rPr>
+        <w:t>└─────────────────────────┴─────────────────────────┴─────────────────────────┘</w:t>
       </w:r>
     </w:p>
     <w:p>
@@ -1160,7 +1244,7 @@
           <w:color w:val="2E5B8A"/>
           <w:sz w:val="22"/>
         </w:rPr>
-        <w:t>场景 R2：AUTOSAR 配置助手（推荐2026年11月-2027年3月启动）</w:t>
+        <w:t>场景 R2：AUTOSAR 配置助手（2026年11月启动）</w:t>
       </w:r>
     </w:p>
     <w:p>
@@ -1345,7 +1429,7 @@
           <w:color w:val="2E5B8A"/>
           <w:sz w:val="22"/>
         </w:rPr>
-        <w:t>场景 R3：代码审查加速器（2026年11-12月启动）</w:t>
+        <w:t>场景 R3：代码审查加速器（2026年12月启动）</w:t>
       </w:r>
     </w:p>
     <w:p>
@@ -1564,7 +1648,7 @@
           <w:color w:val="2E5B8A"/>
           <w:sz w:val="22"/>
         </w:rPr>
-        <w:t>场景 R4：测试用例智能生成（2026年12月-2027年2月启动）</w:t>
+        <w:t>场景 R4：测试用例智能生成（2027年1月启动）</w:t>
       </w:r>
     </w:p>
     <w:p>
@@ -1732,7 +1816,7 @@
           <w:color w:val="2E5B8A"/>
           <w:sz w:val="22"/>
         </w:rPr>
-        <w:t>场景 R5：技术文档智能生成助手（2027年1月启动）</w:t>
+        <w:t>场景 R5：技术文档智能生成助手（2027年2月启动）</w:t>
       </w:r>
     </w:p>
     <w:p>
@@ -3650,7 +3734,7 @@
           <w:color w:val="2E5B8A"/>
           <w:sz w:val="22"/>
         </w:rPr>
-        <w:t>场景 SC4：合同条款自动提取与审核（2026年9月启动）</w:t>
+        <w:t>场景 SC4：合同条款自动提取与审核（2026年10月启动）</w:t>
       </w:r>
     </w:p>
     <w:p>
@@ -3852,7 +3936,7 @@
           <w:color w:val="2E5B8A"/>
           <w:sz w:val="22"/>
         </w:rPr>
-        <w:t>场景 SC5：供应商自动评分与分级管理（2026年10月启动）</w:t>
+        <w:t>场景 SC5：供应商自动评分与分级管理（2026年9月启动；收割提前，已合 master）</w:t>
       </w:r>
     </w:p>
     <w:p>
@@ -4054,7 +4138,7 @@
           <w:color w:val="2E5B8A"/>
           <w:sz w:val="22"/>
         </w:rPr>
-        <w:t>场景 SC6：半导体/芯片短缺预警系统（2026年10月启动）</w:t>
+        <w:t>场景 SC6：半导体/芯片短缺预警系统（2026年12月启动）</w:t>
       </w:r>
     </w:p>
     <w:p>
@@ -4239,7 +4323,7 @@
           <w:color w:val="2E5B8A"/>
           <w:sz w:val="22"/>
         </w:rPr>
-        <w:t>场景 SC7：库存优化建议（2026年11月启动）</w:t>
+        <w:t>场景 SC7：库存优化建议（2027年1月启动）</w:t>
       </w:r>
     </w:p>
     <w:p>
@@ -4444,6 +4528,88 @@
           <w:sz w:val="17"/>
         </w:rPr>
         <w:t>预期价值: 库存周转率提升 20-30%，呆滞库存减少，资金占用优化</w:t>
+      </w:r>
+    </w:p>
+    <w:p>
+      <w:pPr>
+        <w:pBdr>
+          <w:left w:val="single" w:sz="18" w:space="8" w:color="1F4E79"/>
+        </w:pBdr>
+        <w:shd w:val="clear" w:color="auto" w:fill="EAF1FB"/>
+        <w:spacing w:before="80" w:after="160"/>
+        <w:ind w:left="160"/>
+      </w:pPr>
+      <w:r>
+        <w:rPr>
+          <w:rFonts w:ascii="Microsoft YaHei" w:hAnsi="Microsoft YaHei" w:eastAsia="Microsoft YaHei" w:cs="Microsoft YaHei"/>
+          <w:b w:val="0"/>
+          <w:sz w:val="20"/>
+        </w:rPr>
+        <w:t xml:space="preserve">⭐ </w:t>
+      </w:r>
+      <w:r>
+        <w:rPr>
+          <w:rFonts w:ascii="Microsoft YaHei" w:hAnsi="Microsoft YaHei" w:eastAsia="Microsoft YaHei" w:cs="Microsoft YaHei"/>
+          <w:b/>
+          <w:sz w:val="20"/>
+        </w:rPr>
+        <w:t>重排（2026-06-08）</w:t>
+      </w:r>
+      <w:r>
+        <w:rPr>
+          <w:rFonts w:ascii="Microsoft YaHei" w:hAnsi="Microsoft YaHei" w:eastAsia="Microsoft YaHei" w:cs="Microsoft YaHei"/>
+          <w:b w:val="0"/>
+          <w:sz w:val="20"/>
+        </w:rPr>
+        <w:t>：本场景的核心引擎（交付日预测 + CRM 通报）已在 supplychain 试点用真实数据验证，</w:t>
+      </w:r>
+      <w:r>
+        <w:rPr>
+          <w:rFonts w:ascii="Microsoft YaHei" w:hAnsi="Microsoft YaHei" w:eastAsia="Microsoft YaHei" w:cs="Microsoft YaHei"/>
+          <w:b/>
+          <w:sz w:val="20"/>
+        </w:rPr>
+        <w:t>提前到 2026年7-8月做 MVP</w:t>
+      </w:r>
+      <w:r>
+        <w:rPr>
+          <w:rFonts w:ascii="Microsoft YaHei" w:hAnsi="Microsoft YaHei" w:eastAsia="Microsoft YaHei" w:cs="Microsoft YaHei"/>
+          <w:b w:val="0"/>
+          <w:sz w:val="20"/>
+        </w:rPr>
+        <w:t xml:space="preserve">（收割 supplychain </w:t>
+      </w:r>
+      <w:r>
+        <w:rPr>
+          <w:rFonts w:ascii="Consolas" w:hAnsi="Consolas" w:eastAsia="Consolas" w:cs="Consolas"/>
+          <w:b w:val="0"/>
+          <w:sz w:val="20"/>
+        </w:rPr>
+        <w:t>delivery_forecast</w:t>
+      </w:r>
+      <w:r>
+        <w:rPr>
+          <w:rFonts w:ascii="Microsoft YaHei" w:hAnsi="Microsoft YaHei" w:eastAsia="Microsoft YaHei" w:cs="Microsoft YaHei"/>
+          <w:b w:val="0"/>
+          <w:sz w:val="20"/>
+        </w:rPr>
+        <w:t>+</w:t>
+      </w:r>
+      <w:r>
+        <w:rPr>
+          <w:rFonts w:ascii="Consolas" w:hAnsi="Consolas" w:eastAsia="Consolas" w:cs="Consolas"/>
+          <w:b w:val="0"/>
+          <w:sz w:val="20"/>
+        </w:rPr>
+        <w:t>crm_notifier</w:t>
+      </w:r>
+      <w:r>
+        <w:rPr>
+          <w:rFonts w:ascii="Microsoft YaHei" w:hAnsi="Microsoft YaHei" w:eastAsia="Microsoft YaHei" w:cs="Microsoft YaHei"/>
+          <w:b w:val="0"/>
+          <w:sz w:val="20"/>
+        </w:rPr>
+        <w:t>；用真实供应商承诺交期 + BOM 齐套直接算，不依赖 SC6/SC7）。详见《supplychain收割与全景推进策略.md》《实施计划（最新版）》第七节。</w:t>
       </w:r>
     </w:p>
     <w:p>
@@ -4458,7 +4624,7 @@
           <w:color w:val="2E5B8A"/>
           <w:sz w:val="22"/>
         </w:rPr>
-        <w:t>场景 SC8：客户订单交期智能承诺（2026年11月启动）</w:t>
+        <w:t>场景 SC8：客户订单交期智能承诺（原2026年11月，已提前至2026年7-8月 MVP）</w:t>
       </w:r>
     </w:p>
     <w:p>
@@ -4694,7 +4860,7 @@
           <w:color w:val="2E5B8A"/>
           <w:sz w:val="22"/>
         </w:rPr>
-        <w:t>场景 SC9：OEM 订单波动预测（2026年12月启动）</w:t>
+        <w:t>场景 SC9：OEM 订单波动预测（2027年3月启动）</w:t>
       </w:r>
     </w:p>
     <w:p>
@@ -5613,6 +5779,296 @@
     </w:p>
     <w:p>
       <w:pPr>
+        <w:pBdr>
+          <w:left w:val="single" w:sz="18" w:space="8" w:color="1F4E79"/>
+        </w:pBdr>
+        <w:shd w:val="clear" w:color="auto" w:fill="EAF1FB"/>
+        <w:spacing w:before="80" w:after="160"/>
+        <w:ind w:left="160"/>
+      </w:pPr>
+      <w:r>
+        <w:rPr>
+          <w:rFonts w:ascii="Microsoft YaHei" w:hAnsi="Microsoft YaHei" w:eastAsia="Microsoft YaHei" w:cs="Microsoft YaHei"/>
+          <w:b/>
+          <w:sz w:val="20"/>
+        </w:rPr>
+        <w:t>【质量域场景序列修订｜2026-06-11，Paul（分管供应链与质量 VP）批准】</w:t>
+      </w:r>
+      <w:r>
+        <w:br/>
+      </w:r>
+      <w:r>
+        <w:rPr>
+          <w:rFonts w:ascii="Microsoft YaHei" w:hAnsi="Microsoft YaHei" w:eastAsia="Microsoft YaHei" w:cs="Microsoft YaHei"/>
+          <w:b w:val="0"/>
+          <w:sz w:val="20"/>
+        </w:rPr>
+        <w:t>经《质量域AI数字员工路线图》（</w:t>
+      </w:r>
+      <w:r>
+        <w:rPr>
+          <w:rFonts w:ascii="Consolas" w:hAnsi="Consolas" w:eastAsia="Consolas" w:cs="Consolas"/>
+          <w:b w:val="0"/>
+          <w:sz w:val="20"/>
+        </w:rPr>
+        <w:t>1-转型规划/质量域AI数字员工路线图.md</w:t>
+      </w:r>
+      <w:r>
+        <w:rPr>
+          <w:rFonts w:ascii="Microsoft YaHei" w:hAnsi="Microsoft YaHei" w:eastAsia="Microsoft YaHei" w:cs="Microsoft YaHei"/>
+          <w:b w:val="0"/>
+          <w:sz w:val="20"/>
+        </w:rPr>
+        <w:t>）按"价值×可行性×数据依赖"重排，质量域启动顺序由"按交付物类型顺排"改为"按可行性 + off-LAN 现实排序"。要点：</w:t>
+      </w:r>
+      <w:r>
+        <w:br/>
+      </w:r>
+      <w:r>
+        <w:rPr>
+          <w:rFonts w:ascii="Microsoft YaHei" w:hAnsi="Microsoft YaHei" w:eastAsia="Microsoft YaHei" w:cs="Microsoft YaHei"/>
+          <w:b w:val="0"/>
+          <w:sz w:val="20"/>
+        </w:rPr>
+        <w:t xml:space="preserve">1. </w:t>
+      </w:r>
+      <w:r>
+        <w:rPr>
+          <w:rFonts w:ascii="Microsoft YaHei" w:hAnsi="Microsoft YaHei" w:eastAsia="Microsoft YaHei" w:cs="Microsoft YaHei"/>
+          <w:b/>
+          <w:sz w:val="20"/>
+        </w:rPr>
+        <w:t>旗舰前置</w:t>
+      </w:r>
+      <w:r>
+        <w:rPr>
+          <w:rFonts w:ascii="Microsoft YaHei" w:hAnsi="Microsoft YaHei" w:eastAsia="Microsoft YaHei" w:cs="Microsoft YaHei"/>
+          <w:b w:val="0"/>
+          <w:sz w:val="20"/>
+        </w:rPr>
+        <w:t>：Q2 8D（旗舰①）、Q6 立项门禁（旗舰②）提前为质量域首发（数据内部、off-LAN 可推进、风险可控）。</w:t>
+      </w:r>
+      <w:r>
+        <w:br/>
+      </w:r>
+      <w:r>
+        <w:rPr>
+          <w:rFonts w:ascii="Microsoft YaHei" w:hAnsi="Microsoft YaHei" w:eastAsia="Microsoft YaHei" w:cs="Microsoft YaHei"/>
+          <w:b w:val="0"/>
+          <w:sz w:val="20"/>
+        </w:rPr>
+        <w:t xml:space="preserve">2. </w:t>
+      </w:r>
+      <w:r>
+        <w:rPr>
+          <w:rFonts w:ascii="Microsoft YaHei" w:hAnsi="Microsoft YaHei" w:eastAsia="Microsoft YaHei" w:cs="Microsoft YaHei"/>
+          <w:b/>
+          <w:sz w:val="20"/>
+        </w:rPr>
+        <w:t>新增两场景</w:t>
+      </w:r>
+      <w:r>
+        <w:rPr>
+          <w:rFonts w:ascii="Microsoft YaHei" w:hAnsi="Microsoft YaHei" w:eastAsia="Microsoft YaHei" w:cs="Microsoft YaHei"/>
+          <w:b w:val="0"/>
+          <w:sz w:val="20"/>
+        </w:rPr>
+        <w:t>：Q7 IQC 来料检验、Q8 SPC 制程异常预警（原序列遗漏，依赖 MES/LAN，后置）。</w:t>
+      </w:r>
+      <w:r>
+        <w:br/>
+      </w:r>
+      <w:r>
+        <w:rPr>
+          <w:rFonts w:ascii="Microsoft YaHei" w:hAnsi="Microsoft YaHei" w:eastAsia="Microsoft YaHei" w:cs="Microsoft YaHei"/>
+          <w:b w:val="0"/>
+          <w:sz w:val="20"/>
+        </w:rPr>
+        <w:t xml:space="preserve">3. </w:t>
+      </w:r>
+      <w:r>
+        <w:rPr>
+          <w:rFonts w:ascii="Microsoft YaHei" w:hAnsi="Microsoft YaHei" w:eastAsia="Microsoft YaHei" w:cs="Microsoft YaHei"/>
+          <w:b/>
+          <w:sz w:val="20"/>
+        </w:rPr>
+        <w:t>深水区后置</w:t>
+      </w:r>
+      <w:r>
+        <w:rPr>
+          <w:rFonts w:ascii="Microsoft YaHei" w:hAnsi="Microsoft YaHei" w:eastAsia="Microsoft YaHei" w:cs="Microsoft YaHei"/>
+          <w:b w:val="0"/>
+          <w:sz w:val="20"/>
+        </w:rPr>
+        <w:t>：Q3 FMEA（涉 OEM 设计数据、协同最重）大幅延后至深水区末段；Q4 PPAP（OEM 隔离前提）后置；Q5 IATF 并入体系文档助手、略提前。</w:t>
+      </w:r>
+      <w:r>
+        <w:br/>
+      </w:r>
+      <w:r>
+        <w:rPr>
+          <w:rFonts w:ascii="Microsoft YaHei" w:hAnsi="Microsoft YaHei" w:eastAsia="Microsoft YaHei" w:cs="Microsoft YaHei"/>
+          <w:b w:val="0"/>
+          <w:sz w:val="20"/>
+        </w:rPr>
+        <w:t>| 场景 | 原启动 | 修订后启动（已落到月） | 角色 |</w:t>
+      </w:r>
+      <w:r>
+        <w:br/>
+      </w:r>
+      <w:r>
+        <w:rPr>
+          <w:rFonts w:ascii="Microsoft YaHei" w:hAnsi="Microsoft YaHei" w:eastAsia="Microsoft YaHei" w:cs="Microsoft YaHei"/>
+          <w:b w:val="0"/>
+          <w:sz w:val="20"/>
+        </w:rPr>
+        <w:t>|------|-------|----------------------|------|</w:t>
+      </w:r>
+      <w:r>
+        <w:br/>
+      </w:r>
+      <w:r>
+        <w:rPr>
+          <w:rFonts w:ascii="Microsoft YaHei" w:hAnsi="Microsoft YaHei" w:eastAsia="Microsoft YaHei" w:cs="Microsoft YaHei"/>
+          <w:b w:val="0"/>
+          <w:sz w:val="20"/>
+        </w:rPr>
+        <w:t xml:space="preserve">| Q2 8D 不良分析 | 2026-11 | </w:t>
+      </w:r>
+      <w:r>
+        <w:rPr>
+          <w:rFonts w:ascii="Microsoft YaHei" w:hAnsi="Microsoft YaHei" w:eastAsia="Microsoft YaHei" w:cs="Microsoft YaHei"/>
+          <w:b/>
+          <w:sz w:val="20"/>
+        </w:rPr>
+        <w:t>2026-10</w:t>
+      </w:r>
+      <w:r>
+        <w:rPr>
+          <w:rFonts w:ascii="Microsoft YaHei" w:hAnsi="Microsoft YaHei" w:eastAsia="Microsoft YaHei" w:cs="Microsoft YaHei"/>
+          <w:b w:val="0"/>
+          <w:sz w:val="20"/>
+        </w:rPr>
+        <w:t>（质量入轨） | 旗舰① |</w:t>
+      </w:r>
+      <w:r>
+        <w:br/>
+      </w:r>
+      <w:r>
+        <w:rPr>
+          <w:rFonts w:ascii="Microsoft YaHei" w:hAnsi="Microsoft YaHei" w:eastAsia="Microsoft YaHei" w:cs="Microsoft YaHei"/>
+          <w:b w:val="0"/>
+          <w:sz w:val="20"/>
+        </w:rPr>
+        <w:t xml:space="preserve">| Q6 立项门禁 | 2027-03 | </w:t>
+      </w:r>
+      <w:r>
+        <w:rPr>
+          <w:rFonts w:ascii="Microsoft YaHei" w:hAnsi="Microsoft YaHei" w:eastAsia="Microsoft YaHei" w:cs="Microsoft YaHei"/>
+          <w:b/>
+          <w:sz w:val="20"/>
+        </w:rPr>
+        <w:t>2026-11</w:t>
+      </w:r>
+      <w:r>
+        <w:rPr>
+          <w:rFonts w:ascii="Microsoft YaHei" w:hAnsi="Microsoft YaHei" w:eastAsia="Microsoft YaHei" w:cs="Microsoft YaHei"/>
+          <w:b w:val="0"/>
+          <w:sz w:val="20"/>
+        </w:rPr>
+        <w:t>（试点至 12 月） | 旗舰② |</w:t>
+      </w:r>
+      <w:r>
+        <w:br/>
+      </w:r>
+      <w:r>
+        <w:rPr>
+          <w:rFonts w:ascii="Microsoft YaHei" w:hAnsi="Microsoft YaHei" w:eastAsia="Microsoft YaHei" w:cs="Microsoft YaHei"/>
+          <w:b w:val="0"/>
+          <w:sz w:val="20"/>
+        </w:rPr>
+        <w:t>| Q1 客诉分流 | 2026-10 | 2027-01 | 第③（8D 入口） |</w:t>
+      </w:r>
+      <w:r>
+        <w:br/>
+      </w:r>
+      <w:r>
+        <w:rPr>
+          <w:rFonts w:ascii="Microsoft YaHei" w:hAnsi="Microsoft YaHei" w:eastAsia="Microsoft YaHei" w:cs="Microsoft YaHei"/>
+          <w:b w:val="0"/>
+          <w:sz w:val="20"/>
+        </w:rPr>
+        <w:t>| Q5 IATF/体系文档 | 2027-02 | 2027-02 | 第④ |</w:t>
+      </w:r>
+      <w:r>
+        <w:br/>
+      </w:r>
+      <w:r>
+        <w:rPr>
+          <w:rFonts w:ascii="Microsoft YaHei" w:hAnsi="Microsoft YaHei" w:eastAsia="Microsoft YaHei" w:cs="Microsoft YaHei"/>
+          <w:b w:val="0"/>
+          <w:sz w:val="20"/>
+        </w:rPr>
+        <w:t>| Q4 PPAP 审核 | 2027-01 | 2027-04 | 第⑦（OEM 隔离前提） |</w:t>
+      </w:r>
+      <w:r>
+        <w:br/>
+      </w:r>
+      <w:r>
+        <w:rPr>
+          <w:rFonts w:ascii="Microsoft YaHei" w:hAnsi="Microsoft YaHei" w:eastAsia="Microsoft YaHei" w:cs="Microsoft YaHei"/>
+          <w:b w:val="0"/>
+          <w:sz w:val="20"/>
+        </w:rPr>
+        <w:t>| Q3 FMEA 维护 | 2026-12 | 2027-05 | 末位（最重最敏感） |</w:t>
+      </w:r>
+      <w:r>
+        <w:br/>
+      </w:r>
+      <w:r>
+        <w:rPr>
+          <w:rFonts w:ascii="Microsoft YaHei" w:hAnsi="Microsoft YaHei" w:eastAsia="Microsoft YaHei" w:cs="Microsoft YaHei"/>
+          <w:b w:val="0"/>
+          <w:sz w:val="20"/>
+        </w:rPr>
+        <w:t>| Q7 IQC 来料检验（新） | — | 2027-05 | 新增（依赖 MES/LAN） |</w:t>
+      </w:r>
+      <w:r>
+        <w:br/>
+      </w:r>
+      <w:r>
+        <w:rPr>
+          <w:rFonts w:ascii="Microsoft YaHei" w:hAnsi="Microsoft YaHei" w:eastAsia="Microsoft YaHei" w:cs="Microsoft YaHei"/>
+          <w:b w:val="0"/>
+          <w:sz w:val="20"/>
+        </w:rPr>
+        <w:t>| Q8 SPC 异常预警（新） | — | 2027-06 | 新增（依赖 MES/LAN） |</w:t>
+      </w:r>
+      <w:r>
+        <w:br/>
+      </w:r>
+      <w:r>
+        <w:rPr>
+          <w:rFonts w:ascii="Microsoft YaHei" w:hAnsi="Microsoft YaHei" w:eastAsia="Microsoft YaHei" w:cs="Microsoft YaHei"/>
+          <w:b w:val="0"/>
+          <w:sz w:val="20"/>
+        </w:rPr>
+        <w:t>月度落位 2026-06-11 经 Paul 确认（8D 10 月入轨）；本表与 §加速启动总览权威排期表一致。</w:t>
+      </w:r>
+      <w:r>
+        <w:br/>
+      </w:r>
+      <w:r>
+        <w:rPr>
+          <w:rFonts w:ascii="Microsoft YaHei" w:hAnsi="Microsoft YaHei" w:eastAsia="Microsoft YaHei" w:cs="Microsoft YaHei"/>
+          <w:b w:val="0"/>
+          <w:sz w:val="20"/>
+        </w:rPr>
+        <w:t>下列各场景块的"启动"时间已按本修订更新；本节后新增 Q7/Q8 两场景块。详细 PRD 见旗舰文档《质量旗舰PRD-Q2-8D不良分析与根因》《质量旗舰PRD-项目立项审核门禁》。</w:t>
+      </w:r>
+    </w:p>
+    <w:p>
+      <w:pPr>
         <w:pStyle w:val="Heading5"/>
         <w:spacing w:before="180" w:after="120"/>
       </w:pPr>
@@ -5623,7 +6079,7 @@
           <w:color w:val="2E5B8A"/>
           <w:sz w:val="22"/>
         </w:rPr>
-        <w:t>场景 Q1：客诉智能分类与自动分流（2026年10月启动）</w:t>
+        <w:t>场景 Q1：客诉智能分类与自动分流（修订后：2027-01 启动，第③）</w:t>
       </w:r>
     </w:p>
     <w:p>
@@ -5978,7 +6434,7 @@
           <w:color w:val="2E5B8A"/>
           <w:sz w:val="22"/>
         </w:rPr>
-        <w:t>场景 Q2：8D 报告智能起草（2026年11月启动）</w:t>
+        <w:t>场景 Q2：8D 报告智能起草（修订后：旗舰①，2026-10 启动）</w:t>
       </w:r>
     </w:p>
     <w:p>
@@ -6146,7 +6602,7 @@
           <w:color w:val="2E5B8A"/>
           <w:sz w:val="22"/>
         </w:rPr>
-        <w:t>场景 Q3：FMEA 智能维护助手（2026年12月启动）</w:t>
+        <w:t>场景 Q3：FMEA 智能维护助手（修订后：深水区，2027-05 启动）</w:t>
       </w:r>
     </w:p>
     <w:p>
@@ -6314,7 +6770,7 @@
           <w:color w:val="2E5B8A"/>
           <w:sz w:val="22"/>
         </w:rPr>
-        <w:t>场景 Q4：PPAP 文档自动审核助手（2027年1月启动）</w:t>
+        <w:t>场景 Q4：PPAP 文档自动审核助手（修订后：2027-04 启动，OEM 隔离层就绪为前提）</w:t>
       </w:r>
     </w:p>
     <w:p>
@@ -6652,7 +7108,7 @@
           <w:color w:val="2E5B8A"/>
           <w:sz w:val="22"/>
         </w:rPr>
-        <w:t>场景 Q5：IATF 审核准备助手（2027年2月启动）</w:t>
+        <w:t>场景 Q5：IATF 审核准备助手（修订后：2027-02 启动，并入体系文档助手）</w:t>
       </w:r>
     </w:p>
     <w:p>
@@ -6820,7 +7276,7 @@
           <w:color w:val="2E5B8A"/>
           <w:sz w:val="22"/>
         </w:rPr>
-        <w:t>场景 Q6：项目立项审核门禁助手（2027年3月启动）</w:t>
+        <w:t>场景 Q6：项目立项审核门禁助手（修订后：旗舰②，2026-11 启动）</w:t>
       </w:r>
     </w:p>
     <w:p>
@@ -7144,6 +7600,410 @@
           <w:sz w:val="17"/>
         </w:rPr>
         <w:t xml:space="preserve">         （此场景可作为 PMO 流程的标准化门禁节点）</w:t>
+      </w:r>
+    </w:p>
+    <w:p>
+      <w:pPr>
+        <w:pStyle w:val="Heading5"/>
+        <w:spacing w:before="180" w:after="120"/>
+      </w:pPr>
+      <w:r>
+        <w:rPr>
+          <w:rFonts w:ascii="Microsoft YaHei" w:hAnsi="Microsoft YaHei" w:eastAsia="Microsoft YaHei" w:cs="Microsoft YaHei"/>
+          <w:b/>
+          <w:color w:val="2E5B8A"/>
+          <w:sz w:val="22"/>
+        </w:rPr>
+        <w:t>场景 Q7：IQC 来料检验智能判定（新增，2026-06-11 补入；修订后：2027-05 启动）</w:t>
+      </w:r>
+    </w:p>
+    <w:p>
+      <w:pPr>
+        <w:pBdr>
+          <w:left w:val="single" w:sz="18" w:space="8" w:color="9BB4CC"/>
+        </w:pBdr>
+        <w:shd w:val="clear" w:color="auto" w:fill="F4F4F4"/>
+        <w:spacing w:before="40" w:after="0"/>
+        <w:ind w:left="160"/>
+      </w:pPr>
+      <w:r>
+        <w:rPr>
+          <w:rFonts w:ascii="NSimSun" w:hAnsi="NSimSun" w:eastAsia="NSimSun" w:cs="NSimSun"/>
+          <w:sz w:val="17"/>
+        </w:rPr>
+        <w:t>痛点: 来料检验依赖检验员经验逐批判定，标准散落在各检验规范里，</w:t>
+      </w:r>
+    </w:p>
+    <w:p>
+      <w:pPr>
+        <w:pBdr>
+          <w:left w:val="single" w:sz="18" w:space="8" w:color="9BB4CC"/>
+        </w:pBdr>
+        <w:shd w:val="clear" w:color="auto" w:fill="F4F4F4"/>
+        <w:spacing w:before="0" w:after="0"/>
+        <w:ind w:left="160"/>
+      </w:pPr>
+      <w:r>
+        <w:rPr>
+          <w:rFonts w:ascii="NSimSun" w:hAnsi="NSimSun" w:eastAsia="NSimSun" w:cs="NSimSun"/>
+          <w:sz w:val="17"/>
+        </w:rPr>
+        <w:t xml:space="preserve">     不良判定一致性差、追溯弱；与供应商不良史、来料 SPC 未打通</w:t>
+      </w:r>
+    </w:p>
+    <w:p>
+      <w:pPr>
+        <w:pBdr>
+          <w:left w:val="single" w:sz="18" w:space="8" w:color="9BB4CC"/>
+        </w:pBdr>
+        <w:shd w:val="clear" w:color="auto" w:fill="F4F4F4"/>
+        <w:spacing w:before="0" w:after="0"/>
+        <w:ind w:left="160"/>
+      </w:pPr>
+      <w:r>
+        <w:rPr>
+          <w:rFonts w:ascii="NSimSun" w:hAnsi="NSimSun" w:eastAsia="NSimSun" w:cs="NSimSun"/>
+          <w:sz w:val="17"/>
+        </w:rPr>
+        <w:t>AI 做什么:</w:t>
+      </w:r>
+    </w:p>
+    <w:p>
+      <w:pPr>
+        <w:pBdr>
+          <w:left w:val="single" w:sz="18" w:space="8" w:color="9BB4CC"/>
+        </w:pBdr>
+        <w:shd w:val="clear" w:color="auto" w:fill="F4F4F4"/>
+        <w:spacing w:before="0" w:after="0"/>
+        <w:ind w:left="160"/>
+      </w:pPr>
+      <w:r>
+        <w:rPr>
+          <w:rFonts w:ascii="NSimSun" w:hAnsi="NSimSun" w:eastAsia="NSimSun" w:cs="NSimSun"/>
+          <w:sz w:val="17"/>
+        </w:rPr>
+        <w:t xml:space="preserve">  - 接入 MES/QMS 检验记录与检验标准，自动给出"放行/特采/退货"判定建议</w:t>
+      </w:r>
+    </w:p>
+    <w:p>
+      <w:pPr>
+        <w:pBdr>
+          <w:left w:val="single" w:sz="18" w:space="8" w:color="9BB4CC"/>
+        </w:pBdr>
+        <w:shd w:val="clear" w:color="auto" w:fill="F4F4F4"/>
+        <w:spacing w:before="0" w:after="0"/>
+        <w:ind w:left="160"/>
+      </w:pPr>
+      <w:r>
+        <w:rPr>
+          <w:rFonts w:ascii="NSimSun" w:hAnsi="NSimSun" w:eastAsia="NSimSun" w:cs="NSimSun"/>
+          <w:sz w:val="17"/>
+        </w:rPr>
+        <w:t xml:space="preserve">  - 关联供应商历史不良与来料 SPC 趋势，对高风险批次提级抽检建议</w:t>
+      </w:r>
+    </w:p>
+    <w:p>
+      <w:pPr>
+        <w:pBdr>
+          <w:left w:val="single" w:sz="18" w:space="8" w:color="9BB4CC"/>
+        </w:pBdr>
+        <w:shd w:val="clear" w:color="auto" w:fill="F4F4F4"/>
+        <w:spacing w:before="0" w:after="0"/>
+        <w:ind w:left="160"/>
+      </w:pPr>
+      <w:r>
+        <w:rPr>
+          <w:rFonts w:ascii="NSimSun" w:hAnsi="NSimSun" w:eastAsia="NSimSun" w:cs="NSimSun"/>
+          <w:sz w:val="17"/>
+        </w:rPr>
+        <w:t xml:space="preserve">  - 自动生成 IQC 判定记录与不良流转单初稿，与 8D（Q2）联动触发</w:t>
+      </w:r>
+    </w:p>
+    <w:p>
+      <w:pPr>
+        <w:pBdr>
+          <w:left w:val="single" w:sz="18" w:space="8" w:color="9BB4CC"/>
+        </w:pBdr>
+        <w:shd w:val="clear" w:color="auto" w:fill="F4F4F4"/>
+        <w:spacing w:before="0" w:after="0"/>
+        <w:ind w:left="160"/>
+      </w:pPr>
+      <w:r>
+        <w:rPr>
+          <w:rFonts w:ascii="NSimSun" w:hAnsi="NSimSun" w:eastAsia="NSimSun" w:cs="NSimSun"/>
+          <w:sz w:val="17"/>
+        </w:rPr>
+        <w:t>数据依赖: MES/QMS 检验记录、来料 SPC、检验标准库、供应商不良史（与 SC1 联动）</w:t>
+      </w:r>
+    </w:p>
+    <w:p>
+      <w:pPr>
+        <w:pBdr>
+          <w:left w:val="single" w:sz="18" w:space="8" w:color="9BB4CC"/>
+        </w:pBdr>
+        <w:shd w:val="clear" w:color="auto" w:fill="F4F4F4"/>
+        <w:spacing w:before="0" w:after="0"/>
+        <w:ind w:left="160"/>
+      </w:pPr>
+      <w:r>
+        <w:rPr>
+          <w:rFonts w:ascii="NSimSun" w:hAnsi="NSimSun" w:eastAsia="NSimSun" w:cs="NSimSun"/>
+          <w:sz w:val="17"/>
+        </w:rPr>
+        <w:t>自动化等级: L2（AI 判定建议，IQC 检验员/质量工程师确认）</w:t>
+      </w:r>
+    </w:p>
+    <w:p>
+      <w:pPr>
+        <w:pBdr>
+          <w:left w:val="single" w:sz="18" w:space="8" w:color="9BB4CC"/>
+        </w:pBdr>
+        <w:shd w:val="clear" w:color="auto" w:fill="F4F4F4"/>
+        <w:spacing w:before="0" w:after="0"/>
+        <w:ind w:left="160"/>
+      </w:pPr>
+      <w:r>
+        <w:rPr>
+          <w:rFonts w:ascii="NSimSun" w:hAnsi="NSimSun" w:eastAsia="NSimSun" w:cs="NSimSun"/>
+          <w:sz w:val="17"/>
+        </w:rPr>
+        <w:t>依赖与阻塞: 🔴 MES/QMS 接口 + LAN（off-LAN 不可跑真实）；检验标准需结构化</w:t>
+      </w:r>
+    </w:p>
+    <w:p>
+      <w:pPr>
+        <w:pBdr>
+          <w:left w:val="single" w:sz="18" w:space="8" w:color="9BB4CC"/>
+        </w:pBdr>
+        <w:shd w:val="clear" w:color="auto" w:fill="F4F4F4"/>
+        <w:spacing w:before="0" w:after="0"/>
+        <w:ind w:left="160"/>
+      </w:pPr>
+      <w:r>
+        <w:rPr>
+          <w:rFonts w:ascii="NSimSun" w:hAnsi="NSimSun" w:eastAsia="NSimSun" w:cs="NSimSun"/>
+          <w:sz w:val="17"/>
+        </w:rPr>
+        <w:t>预期价值: 判定一致性与追溯性提升；高风险批次更早拦截</w:t>
+      </w:r>
+    </w:p>
+    <w:p>
+      <w:pPr>
+        <w:pBdr>
+          <w:left w:val="single" w:sz="18" w:space="8" w:color="9BB4CC"/>
+        </w:pBdr>
+        <w:shd w:val="clear" w:color="auto" w:fill="F4F4F4"/>
+        <w:spacing w:before="0" w:after="40"/>
+        <w:ind w:left="160"/>
+      </w:pPr>
+      <w:r>
+        <w:rPr>
+          <w:rFonts w:ascii="NSimSun" w:hAnsi="NSimSun" w:eastAsia="NSimSun" w:cs="NSimSun"/>
+          <w:sz w:val="17"/>
+        </w:rPr>
+        <w:t>合规注意: 判定结果须满足 IATF 8.6.4 外部供方产品验证可追溯；AI 不自动放行</w:t>
+      </w:r>
+    </w:p>
+    <w:p>
+      <w:pPr>
+        <w:pStyle w:val="Heading5"/>
+        <w:spacing w:before="180" w:after="120"/>
+      </w:pPr>
+      <w:r>
+        <w:rPr>
+          <w:rFonts w:ascii="Microsoft YaHei" w:hAnsi="Microsoft YaHei" w:eastAsia="Microsoft YaHei" w:cs="Microsoft YaHei"/>
+          <w:b/>
+          <w:color w:val="2E5B8A"/>
+          <w:sz w:val="22"/>
+        </w:rPr>
+        <w:t>场景 Q8：SPC 制程异常预警（新增，2026-06-11 补入；修订后：2027-06 启动）</w:t>
+      </w:r>
+    </w:p>
+    <w:p>
+      <w:pPr>
+        <w:pBdr>
+          <w:left w:val="single" w:sz="18" w:space="8" w:color="9BB4CC"/>
+        </w:pBdr>
+        <w:shd w:val="clear" w:color="auto" w:fill="F4F4F4"/>
+        <w:spacing w:before="40" w:after="0"/>
+        <w:ind w:left="160"/>
+      </w:pPr>
+      <w:r>
+        <w:rPr>
+          <w:rFonts w:ascii="NSimSun" w:hAnsi="NSimSun" w:eastAsia="NSimSun" w:cs="NSimSun"/>
+          <w:sz w:val="17"/>
+        </w:rPr>
+        <w:t>痛点: SPC 失控多靠事后翻图发现，CPK 下滑、趋势异常预警滞后，</w:t>
+      </w:r>
+    </w:p>
+    <w:p>
+      <w:pPr>
+        <w:pBdr>
+          <w:left w:val="single" w:sz="18" w:space="8" w:color="9BB4CC"/>
+        </w:pBdr>
+        <w:shd w:val="clear" w:color="auto" w:fill="F4F4F4"/>
+        <w:spacing w:before="0" w:after="0"/>
+        <w:ind w:left="160"/>
+      </w:pPr>
+      <w:r>
+        <w:rPr>
+          <w:rFonts w:ascii="NSimSun" w:hAnsi="NSimSun" w:eastAsia="NSimSun" w:cs="NSimSun"/>
+          <w:sz w:val="17"/>
+        </w:rPr>
+        <w:t xml:space="preserve">     控制限基准治理不统一</w:t>
+      </w:r>
+    </w:p>
+    <w:p>
+      <w:pPr>
+        <w:pBdr>
+          <w:left w:val="single" w:sz="18" w:space="8" w:color="9BB4CC"/>
+        </w:pBdr>
+        <w:shd w:val="clear" w:color="auto" w:fill="F4F4F4"/>
+        <w:spacing w:before="0" w:after="0"/>
+        <w:ind w:left="160"/>
+      </w:pPr>
+      <w:r>
+        <w:rPr>
+          <w:rFonts w:ascii="NSimSun" w:hAnsi="NSimSun" w:eastAsia="NSimSun" w:cs="NSimSun"/>
+          <w:sz w:val="17"/>
+        </w:rPr>
+        <w:t>AI 做什么:</w:t>
+      </w:r>
+    </w:p>
+    <w:p>
+      <w:pPr>
+        <w:pBdr>
+          <w:left w:val="single" w:sz="18" w:space="8" w:color="9BB4CC"/>
+        </w:pBdr>
+        <w:shd w:val="clear" w:color="auto" w:fill="F4F4F4"/>
+        <w:spacing w:before="0" w:after="0"/>
+        <w:ind w:left="160"/>
+      </w:pPr>
+      <w:r>
+        <w:rPr>
+          <w:rFonts w:ascii="NSimSun" w:hAnsi="NSimSun" w:eastAsia="NSimSun" w:cs="NSimSun"/>
+          <w:sz w:val="17"/>
+        </w:rPr>
+        <w:t xml:space="preserve">  - 接入 MES/SPC 实时流，按控制计划自动判异（失控点/趋势/CPK 下滑）并预警</w:t>
+      </w:r>
+    </w:p>
+    <w:p>
+      <w:pPr>
+        <w:pBdr>
+          <w:left w:val="single" w:sz="18" w:space="8" w:color="9BB4CC"/>
+        </w:pBdr>
+        <w:shd w:val="clear" w:color="auto" w:fill="F4F4F4"/>
+        <w:spacing w:before="0" w:after="0"/>
+        <w:ind w:left="160"/>
+      </w:pPr>
+      <w:r>
+        <w:rPr>
+          <w:rFonts w:ascii="NSimSun" w:hAnsi="NSimSun" w:eastAsia="NSimSun" w:cs="NSimSun"/>
+          <w:sz w:val="17"/>
+        </w:rPr>
+        <w:t xml:space="preserve">  - 关联工序/物料/班次给出可能原因线索，推送相关责任人</w:t>
+      </w:r>
+    </w:p>
+    <w:p>
+      <w:pPr>
+        <w:pBdr>
+          <w:left w:val="single" w:sz="18" w:space="8" w:color="9BB4CC"/>
+        </w:pBdr>
+        <w:shd w:val="clear" w:color="auto" w:fill="F4F4F4"/>
+        <w:spacing w:before="0" w:after="0"/>
+        <w:ind w:left="160"/>
+      </w:pPr>
+      <w:r>
+        <w:rPr>
+          <w:rFonts w:ascii="NSimSun" w:hAnsi="NSimSun" w:eastAsia="NSimSun" w:cs="NSimSun"/>
+          <w:sz w:val="17"/>
+        </w:rPr>
+        <w:t xml:space="preserve">  - 为安全相关特性的异常打标，强制走功能安全工程师研判（ISO 26262）</w:t>
+      </w:r>
+    </w:p>
+    <w:p>
+      <w:pPr>
+        <w:pBdr>
+          <w:left w:val="single" w:sz="18" w:space="8" w:color="9BB4CC"/>
+        </w:pBdr>
+        <w:shd w:val="clear" w:color="auto" w:fill="F4F4F4"/>
+        <w:spacing w:before="0" w:after="0"/>
+        <w:ind w:left="160"/>
+      </w:pPr>
+      <w:r>
+        <w:rPr>
+          <w:rFonts w:ascii="NSimSun" w:hAnsi="NSimSun" w:eastAsia="NSimSun" w:cs="NSimSun"/>
+          <w:sz w:val="17"/>
+        </w:rPr>
+        <w:t>数据依赖: MES/SPC 实时数据、控制计划、CPK 基准、工序-物料-班次关联</w:t>
+      </w:r>
+    </w:p>
+    <w:p>
+      <w:pPr>
+        <w:pBdr>
+          <w:left w:val="single" w:sz="18" w:space="8" w:color="9BB4CC"/>
+        </w:pBdr>
+        <w:shd w:val="clear" w:color="auto" w:fill="F4F4F4"/>
+        <w:spacing w:before="0" w:after="0"/>
+        <w:ind w:left="160"/>
+      </w:pPr>
+      <w:r>
+        <w:rPr>
+          <w:rFonts w:ascii="NSimSun" w:hAnsi="NSimSun" w:eastAsia="NSimSun" w:cs="NSimSun"/>
+          <w:sz w:val="17"/>
+        </w:rPr>
+        <w:t>自动化等级: L1（自动判异预警）→ L2（涉对客/停线/安全相关结论须人工确认）</w:t>
+      </w:r>
+    </w:p>
+    <w:p>
+      <w:pPr>
+        <w:pBdr>
+          <w:left w:val="single" w:sz="18" w:space="8" w:color="9BB4CC"/>
+        </w:pBdr>
+        <w:shd w:val="clear" w:color="auto" w:fill="F4F4F4"/>
+        <w:spacing w:before="0" w:after="0"/>
+        <w:ind w:left="160"/>
+      </w:pPr>
+      <w:r>
+        <w:rPr>
+          <w:rFonts w:ascii="NSimSun" w:hAnsi="NSimSun" w:eastAsia="NSimSun" w:cs="NSimSun"/>
+          <w:sz w:val="17"/>
+        </w:rPr>
+        <w:t>依赖与阻塞: 🔴 MES 实时流 + LAN；控制限基准治理为前提</w:t>
+      </w:r>
+    </w:p>
+    <w:p>
+      <w:pPr>
+        <w:pBdr>
+          <w:left w:val="single" w:sz="18" w:space="8" w:color="9BB4CC"/>
+        </w:pBdr>
+        <w:shd w:val="clear" w:color="auto" w:fill="F4F4F4"/>
+        <w:spacing w:before="0" w:after="0"/>
+        <w:ind w:left="160"/>
+      </w:pPr>
+      <w:r>
+        <w:rPr>
+          <w:rFonts w:ascii="NSimSun" w:hAnsi="NSimSun" w:eastAsia="NSimSun" w:cs="NSimSun"/>
+          <w:sz w:val="17"/>
+        </w:rPr>
+        <w:t>预期价值: 异常从"事后发现"转为"实时预警"，减少批量不良</w:t>
+      </w:r>
+    </w:p>
+    <w:p>
+      <w:pPr>
+        <w:pBdr>
+          <w:left w:val="single" w:sz="18" w:space="8" w:color="9BB4CC"/>
+        </w:pBdr>
+        <w:shd w:val="clear" w:color="auto" w:fill="F4F4F4"/>
+        <w:spacing w:before="0" w:after="40"/>
+        <w:ind w:left="160"/>
+      </w:pPr>
+      <w:r>
+        <w:rPr>
+          <w:rFonts w:ascii="NSimSun" w:hAnsi="NSimSun" w:eastAsia="NSimSun" w:cs="NSimSun"/>
+          <w:sz w:val="17"/>
+        </w:rPr>
+        <w:t>合规注意: 涉功能安全特性的异常结论不得 AI 直接落地（CLAUDE.md §7 第 5 条），须人工审核</w:t>
       </w:r>
     </w:p>
     <w:p>
@@ -12491,7 +13351,7 @@
           <w:color w:val="2E5B8A"/>
           <w:sz w:val="22"/>
         </w:rPr>
-        <w:t>场景 O1：生产排程智能优化（2026年11-12月启动）</w:t>
+        <w:t>场景 O1：生产排程智能优化（2026年9月启动；收割提前，已合 master）</w:t>
       </w:r>
     </w:p>
     <w:p>
@@ -12693,7 +13553,7 @@
           <w:color w:val="2E5B8A"/>
           <w:sz w:val="22"/>
         </w:rPr>
-        <w:t>场景 O2：物料齐套预警（2026年10-11月启动）</w:t>
+        <w:t>场景 O2：物料齐套预警（2026年9月启动；收割提前，已合 master）</w:t>
       </w:r>
     </w:p>
     <w:p>
@@ -12895,7 +13755,7 @@
           <w:color w:val="2E5B8A"/>
           <w:sz w:val="22"/>
         </w:rPr>
-        <w:t>场景 O3：物流异常检测与追踪（2026年11月-2027年1月启动）</w:t>
+        <w:t>场景 O3：物流异常检测与追踪（2026年12月启动）</w:t>
       </w:r>
     </w:p>
     <w:p>
@@ -13097,7 +13957,7 @@
           <w:color w:val="2E5B8A"/>
           <w:sz w:val="22"/>
         </w:rPr>
-        <w:t>场景 O4：设备预测性维护（2026年12月-2027年2月启动）</w:t>
+        <w:t>场景 O4：设备预测性维护（2027年1月启动；依赖 IoT 传感器，硬件未就绪则顺延）</w:t>
       </w:r>
     </w:p>
     <w:p>
@@ -13317,41 +14177,172 @@
     </w:p>
     <w:p>
       <w:pPr>
-        <w:jc w:val="center"/>
-      </w:pPr>
-      <w:r>
-        <w:drawing>
-          <wp:inline xmlns:a="http://schemas.openxmlformats.org/drawingml/2006/main" xmlns:pic="http://schemas.openxmlformats.org/drawingml/2006/picture">
-            <wp:extent cx="5852160" cy="1157858"/>
-            <wp:docPr id="2" name="Picture 2"/>
-            <wp:cNvGraphicFramePr>
-              <a:graphicFrameLocks noChangeAspect="1"/>
-            </wp:cNvGraphicFramePr>
-            <a:graphic>
-              <a:graphicData uri="http://schemas.openxmlformats.org/drawingml/2006/picture">
-                <pic:pic>
-                  <pic:nvPicPr>
-                    <pic:cNvPr id="0" name="maturity.png"/>
-                    <pic:cNvPicPr/>
-                  </pic:nvPicPr>
-                  <pic:blipFill>
-                    <a:blip r:embed="rId12"/>
-                    <a:stretch>
-                      <a:fillRect/>
-                    </a:stretch>
-                  </pic:blipFill>
-                  <pic:spPr>
-                    <a:xfrm>
-                      <a:off x="0" y="0"/>
-                      <a:ext cx="5852160" cy="1157858"/>
-                    </a:xfrm>
-                    <a:prstGeom prst="rect"/>
-                  </pic:spPr>
-                </pic:pic>
-              </a:graphicData>
-            </a:graphic>
-          </wp:inline>
-        </w:drawing>
+        <w:pBdr>
+          <w:left w:val="single" w:sz="18" w:space="8" w:color="9BB4CC"/>
+        </w:pBdr>
+        <w:shd w:val="clear" w:color="auto" w:fill="F4F4F4"/>
+        <w:spacing w:before="40" w:after="0"/>
+        <w:ind w:left="160"/>
+      </w:pPr>
+      <w:r>
+        <w:rPr>
+          <w:rFonts w:ascii="NSimSun" w:hAnsi="NSimSun" w:eastAsia="NSimSun" w:cs="NSimSun"/>
+          <w:sz w:val="17"/>
+        </w:rPr>
+        <w:t>当前状态 → 2026年12月目标 → 2027年12月目标</w:t>
+      </w:r>
+    </w:p>
+    <w:p>
+      <w:pPr>
+        <w:pBdr>
+          <w:left w:val="single" w:sz="18" w:space="8" w:color="9BB4CC"/>
+        </w:pBdr>
+        <w:shd w:val="clear" w:color="auto" w:fill="F4F4F4"/>
+        <w:spacing w:before="0" w:after="0"/>
+        <w:ind w:left="160"/>
+      </w:pPr>
+      <w:r>
+        <w:rPr>
+          <w:rFonts w:ascii="NSimSun" w:hAnsi="NSimSun" w:eastAsia="NSimSun" w:cs="NSimSun"/>
+          <w:sz w:val="17"/>
+        </w:rPr>
+        <w:t xml:space="preserve"> </w:t>
+      </w:r>
+    </w:p>
+    <w:p>
+      <w:pPr>
+        <w:pBdr>
+          <w:left w:val="single" w:sz="18" w:space="8" w:color="9BB4CC"/>
+        </w:pBdr>
+        <w:shd w:val="clear" w:color="auto" w:fill="F4F4F4"/>
+        <w:spacing w:before="0" w:after="0"/>
+        <w:ind w:left="160"/>
+      </w:pPr>
+      <w:r>
+        <w:rPr>
+          <w:rFonts w:ascii="NSimSun" w:hAnsi="NSimSun" w:eastAsia="NSimSun" w:cs="NSimSun"/>
+          <w:sz w:val="17"/>
+        </w:rPr>
+        <w:t>Level 1 (探索)    Level 2 (规模化试点)    Level 3 (体系化运营)</w:t>
+      </w:r>
+    </w:p>
+    <w:p>
+      <w:pPr>
+        <w:pBdr>
+          <w:left w:val="single" w:sz="18" w:space="8" w:color="9BB4CC"/>
+        </w:pBdr>
+        <w:shd w:val="clear" w:color="auto" w:fill="F4F4F4"/>
+        <w:spacing w:before="0" w:after="0"/>
+        <w:ind w:left="160"/>
+      </w:pPr>
+      <w:r>
+        <w:rPr>
+          <w:rFonts w:ascii="NSimSun" w:hAnsi="NSimSun" w:eastAsia="NSimSun" w:cs="NSimSun"/>
+          <w:sz w:val="17"/>
+        </w:rPr>
+        <w:t xml:space="preserve">  当前位置    →    采购/财务已覆盖     →    全公司 AI 原生运营</w:t>
+      </w:r>
+    </w:p>
+    <w:p>
+      <w:pPr>
+        <w:pBdr>
+          <w:left w:val="single" w:sz="18" w:space="8" w:color="9BB4CC"/>
+        </w:pBdr>
+        <w:shd w:val="clear" w:color="auto" w:fill="F4F4F4"/>
+        <w:spacing w:before="0" w:after="0"/>
+        <w:ind w:left="160"/>
+      </w:pPr>
+      <w:r>
+        <w:rPr>
+          <w:rFonts w:ascii="NSimSun" w:hAnsi="NSimSun" w:eastAsia="NSimSun" w:cs="NSimSun"/>
+          <w:sz w:val="17"/>
+        </w:rPr>
+        <w:t xml:space="preserve"> </w:t>
+      </w:r>
+    </w:p>
+    <w:p>
+      <w:pPr>
+        <w:pBdr>
+          <w:left w:val="single" w:sz="18" w:space="8" w:color="9BB4CC"/>
+        </w:pBdr>
+        <w:shd w:val="clear" w:color="auto" w:fill="F4F4F4"/>
+        <w:spacing w:before="0" w:after="0"/>
+        <w:ind w:left="160"/>
+      </w:pPr>
+      <w:r>
+        <w:rPr>
+          <w:rFonts w:ascii="NSimSun" w:hAnsi="NSimSun" w:eastAsia="NSimSun" w:cs="NSimSun"/>
+          <w:sz w:val="17"/>
+        </w:rPr>
+        <w:t>Level 1 特征：    Level 2 特征：           Level 3 特征：</w:t>
+      </w:r>
+    </w:p>
+    <w:p>
+      <w:pPr>
+        <w:pBdr>
+          <w:left w:val="single" w:sz="18" w:space="8" w:color="9BB4CC"/>
+        </w:pBdr>
+        <w:shd w:val="clear" w:color="auto" w:fill="F4F4F4"/>
+        <w:spacing w:before="0" w:after="0"/>
+        <w:ind w:left="160"/>
+      </w:pPr>
+      <w:r>
+        <w:rPr>
+          <w:rFonts w:ascii="NSimSun" w:hAnsi="NSimSun" w:eastAsia="NSimSun" w:cs="NSimSun"/>
+          <w:sz w:val="17"/>
+        </w:rPr>
+        <w:t>个人使用 AI 工具  4个部门有数字员工        AI 融入核心业务流程</w:t>
+      </w:r>
+    </w:p>
+    <w:p>
+      <w:pPr>
+        <w:pBdr>
+          <w:left w:val="single" w:sz="18" w:space="8" w:color="9BB4CC"/>
+        </w:pBdr>
+        <w:shd w:val="clear" w:color="auto" w:fill="F4F4F4"/>
+        <w:spacing w:before="0" w:after="0"/>
+        <w:ind w:left="160"/>
+      </w:pPr>
+      <w:r>
+        <w:rPr>
+          <w:rFonts w:ascii="NSimSun" w:hAnsi="NSimSun" w:eastAsia="NSimSun" w:cs="NSimSun"/>
+          <w:sz w:val="17"/>
+        </w:rPr>
+        <w:t>无标准流程        有统一治理框架           跨部门 Agent 协同</w:t>
+      </w:r>
+    </w:p>
+    <w:p>
+      <w:pPr>
+        <w:pBdr>
+          <w:left w:val="single" w:sz="18" w:space="8" w:color="9BB4CC"/>
+        </w:pBdr>
+        <w:shd w:val="clear" w:color="auto" w:fill="F4F4F4"/>
+        <w:spacing w:before="0" w:after="0"/>
+        <w:ind w:left="160"/>
+      </w:pPr>
+      <w:r>
+        <w:rPr>
+          <w:rFonts w:ascii="NSimSun" w:hAnsi="NSimSun" w:eastAsia="NSimSun" w:cs="NSimSun"/>
+          <w:sz w:val="17"/>
+        </w:rPr>
+        <w:t>无ROI量化         ROI 可量化              AI 成为竞争护城河</w:t>
+      </w:r>
+    </w:p>
+    <w:p>
+      <w:pPr>
+        <w:pBdr>
+          <w:left w:val="single" w:sz="18" w:space="8" w:color="9BB4CC"/>
+        </w:pBdr>
+        <w:shd w:val="clear" w:color="auto" w:fill="F4F4F4"/>
+        <w:spacing w:before="0" w:after="40"/>
+        <w:ind w:left="160"/>
+      </w:pPr>
+      <w:r>
+        <w:rPr>
+          <w:rFonts w:ascii="NSimSun" w:hAnsi="NSimSun" w:eastAsia="NSimSun" w:cs="NSimSun"/>
+          <w:sz w:val="17"/>
+        </w:rPr>
+        <w:t>无专职团队        有 AIOps 团队           AI CoE（卓越中心）建立</w:t>
       </w:r>
     </w:p>
     <w:p>
@@ -13425,45 +14416,6 @@
     </w:p>
     <w:p>
       <w:pPr>
-        <w:jc w:val="center"/>
-      </w:pPr>
-      <w:r>
-        <w:drawing>
-          <wp:inline xmlns:a="http://schemas.openxmlformats.org/drawingml/2006/main" xmlns:pic="http://schemas.openxmlformats.org/drawingml/2006/picture">
-            <wp:extent cx="5852160" cy="2573425"/>
-            <wp:docPr id="3" name="Picture 3"/>
-            <wp:cNvGraphicFramePr>
-              <a:graphicFrameLocks noChangeAspect="1"/>
-            </wp:cNvGraphicFramePr>
-            <a:graphic>
-              <a:graphicData uri="http://schemas.openxmlformats.org/drawingml/2006/picture">
-                <pic:pic>
-                  <pic:nvPicPr>
-                    <pic:cNvPr id="0" name="gantt.png"/>
-                    <pic:cNvPicPr/>
-                  </pic:nvPicPr>
-                  <pic:blipFill>
-                    <a:blip r:embed="rId13"/>
-                    <a:stretch>
-                      <a:fillRect/>
-                    </a:stretch>
-                  </pic:blipFill>
-                  <pic:spPr>
-                    <a:xfrm>
-                      <a:off x="0" y="0"/>
-                      <a:ext cx="5852160" cy="2573425"/>
-                    </a:xfrm>
-                    <a:prstGeom prst="rect"/>
-                  </pic:spPr>
-                </pic:pic>
-              </a:graphicData>
-            </a:graphic>
-          </wp:inline>
-        </w:drawing>
-      </w:r>
-    </w:p>
-    <w:p>
-      <w:pPr>
         <w:pBdr>
           <w:left w:val="single" w:sz="18" w:space="8" w:color="1F4E79"/>
         </w:pBdr>
@@ -13471,24 +14423,2366 @@
         <w:spacing w:before="80" w:after="160"/>
         <w:ind w:left="160"/>
       </w:pPr>
+      <w:r>
+        <w:rPr>
+          <w:rFonts w:ascii="Microsoft YaHei" w:hAnsi="Microsoft YaHei" w:eastAsia="Microsoft YaHei" w:cs="Microsoft YaHei"/>
+          <w:b/>
+          <w:sz w:val="20"/>
+        </w:rPr>
+        <w:t>本表为六部门并行上线的唯一权威排期</w:t>
+      </w:r>
       <w:r>
         <w:rPr>
           <w:rFonts w:ascii="Microsoft YaHei" w:hAnsi="Microsoft YaHei" w:eastAsia="Microsoft YaHei" w:cs="Microsoft YaHei"/>
           <w:b w:val="0"/>
           <w:sz w:val="20"/>
         </w:rPr>
-        <w:t>★ SC2 依赖 U9C ERP MCP 接口，7月1日必须提交 IT 申请，接口就绪后 9月试点，10月稳定。</w:t>
-      </w:r>
-      <w:r>
-        <w:br/>
-      </w:r>
+        <w:t>（月×部门），与《卓品智能AI转型实施计划（最新版）》§二月度时间线一致；含 supplychain 收割重排（SC8 提前、SC3/SC5/O1/O2 提前）与 2026-06-11 质量域序列修订（8D/立项门禁前置、新增 Q7/Q8、FMEA/PPAP 后置）。基建（7-8 月）：平台底座收割、统一 doc_parser、U9C MCP 申请★、ISO 26262 专题、OEM 数据隔离方案、错误/回滚 SOP 模板、AIOps 第 2 人到位。</w:t>
+      </w:r>
+    </w:p>
+    <w:tbl>
+      <w:tblPr>
+        <w:tblW w:type="auto" w:w="0"/>
+        <w:jc w:val="center"/>
+        <w:tblLayout w:type="autofit"/>
+        <w:tblLook w:firstColumn="1" w:firstRow="1" w:lastColumn="0" w:lastRow="0" w:noHBand="0" w:noVBand="1" w:val="04A0"/>
+      </w:tblPr>
+      <w:tblGrid>
+        <w:gridCol w:w="1337"/>
+        <w:gridCol w:w="1337"/>
+        <w:gridCol w:w="1337"/>
+        <w:gridCol w:w="1337"/>
+        <w:gridCol w:w="1337"/>
+        <w:gridCol w:w="1337"/>
+        <w:gridCol w:w="1337"/>
+      </w:tblGrid>
+      <w:tr>
+        <w:tc>
+          <w:tcPr>
+            <w:tcW w:type="dxa" w:w="1337"/>
+            <w:tcBorders>
+              <w:top w:val="single" w:sz="4" w:space="0" w:color="BBBBBB"/>
+              <w:left w:val="single" w:sz="4" w:space="0" w:color="BBBBBB"/>
+              <w:bottom w:val="single" w:sz="4" w:space="0" w:color="BBBBBB"/>
+              <w:right w:val="single" w:sz="4" w:space="0" w:color="BBBBBB"/>
+            </w:tcBorders>
+            <w:shd w:val="clear" w:color="auto" w:fill="1F4E79"/>
+          </w:tcPr>
+          <w:p>
+            <w:pPr>
+              <w:spacing w:before="0" w:after="0" w:line="240" w:lineRule="auto"/>
+              <w:jc w:val="center"/>
+            </w:pPr>
+            <w:r>
+              <w:rPr>
+                <w:rFonts w:ascii="Microsoft YaHei" w:hAnsi="Microsoft YaHei" w:eastAsia="Microsoft YaHei" w:cs="Microsoft YaHei"/>
+                <w:b/>
+                <w:color w:val="FFFFFF"/>
+                <w:sz w:val="19"/>
+              </w:rPr>
+              <w:t>月份</w:t>
+            </w:r>
+          </w:p>
+        </w:tc>
+        <w:tc>
+          <w:tcPr>
+            <w:tcW w:type="dxa" w:w="1337"/>
+            <w:tcBorders>
+              <w:top w:val="single" w:sz="4" w:space="0" w:color="BBBBBB"/>
+              <w:left w:val="single" w:sz="4" w:space="0" w:color="BBBBBB"/>
+              <w:bottom w:val="single" w:sz="4" w:space="0" w:color="BBBBBB"/>
+              <w:right w:val="single" w:sz="4" w:space="0" w:color="BBBBBB"/>
+            </w:tcBorders>
+            <w:shd w:val="clear" w:color="auto" w:fill="1F4E79"/>
+          </w:tcPr>
+          <w:p>
+            <w:pPr>
+              <w:spacing w:before="0" w:after="0" w:line="240" w:lineRule="auto"/>
+              <w:jc w:val="center"/>
+            </w:pPr>
+            <w:r>
+              <w:rPr>
+                <w:rFonts w:ascii="Microsoft YaHei" w:hAnsi="Microsoft YaHei" w:eastAsia="Microsoft YaHei" w:cs="Microsoft YaHei"/>
+                <w:b/>
+                <w:color w:val="FFFFFF"/>
+                <w:sz w:val="19"/>
+              </w:rPr>
+              <w:t>采购/供应链</w:t>
+            </w:r>
+          </w:p>
+        </w:tc>
+        <w:tc>
+          <w:tcPr>
+            <w:tcW w:type="dxa" w:w="1337"/>
+            <w:tcBorders>
+              <w:top w:val="single" w:sz="4" w:space="0" w:color="BBBBBB"/>
+              <w:left w:val="single" w:sz="4" w:space="0" w:color="BBBBBB"/>
+              <w:bottom w:val="single" w:sz="4" w:space="0" w:color="BBBBBB"/>
+              <w:right w:val="single" w:sz="4" w:space="0" w:color="BBBBBB"/>
+            </w:tcBorders>
+            <w:shd w:val="clear" w:color="auto" w:fill="1F4E79"/>
+          </w:tcPr>
+          <w:p>
+            <w:pPr>
+              <w:spacing w:before="0" w:after="0" w:line="240" w:lineRule="auto"/>
+              <w:jc w:val="center"/>
+            </w:pPr>
+            <w:r>
+              <w:rPr>
+                <w:rFonts w:ascii="Microsoft YaHei" w:hAnsi="Microsoft YaHei" w:eastAsia="Microsoft YaHei" w:cs="Microsoft YaHei"/>
+                <w:b/>
+                <w:color w:val="FFFFFF"/>
+                <w:sz w:val="19"/>
+              </w:rPr>
+              <w:t>运营/制造</w:t>
+            </w:r>
+          </w:p>
+        </w:tc>
+        <w:tc>
+          <w:tcPr>
+            <w:tcW w:type="dxa" w:w="1337"/>
+            <w:tcBorders>
+              <w:top w:val="single" w:sz="4" w:space="0" w:color="BBBBBB"/>
+              <w:left w:val="single" w:sz="4" w:space="0" w:color="BBBBBB"/>
+              <w:bottom w:val="single" w:sz="4" w:space="0" w:color="BBBBBB"/>
+              <w:right w:val="single" w:sz="4" w:space="0" w:color="BBBBBB"/>
+            </w:tcBorders>
+            <w:shd w:val="clear" w:color="auto" w:fill="1F4E79"/>
+          </w:tcPr>
+          <w:p>
+            <w:pPr>
+              <w:spacing w:before="0" w:after="0" w:line="240" w:lineRule="auto"/>
+              <w:jc w:val="center"/>
+            </w:pPr>
+            <w:r>
+              <w:rPr>
+                <w:rFonts w:ascii="Microsoft YaHei" w:hAnsi="Microsoft YaHei" w:eastAsia="Microsoft YaHei" w:cs="Microsoft YaHei"/>
+                <w:b/>
+                <w:color w:val="FFFFFF"/>
+                <w:sz w:val="19"/>
+              </w:rPr>
+              <w:t>工程研发</w:t>
+            </w:r>
+          </w:p>
+        </w:tc>
+        <w:tc>
+          <w:tcPr>
+            <w:tcW w:type="dxa" w:w="1337"/>
+            <w:tcBorders>
+              <w:top w:val="single" w:sz="4" w:space="0" w:color="BBBBBB"/>
+              <w:left w:val="single" w:sz="4" w:space="0" w:color="BBBBBB"/>
+              <w:bottom w:val="single" w:sz="4" w:space="0" w:color="BBBBBB"/>
+              <w:right w:val="single" w:sz="4" w:space="0" w:color="BBBBBB"/>
+            </w:tcBorders>
+            <w:shd w:val="clear" w:color="auto" w:fill="1F4E79"/>
+          </w:tcPr>
+          <w:p>
+            <w:pPr>
+              <w:spacing w:before="0" w:after="0" w:line="240" w:lineRule="auto"/>
+              <w:jc w:val="center"/>
+            </w:pPr>
+            <w:r>
+              <w:rPr>
+                <w:rFonts w:ascii="Microsoft YaHei" w:hAnsi="Microsoft YaHei" w:eastAsia="Microsoft YaHei" w:cs="Microsoft YaHei"/>
+                <w:b/>
+                <w:color w:val="FFFFFF"/>
+                <w:sz w:val="19"/>
+              </w:rPr>
+              <w:t>质量</w:t>
+            </w:r>
+          </w:p>
+        </w:tc>
+        <w:tc>
+          <w:tcPr>
+            <w:tcW w:type="dxa" w:w="1337"/>
+            <w:tcBorders>
+              <w:top w:val="single" w:sz="4" w:space="0" w:color="BBBBBB"/>
+              <w:left w:val="single" w:sz="4" w:space="0" w:color="BBBBBB"/>
+              <w:bottom w:val="single" w:sz="4" w:space="0" w:color="BBBBBB"/>
+              <w:right w:val="single" w:sz="4" w:space="0" w:color="BBBBBB"/>
+            </w:tcBorders>
+            <w:shd w:val="clear" w:color="auto" w:fill="1F4E79"/>
+          </w:tcPr>
+          <w:p>
+            <w:pPr>
+              <w:spacing w:before="0" w:after="0" w:line="240" w:lineRule="auto"/>
+              <w:jc w:val="center"/>
+            </w:pPr>
+            <w:r>
+              <w:rPr>
+                <w:rFonts w:ascii="Microsoft YaHei" w:hAnsi="Microsoft YaHei" w:eastAsia="Microsoft YaHei" w:cs="Microsoft YaHei"/>
+                <w:b/>
+                <w:color w:val="FFFFFF"/>
+                <w:sz w:val="19"/>
+              </w:rPr>
+              <w:t>财务</w:t>
+            </w:r>
+          </w:p>
+        </w:tc>
+        <w:tc>
+          <w:tcPr>
+            <w:tcW w:type="dxa" w:w="1337"/>
+            <w:tcBorders>
+              <w:top w:val="single" w:sz="4" w:space="0" w:color="BBBBBB"/>
+              <w:left w:val="single" w:sz="4" w:space="0" w:color="BBBBBB"/>
+              <w:bottom w:val="single" w:sz="4" w:space="0" w:color="BBBBBB"/>
+              <w:right w:val="single" w:sz="4" w:space="0" w:color="BBBBBB"/>
+            </w:tcBorders>
+            <w:shd w:val="clear" w:color="auto" w:fill="1F4E79"/>
+          </w:tcPr>
+          <w:p>
+            <w:pPr>
+              <w:spacing w:before="0" w:after="0" w:line="240" w:lineRule="auto"/>
+              <w:jc w:val="center"/>
+            </w:pPr>
+            <w:r>
+              <w:rPr>
+                <w:rFonts w:ascii="Microsoft YaHei" w:hAnsi="Microsoft YaHei" w:eastAsia="Microsoft YaHei" w:cs="Microsoft YaHei"/>
+                <w:b/>
+                <w:color w:val="FFFFFF"/>
+                <w:sz w:val="19"/>
+              </w:rPr>
+              <w:t>销售/BD</w:t>
+            </w:r>
+          </w:p>
+        </w:tc>
+      </w:tr>
+      <w:tr>
+        <w:tc>
+          <w:tcPr>
+            <w:tcW w:type="dxa" w:w="1337"/>
+            <w:tcBorders>
+              <w:top w:val="single" w:sz="4" w:space="0" w:color="BBBBBB"/>
+              <w:left w:val="single" w:sz="4" w:space="0" w:color="BBBBBB"/>
+              <w:bottom w:val="single" w:sz="4" w:space="0" w:color="BBBBBB"/>
+              <w:right w:val="single" w:sz="4" w:space="0" w:color="BBBBBB"/>
+            </w:tcBorders>
+          </w:tcPr>
+          <w:p>
+            <w:pPr>
+              <w:spacing w:before="0" w:after="0" w:line="240" w:lineRule="auto"/>
+            </w:pPr>
+            <w:r>
+              <w:rPr>
+                <w:rFonts w:ascii="Microsoft YaHei" w:hAnsi="Microsoft YaHei" w:eastAsia="Microsoft YaHei" w:cs="Microsoft YaHei"/>
+                <w:b w:val="0"/>
+                <w:sz w:val="18"/>
+              </w:rPr>
+              <w:t>2026-07</w:t>
+            </w:r>
+          </w:p>
+        </w:tc>
+        <w:tc>
+          <w:tcPr>
+            <w:tcW w:type="dxa" w:w="1337"/>
+            <w:tcBorders>
+              <w:top w:val="single" w:sz="4" w:space="0" w:color="BBBBBB"/>
+              <w:left w:val="single" w:sz="4" w:space="0" w:color="BBBBBB"/>
+              <w:bottom w:val="single" w:sz="4" w:space="0" w:color="BBBBBB"/>
+              <w:right w:val="single" w:sz="4" w:space="0" w:color="BBBBBB"/>
+            </w:tcBorders>
+          </w:tcPr>
+          <w:p>
+            <w:pPr>
+              <w:spacing w:before="0" w:after="0" w:line="240" w:lineRule="auto"/>
+            </w:pPr>
+            <w:r>
+              <w:rPr>
+                <w:rFonts w:ascii="Microsoft YaHei" w:hAnsi="Microsoft YaHei" w:eastAsia="Microsoft YaHei" w:cs="Microsoft YaHei"/>
+                <w:b w:val="0"/>
+                <w:sz w:val="18"/>
+              </w:rPr>
+              <w:t>SC1 ✅上线；</w:t>
+            </w:r>
+            <w:r>
+              <w:rPr>
+                <w:rFonts w:ascii="Microsoft YaHei" w:hAnsi="Microsoft YaHei" w:eastAsia="Microsoft YaHei" w:cs="Microsoft YaHei"/>
+                <w:b/>
+                <w:sz w:val="18"/>
+              </w:rPr>
+              <w:t>SC8① 交期承诺 MVP 启动</w:t>
+            </w:r>
+          </w:p>
+        </w:tc>
+        <w:tc>
+          <w:tcPr>
+            <w:tcW w:type="dxa" w:w="1337"/>
+            <w:tcBorders>
+              <w:top w:val="single" w:sz="4" w:space="0" w:color="BBBBBB"/>
+              <w:left w:val="single" w:sz="4" w:space="0" w:color="BBBBBB"/>
+              <w:bottom w:val="single" w:sz="4" w:space="0" w:color="BBBBBB"/>
+              <w:right w:val="single" w:sz="4" w:space="0" w:color="BBBBBB"/>
+            </w:tcBorders>
+          </w:tcPr>
+          <w:p>
+            <w:pPr>
+              <w:spacing w:before="0" w:after="0" w:line="240" w:lineRule="auto"/>
+            </w:pPr>
+            <w:r>
+              <w:rPr>
+                <w:rFonts w:ascii="Microsoft YaHei" w:hAnsi="Microsoft YaHei" w:eastAsia="Microsoft YaHei" w:cs="Microsoft YaHei"/>
+                <w:b w:val="0"/>
+                <w:sz w:val="18"/>
+              </w:rPr>
+              <w:t>—</w:t>
+            </w:r>
+          </w:p>
+        </w:tc>
+        <w:tc>
+          <w:tcPr>
+            <w:tcW w:type="dxa" w:w="1337"/>
+            <w:tcBorders>
+              <w:top w:val="single" w:sz="4" w:space="0" w:color="BBBBBB"/>
+              <w:left w:val="single" w:sz="4" w:space="0" w:color="BBBBBB"/>
+              <w:bottom w:val="single" w:sz="4" w:space="0" w:color="BBBBBB"/>
+              <w:right w:val="single" w:sz="4" w:space="0" w:color="BBBBBB"/>
+            </w:tcBorders>
+          </w:tcPr>
+          <w:p>
+            <w:pPr>
+              <w:spacing w:before="0" w:after="0" w:line="240" w:lineRule="auto"/>
+            </w:pPr>
+            <w:r>
+              <w:rPr>
+                <w:rFonts w:ascii="Microsoft YaHei" w:hAnsi="Microsoft YaHei" w:eastAsia="Microsoft YaHei" w:cs="Microsoft YaHei"/>
+                <w:b w:val="0"/>
+                <w:sz w:val="18"/>
+              </w:rPr>
+              <w:t>—</w:t>
+            </w:r>
+          </w:p>
+        </w:tc>
+        <w:tc>
+          <w:tcPr>
+            <w:tcW w:type="dxa" w:w="1337"/>
+            <w:tcBorders>
+              <w:top w:val="single" w:sz="4" w:space="0" w:color="BBBBBB"/>
+              <w:left w:val="single" w:sz="4" w:space="0" w:color="BBBBBB"/>
+              <w:bottom w:val="single" w:sz="4" w:space="0" w:color="BBBBBB"/>
+              <w:right w:val="single" w:sz="4" w:space="0" w:color="BBBBBB"/>
+            </w:tcBorders>
+          </w:tcPr>
+          <w:p>
+            <w:pPr>
+              <w:spacing w:before="0" w:after="0" w:line="240" w:lineRule="auto"/>
+            </w:pPr>
+            <w:r>
+              <w:rPr>
+                <w:rFonts w:ascii="Microsoft YaHei" w:hAnsi="Microsoft YaHei" w:eastAsia="Microsoft YaHei" w:cs="Microsoft YaHei"/>
+                <w:b w:val="0"/>
+                <w:sz w:val="18"/>
+              </w:rPr>
+              <w:t>（前置：知识库派任务 Q-8D/立项）</w:t>
+            </w:r>
+          </w:p>
+        </w:tc>
+        <w:tc>
+          <w:tcPr>
+            <w:tcW w:type="dxa" w:w="1337"/>
+            <w:tcBorders>
+              <w:top w:val="single" w:sz="4" w:space="0" w:color="BBBBBB"/>
+              <w:left w:val="single" w:sz="4" w:space="0" w:color="BBBBBB"/>
+              <w:bottom w:val="single" w:sz="4" w:space="0" w:color="BBBBBB"/>
+              <w:right w:val="single" w:sz="4" w:space="0" w:color="BBBBBB"/>
+            </w:tcBorders>
+          </w:tcPr>
+          <w:p>
+            <w:pPr>
+              <w:spacing w:before="0" w:after="0" w:line="240" w:lineRule="auto"/>
+            </w:pPr>
+            <w:r>
+              <w:rPr>
+                <w:rFonts w:ascii="Microsoft YaHei" w:hAnsi="Microsoft YaHei" w:eastAsia="Microsoft YaHei" w:cs="Microsoft YaHei"/>
+                <w:b w:val="0"/>
+                <w:sz w:val="18"/>
+              </w:rPr>
+              <w:t>—</w:t>
+            </w:r>
+          </w:p>
+        </w:tc>
+        <w:tc>
+          <w:tcPr>
+            <w:tcW w:type="dxa" w:w="1337"/>
+            <w:tcBorders>
+              <w:top w:val="single" w:sz="4" w:space="0" w:color="BBBBBB"/>
+              <w:left w:val="single" w:sz="4" w:space="0" w:color="BBBBBB"/>
+              <w:bottom w:val="single" w:sz="4" w:space="0" w:color="BBBBBB"/>
+              <w:right w:val="single" w:sz="4" w:space="0" w:color="BBBBBB"/>
+            </w:tcBorders>
+          </w:tcPr>
+          <w:p>
+            <w:pPr>
+              <w:spacing w:before="0" w:after="0" w:line="240" w:lineRule="auto"/>
+            </w:pPr>
+            <w:r>
+              <w:rPr>
+                <w:rFonts w:ascii="Microsoft YaHei" w:hAnsi="Microsoft YaHei" w:eastAsia="Microsoft YaHei" w:cs="Microsoft YaHei"/>
+                <w:b w:val="0"/>
+                <w:sz w:val="18"/>
+              </w:rPr>
+              <w:t>—</w:t>
+            </w:r>
+          </w:p>
+        </w:tc>
+      </w:tr>
+      <w:tr>
+        <w:tc>
+          <w:tcPr>
+            <w:tcW w:type="dxa" w:w="1337"/>
+            <w:tcBorders>
+              <w:top w:val="single" w:sz="4" w:space="0" w:color="BBBBBB"/>
+              <w:left w:val="single" w:sz="4" w:space="0" w:color="BBBBBB"/>
+              <w:bottom w:val="single" w:sz="4" w:space="0" w:color="BBBBBB"/>
+              <w:right w:val="single" w:sz="4" w:space="0" w:color="BBBBBB"/>
+            </w:tcBorders>
+            <w:shd w:val="clear" w:color="auto" w:fill="F2F6FB"/>
+          </w:tcPr>
+          <w:p>
+            <w:pPr>
+              <w:spacing w:before="0" w:after="0" w:line="240" w:lineRule="auto"/>
+            </w:pPr>
+            <w:r>
+              <w:rPr>
+                <w:rFonts w:ascii="Microsoft YaHei" w:hAnsi="Microsoft YaHei" w:eastAsia="Microsoft YaHei" w:cs="Microsoft YaHei"/>
+                <w:b w:val="0"/>
+                <w:sz w:val="18"/>
+              </w:rPr>
+              <w:t>2026-08</w:t>
+            </w:r>
+          </w:p>
+        </w:tc>
+        <w:tc>
+          <w:tcPr>
+            <w:tcW w:type="dxa" w:w="1337"/>
+            <w:tcBorders>
+              <w:top w:val="single" w:sz="4" w:space="0" w:color="BBBBBB"/>
+              <w:left w:val="single" w:sz="4" w:space="0" w:color="BBBBBB"/>
+              <w:bottom w:val="single" w:sz="4" w:space="0" w:color="BBBBBB"/>
+              <w:right w:val="single" w:sz="4" w:space="0" w:color="BBBBBB"/>
+            </w:tcBorders>
+            <w:shd w:val="clear" w:color="auto" w:fill="F2F6FB"/>
+          </w:tcPr>
+          <w:p>
+            <w:pPr>
+              <w:spacing w:before="0" w:after="0" w:line="240" w:lineRule="auto"/>
+            </w:pPr>
+            <w:r>
+              <w:rPr>
+                <w:rFonts w:ascii="Microsoft YaHei" w:hAnsi="Microsoft YaHei" w:eastAsia="Microsoft YaHei" w:cs="Microsoft YaHei"/>
+                <w:b w:val="0"/>
+                <w:sz w:val="18"/>
+              </w:rPr>
+              <w:t>SC8 真实切换+CRM 试点；SC2 开发★</w:t>
+            </w:r>
+          </w:p>
+        </w:tc>
+        <w:tc>
+          <w:tcPr>
+            <w:tcW w:type="dxa" w:w="1337"/>
+            <w:tcBorders>
+              <w:top w:val="single" w:sz="4" w:space="0" w:color="BBBBBB"/>
+              <w:left w:val="single" w:sz="4" w:space="0" w:color="BBBBBB"/>
+              <w:bottom w:val="single" w:sz="4" w:space="0" w:color="BBBBBB"/>
+              <w:right w:val="single" w:sz="4" w:space="0" w:color="BBBBBB"/>
+            </w:tcBorders>
+            <w:shd w:val="clear" w:color="auto" w:fill="F2F6FB"/>
+          </w:tcPr>
+          <w:p>
+            <w:pPr>
+              <w:spacing w:before="0" w:after="0" w:line="240" w:lineRule="auto"/>
+            </w:pPr>
+            <w:r>
+              <w:rPr>
+                <w:rFonts w:ascii="Microsoft YaHei" w:hAnsi="Microsoft YaHei" w:eastAsia="Microsoft YaHei" w:cs="Microsoft YaHei"/>
+                <w:b w:val="0"/>
+                <w:sz w:val="18"/>
+              </w:rPr>
+              <w:t>—</w:t>
+            </w:r>
+          </w:p>
+        </w:tc>
+        <w:tc>
+          <w:tcPr>
+            <w:tcW w:type="dxa" w:w="1337"/>
+            <w:tcBorders>
+              <w:top w:val="single" w:sz="4" w:space="0" w:color="BBBBBB"/>
+              <w:left w:val="single" w:sz="4" w:space="0" w:color="BBBBBB"/>
+              <w:bottom w:val="single" w:sz="4" w:space="0" w:color="BBBBBB"/>
+              <w:right w:val="single" w:sz="4" w:space="0" w:color="BBBBBB"/>
+            </w:tcBorders>
+            <w:shd w:val="clear" w:color="auto" w:fill="F2F6FB"/>
+          </w:tcPr>
+          <w:p>
+            <w:pPr>
+              <w:spacing w:before="0" w:after="0" w:line="240" w:lineRule="auto"/>
+            </w:pPr>
+            <w:r>
+              <w:rPr>
+                <w:rFonts w:ascii="Microsoft YaHei" w:hAnsi="Microsoft YaHei" w:eastAsia="Microsoft YaHei" w:cs="Microsoft YaHei"/>
+                <w:b w:val="0"/>
+                <w:sz w:val="18"/>
+              </w:rPr>
+              <w:t>—</w:t>
+            </w:r>
+          </w:p>
+        </w:tc>
+        <w:tc>
+          <w:tcPr>
+            <w:tcW w:type="dxa" w:w="1337"/>
+            <w:tcBorders>
+              <w:top w:val="single" w:sz="4" w:space="0" w:color="BBBBBB"/>
+              <w:left w:val="single" w:sz="4" w:space="0" w:color="BBBBBB"/>
+              <w:bottom w:val="single" w:sz="4" w:space="0" w:color="BBBBBB"/>
+              <w:right w:val="single" w:sz="4" w:space="0" w:color="BBBBBB"/>
+            </w:tcBorders>
+            <w:shd w:val="clear" w:color="auto" w:fill="F2F6FB"/>
+          </w:tcPr>
+          <w:p>
+            <w:pPr>
+              <w:spacing w:before="0" w:after="0" w:line="240" w:lineRule="auto"/>
+            </w:pPr>
+            <w:r>
+              <w:rPr>
+                <w:rFonts w:ascii="Microsoft YaHei" w:hAnsi="Microsoft YaHei" w:eastAsia="Microsoft YaHei" w:cs="Microsoft YaHei"/>
+                <w:b w:val="0"/>
+                <w:sz w:val="18"/>
+              </w:rPr>
+              <w:t>（前置数据归集）</w:t>
+            </w:r>
+          </w:p>
+        </w:tc>
+        <w:tc>
+          <w:tcPr>
+            <w:tcW w:type="dxa" w:w="1337"/>
+            <w:tcBorders>
+              <w:top w:val="single" w:sz="4" w:space="0" w:color="BBBBBB"/>
+              <w:left w:val="single" w:sz="4" w:space="0" w:color="BBBBBB"/>
+              <w:bottom w:val="single" w:sz="4" w:space="0" w:color="BBBBBB"/>
+              <w:right w:val="single" w:sz="4" w:space="0" w:color="BBBBBB"/>
+            </w:tcBorders>
+            <w:shd w:val="clear" w:color="auto" w:fill="F2F6FB"/>
+          </w:tcPr>
+          <w:p>
+            <w:pPr>
+              <w:spacing w:before="0" w:after="0" w:line="240" w:lineRule="auto"/>
+            </w:pPr>
+            <w:r>
+              <w:rPr>
+                <w:rFonts w:ascii="Microsoft YaHei" w:hAnsi="Microsoft YaHei" w:eastAsia="Microsoft YaHei" w:cs="Microsoft YaHei"/>
+                <w:b w:val="0"/>
+                <w:sz w:val="18"/>
+              </w:rPr>
+              <w:t>—</w:t>
+            </w:r>
+          </w:p>
+        </w:tc>
+        <w:tc>
+          <w:tcPr>
+            <w:tcW w:type="dxa" w:w="1337"/>
+            <w:tcBorders>
+              <w:top w:val="single" w:sz="4" w:space="0" w:color="BBBBBB"/>
+              <w:left w:val="single" w:sz="4" w:space="0" w:color="BBBBBB"/>
+              <w:bottom w:val="single" w:sz="4" w:space="0" w:color="BBBBBB"/>
+              <w:right w:val="single" w:sz="4" w:space="0" w:color="BBBBBB"/>
+            </w:tcBorders>
+            <w:shd w:val="clear" w:color="auto" w:fill="F2F6FB"/>
+          </w:tcPr>
+          <w:p>
+            <w:pPr>
+              <w:spacing w:before="0" w:after="0" w:line="240" w:lineRule="auto"/>
+            </w:pPr>
+            <w:r>
+              <w:rPr>
+                <w:rFonts w:ascii="Microsoft YaHei" w:hAnsi="Microsoft YaHei" w:eastAsia="Microsoft YaHei" w:cs="Microsoft YaHei"/>
+                <w:b w:val="0"/>
+                <w:sz w:val="18"/>
+              </w:rPr>
+              <w:t>—</w:t>
+            </w:r>
+          </w:p>
+        </w:tc>
+      </w:tr>
+      <w:tr>
+        <w:tc>
+          <w:tcPr>
+            <w:tcW w:type="dxa" w:w="1337"/>
+            <w:tcBorders>
+              <w:top w:val="single" w:sz="4" w:space="0" w:color="BBBBBB"/>
+              <w:left w:val="single" w:sz="4" w:space="0" w:color="BBBBBB"/>
+              <w:bottom w:val="single" w:sz="4" w:space="0" w:color="BBBBBB"/>
+              <w:right w:val="single" w:sz="4" w:space="0" w:color="BBBBBB"/>
+            </w:tcBorders>
+          </w:tcPr>
+          <w:p>
+            <w:pPr>
+              <w:spacing w:before="0" w:after="0" w:line="240" w:lineRule="auto"/>
+            </w:pPr>
+            <w:r>
+              <w:rPr>
+                <w:rFonts w:ascii="Microsoft YaHei" w:hAnsi="Microsoft YaHei" w:eastAsia="Microsoft YaHei" w:cs="Microsoft YaHei"/>
+                <w:b w:val="0"/>
+                <w:sz w:val="18"/>
+              </w:rPr>
+              <w:t>2026-09</w:t>
+            </w:r>
+          </w:p>
+        </w:tc>
+        <w:tc>
+          <w:tcPr>
+            <w:tcW w:type="dxa" w:w="1337"/>
+            <w:tcBorders>
+              <w:top w:val="single" w:sz="4" w:space="0" w:color="BBBBBB"/>
+              <w:left w:val="single" w:sz="4" w:space="0" w:color="BBBBBB"/>
+              <w:bottom w:val="single" w:sz="4" w:space="0" w:color="BBBBBB"/>
+              <w:right w:val="single" w:sz="4" w:space="0" w:color="BBBBBB"/>
+            </w:tcBorders>
+          </w:tcPr>
+          <w:p>
+            <w:pPr>
+              <w:spacing w:before="0" w:after="0" w:line="240" w:lineRule="auto"/>
+            </w:pPr>
+            <w:r>
+              <w:rPr>
+                <w:rFonts w:ascii="Microsoft YaHei" w:hAnsi="Microsoft YaHei" w:eastAsia="Microsoft YaHei" w:cs="Microsoft YaHei"/>
+                <w:b w:val="0"/>
+                <w:sz w:val="18"/>
+              </w:rPr>
+              <w:t>SC3、SC5（收割提前）</w:t>
+            </w:r>
+          </w:p>
+        </w:tc>
+        <w:tc>
+          <w:tcPr>
+            <w:tcW w:type="dxa" w:w="1337"/>
+            <w:tcBorders>
+              <w:top w:val="single" w:sz="4" w:space="0" w:color="BBBBBB"/>
+              <w:left w:val="single" w:sz="4" w:space="0" w:color="BBBBBB"/>
+              <w:bottom w:val="single" w:sz="4" w:space="0" w:color="BBBBBB"/>
+              <w:right w:val="single" w:sz="4" w:space="0" w:color="BBBBBB"/>
+            </w:tcBorders>
+          </w:tcPr>
+          <w:p>
+            <w:pPr>
+              <w:spacing w:before="0" w:after="0" w:line="240" w:lineRule="auto"/>
+            </w:pPr>
+            <w:r>
+              <w:rPr>
+                <w:rFonts w:ascii="Microsoft YaHei" w:hAnsi="Microsoft YaHei" w:eastAsia="Microsoft YaHei" w:cs="Microsoft YaHei"/>
+                <w:b w:val="0"/>
+                <w:sz w:val="18"/>
+              </w:rPr>
+              <w:t>O2、O1（收割）</w:t>
+            </w:r>
+          </w:p>
+        </w:tc>
+        <w:tc>
+          <w:tcPr>
+            <w:tcW w:type="dxa" w:w="1337"/>
+            <w:tcBorders>
+              <w:top w:val="single" w:sz="4" w:space="0" w:color="BBBBBB"/>
+              <w:left w:val="single" w:sz="4" w:space="0" w:color="BBBBBB"/>
+              <w:bottom w:val="single" w:sz="4" w:space="0" w:color="BBBBBB"/>
+              <w:right w:val="single" w:sz="4" w:space="0" w:color="BBBBBB"/>
+            </w:tcBorders>
+          </w:tcPr>
+          <w:p>
+            <w:pPr>
+              <w:spacing w:before="0" w:after="0" w:line="240" w:lineRule="auto"/>
+            </w:pPr>
+            <w:r>
+              <w:rPr>
+                <w:rFonts w:ascii="Microsoft YaHei" w:hAnsi="Microsoft YaHei" w:eastAsia="Microsoft YaHei" w:cs="Microsoft YaHei"/>
+                <w:b w:val="0"/>
+                <w:sz w:val="18"/>
+              </w:rPr>
+              <w:t>—</w:t>
+            </w:r>
+          </w:p>
+        </w:tc>
+        <w:tc>
+          <w:tcPr>
+            <w:tcW w:type="dxa" w:w="1337"/>
+            <w:tcBorders>
+              <w:top w:val="single" w:sz="4" w:space="0" w:color="BBBBBB"/>
+              <w:left w:val="single" w:sz="4" w:space="0" w:color="BBBBBB"/>
+              <w:bottom w:val="single" w:sz="4" w:space="0" w:color="BBBBBB"/>
+              <w:right w:val="single" w:sz="4" w:space="0" w:color="BBBBBB"/>
+            </w:tcBorders>
+          </w:tcPr>
+          <w:p>
+            <w:pPr>
+              <w:spacing w:before="0" w:after="0" w:line="240" w:lineRule="auto"/>
+            </w:pPr>
+            <w:r>
+              <w:rPr>
+                <w:rFonts w:ascii="Microsoft YaHei" w:hAnsi="Microsoft YaHei" w:eastAsia="Microsoft YaHei" w:cs="Microsoft YaHei"/>
+                <w:b w:val="0"/>
+                <w:sz w:val="18"/>
+              </w:rPr>
+              <w:t>—</w:t>
+            </w:r>
+          </w:p>
+        </w:tc>
+        <w:tc>
+          <w:tcPr>
+            <w:tcW w:type="dxa" w:w="1337"/>
+            <w:tcBorders>
+              <w:top w:val="single" w:sz="4" w:space="0" w:color="BBBBBB"/>
+              <w:left w:val="single" w:sz="4" w:space="0" w:color="BBBBBB"/>
+              <w:bottom w:val="single" w:sz="4" w:space="0" w:color="BBBBBB"/>
+              <w:right w:val="single" w:sz="4" w:space="0" w:color="BBBBBB"/>
+            </w:tcBorders>
+          </w:tcPr>
+          <w:p>
+            <w:pPr>
+              <w:spacing w:before="0" w:after="0" w:line="240" w:lineRule="auto"/>
+            </w:pPr>
+            <w:r>
+              <w:rPr>
+                <w:rFonts w:ascii="Microsoft YaHei" w:hAnsi="Microsoft YaHei" w:eastAsia="Microsoft YaHei" w:cs="Microsoft YaHei"/>
+                <w:b w:val="0"/>
+                <w:sz w:val="18"/>
+              </w:rPr>
+              <w:t>FI1</w:t>
+            </w:r>
+          </w:p>
+        </w:tc>
+        <w:tc>
+          <w:tcPr>
+            <w:tcW w:type="dxa" w:w="1337"/>
+            <w:tcBorders>
+              <w:top w:val="single" w:sz="4" w:space="0" w:color="BBBBBB"/>
+              <w:left w:val="single" w:sz="4" w:space="0" w:color="BBBBBB"/>
+              <w:bottom w:val="single" w:sz="4" w:space="0" w:color="BBBBBB"/>
+              <w:right w:val="single" w:sz="4" w:space="0" w:color="BBBBBB"/>
+            </w:tcBorders>
+          </w:tcPr>
+          <w:p>
+            <w:pPr>
+              <w:spacing w:before="0" w:after="0" w:line="240" w:lineRule="auto"/>
+            </w:pPr>
+            <w:r>
+              <w:rPr>
+                <w:rFonts w:ascii="Microsoft YaHei" w:hAnsi="Microsoft YaHei" w:eastAsia="Microsoft YaHei" w:cs="Microsoft YaHei"/>
+                <w:b w:val="0"/>
+                <w:sz w:val="18"/>
+              </w:rPr>
+              <w:t>S1</w:t>
+            </w:r>
+          </w:p>
+        </w:tc>
+      </w:tr>
+      <w:tr>
+        <w:tc>
+          <w:tcPr>
+            <w:tcW w:type="dxa" w:w="1337"/>
+            <w:tcBorders>
+              <w:top w:val="single" w:sz="4" w:space="0" w:color="BBBBBB"/>
+              <w:left w:val="single" w:sz="4" w:space="0" w:color="BBBBBB"/>
+              <w:bottom w:val="single" w:sz="4" w:space="0" w:color="BBBBBB"/>
+              <w:right w:val="single" w:sz="4" w:space="0" w:color="BBBBBB"/>
+            </w:tcBorders>
+            <w:shd w:val="clear" w:color="auto" w:fill="F2F6FB"/>
+          </w:tcPr>
+          <w:p>
+            <w:pPr>
+              <w:spacing w:before="0" w:after="0" w:line="240" w:lineRule="auto"/>
+            </w:pPr>
+            <w:r>
+              <w:rPr>
+                <w:rFonts w:ascii="Microsoft YaHei" w:hAnsi="Microsoft YaHei" w:eastAsia="Microsoft YaHei" w:cs="Microsoft YaHei"/>
+                <w:b w:val="0"/>
+                <w:sz w:val="18"/>
+              </w:rPr>
+              <w:t>2026-10</w:t>
+            </w:r>
+          </w:p>
+        </w:tc>
+        <w:tc>
+          <w:tcPr>
+            <w:tcW w:type="dxa" w:w="1337"/>
+            <w:tcBorders>
+              <w:top w:val="single" w:sz="4" w:space="0" w:color="BBBBBB"/>
+              <w:left w:val="single" w:sz="4" w:space="0" w:color="BBBBBB"/>
+              <w:bottom w:val="single" w:sz="4" w:space="0" w:color="BBBBBB"/>
+              <w:right w:val="single" w:sz="4" w:space="0" w:color="BBBBBB"/>
+            </w:tcBorders>
+            <w:shd w:val="clear" w:color="auto" w:fill="F2F6FB"/>
+          </w:tcPr>
+          <w:p>
+            <w:pPr>
+              <w:spacing w:before="0" w:after="0" w:line="240" w:lineRule="auto"/>
+            </w:pPr>
+            <w:r>
+              <w:rPr>
+                <w:rFonts w:ascii="Microsoft YaHei" w:hAnsi="Microsoft YaHei" w:eastAsia="Microsoft YaHei" w:cs="Microsoft YaHei"/>
+                <w:b w:val="0"/>
+                <w:sz w:val="18"/>
+              </w:rPr>
+              <w:t>SC4</w:t>
+            </w:r>
+          </w:p>
+        </w:tc>
+        <w:tc>
+          <w:tcPr>
+            <w:tcW w:type="dxa" w:w="1337"/>
+            <w:tcBorders>
+              <w:top w:val="single" w:sz="4" w:space="0" w:color="BBBBBB"/>
+              <w:left w:val="single" w:sz="4" w:space="0" w:color="BBBBBB"/>
+              <w:bottom w:val="single" w:sz="4" w:space="0" w:color="BBBBBB"/>
+              <w:right w:val="single" w:sz="4" w:space="0" w:color="BBBBBB"/>
+            </w:tcBorders>
+            <w:shd w:val="clear" w:color="auto" w:fill="F2F6FB"/>
+          </w:tcPr>
+          <w:p>
+            <w:pPr>
+              <w:spacing w:before="0" w:after="0" w:line="240" w:lineRule="auto"/>
+            </w:pPr>
+            <w:r>
+              <w:rPr>
+                <w:rFonts w:ascii="Microsoft YaHei" w:hAnsi="Microsoft YaHei" w:eastAsia="Microsoft YaHei" w:cs="Microsoft YaHei"/>
+                <w:b w:val="0"/>
+                <w:sz w:val="18"/>
+              </w:rPr>
+              <w:t>—</w:t>
+            </w:r>
+          </w:p>
+        </w:tc>
+        <w:tc>
+          <w:tcPr>
+            <w:tcW w:type="dxa" w:w="1337"/>
+            <w:tcBorders>
+              <w:top w:val="single" w:sz="4" w:space="0" w:color="BBBBBB"/>
+              <w:left w:val="single" w:sz="4" w:space="0" w:color="BBBBBB"/>
+              <w:bottom w:val="single" w:sz="4" w:space="0" w:color="BBBBBB"/>
+              <w:right w:val="single" w:sz="4" w:space="0" w:color="BBBBBB"/>
+            </w:tcBorders>
+            <w:shd w:val="clear" w:color="auto" w:fill="F2F6FB"/>
+          </w:tcPr>
+          <w:p>
+            <w:pPr>
+              <w:spacing w:before="0" w:after="0" w:line="240" w:lineRule="auto"/>
+            </w:pPr>
+            <w:r>
+              <w:rPr>
+                <w:rFonts w:ascii="Microsoft YaHei" w:hAnsi="Microsoft YaHei" w:eastAsia="Microsoft YaHei" w:cs="Microsoft YaHei"/>
+                <w:b w:val="0"/>
+                <w:sz w:val="18"/>
+              </w:rPr>
+              <w:t>R1</w:t>
+            </w:r>
+          </w:p>
+        </w:tc>
+        <w:tc>
+          <w:tcPr>
+            <w:tcW w:type="dxa" w:w="1337"/>
+            <w:tcBorders>
+              <w:top w:val="single" w:sz="4" w:space="0" w:color="BBBBBB"/>
+              <w:left w:val="single" w:sz="4" w:space="0" w:color="BBBBBB"/>
+              <w:bottom w:val="single" w:sz="4" w:space="0" w:color="BBBBBB"/>
+              <w:right w:val="single" w:sz="4" w:space="0" w:color="BBBBBB"/>
+            </w:tcBorders>
+            <w:shd w:val="clear" w:color="auto" w:fill="F2F6FB"/>
+          </w:tcPr>
+          <w:p>
+            <w:pPr>
+              <w:spacing w:before="0" w:after="0" w:line="240" w:lineRule="auto"/>
+            </w:pPr>
+            <w:r>
+              <w:rPr>
+                <w:rFonts w:ascii="Microsoft YaHei" w:hAnsi="Microsoft YaHei" w:eastAsia="Microsoft YaHei" w:cs="Microsoft YaHei"/>
+                <w:b/>
+                <w:sz w:val="18"/>
+              </w:rPr>
+              <w:t>8D① 启动</w:t>
+            </w:r>
+            <w:r>
+              <w:rPr>
+                <w:rFonts w:ascii="Microsoft YaHei" w:hAnsi="Microsoft YaHei" w:eastAsia="Microsoft YaHei" w:cs="Microsoft YaHei"/>
+                <w:b w:val="0"/>
+                <w:sz w:val="18"/>
+              </w:rPr>
+              <w:t>（质量入轨）</w:t>
+            </w:r>
+          </w:p>
+        </w:tc>
+        <w:tc>
+          <w:tcPr>
+            <w:tcW w:type="dxa" w:w="1337"/>
+            <w:tcBorders>
+              <w:top w:val="single" w:sz="4" w:space="0" w:color="BBBBBB"/>
+              <w:left w:val="single" w:sz="4" w:space="0" w:color="BBBBBB"/>
+              <w:bottom w:val="single" w:sz="4" w:space="0" w:color="BBBBBB"/>
+              <w:right w:val="single" w:sz="4" w:space="0" w:color="BBBBBB"/>
+            </w:tcBorders>
+            <w:shd w:val="clear" w:color="auto" w:fill="F2F6FB"/>
+          </w:tcPr>
+          <w:p>
+            <w:pPr>
+              <w:spacing w:before="0" w:after="0" w:line="240" w:lineRule="auto"/>
+            </w:pPr>
+            <w:r>
+              <w:rPr>
+                <w:rFonts w:ascii="Microsoft YaHei" w:hAnsi="Microsoft YaHei" w:eastAsia="Microsoft YaHei" w:cs="Microsoft YaHei"/>
+                <w:b w:val="0"/>
+                <w:sz w:val="18"/>
+              </w:rPr>
+              <w:t>—</w:t>
+            </w:r>
+          </w:p>
+        </w:tc>
+        <w:tc>
+          <w:tcPr>
+            <w:tcW w:type="dxa" w:w="1337"/>
+            <w:tcBorders>
+              <w:top w:val="single" w:sz="4" w:space="0" w:color="BBBBBB"/>
+              <w:left w:val="single" w:sz="4" w:space="0" w:color="BBBBBB"/>
+              <w:bottom w:val="single" w:sz="4" w:space="0" w:color="BBBBBB"/>
+              <w:right w:val="single" w:sz="4" w:space="0" w:color="BBBBBB"/>
+            </w:tcBorders>
+            <w:shd w:val="clear" w:color="auto" w:fill="F2F6FB"/>
+          </w:tcPr>
+          <w:p>
+            <w:pPr>
+              <w:spacing w:before="0" w:after="0" w:line="240" w:lineRule="auto"/>
+            </w:pPr>
+            <w:r>
+              <w:rPr>
+                <w:rFonts w:ascii="Microsoft YaHei" w:hAnsi="Microsoft YaHei" w:eastAsia="Microsoft YaHei" w:cs="Microsoft YaHei"/>
+                <w:b w:val="0"/>
+                <w:sz w:val="18"/>
+              </w:rPr>
+              <w:t>S2</w:t>
+            </w:r>
+          </w:p>
+        </w:tc>
+      </w:tr>
+      <w:tr>
+        <w:tc>
+          <w:tcPr>
+            <w:tcW w:type="dxa" w:w="1337"/>
+            <w:tcBorders>
+              <w:top w:val="single" w:sz="4" w:space="0" w:color="BBBBBB"/>
+              <w:left w:val="single" w:sz="4" w:space="0" w:color="BBBBBB"/>
+              <w:bottom w:val="single" w:sz="4" w:space="0" w:color="BBBBBB"/>
+              <w:right w:val="single" w:sz="4" w:space="0" w:color="BBBBBB"/>
+            </w:tcBorders>
+          </w:tcPr>
+          <w:p>
+            <w:pPr>
+              <w:spacing w:before="0" w:after="0" w:line="240" w:lineRule="auto"/>
+            </w:pPr>
+            <w:r>
+              <w:rPr>
+                <w:rFonts w:ascii="Microsoft YaHei" w:hAnsi="Microsoft YaHei" w:eastAsia="Microsoft YaHei" w:cs="Microsoft YaHei"/>
+                <w:b w:val="0"/>
+                <w:sz w:val="18"/>
+              </w:rPr>
+              <w:t>2026-11</w:t>
+            </w:r>
+          </w:p>
+        </w:tc>
+        <w:tc>
+          <w:tcPr>
+            <w:tcW w:type="dxa" w:w="1337"/>
+            <w:tcBorders>
+              <w:top w:val="single" w:sz="4" w:space="0" w:color="BBBBBB"/>
+              <w:left w:val="single" w:sz="4" w:space="0" w:color="BBBBBB"/>
+              <w:bottom w:val="single" w:sz="4" w:space="0" w:color="BBBBBB"/>
+              <w:right w:val="single" w:sz="4" w:space="0" w:color="BBBBBB"/>
+            </w:tcBorders>
+          </w:tcPr>
+          <w:p>
+            <w:pPr>
+              <w:spacing w:before="0" w:after="0" w:line="240" w:lineRule="auto"/>
+            </w:pPr>
+            <w:r>
+              <w:rPr>
+                <w:rFonts w:ascii="Microsoft YaHei" w:hAnsi="Microsoft YaHei" w:eastAsia="Microsoft YaHei" w:cs="Microsoft YaHei"/>
+                <w:b w:val="0"/>
+                <w:sz w:val="18"/>
+              </w:rPr>
+              <w:t>—</w:t>
+            </w:r>
+          </w:p>
+        </w:tc>
+        <w:tc>
+          <w:tcPr>
+            <w:tcW w:type="dxa" w:w="1337"/>
+            <w:tcBorders>
+              <w:top w:val="single" w:sz="4" w:space="0" w:color="BBBBBB"/>
+              <w:left w:val="single" w:sz="4" w:space="0" w:color="BBBBBB"/>
+              <w:bottom w:val="single" w:sz="4" w:space="0" w:color="BBBBBB"/>
+              <w:right w:val="single" w:sz="4" w:space="0" w:color="BBBBBB"/>
+            </w:tcBorders>
+          </w:tcPr>
+          <w:p>
+            <w:pPr>
+              <w:spacing w:before="0" w:after="0" w:line="240" w:lineRule="auto"/>
+            </w:pPr>
+            <w:r>
+              <w:rPr>
+                <w:rFonts w:ascii="Microsoft YaHei" w:hAnsi="Microsoft YaHei" w:eastAsia="Microsoft YaHei" w:cs="Microsoft YaHei"/>
+                <w:b w:val="0"/>
+                <w:sz w:val="18"/>
+              </w:rPr>
+              <w:t>—</w:t>
+            </w:r>
+          </w:p>
+        </w:tc>
+        <w:tc>
+          <w:tcPr>
+            <w:tcW w:type="dxa" w:w="1337"/>
+            <w:tcBorders>
+              <w:top w:val="single" w:sz="4" w:space="0" w:color="BBBBBB"/>
+              <w:left w:val="single" w:sz="4" w:space="0" w:color="BBBBBB"/>
+              <w:bottom w:val="single" w:sz="4" w:space="0" w:color="BBBBBB"/>
+              <w:right w:val="single" w:sz="4" w:space="0" w:color="BBBBBB"/>
+            </w:tcBorders>
+          </w:tcPr>
+          <w:p>
+            <w:pPr>
+              <w:spacing w:before="0" w:after="0" w:line="240" w:lineRule="auto"/>
+            </w:pPr>
+            <w:r>
+              <w:rPr>
+                <w:rFonts w:ascii="Microsoft YaHei" w:hAnsi="Microsoft YaHei" w:eastAsia="Microsoft YaHei" w:cs="Microsoft YaHei"/>
+                <w:b w:val="0"/>
+                <w:sz w:val="18"/>
+              </w:rPr>
+              <w:t>R2</w:t>
+            </w:r>
+          </w:p>
+        </w:tc>
+        <w:tc>
+          <w:tcPr>
+            <w:tcW w:type="dxa" w:w="1337"/>
+            <w:tcBorders>
+              <w:top w:val="single" w:sz="4" w:space="0" w:color="BBBBBB"/>
+              <w:left w:val="single" w:sz="4" w:space="0" w:color="BBBBBB"/>
+              <w:bottom w:val="single" w:sz="4" w:space="0" w:color="BBBBBB"/>
+              <w:right w:val="single" w:sz="4" w:space="0" w:color="BBBBBB"/>
+            </w:tcBorders>
+          </w:tcPr>
+          <w:p>
+            <w:pPr>
+              <w:spacing w:before="0" w:after="0" w:line="240" w:lineRule="auto"/>
+            </w:pPr>
+            <w:r>
+              <w:rPr>
+                <w:rFonts w:ascii="Microsoft YaHei" w:hAnsi="Microsoft YaHei" w:eastAsia="Microsoft YaHei" w:cs="Microsoft YaHei"/>
+                <w:b w:val="0"/>
+                <w:sz w:val="18"/>
+              </w:rPr>
+              <w:t>8D 开发；</w:t>
+            </w:r>
+            <w:r>
+              <w:rPr>
+                <w:rFonts w:ascii="Microsoft YaHei" w:hAnsi="Microsoft YaHei" w:eastAsia="Microsoft YaHei" w:cs="Microsoft YaHei"/>
+                <w:b/>
+                <w:sz w:val="18"/>
+              </w:rPr>
+              <w:t>立项门禁② 启动</w:t>
+            </w:r>
+          </w:p>
+        </w:tc>
+        <w:tc>
+          <w:tcPr>
+            <w:tcW w:type="dxa" w:w="1337"/>
+            <w:tcBorders>
+              <w:top w:val="single" w:sz="4" w:space="0" w:color="BBBBBB"/>
+              <w:left w:val="single" w:sz="4" w:space="0" w:color="BBBBBB"/>
+              <w:bottom w:val="single" w:sz="4" w:space="0" w:color="BBBBBB"/>
+              <w:right w:val="single" w:sz="4" w:space="0" w:color="BBBBBB"/>
+            </w:tcBorders>
+          </w:tcPr>
+          <w:p>
+            <w:pPr>
+              <w:spacing w:before="0" w:after="0" w:line="240" w:lineRule="auto"/>
+            </w:pPr>
+            <w:r>
+              <w:rPr>
+                <w:rFonts w:ascii="Microsoft YaHei" w:hAnsi="Microsoft YaHei" w:eastAsia="Microsoft YaHei" w:cs="Microsoft YaHei"/>
+                <w:b w:val="0"/>
+                <w:sz w:val="18"/>
+              </w:rPr>
+              <w:t>FI2</w:t>
+            </w:r>
+          </w:p>
+        </w:tc>
+        <w:tc>
+          <w:tcPr>
+            <w:tcW w:type="dxa" w:w="1337"/>
+            <w:tcBorders>
+              <w:top w:val="single" w:sz="4" w:space="0" w:color="BBBBBB"/>
+              <w:left w:val="single" w:sz="4" w:space="0" w:color="BBBBBB"/>
+              <w:bottom w:val="single" w:sz="4" w:space="0" w:color="BBBBBB"/>
+              <w:right w:val="single" w:sz="4" w:space="0" w:color="BBBBBB"/>
+            </w:tcBorders>
+          </w:tcPr>
+          <w:p>
+            <w:pPr>
+              <w:spacing w:before="0" w:after="0" w:line="240" w:lineRule="auto"/>
+            </w:pPr>
+            <w:r>
+              <w:rPr>
+                <w:rFonts w:ascii="Microsoft YaHei" w:hAnsi="Microsoft YaHei" w:eastAsia="Microsoft YaHei" w:cs="Microsoft YaHei"/>
+                <w:b w:val="0"/>
+                <w:sz w:val="18"/>
+              </w:rPr>
+              <w:t>S3</w:t>
+            </w:r>
+          </w:p>
+        </w:tc>
+      </w:tr>
+      <w:tr>
+        <w:tc>
+          <w:tcPr>
+            <w:tcW w:type="dxa" w:w="1337"/>
+            <w:tcBorders>
+              <w:top w:val="single" w:sz="4" w:space="0" w:color="BBBBBB"/>
+              <w:left w:val="single" w:sz="4" w:space="0" w:color="BBBBBB"/>
+              <w:bottom w:val="single" w:sz="4" w:space="0" w:color="BBBBBB"/>
+              <w:right w:val="single" w:sz="4" w:space="0" w:color="BBBBBB"/>
+            </w:tcBorders>
+            <w:shd w:val="clear" w:color="auto" w:fill="F2F6FB"/>
+          </w:tcPr>
+          <w:p>
+            <w:pPr>
+              <w:spacing w:before="0" w:after="0" w:line="240" w:lineRule="auto"/>
+            </w:pPr>
+            <w:r>
+              <w:rPr>
+                <w:rFonts w:ascii="Microsoft YaHei" w:hAnsi="Microsoft YaHei" w:eastAsia="Microsoft YaHei" w:cs="Microsoft YaHei"/>
+                <w:b w:val="0"/>
+                <w:sz w:val="18"/>
+              </w:rPr>
+              <w:t>2026-12</w:t>
+            </w:r>
+          </w:p>
+        </w:tc>
+        <w:tc>
+          <w:tcPr>
+            <w:tcW w:type="dxa" w:w="1337"/>
+            <w:tcBorders>
+              <w:top w:val="single" w:sz="4" w:space="0" w:color="BBBBBB"/>
+              <w:left w:val="single" w:sz="4" w:space="0" w:color="BBBBBB"/>
+              <w:bottom w:val="single" w:sz="4" w:space="0" w:color="BBBBBB"/>
+              <w:right w:val="single" w:sz="4" w:space="0" w:color="BBBBBB"/>
+            </w:tcBorders>
+            <w:shd w:val="clear" w:color="auto" w:fill="F2F6FB"/>
+          </w:tcPr>
+          <w:p>
+            <w:pPr>
+              <w:spacing w:before="0" w:after="0" w:line="240" w:lineRule="auto"/>
+            </w:pPr>
+            <w:r>
+              <w:rPr>
+                <w:rFonts w:ascii="Microsoft YaHei" w:hAnsi="Microsoft YaHei" w:eastAsia="Microsoft YaHei" w:cs="Microsoft YaHei"/>
+                <w:b w:val="0"/>
+                <w:sz w:val="18"/>
+              </w:rPr>
+              <w:t>SC6</w:t>
+            </w:r>
+          </w:p>
+        </w:tc>
+        <w:tc>
+          <w:tcPr>
+            <w:tcW w:type="dxa" w:w="1337"/>
+            <w:tcBorders>
+              <w:top w:val="single" w:sz="4" w:space="0" w:color="BBBBBB"/>
+              <w:left w:val="single" w:sz="4" w:space="0" w:color="BBBBBB"/>
+              <w:bottom w:val="single" w:sz="4" w:space="0" w:color="BBBBBB"/>
+              <w:right w:val="single" w:sz="4" w:space="0" w:color="BBBBBB"/>
+            </w:tcBorders>
+            <w:shd w:val="clear" w:color="auto" w:fill="F2F6FB"/>
+          </w:tcPr>
+          <w:p>
+            <w:pPr>
+              <w:spacing w:before="0" w:after="0" w:line="240" w:lineRule="auto"/>
+            </w:pPr>
+            <w:r>
+              <w:rPr>
+                <w:rFonts w:ascii="Microsoft YaHei" w:hAnsi="Microsoft YaHei" w:eastAsia="Microsoft YaHei" w:cs="Microsoft YaHei"/>
+                <w:b w:val="0"/>
+                <w:sz w:val="18"/>
+              </w:rPr>
+              <w:t>O3</w:t>
+            </w:r>
+          </w:p>
+        </w:tc>
+        <w:tc>
+          <w:tcPr>
+            <w:tcW w:type="dxa" w:w="1337"/>
+            <w:tcBorders>
+              <w:top w:val="single" w:sz="4" w:space="0" w:color="BBBBBB"/>
+              <w:left w:val="single" w:sz="4" w:space="0" w:color="BBBBBB"/>
+              <w:bottom w:val="single" w:sz="4" w:space="0" w:color="BBBBBB"/>
+              <w:right w:val="single" w:sz="4" w:space="0" w:color="BBBBBB"/>
+            </w:tcBorders>
+            <w:shd w:val="clear" w:color="auto" w:fill="F2F6FB"/>
+          </w:tcPr>
+          <w:p>
+            <w:pPr>
+              <w:spacing w:before="0" w:after="0" w:line="240" w:lineRule="auto"/>
+            </w:pPr>
+            <w:r>
+              <w:rPr>
+                <w:rFonts w:ascii="Microsoft YaHei" w:hAnsi="Microsoft YaHei" w:eastAsia="Microsoft YaHei" w:cs="Microsoft YaHei"/>
+                <w:b w:val="0"/>
+                <w:sz w:val="18"/>
+              </w:rPr>
+              <w:t>R3</w:t>
+            </w:r>
+          </w:p>
+        </w:tc>
+        <w:tc>
+          <w:tcPr>
+            <w:tcW w:type="dxa" w:w="1337"/>
+            <w:tcBorders>
+              <w:top w:val="single" w:sz="4" w:space="0" w:color="BBBBBB"/>
+              <w:left w:val="single" w:sz="4" w:space="0" w:color="BBBBBB"/>
+              <w:bottom w:val="single" w:sz="4" w:space="0" w:color="BBBBBB"/>
+              <w:right w:val="single" w:sz="4" w:space="0" w:color="BBBBBB"/>
+            </w:tcBorders>
+            <w:shd w:val="clear" w:color="auto" w:fill="F2F6FB"/>
+          </w:tcPr>
+          <w:p>
+            <w:pPr>
+              <w:spacing w:before="0" w:after="0" w:line="240" w:lineRule="auto"/>
+            </w:pPr>
+            <w:r>
+              <w:rPr>
+                <w:rFonts w:ascii="Microsoft YaHei" w:hAnsi="Microsoft YaHei" w:eastAsia="Microsoft YaHei" w:cs="Microsoft YaHei"/>
+                <w:b w:val="0"/>
+                <w:sz w:val="18"/>
+              </w:rPr>
+              <w:t>立项门禁 试点</w:t>
+            </w:r>
+          </w:p>
+        </w:tc>
+        <w:tc>
+          <w:tcPr>
+            <w:tcW w:type="dxa" w:w="1337"/>
+            <w:tcBorders>
+              <w:top w:val="single" w:sz="4" w:space="0" w:color="BBBBBB"/>
+              <w:left w:val="single" w:sz="4" w:space="0" w:color="BBBBBB"/>
+              <w:bottom w:val="single" w:sz="4" w:space="0" w:color="BBBBBB"/>
+              <w:right w:val="single" w:sz="4" w:space="0" w:color="BBBBBB"/>
+            </w:tcBorders>
+            <w:shd w:val="clear" w:color="auto" w:fill="F2F6FB"/>
+          </w:tcPr>
+          <w:p>
+            <w:pPr>
+              <w:spacing w:before="0" w:after="0" w:line="240" w:lineRule="auto"/>
+            </w:pPr>
+            <w:r>
+              <w:rPr>
+                <w:rFonts w:ascii="Microsoft YaHei" w:hAnsi="Microsoft YaHei" w:eastAsia="Microsoft YaHei" w:cs="Microsoft YaHei"/>
+                <w:b w:val="0"/>
+                <w:sz w:val="18"/>
+              </w:rPr>
+              <w:t>—</w:t>
+            </w:r>
+          </w:p>
+        </w:tc>
+        <w:tc>
+          <w:tcPr>
+            <w:tcW w:type="dxa" w:w="1337"/>
+            <w:tcBorders>
+              <w:top w:val="single" w:sz="4" w:space="0" w:color="BBBBBB"/>
+              <w:left w:val="single" w:sz="4" w:space="0" w:color="BBBBBB"/>
+              <w:bottom w:val="single" w:sz="4" w:space="0" w:color="BBBBBB"/>
+              <w:right w:val="single" w:sz="4" w:space="0" w:color="BBBBBB"/>
+            </w:tcBorders>
+            <w:shd w:val="clear" w:color="auto" w:fill="F2F6FB"/>
+          </w:tcPr>
+          <w:p>
+            <w:pPr>
+              <w:spacing w:before="0" w:after="0" w:line="240" w:lineRule="auto"/>
+            </w:pPr>
+            <w:r>
+              <w:rPr>
+                <w:rFonts w:ascii="Microsoft YaHei" w:hAnsi="Microsoft YaHei" w:eastAsia="Microsoft YaHei" w:cs="Microsoft YaHei"/>
+                <w:b w:val="0"/>
+                <w:sz w:val="18"/>
+              </w:rPr>
+              <w:t>S4</w:t>
+            </w:r>
+          </w:p>
+        </w:tc>
+      </w:tr>
+      <w:tr>
+        <w:tc>
+          <w:tcPr>
+            <w:tcW w:type="dxa" w:w="1337"/>
+            <w:tcBorders>
+              <w:top w:val="single" w:sz="4" w:space="0" w:color="BBBBBB"/>
+              <w:left w:val="single" w:sz="4" w:space="0" w:color="BBBBBB"/>
+              <w:bottom w:val="single" w:sz="4" w:space="0" w:color="BBBBBB"/>
+              <w:right w:val="single" w:sz="4" w:space="0" w:color="BBBBBB"/>
+            </w:tcBorders>
+          </w:tcPr>
+          <w:p>
+            <w:pPr>
+              <w:spacing w:before="0" w:after="0" w:line="240" w:lineRule="auto"/>
+            </w:pPr>
+            <w:r>
+              <w:rPr>
+                <w:rFonts w:ascii="Microsoft YaHei" w:hAnsi="Microsoft YaHei" w:eastAsia="Microsoft YaHei" w:cs="Microsoft YaHei"/>
+                <w:b w:val="0"/>
+                <w:sz w:val="18"/>
+              </w:rPr>
+              <w:t>2027-01</w:t>
+            </w:r>
+          </w:p>
+        </w:tc>
+        <w:tc>
+          <w:tcPr>
+            <w:tcW w:type="dxa" w:w="1337"/>
+            <w:tcBorders>
+              <w:top w:val="single" w:sz="4" w:space="0" w:color="BBBBBB"/>
+              <w:left w:val="single" w:sz="4" w:space="0" w:color="BBBBBB"/>
+              <w:bottom w:val="single" w:sz="4" w:space="0" w:color="BBBBBB"/>
+              <w:right w:val="single" w:sz="4" w:space="0" w:color="BBBBBB"/>
+            </w:tcBorders>
+          </w:tcPr>
+          <w:p>
+            <w:pPr>
+              <w:spacing w:before="0" w:after="0" w:line="240" w:lineRule="auto"/>
+            </w:pPr>
+            <w:r>
+              <w:rPr>
+                <w:rFonts w:ascii="Microsoft YaHei" w:hAnsi="Microsoft YaHei" w:eastAsia="Microsoft YaHei" w:cs="Microsoft YaHei"/>
+                <w:b w:val="0"/>
+                <w:sz w:val="18"/>
+              </w:rPr>
+              <w:t>SC7</w:t>
+            </w:r>
+          </w:p>
+        </w:tc>
+        <w:tc>
+          <w:tcPr>
+            <w:tcW w:type="dxa" w:w="1337"/>
+            <w:tcBorders>
+              <w:top w:val="single" w:sz="4" w:space="0" w:color="BBBBBB"/>
+              <w:left w:val="single" w:sz="4" w:space="0" w:color="BBBBBB"/>
+              <w:bottom w:val="single" w:sz="4" w:space="0" w:color="BBBBBB"/>
+              <w:right w:val="single" w:sz="4" w:space="0" w:color="BBBBBB"/>
+            </w:tcBorders>
+          </w:tcPr>
+          <w:p>
+            <w:pPr>
+              <w:spacing w:before="0" w:after="0" w:line="240" w:lineRule="auto"/>
+            </w:pPr>
+            <w:r>
+              <w:rPr>
+                <w:rFonts w:ascii="Microsoft YaHei" w:hAnsi="Microsoft YaHei" w:eastAsia="Microsoft YaHei" w:cs="Microsoft YaHei"/>
+                <w:b w:val="0"/>
+                <w:sz w:val="18"/>
+              </w:rPr>
+              <w:t>O4 ⚠️</w:t>
+            </w:r>
+          </w:p>
+        </w:tc>
+        <w:tc>
+          <w:tcPr>
+            <w:tcW w:type="dxa" w:w="1337"/>
+            <w:tcBorders>
+              <w:top w:val="single" w:sz="4" w:space="0" w:color="BBBBBB"/>
+              <w:left w:val="single" w:sz="4" w:space="0" w:color="BBBBBB"/>
+              <w:bottom w:val="single" w:sz="4" w:space="0" w:color="BBBBBB"/>
+              <w:right w:val="single" w:sz="4" w:space="0" w:color="BBBBBB"/>
+            </w:tcBorders>
+          </w:tcPr>
+          <w:p>
+            <w:pPr>
+              <w:spacing w:before="0" w:after="0" w:line="240" w:lineRule="auto"/>
+            </w:pPr>
+            <w:r>
+              <w:rPr>
+                <w:rFonts w:ascii="Microsoft YaHei" w:hAnsi="Microsoft YaHei" w:eastAsia="Microsoft YaHei" w:cs="Microsoft YaHei"/>
+                <w:b w:val="0"/>
+                <w:sz w:val="18"/>
+              </w:rPr>
+              <w:t>R4</w:t>
+            </w:r>
+          </w:p>
+        </w:tc>
+        <w:tc>
+          <w:tcPr>
+            <w:tcW w:type="dxa" w:w="1337"/>
+            <w:tcBorders>
+              <w:top w:val="single" w:sz="4" w:space="0" w:color="BBBBBB"/>
+              <w:left w:val="single" w:sz="4" w:space="0" w:color="BBBBBB"/>
+              <w:bottom w:val="single" w:sz="4" w:space="0" w:color="BBBBBB"/>
+              <w:right w:val="single" w:sz="4" w:space="0" w:color="BBBBBB"/>
+            </w:tcBorders>
+          </w:tcPr>
+          <w:p>
+            <w:pPr>
+              <w:spacing w:before="0" w:after="0" w:line="240" w:lineRule="auto"/>
+            </w:pPr>
+            <w:r>
+              <w:rPr>
+                <w:rFonts w:ascii="Microsoft YaHei" w:hAnsi="Microsoft YaHei" w:eastAsia="Microsoft YaHei" w:cs="Microsoft YaHei"/>
+                <w:b w:val="0"/>
+                <w:sz w:val="18"/>
+              </w:rPr>
+              <w:t>客诉分流</w:t>
+            </w:r>
+          </w:p>
+        </w:tc>
+        <w:tc>
+          <w:tcPr>
+            <w:tcW w:type="dxa" w:w="1337"/>
+            <w:tcBorders>
+              <w:top w:val="single" w:sz="4" w:space="0" w:color="BBBBBB"/>
+              <w:left w:val="single" w:sz="4" w:space="0" w:color="BBBBBB"/>
+              <w:bottom w:val="single" w:sz="4" w:space="0" w:color="BBBBBB"/>
+              <w:right w:val="single" w:sz="4" w:space="0" w:color="BBBBBB"/>
+            </w:tcBorders>
+          </w:tcPr>
+          <w:p>
+            <w:pPr>
+              <w:spacing w:before="0" w:after="0" w:line="240" w:lineRule="auto"/>
+            </w:pPr>
+            <w:r>
+              <w:rPr>
+                <w:rFonts w:ascii="Microsoft YaHei" w:hAnsi="Microsoft YaHei" w:eastAsia="Microsoft YaHei" w:cs="Microsoft YaHei"/>
+                <w:b w:val="0"/>
+                <w:sz w:val="18"/>
+              </w:rPr>
+              <w:t>FI3</w:t>
+            </w:r>
+          </w:p>
+        </w:tc>
+        <w:tc>
+          <w:tcPr>
+            <w:tcW w:type="dxa" w:w="1337"/>
+            <w:tcBorders>
+              <w:top w:val="single" w:sz="4" w:space="0" w:color="BBBBBB"/>
+              <w:left w:val="single" w:sz="4" w:space="0" w:color="BBBBBB"/>
+              <w:bottom w:val="single" w:sz="4" w:space="0" w:color="BBBBBB"/>
+              <w:right w:val="single" w:sz="4" w:space="0" w:color="BBBBBB"/>
+            </w:tcBorders>
+          </w:tcPr>
+          <w:p>
+            <w:pPr>
+              <w:spacing w:before="0" w:after="0" w:line="240" w:lineRule="auto"/>
+            </w:pPr>
+            <w:r>
+              <w:rPr>
+                <w:rFonts w:ascii="Microsoft YaHei" w:hAnsi="Microsoft YaHei" w:eastAsia="Microsoft YaHei" w:cs="Microsoft YaHei"/>
+                <w:b w:val="0"/>
+                <w:sz w:val="18"/>
+              </w:rPr>
+              <w:t>S5</w:t>
+            </w:r>
+          </w:p>
+        </w:tc>
+      </w:tr>
+      <w:tr>
+        <w:tc>
+          <w:tcPr>
+            <w:tcW w:type="dxa" w:w="1337"/>
+            <w:tcBorders>
+              <w:top w:val="single" w:sz="4" w:space="0" w:color="BBBBBB"/>
+              <w:left w:val="single" w:sz="4" w:space="0" w:color="BBBBBB"/>
+              <w:bottom w:val="single" w:sz="4" w:space="0" w:color="BBBBBB"/>
+              <w:right w:val="single" w:sz="4" w:space="0" w:color="BBBBBB"/>
+            </w:tcBorders>
+            <w:shd w:val="clear" w:color="auto" w:fill="F2F6FB"/>
+          </w:tcPr>
+          <w:p>
+            <w:pPr>
+              <w:spacing w:before="0" w:after="0" w:line="240" w:lineRule="auto"/>
+            </w:pPr>
+            <w:r>
+              <w:rPr>
+                <w:rFonts w:ascii="Microsoft YaHei" w:hAnsi="Microsoft YaHei" w:eastAsia="Microsoft YaHei" w:cs="Microsoft YaHei"/>
+                <w:b w:val="0"/>
+                <w:sz w:val="18"/>
+              </w:rPr>
+              <w:t>2027-02</w:t>
+            </w:r>
+          </w:p>
+        </w:tc>
+        <w:tc>
+          <w:tcPr>
+            <w:tcW w:type="dxa" w:w="1337"/>
+            <w:tcBorders>
+              <w:top w:val="single" w:sz="4" w:space="0" w:color="BBBBBB"/>
+              <w:left w:val="single" w:sz="4" w:space="0" w:color="BBBBBB"/>
+              <w:bottom w:val="single" w:sz="4" w:space="0" w:color="BBBBBB"/>
+              <w:right w:val="single" w:sz="4" w:space="0" w:color="BBBBBB"/>
+            </w:tcBorders>
+            <w:shd w:val="clear" w:color="auto" w:fill="F2F6FB"/>
+          </w:tcPr>
+          <w:p>
+            <w:pPr>
+              <w:spacing w:before="0" w:after="0" w:line="240" w:lineRule="auto"/>
+            </w:pPr>
+            <w:r>
+              <w:rPr>
+                <w:rFonts w:ascii="Microsoft YaHei" w:hAnsi="Microsoft YaHei" w:eastAsia="Microsoft YaHei" w:cs="Microsoft YaHei"/>
+                <w:b w:val="0"/>
+                <w:sz w:val="18"/>
+              </w:rPr>
+              <w:t>SC8 深化/客户全量通报</w:t>
+            </w:r>
+          </w:p>
+        </w:tc>
+        <w:tc>
+          <w:tcPr>
+            <w:tcW w:type="dxa" w:w="1337"/>
+            <w:tcBorders>
+              <w:top w:val="single" w:sz="4" w:space="0" w:color="BBBBBB"/>
+              <w:left w:val="single" w:sz="4" w:space="0" w:color="BBBBBB"/>
+              <w:bottom w:val="single" w:sz="4" w:space="0" w:color="BBBBBB"/>
+              <w:right w:val="single" w:sz="4" w:space="0" w:color="BBBBBB"/>
+            </w:tcBorders>
+            <w:shd w:val="clear" w:color="auto" w:fill="F2F6FB"/>
+          </w:tcPr>
+          <w:p>
+            <w:pPr>
+              <w:spacing w:before="0" w:after="0" w:line="240" w:lineRule="auto"/>
+            </w:pPr>
+            <w:r>
+              <w:rPr>
+                <w:rFonts w:ascii="Microsoft YaHei" w:hAnsi="Microsoft YaHei" w:eastAsia="Microsoft YaHei" w:cs="Microsoft YaHei"/>
+                <w:b w:val="0"/>
+                <w:sz w:val="18"/>
+              </w:rPr>
+              <w:t>—</w:t>
+            </w:r>
+          </w:p>
+        </w:tc>
+        <w:tc>
+          <w:tcPr>
+            <w:tcW w:type="dxa" w:w="1337"/>
+            <w:tcBorders>
+              <w:top w:val="single" w:sz="4" w:space="0" w:color="BBBBBB"/>
+              <w:left w:val="single" w:sz="4" w:space="0" w:color="BBBBBB"/>
+              <w:bottom w:val="single" w:sz="4" w:space="0" w:color="BBBBBB"/>
+              <w:right w:val="single" w:sz="4" w:space="0" w:color="BBBBBB"/>
+            </w:tcBorders>
+            <w:shd w:val="clear" w:color="auto" w:fill="F2F6FB"/>
+          </w:tcPr>
+          <w:p>
+            <w:pPr>
+              <w:spacing w:before="0" w:after="0" w:line="240" w:lineRule="auto"/>
+            </w:pPr>
+            <w:r>
+              <w:rPr>
+                <w:rFonts w:ascii="Microsoft YaHei" w:hAnsi="Microsoft YaHei" w:eastAsia="Microsoft YaHei" w:cs="Microsoft YaHei"/>
+                <w:b w:val="0"/>
+                <w:sz w:val="18"/>
+              </w:rPr>
+              <w:t>R5</w:t>
+            </w:r>
+          </w:p>
+        </w:tc>
+        <w:tc>
+          <w:tcPr>
+            <w:tcW w:type="dxa" w:w="1337"/>
+            <w:tcBorders>
+              <w:top w:val="single" w:sz="4" w:space="0" w:color="BBBBBB"/>
+              <w:left w:val="single" w:sz="4" w:space="0" w:color="BBBBBB"/>
+              <w:bottom w:val="single" w:sz="4" w:space="0" w:color="BBBBBB"/>
+              <w:right w:val="single" w:sz="4" w:space="0" w:color="BBBBBB"/>
+            </w:tcBorders>
+            <w:shd w:val="clear" w:color="auto" w:fill="F2F6FB"/>
+          </w:tcPr>
+          <w:p>
+            <w:pPr>
+              <w:spacing w:before="0" w:after="0" w:line="240" w:lineRule="auto"/>
+            </w:pPr>
+            <w:r>
+              <w:rPr>
+                <w:rFonts w:ascii="Microsoft YaHei" w:hAnsi="Microsoft YaHei" w:eastAsia="Microsoft YaHei" w:cs="Microsoft YaHei"/>
+                <w:b w:val="0"/>
+                <w:sz w:val="18"/>
+              </w:rPr>
+              <w:t>IATF/体系文档助手</w:t>
+            </w:r>
+          </w:p>
+        </w:tc>
+        <w:tc>
+          <w:tcPr>
+            <w:tcW w:type="dxa" w:w="1337"/>
+            <w:tcBorders>
+              <w:top w:val="single" w:sz="4" w:space="0" w:color="BBBBBB"/>
+              <w:left w:val="single" w:sz="4" w:space="0" w:color="BBBBBB"/>
+              <w:bottom w:val="single" w:sz="4" w:space="0" w:color="BBBBBB"/>
+              <w:right w:val="single" w:sz="4" w:space="0" w:color="BBBBBB"/>
+            </w:tcBorders>
+            <w:shd w:val="clear" w:color="auto" w:fill="F2F6FB"/>
+          </w:tcPr>
+          <w:p>
+            <w:pPr>
+              <w:spacing w:before="0" w:after="0" w:line="240" w:lineRule="auto"/>
+            </w:pPr>
+            <w:r>
+              <w:rPr>
+                <w:rFonts w:ascii="Microsoft YaHei" w:hAnsi="Microsoft YaHei" w:eastAsia="Microsoft YaHei" w:cs="Microsoft YaHei"/>
+                <w:b w:val="0"/>
+                <w:sz w:val="18"/>
+              </w:rPr>
+              <w:t>FI4</w:t>
+            </w:r>
+          </w:p>
+        </w:tc>
+        <w:tc>
+          <w:tcPr>
+            <w:tcW w:type="dxa" w:w="1337"/>
+            <w:tcBorders>
+              <w:top w:val="single" w:sz="4" w:space="0" w:color="BBBBBB"/>
+              <w:left w:val="single" w:sz="4" w:space="0" w:color="BBBBBB"/>
+              <w:bottom w:val="single" w:sz="4" w:space="0" w:color="BBBBBB"/>
+              <w:right w:val="single" w:sz="4" w:space="0" w:color="BBBBBB"/>
+            </w:tcBorders>
+            <w:shd w:val="clear" w:color="auto" w:fill="F2F6FB"/>
+          </w:tcPr>
+          <w:p>
+            <w:pPr>
+              <w:spacing w:before="0" w:after="0" w:line="240" w:lineRule="auto"/>
+            </w:pPr>
+            <w:r>
+              <w:rPr>
+                <w:rFonts w:ascii="Microsoft YaHei" w:hAnsi="Microsoft YaHei" w:eastAsia="Microsoft YaHei" w:cs="Microsoft YaHei"/>
+                <w:b w:val="0"/>
+                <w:sz w:val="18"/>
+              </w:rPr>
+              <w:t>S6</w:t>
+            </w:r>
+          </w:p>
+        </w:tc>
+      </w:tr>
+      <w:tr>
+        <w:tc>
+          <w:tcPr>
+            <w:tcW w:type="dxa" w:w="1337"/>
+            <w:tcBorders>
+              <w:top w:val="single" w:sz="4" w:space="0" w:color="BBBBBB"/>
+              <w:left w:val="single" w:sz="4" w:space="0" w:color="BBBBBB"/>
+              <w:bottom w:val="single" w:sz="4" w:space="0" w:color="BBBBBB"/>
+              <w:right w:val="single" w:sz="4" w:space="0" w:color="BBBBBB"/>
+            </w:tcBorders>
+          </w:tcPr>
+          <w:p>
+            <w:pPr>
+              <w:spacing w:before="0" w:after="0" w:line="240" w:lineRule="auto"/>
+            </w:pPr>
+            <w:r>
+              <w:rPr>
+                <w:rFonts w:ascii="Microsoft YaHei" w:hAnsi="Microsoft YaHei" w:eastAsia="Microsoft YaHei" w:cs="Microsoft YaHei"/>
+                <w:b w:val="0"/>
+                <w:sz w:val="18"/>
+              </w:rPr>
+              <w:t>2027-03</w:t>
+            </w:r>
+          </w:p>
+        </w:tc>
+        <w:tc>
+          <w:tcPr>
+            <w:tcW w:type="dxa" w:w="1337"/>
+            <w:tcBorders>
+              <w:top w:val="single" w:sz="4" w:space="0" w:color="BBBBBB"/>
+              <w:left w:val="single" w:sz="4" w:space="0" w:color="BBBBBB"/>
+              <w:bottom w:val="single" w:sz="4" w:space="0" w:color="BBBBBB"/>
+              <w:right w:val="single" w:sz="4" w:space="0" w:color="BBBBBB"/>
+            </w:tcBorders>
+          </w:tcPr>
+          <w:p>
+            <w:pPr>
+              <w:spacing w:before="0" w:after="0" w:line="240" w:lineRule="auto"/>
+            </w:pPr>
+            <w:r>
+              <w:rPr>
+                <w:rFonts w:ascii="Microsoft YaHei" w:hAnsi="Microsoft YaHei" w:eastAsia="Microsoft YaHei" w:cs="Microsoft YaHei"/>
+                <w:b w:val="0"/>
+                <w:sz w:val="18"/>
+              </w:rPr>
+              <w:t>SC9（采购 9 场景收官）</w:t>
+            </w:r>
+          </w:p>
+        </w:tc>
+        <w:tc>
+          <w:tcPr>
+            <w:tcW w:type="dxa" w:w="1337"/>
+            <w:tcBorders>
+              <w:top w:val="single" w:sz="4" w:space="0" w:color="BBBBBB"/>
+              <w:left w:val="single" w:sz="4" w:space="0" w:color="BBBBBB"/>
+              <w:bottom w:val="single" w:sz="4" w:space="0" w:color="BBBBBB"/>
+              <w:right w:val="single" w:sz="4" w:space="0" w:color="BBBBBB"/>
+            </w:tcBorders>
+          </w:tcPr>
+          <w:p>
+            <w:pPr>
+              <w:spacing w:before="0" w:after="0" w:line="240" w:lineRule="auto"/>
+            </w:pPr>
+            <w:r>
+              <w:rPr>
+                <w:rFonts w:ascii="Microsoft YaHei" w:hAnsi="Microsoft YaHei" w:eastAsia="Microsoft YaHei" w:cs="Microsoft YaHei"/>
+                <w:b w:val="0"/>
+                <w:sz w:val="18"/>
+              </w:rPr>
+              <w:t>—</w:t>
+            </w:r>
+          </w:p>
+        </w:tc>
+        <w:tc>
+          <w:tcPr>
+            <w:tcW w:type="dxa" w:w="1337"/>
+            <w:tcBorders>
+              <w:top w:val="single" w:sz="4" w:space="0" w:color="BBBBBB"/>
+              <w:left w:val="single" w:sz="4" w:space="0" w:color="BBBBBB"/>
+              <w:bottom w:val="single" w:sz="4" w:space="0" w:color="BBBBBB"/>
+              <w:right w:val="single" w:sz="4" w:space="0" w:color="BBBBBB"/>
+            </w:tcBorders>
+          </w:tcPr>
+          <w:p>
+            <w:pPr>
+              <w:spacing w:before="0" w:after="0" w:line="240" w:lineRule="auto"/>
+            </w:pPr>
+            <w:r>
+              <w:rPr>
+                <w:rFonts w:ascii="Microsoft YaHei" w:hAnsi="Microsoft YaHei" w:eastAsia="Microsoft YaHei" w:cs="Microsoft YaHei"/>
+                <w:b w:val="0"/>
+                <w:sz w:val="18"/>
+              </w:rPr>
+              <w:t>—</w:t>
+            </w:r>
+          </w:p>
+        </w:tc>
+        <w:tc>
+          <w:tcPr>
+            <w:tcW w:type="dxa" w:w="1337"/>
+            <w:tcBorders>
+              <w:top w:val="single" w:sz="4" w:space="0" w:color="BBBBBB"/>
+              <w:left w:val="single" w:sz="4" w:space="0" w:color="BBBBBB"/>
+              <w:bottom w:val="single" w:sz="4" w:space="0" w:color="BBBBBB"/>
+              <w:right w:val="single" w:sz="4" w:space="0" w:color="BBBBBB"/>
+            </w:tcBorders>
+          </w:tcPr>
+          <w:p>
+            <w:pPr>
+              <w:spacing w:before="0" w:after="0" w:line="240" w:lineRule="auto"/>
+            </w:pPr>
+            <w:r>
+              <w:rPr>
+                <w:rFonts w:ascii="Microsoft YaHei" w:hAnsi="Microsoft YaHei" w:eastAsia="Microsoft YaHei" w:cs="Microsoft YaHei"/>
+                <w:b w:val="0"/>
+                <w:sz w:val="18"/>
+              </w:rPr>
+              <w:t>（Agent 全面推开）</w:t>
+            </w:r>
+          </w:p>
+        </w:tc>
+        <w:tc>
+          <w:tcPr>
+            <w:tcW w:type="dxa" w:w="1337"/>
+            <w:tcBorders>
+              <w:top w:val="single" w:sz="4" w:space="0" w:color="BBBBBB"/>
+              <w:left w:val="single" w:sz="4" w:space="0" w:color="BBBBBB"/>
+              <w:bottom w:val="single" w:sz="4" w:space="0" w:color="BBBBBB"/>
+              <w:right w:val="single" w:sz="4" w:space="0" w:color="BBBBBB"/>
+            </w:tcBorders>
+          </w:tcPr>
+          <w:p>
+            <w:pPr>
+              <w:spacing w:before="0" w:after="0" w:line="240" w:lineRule="auto"/>
+            </w:pPr>
+            <w:r>
+              <w:rPr>
+                <w:rFonts w:ascii="Microsoft YaHei" w:hAnsi="Microsoft YaHei" w:eastAsia="Microsoft YaHei" w:cs="Microsoft YaHei"/>
+                <w:b w:val="0"/>
+                <w:sz w:val="18"/>
+              </w:rPr>
+              <w:t>FI5</w:t>
+            </w:r>
+          </w:p>
+        </w:tc>
+        <w:tc>
+          <w:tcPr>
+            <w:tcW w:type="dxa" w:w="1337"/>
+            <w:tcBorders>
+              <w:top w:val="single" w:sz="4" w:space="0" w:color="BBBBBB"/>
+              <w:left w:val="single" w:sz="4" w:space="0" w:color="BBBBBB"/>
+              <w:bottom w:val="single" w:sz="4" w:space="0" w:color="BBBBBB"/>
+              <w:right w:val="single" w:sz="4" w:space="0" w:color="BBBBBB"/>
+            </w:tcBorders>
+          </w:tcPr>
+          <w:p>
+            <w:pPr>
+              <w:spacing w:before="0" w:after="0" w:line="240" w:lineRule="auto"/>
+            </w:pPr>
+            <w:r>
+              <w:rPr>
+                <w:rFonts w:ascii="Microsoft YaHei" w:hAnsi="Microsoft YaHei" w:eastAsia="Microsoft YaHei" w:cs="Microsoft YaHei"/>
+                <w:b w:val="0"/>
+                <w:sz w:val="18"/>
+              </w:rPr>
+              <w:t>—</w:t>
+            </w:r>
+          </w:p>
+        </w:tc>
+      </w:tr>
+      <w:tr>
+        <w:tc>
+          <w:tcPr>
+            <w:tcW w:type="dxa" w:w="1337"/>
+            <w:tcBorders>
+              <w:top w:val="single" w:sz="4" w:space="0" w:color="BBBBBB"/>
+              <w:left w:val="single" w:sz="4" w:space="0" w:color="BBBBBB"/>
+              <w:bottom w:val="single" w:sz="4" w:space="0" w:color="BBBBBB"/>
+              <w:right w:val="single" w:sz="4" w:space="0" w:color="BBBBBB"/>
+            </w:tcBorders>
+            <w:shd w:val="clear" w:color="auto" w:fill="F2F6FB"/>
+          </w:tcPr>
+          <w:p>
+            <w:pPr>
+              <w:spacing w:before="0" w:after="0" w:line="240" w:lineRule="auto"/>
+            </w:pPr>
+            <w:r>
+              <w:rPr>
+                <w:rFonts w:ascii="Microsoft YaHei" w:hAnsi="Microsoft YaHei" w:eastAsia="Microsoft YaHei" w:cs="Microsoft YaHei"/>
+                <w:b w:val="0"/>
+                <w:sz w:val="18"/>
+              </w:rPr>
+              <w:t>2027-04</w:t>
+            </w:r>
+          </w:p>
+        </w:tc>
+        <w:tc>
+          <w:tcPr>
+            <w:tcW w:type="dxa" w:w="1337"/>
+            <w:tcBorders>
+              <w:top w:val="single" w:sz="4" w:space="0" w:color="BBBBBB"/>
+              <w:left w:val="single" w:sz="4" w:space="0" w:color="BBBBBB"/>
+              <w:bottom w:val="single" w:sz="4" w:space="0" w:color="BBBBBB"/>
+              <w:right w:val="single" w:sz="4" w:space="0" w:color="BBBBBB"/>
+            </w:tcBorders>
+            <w:shd w:val="clear" w:color="auto" w:fill="F2F6FB"/>
+          </w:tcPr>
+          <w:p>
+            <w:pPr>
+              <w:spacing w:before="0" w:after="0" w:line="240" w:lineRule="auto"/>
+            </w:pPr>
+            <w:r>
+              <w:rPr>
+                <w:rFonts w:ascii="Microsoft YaHei" w:hAnsi="Microsoft YaHei" w:eastAsia="Microsoft YaHei" w:cs="Microsoft YaHei"/>
+                <w:b w:val="0"/>
+                <w:sz w:val="18"/>
+              </w:rPr>
+              <w:t>—</w:t>
+            </w:r>
+          </w:p>
+        </w:tc>
+        <w:tc>
+          <w:tcPr>
+            <w:tcW w:type="dxa" w:w="1337"/>
+            <w:tcBorders>
+              <w:top w:val="single" w:sz="4" w:space="0" w:color="BBBBBB"/>
+              <w:left w:val="single" w:sz="4" w:space="0" w:color="BBBBBB"/>
+              <w:bottom w:val="single" w:sz="4" w:space="0" w:color="BBBBBB"/>
+              <w:right w:val="single" w:sz="4" w:space="0" w:color="BBBBBB"/>
+            </w:tcBorders>
+            <w:shd w:val="clear" w:color="auto" w:fill="F2F6FB"/>
+          </w:tcPr>
+          <w:p>
+            <w:pPr>
+              <w:spacing w:before="0" w:after="0" w:line="240" w:lineRule="auto"/>
+            </w:pPr>
+            <w:r>
+              <w:rPr>
+                <w:rFonts w:ascii="Microsoft YaHei" w:hAnsi="Microsoft YaHei" w:eastAsia="Microsoft YaHei" w:cs="Microsoft YaHei"/>
+                <w:b w:val="0"/>
+                <w:sz w:val="18"/>
+              </w:rPr>
+              <w:t>—</w:t>
+            </w:r>
+          </w:p>
+        </w:tc>
+        <w:tc>
+          <w:tcPr>
+            <w:tcW w:type="dxa" w:w="1337"/>
+            <w:tcBorders>
+              <w:top w:val="single" w:sz="4" w:space="0" w:color="BBBBBB"/>
+              <w:left w:val="single" w:sz="4" w:space="0" w:color="BBBBBB"/>
+              <w:bottom w:val="single" w:sz="4" w:space="0" w:color="BBBBBB"/>
+              <w:right w:val="single" w:sz="4" w:space="0" w:color="BBBBBB"/>
+            </w:tcBorders>
+            <w:shd w:val="clear" w:color="auto" w:fill="F2F6FB"/>
+          </w:tcPr>
+          <w:p>
+            <w:pPr>
+              <w:spacing w:before="0" w:after="0" w:line="240" w:lineRule="auto"/>
+            </w:pPr>
+            <w:r>
+              <w:rPr>
+                <w:rFonts w:ascii="Microsoft YaHei" w:hAnsi="Microsoft YaHei" w:eastAsia="Microsoft YaHei" w:cs="Microsoft YaHei"/>
+                <w:b w:val="0"/>
+                <w:sz w:val="18"/>
+              </w:rPr>
+              <w:t>—</w:t>
+            </w:r>
+          </w:p>
+        </w:tc>
+        <w:tc>
+          <w:tcPr>
+            <w:tcW w:type="dxa" w:w="1337"/>
+            <w:tcBorders>
+              <w:top w:val="single" w:sz="4" w:space="0" w:color="BBBBBB"/>
+              <w:left w:val="single" w:sz="4" w:space="0" w:color="BBBBBB"/>
+              <w:bottom w:val="single" w:sz="4" w:space="0" w:color="BBBBBB"/>
+              <w:right w:val="single" w:sz="4" w:space="0" w:color="BBBBBB"/>
+            </w:tcBorders>
+            <w:shd w:val="clear" w:color="auto" w:fill="F2F6FB"/>
+          </w:tcPr>
+          <w:p>
+            <w:pPr>
+              <w:spacing w:before="0" w:after="0" w:line="240" w:lineRule="auto"/>
+            </w:pPr>
+            <w:r>
+              <w:rPr>
+                <w:rFonts w:ascii="Microsoft YaHei" w:hAnsi="Microsoft YaHei" w:eastAsia="Microsoft YaHei" w:cs="Microsoft YaHei"/>
+                <w:b w:val="0"/>
+                <w:sz w:val="18"/>
+              </w:rPr>
+              <w:t>PPAP 审核</w:t>
+            </w:r>
+          </w:p>
+        </w:tc>
+        <w:tc>
+          <w:tcPr>
+            <w:tcW w:type="dxa" w:w="1337"/>
+            <w:tcBorders>
+              <w:top w:val="single" w:sz="4" w:space="0" w:color="BBBBBB"/>
+              <w:left w:val="single" w:sz="4" w:space="0" w:color="BBBBBB"/>
+              <w:bottom w:val="single" w:sz="4" w:space="0" w:color="BBBBBB"/>
+              <w:right w:val="single" w:sz="4" w:space="0" w:color="BBBBBB"/>
+            </w:tcBorders>
+            <w:shd w:val="clear" w:color="auto" w:fill="F2F6FB"/>
+          </w:tcPr>
+          <w:p>
+            <w:pPr>
+              <w:spacing w:before="0" w:after="0" w:line="240" w:lineRule="auto"/>
+            </w:pPr>
+            <w:r>
+              <w:rPr>
+                <w:rFonts w:ascii="Microsoft YaHei" w:hAnsi="Microsoft YaHei" w:eastAsia="Microsoft YaHei" w:cs="Microsoft YaHei"/>
+                <w:b w:val="0"/>
+                <w:sz w:val="18"/>
+              </w:rPr>
+              <w:t>FI6</w:t>
+            </w:r>
+          </w:p>
+        </w:tc>
+        <w:tc>
+          <w:tcPr>
+            <w:tcW w:type="dxa" w:w="1337"/>
+            <w:tcBorders>
+              <w:top w:val="single" w:sz="4" w:space="0" w:color="BBBBBB"/>
+              <w:left w:val="single" w:sz="4" w:space="0" w:color="BBBBBB"/>
+              <w:bottom w:val="single" w:sz="4" w:space="0" w:color="BBBBBB"/>
+              <w:right w:val="single" w:sz="4" w:space="0" w:color="BBBBBB"/>
+            </w:tcBorders>
+            <w:shd w:val="clear" w:color="auto" w:fill="F2F6FB"/>
+          </w:tcPr>
+          <w:p>
+            <w:pPr>
+              <w:spacing w:before="0" w:after="0" w:line="240" w:lineRule="auto"/>
+            </w:pPr>
+            <w:r>
+              <w:rPr>
+                <w:rFonts w:ascii="Microsoft YaHei" w:hAnsi="Microsoft YaHei" w:eastAsia="Microsoft YaHei" w:cs="Microsoft YaHei"/>
+                <w:b w:val="0"/>
+                <w:sz w:val="18"/>
+              </w:rPr>
+              <w:t>—</w:t>
+            </w:r>
+          </w:p>
+        </w:tc>
+      </w:tr>
+      <w:tr>
+        <w:tc>
+          <w:tcPr>
+            <w:tcW w:type="dxa" w:w="1337"/>
+            <w:tcBorders>
+              <w:top w:val="single" w:sz="4" w:space="0" w:color="BBBBBB"/>
+              <w:left w:val="single" w:sz="4" w:space="0" w:color="BBBBBB"/>
+              <w:bottom w:val="single" w:sz="4" w:space="0" w:color="BBBBBB"/>
+              <w:right w:val="single" w:sz="4" w:space="0" w:color="BBBBBB"/>
+            </w:tcBorders>
+          </w:tcPr>
+          <w:p>
+            <w:pPr>
+              <w:spacing w:before="0" w:after="0" w:line="240" w:lineRule="auto"/>
+            </w:pPr>
+            <w:r>
+              <w:rPr>
+                <w:rFonts w:ascii="Microsoft YaHei" w:hAnsi="Microsoft YaHei" w:eastAsia="Microsoft YaHei" w:cs="Microsoft YaHei"/>
+                <w:b w:val="0"/>
+                <w:sz w:val="18"/>
+              </w:rPr>
+              <w:t>2027-05</w:t>
+            </w:r>
+          </w:p>
+        </w:tc>
+        <w:tc>
+          <w:tcPr>
+            <w:tcW w:type="dxa" w:w="1337"/>
+            <w:tcBorders>
+              <w:top w:val="single" w:sz="4" w:space="0" w:color="BBBBBB"/>
+              <w:left w:val="single" w:sz="4" w:space="0" w:color="BBBBBB"/>
+              <w:bottom w:val="single" w:sz="4" w:space="0" w:color="BBBBBB"/>
+              <w:right w:val="single" w:sz="4" w:space="0" w:color="BBBBBB"/>
+            </w:tcBorders>
+          </w:tcPr>
+          <w:p>
+            <w:pPr>
+              <w:spacing w:before="0" w:after="0" w:line="240" w:lineRule="auto"/>
+            </w:pPr>
+            <w:r>
+              <w:rPr>
+                <w:rFonts w:ascii="Microsoft YaHei" w:hAnsi="Microsoft YaHei" w:eastAsia="Microsoft YaHei" w:cs="Microsoft YaHei"/>
+                <w:b w:val="0"/>
+                <w:sz w:val="18"/>
+              </w:rPr>
+              <w:t>—</w:t>
+            </w:r>
+          </w:p>
+        </w:tc>
+        <w:tc>
+          <w:tcPr>
+            <w:tcW w:type="dxa" w:w="1337"/>
+            <w:tcBorders>
+              <w:top w:val="single" w:sz="4" w:space="0" w:color="BBBBBB"/>
+              <w:left w:val="single" w:sz="4" w:space="0" w:color="BBBBBB"/>
+              <w:bottom w:val="single" w:sz="4" w:space="0" w:color="BBBBBB"/>
+              <w:right w:val="single" w:sz="4" w:space="0" w:color="BBBBBB"/>
+            </w:tcBorders>
+          </w:tcPr>
+          <w:p>
+            <w:pPr>
+              <w:spacing w:before="0" w:after="0" w:line="240" w:lineRule="auto"/>
+            </w:pPr>
+            <w:r>
+              <w:rPr>
+                <w:rFonts w:ascii="Microsoft YaHei" w:hAnsi="Microsoft YaHei" w:eastAsia="Microsoft YaHei" w:cs="Microsoft YaHei"/>
+                <w:b w:val="0"/>
+                <w:sz w:val="18"/>
+              </w:rPr>
+              <w:t>—</w:t>
+            </w:r>
+          </w:p>
+        </w:tc>
+        <w:tc>
+          <w:tcPr>
+            <w:tcW w:type="dxa" w:w="1337"/>
+            <w:tcBorders>
+              <w:top w:val="single" w:sz="4" w:space="0" w:color="BBBBBB"/>
+              <w:left w:val="single" w:sz="4" w:space="0" w:color="BBBBBB"/>
+              <w:bottom w:val="single" w:sz="4" w:space="0" w:color="BBBBBB"/>
+              <w:right w:val="single" w:sz="4" w:space="0" w:color="BBBBBB"/>
+            </w:tcBorders>
+          </w:tcPr>
+          <w:p>
+            <w:pPr>
+              <w:spacing w:before="0" w:after="0" w:line="240" w:lineRule="auto"/>
+            </w:pPr>
+            <w:r>
+              <w:rPr>
+                <w:rFonts w:ascii="Microsoft YaHei" w:hAnsi="Microsoft YaHei" w:eastAsia="Microsoft YaHei" w:cs="Microsoft YaHei"/>
+                <w:b w:val="0"/>
+                <w:sz w:val="18"/>
+              </w:rPr>
+              <w:t>—</w:t>
+            </w:r>
+          </w:p>
+        </w:tc>
+        <w:tc>
+          <w:tcPr>
+            <w:tcW w:type="dxa" w:w="1337"/>
+            <w:tcBorders>
+              <w:top w:val="single" w:sz="4" w:space="0" w:color="BBBBBB"/>
+              <w:left w:val="single" w:sz="4" w:space="0" w:color="BBBBBB"/>
+              <w:bottom w:val="single" w:sz="4" w:space="0" w:color="BBBBBB"/>
+              <w:right w:val="single" w:sz="4" w:space="0" w:color="BBBBBB"/>
+            </w:tcBorders>
+          </w:tcPr>
+          <w:p>
+            <w:pPr>
+              <w:spacing w:before="0" w:after="0" w:line="240" w:lineRule="auto"/>
+            </w:pPr>
+            <w:r>
+              <w:rPr>
+                <w:rFonts w:ascii="Microsoft YaHei" w:hAnsi="Microsoft YaHei" w:eastAsia="Microsoft YaHei" w:cs="Microsoft YaHei"/>
+                <w:b w:val="0"/>
+                <w:sz w:val="18"/>
+              </w:rPr>
+              <w:t>FMEA 维护；</w:t>
+            </w:r>
+            <w:r>
+              <w:rPr>
+                <w:rFonts w:ascii="Microsoft YaHei" w:hAnsi="Microsoft YaHei" w:eastAsia="Microsoft YaHei" w:cs="Microsoft YaHei"/>
+                <w:b/>
+                <w:sz w:val="18"/>
+              </w:rPr>
+              <w:t>IQC 来料检验（新）</w:t>
+            </w:r>
+          </w:p>
+        </w:tc>
+        <w:tc>
+          <w:tcPr>
+            <w:tcW w:type="dxa" w:w="1337"/>
+            <w:tcBorders>
+              <w:top w:val="single" w:sz="4" w:space="0" w:color="BBBBBB"/>
+              <w:left w:val="single" w:sz="4" w:space="0" w:color="BBBBBB"/>
+              <w:bottom w:val="single" w:sz="4" w:space="0" w:color="BBBBBB"/>
+              <w:right w:val="single" w:sz="4" w:space="0" w:color="BBBBBB"/>
+            </w:tcBorders>
+          </w:tcPr>
+          <w:p>
+            <w:pPr>
+              <w:spacing w:before="0" w:after="0" w:line="240" w:lineRule="auto"/>
+            </w:pPr>
+            <w:r>
+              <w:rPr>
+                <w:rFonts w:ascii="Microsoft YaHei" w:hAnsi="Microsoft YaHei" w:eastAsia="Microsoft YaHei" w:cs="Microsoft YaHei"/>
+                <w:b w:val="0"/>
+                <w:sz w:val="18"/>
+              </w:rPr>
+              <w:t>FI7、FI8</w:t>
+            </w:r>
+          </w:p>
+        </w:tc>
+        <w:tc>
+          <w:tcPr>
+            <w:tcW w:type="dxa" w:w="1337"/>
+            <w:tcBorders>
+              <w:top w:val="single" w:sz="4" w:space="0" w:color="BBBBBB"/>
+              <w:left w:val="single" w:sz="4" w:space="0" w:color="BBBBBB"/>
+              <w:bottom w:val="single" w:sz="4" w:space="0" w:color="BBBBBB"/>
+              <w:right w:val="single" w:sz="4" w:space="0" w:color="BBBBBB"/>
+            </w:tcBorders>
+          </w:tcPr>
+          <w:p>
+            <w:pPr>
+              <w:spacing w:before="0" w:after="0" w:line="240" w:lineRule="auto"/>
+            </w:pPr>
+            <w:r>
+              <w:rPr>
+                <w:rFonts w:ascii="Microsoft YaHei" w:hAnsi="Microsoft YaHei" w:eastAsia="Microsoft YaHei" w:cs="Microsoft YaHei"/>
+                <w:b w:val="0"/>
+                <w:sz w:val="18"/>
+              </w:rPr>
+              <w:t>—</w:t>
+            </w:r>
+          </w:p>
+        </w:tc>
+      </w:tr>
+      <w:tr>
+        <w:tc>
+          <w:tcPr>
+            <w:tcW w:type="dxa" w:w="1337"/>
+            <w:tcBorders>
+              <w:top w:val="single" w:sz="4" w:space="0" w:color="BBBBBB"/>
+              <w:left w:val="single" w:sz="4" w:space="0" w:color="BBBBBB"/>
+              <w:bottom w:val="single" w:sz="4" w:space="0" w:color="BBBBBB"/>
+              <w:right w:val="single" w:sz="4" w:space="0" w:color="BBBBBB"/>
+            </w:tcBorders>
+            <w:shd w:val="clear" w:color="auto" w:fill="F2F6FB"/>
+          </w:tcPr>
+          <w:p>
+            <w:pPr>
+              <w:spacing w:before="0" w:after="0" w:line="240" w:lineRule="auto"/>
+            </w:pPr>
+            <w:r>
+              <w:rPr>
+                <w:rFonts w:ascii="Microsoft YaHei" w:hAnsi="Microsoft YaHei" w:eastAsia="Microsoft YaHei" w:cs="Microsoft YaHei"/>
+                <w:b w:val="0"/>
+                <w:sz w:val="18"/>
+              </w:rPr>
+              <w:t>2027-06</w:t>
+            </w:r>
+          </w:p>
+        </w:tc>
+        <w:tc>
+          <w:tcPr>
+            <w:tcW w:type="dxa" w:w="1337"/>
+            <w:tcBorders>
+              <w:top w:val="single" w:sz="4" w:space="0" w:color="BBBBBB"/>
+              <w:left w:val="single" w:sz="4" w:space="0" w:color="BBBBBB"/>
+              <w:bottom w:val="single" w:sz="4" w:space="0" w:color="BBBBBB"/>
+              <w:right w:val="single" w:sz="4" w:space="0" w:color="BBBBBB"/>
+            </w:tcBorders>
+            <w:shd w:val="clear" w:color="auto" w:fill="F2F6FB"/>
+          </w:tcPr>
+          <w:p>
+            <w:pPr>
+              <w:spacing w:before="0" w:after="0" w:line="240" w:lineRule="auto"/>
+            </w:pPr>
+            <w:r>
+              <w:rPr>
+                <w:rFonts w:ascii="Microsoft YaHei" w:hAnsi="Microsoft YaHei" w:eastAsia="Microsoft YaHei" w:cs="Microsoft YaHei"/>
+                <w:b w:val="0"/>
+                <w:sz w:val="18"/>
+              </w:rPr>
+              <w:t>深化运营→全面成熟</w:t>
+            </w:r>
+          </w:p>
+        </w:tc>
+        <w:tc>
+          <w:tcPr>
+            <w:tcW w:type="dxa" w:w="1337"/>
+            <w:tcBorders>
+              <w:top w:val="single" w:sz="4" w:space="0" w:color="BBBBBB"/>
+              <w:left w:val="single" w:sz="4" w:space="0" w:color="BBBBBB"/>
+              <w:bottom w:val="single" w:sz="4" w:space="0" w:color="BBBBBB"/>
+              <w:right w:val="single" w:sz="4" w:space="0" w:color="BBBBBB"/>
+            </w:tcBorders>
+            <w:shd w:val="clear" w:color="auto" w:fill="F2F6FB"/>
+          </w:tcPr>
+          <w:p>
+            <w:pPr>
+              <w:spacing w:before="0" w:after="0" w:line="240" w:lineRule="auto"/>
+            </w:pPr>
+            <w:r>
+              <w:rPr>
+                <w:rFonts w:ascii="Microsoft YaHei" w:hAnsi="Microsoft YaHei" w:eastAsia="Microsoft YaHei" w:cs="Microsoft YaHei"/>
+                <w:b w:val="0"/>
+                <w:sz w:val="18"/>
+              </w:rPr>
+              <w:t>深化→成熟</w:t>
+            </w:r>
+          </w:p>
+        </w:tc>
+        <w:tc>
+          <w:tcPr>
+            <w:tcW w:type="dxa" w:w="1337"/>
+            <w:tcBorders>
+              <w:top w:val="single" w:sz="4" w:space="0" w:color="BBBBBB"/>
+              <w:left w:val="single" w:sz="4" w:space="0" w:color="BBBBBB"/>
+              <w:bottom w:val="single" w:sz="4" w:space="0" w:color="BBBBBB"/>
+              <w:right w:val="single" w:sz="4" w:space="0" w:color="BBBBBB"/>
+            </w:tcBorders>
+            <w:shd w:val="clear" w:color="auto" w:fill="F2F6FB"/>
+          </w:tcPr>
+          <w:p>
+            <w:pPr>
+              <w:spacing w:before="0" w:after="0" w:line="240" w:lineRule="auto"/>
+            </w:pPr>
+            <w:r>
+              <w:rPr>
+                <w:rFonts w:ascii="Microsoft YaHei" w:hAnsi="Microsoft YaHei" w:eastAsia="Microsoft YaHei" w:cs="Microsoft YaHei"/>
+                <w:b w:val="0"/>
+                <w:sz w:val="18"/>
+              </w:rPr>
+              <w:t>研发 AI 成熟</w:t>
+            </w:r>
+          </w:p>
+        </w:tc>
+        <w:tc>
+          <w:tcPr>
+            <w:tcW w:type="dxa" w:w="1337"/>
+            <w:tcBorders>
+              <w:top w:val="single" w:sz="4" w:space="0" w:color="BBBBBB"/>
+              <w:left w:val="single" w:sz="4" w:space="0" w:color="BBBBBB"/>
+              <w:bottom w:val="single" w:sz="4" w:space="0" w:color="BBBBBB"/>
+              <w:right w:val="single" w:sz="4" w:space="0" w:color="BBBBBB"/>
+            </w:tcBorders>
+            <w:shd w:val="clear" w:color="auto" w:fill="F2F6FB"/>
+          </w:tcPr>
+          <w:p>
+            <w:pPr>
+              <w:spacing w:before="0" w:after="0" w:line="240" w:lineRule="auto"/>
+            </w:pPr>
+            <w:r>
+              <w:rPr>
+                <w:rFonts w:ascii="Microsoft YaHei" w:hAnsi="Microsoft YaHei" w:eastAsia="Microsoft YaHei" w:cs="Microsoft YaHei"/>
+                <w:b/>
+                <w:sz w:val="18"/>
+              </w:rPr>
+              <w:t>SPC 异常预警（新）</w:t>
+            </w:r>
+          </w:p>
+        </w:tc>
+        <w:tc>
+          <w:tcPr>
+            <w:tcW w:type="dxa" w:w="1337"/>
+            <w:tcBorders>
+              <w:top w:val="single" w:sz="4" w:space="0" w:color="BBBBBB"/>
+              <w:left w:val="single" w:sz="4" w:space="0" w:color="BBBBBB"/>
+              <w:bottom w:val="single" w:sz="4" w:space="0" w:color="BBBBBB"/>
+              <w:right w:val="single" w:sz="4" w:space="0" w:color="BBBBBB"/>
+            </w:tcBorders>
+            <w:shd w:val="clear" w:color="auto" w:fill="F2F6FB"/>
+          </w:tcPr>
+          <w:p>
+            <w:pPr>
+              <w:spacing w:before="0" w:after="0" w:line="240" w:lineRule="auto"/>
+            </w:pPr>
+            <w:r>
+              <w:rPr>
+                <w:rFonts w:ascii="Microsoft YaHei" w:hAnsi="Microsoft YaHei" w:eastAsia="Microsoft YaHei" w:cs="Microsoft YaHei"/>
+                <w:b w:val="0"/>
+                <w:sz w:val="18"/>
+              </w:rPr>
+              <w:t>年度总结</w:t>
+            </w:r>
+          </w:p>
+        </w:tc>
+        <w:tc>
+          <w:tcPr>
+            <w:tcW w:type="dxa" w:w="1337"/>
+            <w:tcBorders>
+              <w:top w:val="single" w:sz="4" w:space="0" w:color="BBBBBB"/>
+              <w:left w:val="single" w:sz="4" w:space="0" w:color="BBBBBB"/>
+              <w:bottom w:val="single" w:sz="4" w:space="0" w:color="BBBBBB"/>
+              <w:right w:val="single" w:sz="4" w:space="0" w:color="BBBBBB"/>
+            </w:tcBorders>
+            <w:shd w:val="clear" w:color="auto" w:fill="F2F6FB"/>
+          </w:tcPr>
+          <w:p>
+            <w:pPr>
+              <w:spacing w:before="0" w:after="0" w:line="240" w:lineRule="auto"/>
+            </w:pPr>
+            <w:r>
+              <w:rPr>
+                <w:rFonts w:ascii="Microsoft YaHei" w:hAnsi="Microsoft YaHei" w:eastAsia="Microsoft YaHei" w:cs="Microsoft YaHei"/>
+                <w:b w:val="0"/>
+                <w:sz w:val="18"/>
+              </w:rPr>
+              <w:t>深化→成熟</w:t>
+            </w:r>
+          </w:p>
+        </w:tc>
+      </w:tr>
+    </w:tbl>
+    <w:p>
+      <w:pPr>
+        <w:spacing w:after="40"/>
+      </w:pPr>
+    </w:p>
+    <w:p>
+      <w:pPr>
+        <w:pBdr>
+          <w:left w:val="single" w:sz="18" w:space="8" w:color="1F4E79"/>
+        </w:pBdr>
+        <w:shd w:val="clear" w:color="auto" w:fill="EAF1FB"/>
+        <w:spacing w:before="80" w:after="160"/>
+        <w:ind w:left="160"/>
+      </w:pPr>
       <w:r>
         <w:rPr>
           <w:rFonts w:ascii="Microsoft YaHei" w:hAnsi="Microsoft YaHei" w:eastAsia="Microsoft YaHei" w:cs="Microsoft YaHei"/>
           <w:b w:val="0"/>
           <w:sz w:val="20"/>
         </w:rPr>
-        <w:t>⚠️ O4 设备预测性维护依赖 IoT 传感器硬件，10月前完成设备盘点；如需采购则顺延至 2027年1-2月。</w:t>
+        <w:t>★ SC2 依赖 U9C ERP MCP 接口，7月1日必须提交 IT 申请，接口就绪后 9月试点，10月稳定。</w:t>
       </w:r>
       <w:r>
         <w:br/>
@@ -13499,7 +16793,18 @@
           <w:b w:val="0"/>
           <w:sz w:val="20"/>
         </w:rPr>
-        <w:t xml:space="preserve">SC8（交期承诺）调至 </w:t>
+        <w:t>⚠️ O4 设备预测性维护依赖 IoT 传感器硬件，10月前完成设备盘点；如需采购则顺延。</w:t>
+      </w:r>
+      <w:r>
+        <w:br/>
+      </w:r>
+      <w:r>
+        <w:rPr>
+          <w:rFonts w:ascii="Microsoft YaHei" w:hAnsi="Microsoft YaHei" w:eastAsia="Microsoft YaHei" w:cs="Microsoft YaHei"/>
+          <w:b w:val="0"/>
+          <w:sz w:val="20"/>
+        </w:rPr>
+        <w:t xml:space="preserve">📌 SC8 已由原 2027-02 </w:t>
       </w:r>
       <w:r>
         <w:rPr>
@@ -13507,7 +16812,7 @@
           <w:b/>
           <w:sz w:val="20"/>
         </w:rPr>
-        <w:t>2027年2月</w:t>
+        <w:t>提前至 2026-07/08 收割式 MVP</w:t>
       </w:r>
       <w:r>
         <w:rPr>
@@ -13515,7 +16820,18 @@
           <w:b w:val="0"/>
           <w:sz w:val="20"/>
         </w:rPr>
-        <w:t>，SC6 2026年12月上线后有2个月稳定数据，SC7 2027年1月上线后1个月，可作为可靠输入。</w:t>
+        <w:t>（复用 supplychain delivery_forecast，不依赖 SC6/SC7）；2027-02 为其"深化/客户全量通报"阶段。</w:t>
+      </w:r>
+      <w:r>
+        <w:br/>
+      </w:r>
+      <w:r>
+        <w:rPr>
+          <w:rFonts w:ascii="Microsoft YaHei" w:hAnsi="Microsoft YaHei" w:eastAsia="Microsoft YaHei" w:cs="Microsoft YaHei"/>
+          <w:b w:val="0"/>
+          <w:sz w:val="20"/>
+        </w:rPr>
+        <w:t>📌 质量域序列已于 2026-06-11 经 Paul 批准修订（详见 §2.1.3 修订说明 + 《质量域AI数字员工路线图》）：8D①、立项门禁② 前置，新增 Q7 IQC/Q8 SPC，Q3 FMEA/Q4 PPAP 后置。</w:t>
       </w:r>
     </w:p>
     <w:p>
@@ -13541,7 +16857,7 @@
           <w:b w:val="0"/>
           <w:sz w:val="20"/>
         </w:rPr>
-        <w:t>：采购筑基期。SC1 上线，完成 AI 基础设施（向量数据库/审计日志）、U9C MCP 接口申请、ISO 26262 专题启动三项前置工作。</w:t>
+        <w:t>：采购筑基期。SC1 上线、SC8 收割式 MVP 启动，完成 AI 基础设施（向量数据库/审计日志）、U9C MCP 接口申请、ISO 26262 专题三项前置。</w:t>
       </w:r>
       <w:r>
         <w:br/>
@@ -13563,7 +16879,7 @@
           <w:b w:val="0"/>
           <w:sz w:val="20"/>
         </w:rPr>
-        <w:t>：SC3 + 三部门并行。财务（FI1 仓库对账）、销售（S1 日报自动化）、运营（O2 物料齐套预警）启动。</w:t>
+        <w:t>：SC3/SC5 + O2/O1 收割落位 + 三部门并行。财务（FI1）、销售（S1）、运营（O2/O1）启动。</w:t>
       </w:r>
       <w:r>
         <w:br/>
@@ -13585,13 +16901,7 @@
           <w:b w:val="0"/>
           <w:sz w:val="20"/>
         </w:rPr>
-        <w:t>：SC4 + 六部门全面入轨。工程研发（R1）、质量（Q1）启动，六部门全部有数字员工在运行。</w:t>
-      </w:r>
-      <w:r>
-        <w:br/>
-      </w:r>
-      <w:r>
-        <w:br/>
+        <w:t>：SC4 + 六部门全面入轨。工程研发（R1）、质量（</w:t>
       </w:r>
       <w:r>
         <w:rPr>
@@ -13599,7 +16909,7 @@
           <w:b/>
           <w:sz w:val="20"/>
         </w:rPr>
-        <w:t>11-12月</w:t>
+        <w:t>8D①</w:t>
       </w:r>
       <w:r>
         <w:rPr>
@@ -13607,7 +16917,29 @@
           <w:b w:val="0"/>
           <w:sz w:val="20"/>
         </w:rPr>
-        <w:t>：SC5/SC6，各部门每月稳步推进 1-2 个场景，不再堆叠。</w:t>
+        <w:t>）启动，六部门全部有数字员工在运行。</w:t>
+      </w:r>
+      <w:r>
+        <w:br/>
+      </w:r>
+      <w:r>
+        <w:br/>
+      </w:r>
+      <w:r>
+        <w:rPr>
+          <w:rFonts w:ascii="Microsoft YaHei" w:hAnsi="Microsoft YaHei" w:eastAsia="Microsoft YaHei" w:cs="Microsoft YaHei"/>
+          <w:b/>
+          <w:sz w:val="20"/>
+        </w:rPr>
+        <w:t>11-12月</w:t>
+      </w:r>
+      <w:r>
+        <w:rPr>
+          <w:rFonts w:ascii="Microsoft YaHei" w:hAnsi="Microsoft YaHei" w:eastAsia="Microsoft YaHei" w:cs="Microsoft YaHei"/>
+          <w:b w:val="0"/>
+          <w:sz w:val="20"/>
+        </w:rPr>
+        <w:t>：各部门每月稳步推进 1-2 个场景，质量推进立项门禁②，不再堆叠。</w:t>
       </w:r>
       <w:r>
         <w:br/>
@@ -13664,41 +16996,512 @@
     </w:p>
     <w:p>
       <w:pPr>
-        <w:jc w:val="center"/>
-      </w:pPr>
-      <w:r>
-        <w:drawing>
-          <wp:inline xmlns:a="http://schemas.openxmlformats.org/drawingml/2006/main" xmlns:pic="http://schemas.openxmlformats.org/drawingml/2006/picture">
-            <wp:extent cx="5852160" cy="4366239"/>
-            <wp:docPr id="4" name="Picture 4"/>
-            <wp:cNvGraphicFramePr>
-              <a:graphicFrameLocks noChangeAspect="1"/>
-            </wp:cNvGraphicFramePr>
-            <a:graphic>
-              <a:graphicData uri="http://schemas.openxmlformats.org/drawingml/2006/picture">
-                <pic:pic>
-                  <pic:nvPicPr>
-                    <pic:cNvPr id="0" name="arch_full.png"/>
-                    <pic:cNvPicPr/>
-                  </pic:nvPicPr>
-                  <pic:blipFill>
-                    <a:blip r:embed="rId14"/>
-                    <a:stretch>
-                      <a:fillRect/>
-                    </a:stretch>
-                  </pic:blipFill>
-                  <pic:spPr>
-                    <a:xfrm>
-                      <a:off x="0" y="0"/>
-                      <a:ext cx="5852160" cy="4366239"/>
-                    </a:xfrm>
-                    <a:prstGeom prst="rect"/>
-                  </pic:spPr>
-                </pic:pic>
-              </a:graphicData>
-            </a:graphic>
-          </wp:inline>
-        </w:drawing>
+        <w:pBdr>
+          <w:left w:val="single" w:sz="18" w:space="8" w:color="9BB4CC"/>
+        </w:pBdr>
+        <w:shd w:val="clear" w:color="auto" w:fill="F4F4F4"/>
+        <w:spacing w:before="40" w:after="0"/>
+        <w:ind w:left="160"/>
+      </w:pPr>
+      <w:r>
+        <w:rPr>
+          <w:rFonts w:ascii="NSimSun" w:hAnsi="NSimSun" w:eastAsia="NSimSun" w:cs="NSimSun"/>
+          <w:sz w:val="17"/>
+        </w:rPr>
+        <w:t>┌──────────────────────────────────────────────────────────────────┐</w:t>
+      </w:r>
+    </w:p>
+    <w:p>
+      <w:pPr>
+        <w:pBdr>
+          <w:left w:val="single" w:sz="18" w:space="8" w:color="9BB4CC"/>
+        </w:pBdr>
+        <w:shd w:val="clear" w:color="auto" w:fill="F4F4F4"/>
+        <w:spacing w:before="0" w:after="0"/>
+        <w:ind w:left="160"/>
+      </w:pPr>
+      <w:r>
+        <w:rPr>
+          <w:rFonts w:ascii="NSimSun" w:hAnsi="NSimSun" w:eastAsia="NSimSun" w:cs="NSimSun"/>
+          <w:sz w:val="17"/>
+        </w:rPr>
+        <w:t>│                      安全边界（数据安全层）                          │</w:t>
+      </w:r>
+    </w:p>
+    <w:p>
+      <w:pPr>
+        <w:pBdr>
+          <w:left w:val="single" w:sz="18" w:space="8" w:color="9BB4CC"/>
+        </w:pBdr>
+        <w:shd w:val="clear" w:color="auto" w:fill="F4F4F4"/>
+        <w:spacing w:before="0" w:after="0"/>
+        <w:ind w:left="160"/>
+      </w:pPr>
+      <w:r>
+        <w:rPr>
+          <w:rFonts w:ascii="NSimSun" w:hAnsi="NSimSun" w:eastAsia="NSimSun" w:cs="NSimSun"/>
+          <w:sz w:val="17"/>
+        </w:rPr>
+        <w:t>│  ┌─────────────────────────────────────────────────────────────┐ │</w:t>
+      </w:r>
+    </w:p>
+    <w:p>
+      <w:pPr>
+        <w:pBdr>
+          <w:left w:val="single" w:sz="18" w:space="8" w:color="9BB4CC"/>
+        </w:pBdr>
+        <w:shd w:val="clear" w:color="auto" w:fill="F4F4F4"/>
+        <w:spacing w:before="0" w:after="0"/>
+        <w:ind w:left="160"/>
+      </w:pPr>
+      <w:r>
+        <w:rPr>
+          <w:rFonts w:ascii="NSimSun" w:hAnsi="NSimSun" w:eastAsia="NSimSun" w:cs="NSimSun"/>
+          <w:sz w:val="17"/>
+        </w:rPr>
+        <w:t>│  │                   AI 平台层                                  │ │</w:t>
+      </w:r>
+    </w:p>
+    <w:p>
+      <w:pPr>
+        <w:pBdr>
+          <w:left w:val="single" w:sz="18" w:space="8" w:color="9BB4CC"/>
+        </w:pBdr>
+        <w:shd w:val="clear" w:color="auto" w:fill="F4F4F4"/>
+        <w:spacing w:before="0" w:after="0"/>
+        <w:ind w:left="160"/>
+      </w:pPr>
+      <w:r>
+        <w:rPr>
+          <w:rFonts w:ascii="NSimSun" w:hAnsi="NSimSun" w:eastAsia="NSimSun" w:cs="NSimSun"/>
+          <w:sz w:val="17"/>
+        </w:rPr>
+        <w:t>│  │  ┌──────────┐  ┌──────────┐  ┌──────────┐  ┌──────────┐  │ │</w:t>
+      </w:r>
+    </w:p>
+    <w:p>
+      <w:pPr>
+        <w:pBdr>
+          <w:left w:val="single" w:sz="18" w:space="8" w:color="9BB4CC"/>
+        </w:pBdr>
+        <w:shd w:val="clear" w:color="auto" w:fill="F4F4F4"/>
+        <w:spacing w:before="0" w:after="0"/>
+        <w:ind w:left="160"/>
+      </w:pPr>
+      <w:r>
+        <w:rPr>
+          <w:rFonts w:ascii="NSimSun" w:hAnsi="NSimSun" w:eastAsia="NSimSun" w:cs="NSimSun"/>
+          <w:sz w:val="17"/>
+        </w:rPr>
+        <w:t>│  │  │ 工程研发  │  │ 采购供链 │  │ 质量管理 │  │ 财务销售 │  │ │</w:t>
+      </w:r>
+    </w:p>
+    <w:p>
+      <w:pPr>
+        <w:pBdr>
+          <w:left w:val="single" w:sz="18" w:space="8" w:color="9BB4CC"/>
+        </w:pBdr>
+        <w:shd w:val="clear" w:color="auto" w:fill="F4F4F4"/>
+        <w:spacing w:before="0" w:after="0"/>
+        <w:ind w:left="160"/>
+      </w:pPr>
+      <w:r>
+        <w:rPr>
+          <w:rFonts w:ascii="NSimSun" w:hAnsi="NSimSun" w:eastAsia="NSimSun" w:cs="NSimSun"/>
+          <w:sz w:val="17"/>
+        </w:rPr>
+        <w:t>│  │  │  Agent   │  │  Agent  │  │  Agent  │  │  Agent  │  │ │</w:t>
+      </w:r>
+    </w:p>
+    <w:p>
+      <w:pPr>
+        <w:pBdr>
+          <w:left w:val="single" w:sz="18" w:space="8" w:color="9BB4CC"/>
+        </w:pBdr>
+        <w:shd w:val="clear" w:color="auto" w:fill="F4F4F4"/>
+        <w:spacing w:before="0" w:after="0"/>
+        <w:ind w:left="160"/>
+      </w:pPr>
+      <w:r>
+        <w:rPr>
+          <w:rFonts w:ascii="NSimSun" w:hAnsi="NSimSun" w:eastAsia="NSimSun" w:cs="NSimSun"/>
+          <w:sz w:val="17"/>
+        </w:rPr>
+        <w:t>│  │  └────┬─────┘  └────┬────┘  └────┬────┘  └────┬────┘  │ │</w:t>
+      </w:r>
+    </w:p>
+    <w:p>
+      <w:pPr>
+        <w:pBdr>
+          <w:left w:val="single" w:sz="18" w:space="8" w:color="9BB4CC"/>
+        </w:pBdr>
+        <w:shd w:val="clear" w:color="auto" w:fill="F4F4F4"/>
+        <w:spacing w:before="0" w:after="0"/>
+        <w:ind w:left="160"/>
+      </w:pPr>
+      <w:r>
+        <w:rPr>
+          <w:rFonts w:ascii="NSimSun" w:hAnsi="NSimSun" w:eastAsia="NSimSun" w:cs="NSimSun"/>
+          <w:sz w:val="17"/>
+        </w:rPr>
+        <w:t>│  │       └─────────────┴────────────┴─────────────┘        │ │</w:t>
+      </w:r>
+    </w:p>
+    <w:p>
+      <w:pPr>
+        <w:pBdr>
+          <w:left w:val="single" w:sz="18" w:space="8" w:color="9BB4CC"/>
+        </w:pBdr>
+        <w:shd w:val="clear" w:color="auto" w:fill="F4F4F4"/>
+        <w:spacing w:before="0" w:after="0"/>
+        <w:ind w:left="160"/>
+      </w:pPr>
+      <w:r>
+        <w:rPr>
+          <w:rFonts w:ascii="NSimSun" w:hAnsi="NSimSun" w:eastAsia="NSimSun" w:cs="NSimSun"/>
+          <w:sz w:val="17"/>
+        </w:rPr>
+        <w:t>│  │                       │                                  │ │</w:t>
+      </w:r>
+    </w:p>
+    <w:p>
+      <w:pPr>
+        <w:pBdr>
+          <w:left w:val="single" w:sz="18" w:space="8" w:color="9BB4CC"/>
+        </w:pBdr>
+        <w:shd w:val="clear" w:color="auto" w:fill="F4F4F4"/>
+        <w:spacing w:before="0" w:after="0"/>
+        <w:ind w:left="160"/>
+      </w:pPr>
+      <w:r>
+        <w:rPr>
+          <w:rFonts w:ascii="NSimSun" w:hAnsi="NSimSun" w:eastAsia="NSimSun" w:cs="NSimSun"/>
+          <w:sz w:val="17"/>
+        </w:rPr>
+        <w:t>│  │            ┌──────────▼──────────┐                      │ │</w:t>
+      </w:r>
+    </w:p>
+    <w:p>
+      <w:pPr>
+        <w:pBdr>
+          <w:left w:val="single" w:sz="18" w:space="8" w:color="9BB4CC"/>
+        </w:pBdr>
+        <w:shd w:val="clear" w:color="auto" w:fill="F4F4F4"/>
+        <w:spacing w:before="0" w:after="0"/>
+        <w:ind w:left="160"/>
+      </w:pPr>
+      <w:r>
+        <w:rPr>
+          <w:rFonts w:ascii="NSimSun" w:hAnsi="NSimSun" w:eastAsia="NSimSun" w:cs="NSimSun"/>
+          <w:sz w:val="17"/>
+        </w:rPr>
+        <w:t>│  │            │   MCP 工具编排层     │                      │ │</w:t>
+      </w:r>
+    </w:p>
+    <w:p>
+      <w:pPr>
+        <w:pBdr>
+          <w:left w:val="single" w:sz="18" w:space="8" w:color="9BB4CC"/>
+        </w:pBdr>
+        <w:shd w:val="clear" w:color="auto" w:fill="F4F4F4"/>
+        <w:spacing w:before="0" w:after="0"/>
+        <w:ind w:left="160"/>
+      </w:pPr>
+      <w:r>
+        <w:rPr>
+          <w:rFonts w:ascii="NSimSun" w:hAnsi="NSimSun" w:eastAsia="NSimSun" w:cs="NSimSun"/>
+          <w:sz w:val="17"/>
+        </w:rPr>
+        <w:t>│  │            │ (工具调用/权限控制)  │                      │ │</w:t>
+      </w:r>
+    </w:p>
+    <w:p>
+      <w:pPr>
+        <w:pBdr>
+          <w:left w:val="single" w:sz="18" w:space="8" w:color="9BB4CC"/>
+        </w:pBdr>
+        <w:shd w:val="clear" w:color="auto" w:fill="F4F4F4"/>
+        <w:spacing w:before="0" w:after="0"/>
+        <w:ind w:left="160"/>
+      </w:pPr>
+      <w:r>
+        <w:rPr>
+          <w:rFonts w:ascii="NSimSun" w:hAnsi="NSimSun" w:eastAsia="NSimSun" w:cs="NSimSun"/>
+          <w:sz w:val="17"/>
+        </w:rPr>
+        <w:t>│  │            └──────────┬──────────┘                      │ │</w:t>
+      </w:r>
+    </w:p>
+    <w:p>
+      <w:pPr>
+        <w:pBdr>
+          <w:left w:val="single" w:sz="18" w:space="8" w:color="9BB4CC"/>
+        </w:pBdr>
+        <w:shd w:val="clear" w:color="auto" w:fill="F4F4F4"/>
+        <w:spacing w:before="0" w:after="0"/>
+        <w:ind w:left="160"/>
+      </w:pPr>
+      <w:r>
+        <w:rPr>
+          <w:rFonts w:ascii="NSimSun" w:hAnsi="NSimSun" w:eastAsia="NSimSun" w:cs="NSimSun"/>
+          <w:sz w:val="17"/>
+        </w:rPr>
+        <w:t>│  │                       │                                  │ │</w:t>
+      </w:r>
+    </w:p>
+    <w:p>
+      <w:pPr>
+        <w:pBdr>
+          <w:left w:val="single" w:sz="18" w:space="8" w:color="9BB4CC"/>
+        </w:pBdr>
+        <w:shd w:val="clear" w:color="auto" w:fill="F4F4F4"/>
+        <w:spacing w:before="0" w:after="0"/>
+        <w:ind w:left="160"/>
+      </w:pPr>
+      <w:r>
+        <w:rPr>
+          <w:rFonts w:ascii="NSimSun" w:hAnsi="NSimSun" w:eastAsia="NSimSun" w:cs="NSimSun"/>
+          <w:sz w:val="17"/>
+        </w:rPr>
+        <w:t>│  │  ┌────────────────────▼─────────────────────────────┐   │ │</w:t>
+      </w:r>
+    </w:p>
+    <w:p>
+      <w:pPr>
+        <w:pBdr>
+          <w:left w:val="single" w:sz="18" w:space="8" w:color="9BB4CC"/>
+        </w:pBdr>
+        <w:shd w:val="clear" w:color="auto" w:fill="F4F4F4"/>
+        <w:spacing w:before="0" w:after="0"/>
+        <w:ind w:left="160"/>
+      </w:pPr>
+      <w:r>
+        <w:rPr>
+          <w:rFonts w:ascii="NSimSun" w:hAnsi="NSimSun" w:eastAsia="NSimSun" w:cs="NSimSun"/>
+          <w:sz w:val="17"/>
+        </w:rPr>
+        <w:t>│  │  │              企业知识层 (RAG)                       │   │ │</w:t>
+      </w:r>
+    </w:p>
+    <w:p>
+      <w:pPr>
+        <w:pBdr>
+          <w:left w:val="single" w:sz="18" w:space="8" w:color="9BB4CC"/>
+        </w:pBdr>
+        <w:shd w:val="clear" w:color="auto" w:fill="F4F4F4"/>
+        <w:spacing w:before="0" w:after="0"/>
+        <w:ind w:left="160"/>
+      </w:pPr>
+      <w:r>
+        <w:rPr>
+          <w:rFonts w:ascii="NSimSun" w:hAnsi="NSimSun" w:eastAsia="NSimSun" w:cs="NSimSun"/>
+          <w:sz w:val="17"/>
+        </w:rPr>
+        <w:t>│  │  │  ┌─────────┐ ┌─────────┐ ┌─────────┐ ┌────────┐ │   │ │</w:t>
+      </w:r>
+    </w:p>
+    <w:p>
+      <w:pPr>
+        <w:pBdr>
+          <w:left w:val="single" w:sz="18" w:space="8" w:color="9BB4CC"/>
+        </w:pBdr>
+        <w:shd w:val="clear" w:color="auto" w:fill="F4F4F4"/>
+        <w:spacing w:before="0" w:after="0"/>
+        <w:ind w:left="160"/>
+      </w:pPr>
+      <w:r>
+        <w:rPr>
+          <w:rFonts w:ascii="NSimSun" w:hAnsi="NSimSun" w:eastAsia="NSimSun" w:cs="NSimSun"/>
+          <w:sz w:val="17"/>
+        </w:rPr>
+        <w:t>│  │  │  │技术知识库│ │供应商库 │ │质量案例库│ │财务规则│ │   │ │</w:t>
+      </w:r>
+    </w:p>
+    <w:p>
+      <w:pPr>
+        <w:pBdr>
+          <w:left w:val="single" w:sz="18" w:space="8" w:color="9BB4CC"/>
+        </w:pBdr>
+        <w:shd w:val="clear" w:color="auto" w:fill="F4F4F4"/>
+        <w:spacing w:before="0" w:after="0"/>
+        <w:ind w:left="160"/>
+      </w:pPr>
+      <w:r>
+        <w:rPr>
+          <w:rFonts w:ascii="NSimSun" w:hAnsi="NSimSun" w:eastAsia="NSimSun" w:cs="NSimSun"/>
+          <w:sz w:val="17"/>
+        </w:rPr>
+        <w:t>│  │  │  │(AUTOSAR │ │(风险评级│ │(8D/FMEA │ │(账务  │ │   │ │</w:t>
+      </w:r>
+    </w:p>
+    <w:p>
+      <w:pPr>
+        <w:pBdr>
+          <w:left w:val="single" w:sz="18" w:space="8" w:color="9BB4CC"/>
+        </w:pBdr>
+        <w:shd w:val="clear" w:color="auto" w:fill="F4F4F4"/>
+        <w:spacing w:before="0" w:after="0"/>
+        <w:ind w:left="160"/>
+      </w:pPr>
+      <w:r>
+        <w:rPr>
+          <w:rFonts w:ascii="NSimSun" w:hAnsi="NSimSun" w:eastAsia="NSimSun" w:cs="NSimSun"/>
+          <w:sz w:val="17"/>
+        </w:rPr>
+        <w:t>│  │  │  │/MISRA)  │ │/历史)   │ │/客诉)   │ │规则)  │ │   │ │</w:t>
+      </w:r>
+    </w:p>
+    <w:p>
+      <w:pPr>
+        <w:pBdr>
+          <w:left w:val="single" w:sz="18" w:space="8" w:color="9BB4CC"/>
+        </w:pBdr>
+        <w:shd w:val="clear" w:color="auto" w:fill="F4F4F4"/>
+        <w:spacing w:before="0" w:after="0"/>
+        <w:ind w:left="160"/>
+      </w:pPr>
+      <w:r>
+        <w:rPr>
+          <w:rFonts w:ascii="NSimSun" w:hAnsi="NSimSun" w:eastAsia="NSimSun" w:cs="NSimSun"/>
+          <w:sz w:val="17"/>
+        </w:rPr>
+        <w:t>│  │  │  └─────────┘ └─────────┘ └─────────┘ └────────┘ │   │ │</w:t>
+      </w:r>
+    </w:p>
+    <w:p>
+      <w:pPr>
+        <w:pBdr>
+          <w:left w:val="single" w:sz="18" w:space="8" w:color="9BB4CC"/>
+        </w:pBdr>
+        <w:shd w:val="clear" w:color="auto" w:fill="F4F4F4"/>
+        <w:spacing w:before="0" w:after="0"/>
+        <w:ind w:left="160"/>
+      </w:pPr>
+      <w:r>
+        <w:rPr>
+          <w:rFonts w:ascii="NSimSun" w:hAnsi="NSimSun" w:eastAsia="NSimSun" w:cs="NSimSun"/>
+          <w:sz w:val="17"/>
+        </w:rPr>
+        <w:t>│  │  └──────────────────────────────────────────────────┘   │ │</w:t>
+      </w:r>
+    </w:p>
+    <w:p>
+      <w:pPr>
+        <w:pBdr>
+          <w:left w:val="single" w:sz="18" w:space="8" w:color="9BB4CC"/>
+        </w:pBdr>
+        <w:shd w:val="clear" w:color="auto" w:fill="F4F4F4"/>
+        <w:spacing w:before="0" w:after="0"/>
+        <w:ind w:left="160"/>
+      </w:pPr>
+      <w:r>
+        <w:rPr>
+          <w:rFonts w:ascii="NSimSun" w:hAnsi="NSimSun" w:eastAsia="NSimSun" w:cs="NSimSun"/>
+          <w:sz w:val="17"/>
+        </w:rPr>
+        <w:t>│  └─────────────────────────────────────────────────────────┘ │</w:t>
+      </w:r>
+    </w:p>
+    <w:p>
+      <w:pPr>
+        <w:pBdr>
+          <w:left w:val="single" w:sz="18" w:space="8" w:color="9BB4CC"/>
+        </w:pBdr>
+        <w:shd w:val="clear" w:color="auto" w:fill="F4F4F4"/>
+        <w:spacing w:before="0" w:after="0"/>
+        <w:ind w:left="160"/>
+      </w:pPr>
+      <w:r>
+        <w:rPr>
+          <w:rFonts w:ascii="NSimSun" w:hAnsi="NSimSun" w:eastAsia="NSimSun" w:cs="NSimSun"/>
+          <w:sz w:val="17"/>
+        </w:rPr>
+        <w:t>│                                                                │</w:t>
+      </w:r>
+    </w:p>
+    <w:p>
+      <w:pPr>
+        <w:pBdr>
+          <w:left w:val="single" w:sz="18" w:space="8" w:color="9BB4CC"/>
+        </w:pBdr>
+        <w:shd w:val="clear" w:color="auto" w:fill="F4F4F4"/>
+        <w:spacing w:before="0" w:after="0"/>
+        <w:ind w:left="160"/>
+      </w:pPr>
+      <w:r>
+        <w:rPr>
+          <w:rFonts w:ascii="NSimSun" w:hAnsi="NSimSun" w:eastAsia="NSimSun" w:cs="NSimSun"/>
+          <w:sz w:val="17"/>
+        </w:rPr>
+        <w:t>│  ┌──────────────────────────────────────────────────────────┐ │</w:t>
+      </w:r>
+    </w:p>
+    <w:p>
+      <w:pPr>
+        <w:pBdr>
+          <w:left w:val="single" w:sz="18" w:space="8" w:color="9BB4CC"/>
+        </w:pBdr>
+        <w:shd w:val="clear" w:color="auto" w:fill="F4F4F4"/>
+        <w:spacing w:before="0" w:after="0"/>
+        <w:ind w:left="160"/>
+      </w:pPr>
+      <w:r>
+        <w:rPr>
+          <w:rFonts w:ascii="NSimSun" w:hAnsi="NSimSun" w:eastAsia="NSimSun" w:cs="NSimSun"/>
+          <w:sz w:val="17"/>
+        </w:rPr>
+        <w:t>│  │                  数据集成层                                 │ │</w:t>
+      </w:r>
+    </w:p>
+    <w:p>
+      <w:pPr>
+        <w:pBdr>
+          <w:left w:val="single" w:sz="18" w:space="8" w:color="9BB4CC"/>
+        </w:pBdr>
+        <w:shd w:val="clear" w:color="auto" w:fill="F4F4F4"/>
+        <w:spacing w:before="0" w:after="0"/>
+        <w:ind w:left="160"/>
+      </w:pPr>
+      <w:r>
+        <w:rPr>
+          <w:rFonts w:ascii="NSimSun" w:hAnsi="NSimSun" w:eastAsia="NSimSun" w:cs="NSimSun"/>
+          <w:sz w:val="17"/>
+        </w:rPr>
+        <w:t>│  │  ERP (SAP/用友)  PLM (PDM)  MES  CRM  外部 API           │ │</w:t>
+      </w:r>
+    </w:p>
+    <w:p>
+      <w:pPr>
+        <w:pBdr>
+          <w:left w:val="single" w:sz="18" w:space="8" w:color="9BB4CC"/>
+        </w:pBdr>
+        <w:shd w:val="clear" w:color="auto" w:fill="F4F4F4"/>
+        <w:spacing w:before="0" w:after="0"/>
+        <w:ind w:left="160"/>
+      </w:pPr>
+      <w:r>
+        <w:rPr>
+          <w:rFonts w:ascii="NSimSun" w:hAnsi="NSimSun" w:eastAsia="NSimSun" w:cs="NSimSun"/>
+          <w:sz w:val="17"/>
+        </w:rPr>
+        <w:t>│  └──────────────────────────────────────────────────────────┘ │</w:t>
+      </w:r>
+    </w:p>
+    <w:p>
+      <w:pPr>
+        <w:pBdr>
+          <w:left w:val="single" w:sz="18" w:space="8" w:color="9BB4CC"/>
+        </w:pBdr>
+        <w:shd w:val="clear" w:color="auto" w:fill="F4F4F4"/>
+        <w:spacing w:before="0" w:after="40"/>
+        <w:ind w:left="160"/>
+      </w:pPr>
+      <w:r>
+        <w:rPr>
+          <w:rFonts w:ascii="NSimSun" w:hAnsi="NSimSun" w:eastAsia="NSimSun" w:cs="NSimSun"/>
+          <w:sz w:val="17"/>
+        </w:rPr>
+        <w:t>└──────────────────────────────────────────────────────────────────┘</w:t>
       </w:r>
     </w:p>
     <w:p>
@@ -14210,41 +18013,308 @@
     </w:p>
     <w:p>
       <w:pPr>
-        <w:jc w:val="center"/>
-      </w:pPr>
-      <w:r>
-        <w:drawing>
-          <wp:inline xmlns:a="http://schemas.openxmlformats.org/drawingml/2006/main" xmlns:pic="http://schemas.openxmlformats.org/drawingml/2006/picture">
-            <wp:extent cx="5852160" cy="1647113"/>
-            <wp:docPr id="5" name="Picture 5"/>
-            <wp:cNvGraphicFramePr>
-              <a:graphicFrameLocks noChangeAspect="1"/>
-            </wp:cNvGraphicFramePr>
-            <a:graphic>
-              <a:graphicData uri="http://schemas.openxmlformats.org/drawingml/2006/picture">
-                <pic:pic>
-                  <pic:nvPicPr>
-                    <pic:cNvPr id="0" name="oem_iso.png"/>
-                    <pic:cNvPicPr/>
-                  </pic:nvPicPr>
-                  <pic:blipFill>
-                    <a:blip r:embed="rId15"/>
-                    <a:stretch>
-                      <a:fillRect/>
-                    </a:stretch>
-                  </pic:blipFill>
-                  <pic:spPr>
-                    <a:xfrm>
-                      <a:off x="0" y="0"/>
-                      <a:ext cx="5852160" cy="1647113"/>
-                    </a:xfrm>
-                    <a:prstGeom prst="rect"/>
-                  </pic:spPr>
-                </pic:pic>
-              </a:graphicData>
-            </a:graphic>
-          </wp:inline>
-        </w:drawing>
+        <w:pBdr>
+          <w:left w:val="single" w:sz="18" w:space="8" w:color="9BB4CC"/>
+        </w:pBdr>
+        <w:shd w:val="clear" w:color="auto" w:fill="F4F4F4"/>
+        <w:spacing w:before="40" w:after="0"/>
+        <w:ind w:left="160"/>
+      </w:pPr>
+      <w:r>
+        <w:rPr>
+          <w:rFonts w:ascii="NSimSun" w:hAnsi="NSimSun" w:eastAsia="NSimSun" w:cs="NSimSun"/>
+          <w:sz w:val="17"/>
+        </w:rPr>
+        <w:t>重要：不同 OEM 客户的技术数据必须严格隔离</w:t>
+      </w:r>
+    </w:p>
+    <w:p>
+      <w:pPr>
+        <w:pBdr>
+          <w:left w:val="single" w:sz="18" w:space="8" w:color="9BB4CC"/>
+        </w:pBdr>
+        <w:shd w:val="clear" w:color="auto" w:fill="F4F4F4"/>
+        <w:spacing w:before="0" w:after="0"/>
+        <w:ind w:left="160"/>
+      </w:pPr>
+      <w:r>
+        <w:rPr>
+          <w:rFonts w:ascii="NSimSun" w:hAnsi="NSimSun" w:eastAsia="NSimSun" w:cs="NSimSun"/>
+          <w:sz w:val="17"/>
+        </w:rPr>
+        <w:t xml:space="preserve"> </w:t>
+      </w:r>
+    </w:p>
+    <w:p>
+      <w:pPr>
+        <w:pBdr>
+          <w:left w:val="single" w:sz="18" w:space="8" w:color="9BB4CC"/>
+        </w:pBdr>
+        <w:shd w:val="clear" w:color="auto" w:fill="F4F4F4"/>
+        <w:spacing w:before="0" w:after="0"/>
+        <w:ind w:left="160"/>
+      </w:pPr>
+      <w:r>
+        <w:rPr>
+          <w:rFonts w:ascii="NSimSun" w:hAnsi="NSimSun" w:eastAsia="NSimSun" w:cs="NSimSun"/>
+          <w:sz w:val="17"/>
+        </w:rPr>
+        <w:t>客户 A (比亚迪)          客户 B (上汽)           客户 C (理想)</w:t>
+      </w:r>
+    </w:p>
+    <w:p>
+      <w:pPr>
+        <w:pBdr>
+          <w:left w:val="single" w:sz="18" w:space="8" w:color="9BB4CC"/>
+        </w:pBdr>
+        <w:shd w:val="clear" w:color="auto" w:fill="F4F4F4"/>
+        <w:spacing w:before="0" w:after="0"/>
+        <w:ind w:left="160"/>
+      </w:pPr>
+      <w:r>
+        <w:rPr>
+          <w:rFonts w:ascii="NSimSun" w:hAnsi="NSimSun" w:eastAsia="NSimSun" w:cs="NSimSun"/>
+          <w:sz w:val="17"/>
+        </w:rPr>
+        <w:t>┌──────────────┐       ┌──────────────┐       ┌──────────────┐</w:t>
+      </w:r>
+    </w:p>
+    <w:p>
+      <w:pPr>
+        <w:pBdr>
+          <w:left w:val="single" w:sz="18" w:space="8" w:color="9BB4CC"/>
+        </w:pBdr>
+        <w:shd w:val="clear" w:color="auto" w:fill="F4F4F4"/>
+        <w:spacing w:before="0" w:after="0"/>
+        <w:ind w:left="160"/>
+      </w:pPr>
+      <w:r>
+        <w:rPr>
+          <w:rFonts w:ascii="NSimSun" w:hAnsi="NSimSun" w:eastAsia="NSimSun" w:cs="NSimSun"/>
+          <w:sz w:val="17"/>
+        </w:rPr>
+        <w:t>│ 知识库实例 A  │       │ 知识库实例 B  │       │ 知识库实例 C  │</w:t>
+      </w:r>
+    </w:p>
+    <w:p>
+      <w:pPr>
+        <w:pBdr>
+          <w:left w:val="single" w:sz="18" w:space="8" w:color="9BB4CC"/>
+        </w:pBdr>
+        <w:shd w:val="clear" w:color="auto" w:fill="F4F4F4"/>
+        <w:spacing w:before="0" w:after="0"/>
+        <w:ind w:left="160"/>
+      </w:pPr>
+      <w:r>
+        <w:rPr>
+          <w:rFonts w:ascii="NSimSun" w:hAnsi="NSimSun" w:eastAsia="NSimSun" w:cs="NSimSun"/>
+          <w:sz w:val="17"/>
+        </w:rPr>
+        <w:t>│ 需求文档 A   │       │ 需求文档 B   │       │ 需求文档 C   │</w:t>
+      </w:r>
+    </w:p>
+    <w:p>
+      <w:pPr>
+        <w:pBdr>
+          <w:left w:val="single" w:sz="18" w:space="8" w:color="9BB4CC"/>
+        </w:pBdr>
+        <w:shd w:val="clear" w:color="auto" w:fill="F4F4F4"/>
+        <w:spacing w:before="0" w:after="0"/>
+        <w:ind w:left="160"/>
+      </w:pPr>
+      <w:r>
+        <w:rPr>
+          <w:rFonts w:ascii="NSimSun" w:hAnsi="NSimSun" w:eastAsia="NSimSun" w:cs="NSimSun"/>
+          <w:sz w:val="17"/>
+        </w:rPr>
+        <w:t>│ ECU规格 A   │       │ ECU规格 B   │       │ ECU规格 C   │</w:t>
+      </w:r>
+    </w:p>
+    <w:p>
+      <w:pPr>
+        <w:pBdr>
+          <w:left w:val="single" w:sz="18" w:space="8" w:color="9BB4CC"/>
+        </w:pBdr>
+        <w:shd w:val="clear" w:color="auto" w:fill="F4F4F4"/>
+        <w:spacing w:before="0" w:after="0"/>
+        <w:ind w:left="160"/>
+      </w:pPr>
+      <w:r>
+        <w:rPr>
+          <w:rFonts w:ascii="NSimSun" w:hAnsi="NSimSun" w:eastAsia="NSimSun" w:cs="NSimSun"/>
+          <w:sz w:val="17"/>
+        </w:rPr>
+        <w:t>└──────┬───────┘       └──────┬───────┘       └──────┬───────┘</w:t>
+      </w:r>
+    </w:p>
+    <w:p>
+      <w:pPr>
+        <w:pBdr>
+          <w:left w:val="single" w:sz="18" w:space="8" w:color="9BB4CC"/>
+        </w:pBdr>
+        <w:shd w:val="clear" w:color="auto" w:fill="F4F4F4"/>
+        <w:spacing w:before="0" w:after="0"/>
+        <w:ind w:left="160"/>
+      </w:pPr>
+      <w:r>
+        <w:rPr>
+          <w:rFonts w:ascii="NSimSun" w:hAnsi="NSimSun" w:eastAsia="NSimSun" w:cs="NSimSun"/>
+          <w:sz w:val="17"/>
+        </w:rPr>
+        <w:t xml:space="preserve">       │                      │                      │</w:t>
+      </w:r>
+    </w:p>
+    <w:p>
+      <w:pPr>
+        <w:pBdr>
+          <w:left w:val="single" w:sz="18" w:space="8" w:color="9BB4CC"/>
+        </w:pBdr>
+        <w:shd w:val="clear" w:color="auto" w:fill="F4F4F4"/>
+        <w:spacing w:before="0" w:after="0"/>
+        <w:ind w:left="160"/>
+      </w:pPr>
+      <w:r>
+        <w:rPr>
+          <w:rFonts w:ascii="NSimSun" w:hAnsi="NSimSun" w:eastAsia="NSimSun" w:cs="NSimSun"/>
+          <w:sz w:val="17"/>
+        </w:rPr>
+        <w:t xml:space="preserve">       └──────────────────────┴──────────────────────┘</w:t>
+      </w:r>
+    </w:p>
+    <w:p>
+      <w:pPr>
+        <w:pBdr>
+          <w:left w:val="single" w:sz="18" w:space="8" w:color="9BB4CC"/>
+        </w:pBdr>
+        <w:shd w:val="clear" w:color="auto" w:fill="F4F4F4"/>
+        <w:spacing w:before="0" w:after="0"/>
+        <w:ind w:left="160"/>
+      </w:pPr>
+      <w:r>
+        <w:rPr>
+          <w:rFonts w:ascii="NSimSun" w:hAnsi="NSimSun" w:eastAsia="NSimSun" w:cs="NSimSun"/>
+          <w:sz w:val="17"/>
+        </w:rPr>
+        <w:t xml:space="preserve">                              │</w:t>
+      </w:r>
+    </w:p>
+    <w:p>
+      <w:pPr>
+        <w:pBdr>
+          <w:left w:val="single" w:sz="18" w:space="8" w:color="9BB4CC"/>
+        </w:pBdr>
+        <w:shd w:val="clear" w:color="auto" w:fill="F4F4F4"/>
+        <w:spacing w:before="0" w:after="0"/>
+        <w:ind w:left="160"/>
+      </w:pPr>
+      <w:r>
+        <w:rPr>
+          <w:rFonts w:ascii="NSimSun" w:hAnsi="NSimSun" w:eastAsia="NSimSun" w:cs="NSimSun"/>
+          <w:sz w:val="17"/>
+        </w:rPr>
+        <w:t xml:space="preserve">                    ┌─────────▼─────────┐</w:t>
+      </w:r>
+    </w:p>
+    <w:p>
+      <w:pPr>
+        <w:pBdr>
+          <w:left w:val="single" w:sz="18" w:space="8" w:color="9BB4CC"/>
+        </w:pBdr>
+        <w:shd w:val="clear" w:color="auto" w:fill="F4F4F4"/>
+        <w:spacing w:before="0" w:after="0"/>
+        <w:ind w:left="160"/>
+      </w:pPr>
+      <w:r>
+        <w:rPr>
+          <w:rFonts w:ascii="NSimSun" w:hAnsi="NSimSun" w:eastAsia="NSimSun" w:cs="NSimSun"/>
+          <w:sz w:val="17"/>
+        </w:rPr>
+        <w:t xml:space="preserve">                    │   统一 AI 平台     │</w:t>
+      </w:r>
+    </w:p>
+    <w:p>
+      <w:pPr>
+        <w:pBdr>
+          <w:left w:val="single" w:sz="18" w:space="8" w:color="9BB4CC"/>
+        </w:pBdr>
+        <w:shd w:val="clear" w:color="auto" w:fill="F4F4F4"/>
+        <w:spacing w:before="0" w:after="0"/>
+        <w:ind w:left="160"/>
+      </w:pPr>
+      <w:r>
+        <w:rPr>
+          <w:rFonts w:ascii="NSimSun" w:hAnsi="NSimSun" w:eastAsia="NSimSun" w:cs="NSimSun"/>
+          <w:sz w:val="17"/>
+        </w:rPr>
+        <w:t xml:space="preserve">                    │   (跨客户隔离)    │</w:t>
+      </w:r>
+    </w:p>
+    <w:p>
+      <w:pPr>
+        <w:pBdr>
+          <w:left w:val="single" w:sz="18" w:space="8" w:color="9BB4CC"/>
+        </w:pBdr>
+        <w:shd w:val="clear" w:color="auto" w:fill="F4F4F4"/>
+        <w:spacing w:before="0" w:after="0"/>
+        <w:ind w:left="160"/>
+      </w:pPr>
+      <w:r>
+        <w:rPr>
+          <w:rFonts w:ascii="NSimSun" w:hAnsi="NSimSun" w:eastAsia="NSimSun" w:cs="NSimSun"/>
+          <w:sz w:val="17"/>
+        </w:rPr>
+        <w:t xml:space="preserve">                    └───────────────────┘</w:t>
+      </w:r>
+    </w:p>
+    <w:p>
+      <w:pPr>
+        <w:pBdr>
+          <w:left w:val="single" w:sz="18" w:space="8" w:color="9BB4CC"/>
+        </w:pBdr>
+        <w:shd w:val="clear" w:color="auto" w:fill="F4F4F4"/>
+        <w:spacing w:before="0" w:after="0"/>
+        <w:ind w:left="160"/>
+      </w:pPr>
+      <w:r>
+        <w:rPr>
+          <w:rFonts w:ascii="NSimSun" w:hAnsi="NSimSun" w:eastAsia="NSimSun" w:cs="NSimSun"/>
+          <w:sz w:val="17"/>
+        </w:rPr>
+        <w:t xml:space="preserve"> </w:t>
+      </w:r>
+    </w:p>
+    <w:p>
+      <w:pPr>
+        <w:pBdr>
+          <w:left w:val="single" w:sz="18" w:space="8" w:color="9BB4CC"/>
+        </w:pBdr>
+        <w:shd w:val="clear" w:color="auto" w:fill="F4F4F4"/>
+        <w:spacing w:before="0" w:after="0"/>
+        <w:ind w:left="160"/>
+      </w:pPr>
+      <w:r>
+        <w:rPr>
+          <w:rFonts w:ascii="NSimSun" w:hAnsi="NSimSun" w:eastAsia="NSimSun" w:cs="NSimSun"/>
+          <w:sz w:val="17"/>
+        </w:rPr>
+        <w:t>⚠️ 查询工程研发 Agent 时，必须在 Prompt 中明确指定客户上下文，</w:t>
+      </w:r>
+    </w:p>
+    <w:p>
+      <w:pPr>
+        <w:pBdr>
+          <w:left w:val="single" w:sz="18" w:space="8" w:color="9BB4CC"/>
+        </w:pBdr>
+        <w:shd w:val="clear" w:color="auto" w:fill="F4F4F4"/>
+        <w:spacing w:before="0" w:after="40"/>
+        <w:ind w:left="160"/>
+      </w:pPr>
+      <w:r>
+        <w:rPr>
+          <w:rFonts w:ascii="NSimSun" w:hAnsi="NSimSun" w:eastAsia="NSimSun" w:cs="NSimSun"/>
+          <w:sz w:val="17"/>
+        </w:rPr>
+        <w:t xml:space="preserve">   系统自动路由到对应知识库，禁止跨库查询。</w:t>
       </w:r>
     </w:p>
     <w:p>
@@ -14334,45 +18404,6 @@
     </w:p>
     <w:p>
       <w:pPr>
-        <w:jc w:val="center"/>
-      </w:pPr>
-      <w:r>
-        <w:drawing>
-          <wp:inline xmlns:a="http://schemas.openxmlformats.org/drawingml/2006/main" xmlns:pic="http://schemas.openxmlformats.org/drawingml/2006/picture">
-            <wp:extent cx="5852160" cy="2208362"/>
-            <wp:docPr id="6" name="Picture 6"/>
-            <wp:cNvGraphicFramePr>
-              <a:graphicFrameLocks noChangeAspect="1"/>
-            </wp:cNvGraphicFramePr>
-            <a:graphic>
-              <a:graphicData uri="http://schemas.openxmlformats.org/drawingml/2006/picture">
-                <pic:pic>
-                  <pic:nvPicPr>
-                    <pic:cNvPr id="0" name="roadmap_h2.png"/>
-                    <pic:cNvPicPr/>
-                  </pic:nvPicPr>
-                  <pic:blipFill>
-                    <a:blip r:embed="rId16"/>
-                    <a:stretch>
-                      <a:fillRect/>
-                    </a:stretch>
-                  </pic:blipFill>
-                  <pic:spPr>
-                    <a:xfrm>
-                      <a:off x="0" y="0"/>
-                      <a:ext cx="5852160" cy="2208362"/>
-                    </a:xfrm>
-                    <a:prstGeom prst="rect"/>
-                  </pic:spPr>
-                </pic:pic>
-              </a:graphicData>
-            </a:graphic>
-          </wp:inline>
-        </w:drawing>
-      </w:r>
-    </w:p>
-    <w:p>
-      <w:pPr>
         <w:pBdr>
           <w:left w:val="single" w:sz="18" w:space="8" w:color="1F4E79"/>
         </w:pBdr>
@@ -14380,16 +18411,29 @@
         <w:spacing w:before="80" w:after="160"/>
         <w:ind w:left="160"/>
       </w:pPr>
+      <w:r>
+        <w:rPr>
+          <w:rFonts w:ascii="Microsoft YaHei" w:hAnsi="Microsoft YaHei" w:eastAsia="Microsoft YaHei" w:cs="Microsoft YaHei"/>
+          <w:b/>
+          <w:sz w:val="20"/>
+        </w:rPr>
+        <w:t>月度排期以 §加速启动总览的「唯一权威排期表」为准</w:t>
+      </w:r>
       <w:r>
         <w:rPr>
           <w:rFonts w:ascii="Microsoft YaHei" w:hAnsi="Microsoft YaHei" w:eastAsia="Microsoft YaHei" w:cs="Microsoft YaHei"/>
           <w:b w:val="0"/>
           <w:sz w:val="20"/>
         </w:rPr>
-        <w:t>★ SC2 依赖 U9C ERP MCP 接口，7月1日必须提交 IT 申请；9月试点，10月稳定上线。</w:t>
-      </w:r>
-      <w:r>
-        <w:br/>
+        <w:t>（已含 supplychain 收割重排：SC8 提前、SC3/SC5/O1/O2 提前；及 2026-06-11 质量序列修订：8D①/立项门禁② 前置、新增 Q7/Q8、FMEA/PPAP 后置）。本阶段（2026 7-12月）核心节奏：7-8 月采购筑基（SC1 上线 + SC8 收割 MVP）→ 9 月 SC3/SC5 + O2/O1 收割落位 + 财务/销售启动 → 10 月六部门全面入轨（SC4、R1、</w:t>
+      </w:r>
+      <w:r>
+        <w:rPr>
+          <w:rFonts w:ascii="Microsoft YaHei" w:hAnsi="Microsoft YaHei" w:eastAsia="Microsoft YaHei" w:cs="Microsoft YaHei"/>
+          <w:b/>
+          <w:sz w:val="20"/>
+        </w:rPr>
+        <w:t>质量 8D①</w:t>
       </w:r>
       <w:r>
         <w:rPr>
@@ -14397,7 +18441,7 @@
           <w:b w:val="0"/>
           <w:sz w:val="20"/>
         </w:rPr>
-        <w:t xml:space="preserve">★★ SC8（交期承诺）调至 </w:t>
+        <w:t>、S2）→ 11-12 月各部门稳步推进（质量推进</w:t>
       </w:r>
       <w:r>
         <w:rPr>
@@ -14405,7 +18449,7 @@
           <w:b/>
           <w:sz w:val="20"/>
         </w:rPr>
-        <w:t>2027年2月</w:t>
+        <w:t>立项门禁②</w:t>
       </w:r>
       <w:r>
         <w:rPr>
@@ -14413,18 +18457,7 @@
           <w:b w:val="0"/>
           <w:sz w:val="20"/>
         </w:rPr>
-        <w:t>：SC6（12月上线）有2个月数据，SC7（1月上线）有1个月数据，输入可靠。</w:t>
-      </w:r>
-      <w:r>
-        <w:br/>
-      </w:r>
-      <w:r>
-        <w:rPr>
-          <w:rFonts w:ascii="Microsoft YaHei" w:hAnsi="Microsoft YaHei" w:eastAsia="Microsoft YaHei" w:cs="Microsoft YaHei"/>
-          <w:b w:val="0"/>
-          <w:sz w:val="20"/>
-        </w:rPr>
-        <w:t>⚠️ O4 设备预测性维护依赖 IoT 传感器，10月前完成设备盘点；如需采购硬件则顺延。</w:t>
+        <w:t>、SC6、FI2、R2/R3、O3、S3/S4），不再堆叠。</w:t>
       </w:r>
     </w:p>
     <w:p>
@@ -14700,44 +18733,978 @@
         </w:rPr>
         <w:t>2027年1-6月重点从"部门启动"转向"跨部门联动"和"深度能力建设"。</w:t>
       </w:r>
-    </w:p>
-    <w:p>
-      <w:pPr>
+      <w:r>
+        <w:br/>
+      </w:r>
+      <w:r>
+        <w:rPr>
+          <w:rFonts w:ascii="Microsoft YaHei" w:hAnsi="Microsoft YaHei" w:eastAsia="Microsoft YaHei" w:cs="Microsoft YaHei"/>
+          <w:b w:val="0"/>
+          <w:sz w:val="20"/>
+        </w:rPr>
+        <w:t xml:space="preserve">📌 </w:t>
+      </w:r>
+      <w:r>
+        <w:rPr>
+          <w:rFonts w:ascii="Microsoft YaHei" w:hAnsi="Microsoft YaHei" w:eastAsia="Microsoft YaHei" w:cs="Microsoft YaHei"/>
+          <w:b/>
+          <w:sz w:val="20"/>
+        </w:rPr>
+        <w:t>各场景上线月份以 §加速启动总览「唯一权威排期表」为准</w:t>
+      </w:r>
+      <w:r>
+        <w:rPr>
+          <w:rFonts w:ascii="Microsoft YaHei" w:hAnsi="Microsoft YaHei" w:eastAsia="Microsoft YaHei" w:cs="Microsoft YaHei"/>
+          <w:b w:val="0"/>
+          <w:sz w:val="20"/>
+        </w:rPr>
+        <w:t>；下方月度任务清单侧重跨部门协同里程碑，质量/采购场景时点已按 2026-06-11 修订与收割重排校正，其余部门细项如与权威表有出入，以权威表为准。</w:t>
+      </w:r>
+    </w:p>
+    <w:tbl>
+      <w:tblPr>
+        <w:tblW w:type="auto" w:w="0"/>
         <w:jc w:val="center"/>
-      </w:pPr>
-      <w:r>
-        <w:drawing>
-          <wp:inline xmlns:a="http://schemas.openxmlformats.org/drawingml/2006/main" xmlns:pic="http://schemas.openxmlformats.org/drawingml/2006/picture">
-            <wp:extent cx="5852160" cy="1878355"/>
-            <wp:docPr id="7" name="Picture 7"/>
-            <wp:cNvGraphicFramePr>
-              <a:graphicFrameLocks noChangeAspect="1"/>
-            </wp:cNvGraphicFramePr>
-            <a:graphic>
-              <a:graphicData uri="http://schemas.openxmlformats.org/drawingml/2006/picture">
-                <pic:pic>
-                  <pic:nvPicPr>
-                    <pic:cNvPr id="0" name="roadmap_2027.png"/>
-                    <pic:cNvPicPr/>
-                  </pic:nvPicPr>
-                  <pic:blipFill>
-                    <a:blip r:embed="rId17"/>
-                    <a:stretch>
-                      <a:fillRect/>
-                    </a:stretch>
-                  </pic:blipFill>
-                  <pic:spPr>
-                    <a:xfrm>
-                      <a:off x="0" y="0"/>
-                      <a:ext cx="5852160" cy="1878355"/>
-                    </a:xfrm>
-                    <a:prstGeom prst="rect"/>
-                  </pic:spPr>
-                </pic:pic>
-              </a:graphicData>
-            </a:graphic>
-          </wp:inline>
-        </w:drawing>
+        <w:tblLayout w:type="autofit"/>
+        <w:tblLook w:firstColumn="1" w:firstRow="1" w:lastColumn="0" w:lastRow="0" w:noHBand="0" w:noVBand="1" w:val="04A0"/>
+      </w:tblPr>
+      <w:tblGrid>
+        <w:gridCol w:w="1872"/>
+        <w:gridCol w:w="1872"/>
+        <w:gridCol w:w="1872"/>
+        <w:gridCol w:w="1872"/>
+        <w:gridCol w:w="1872"/>
+      </w:tblGrid>
+      <w:tr>
+        <w:tc>
+          <w:tcPr>
+            <w:tcW w:type="dxa" w:w="1872"/>
+            <w:tcBorders>
+              <w:top w:val="single" w:sz="4" w:space="0" w:color="BBBBBB"/>
+              <w:left w:val="single" w:sz="4" w:space="0" w:color="BBBBBB"/>
+              <w:bottom w:val="single" w:sz="4" w:space="0" w:color="BBBBBB"/>
+              <w:right w:val="single" w:sz="4" w:space="0" w:color="BBBBBB"/>
+            </w:tcBorders>
+            <w:shd w:val="clear" w:color="auto" w:fill="1F4E79"/>
+          </w:tcPr>
+          <w:p>
+            <w:pPr>
+              <w:spacing w:before="0" w:after="0" w:line="240" w:lineRule="auto"/>
+              <w:jc w:val="center"/>
+            </w:pPr>
+            <w:r>
+              <w:rPr>
+                <w:rFonts w:ascii="Microsoft YaHei" w:hAnsi="Microsoft YaHei" w:eastAsia="Microsoft YaHei" w:cs="Microsoft YaHei"/>
+                <w:b/>
+                <w:color w:val="FFFFFF"/>
+                <w:sz w:val="19"/>
+              </w:rPr>
+              <w:t>月份(2027)</w:t>
+            </w:r>
+          </w:p>
+        </w:tc>
+        <w:tc>
+          <w:tcPr>
+            <w:tcW w:type="dxa" w:w="1872"/>
+            <w:tcBorders>
+              <w:top w:val="single" w:sz="4" w:space="0" w:color="BBBBBB"/>
+              <w:left w:val="single" w:sz="4" w:space="0" w:color="BBBBBB"/>
+              <w:bottom w:val="single" w:sz="4" w:space="0" w:color="BBBBBB"/>
+              <w:right w:val="single" w:sz="4" w:space="0" w:color="BBBBBB"/>
+            </w:tcBorders>
+            <w:shd w:val="clear" w:color="auto" w:fill="1F4E79"/>
+          </w:tcPr>
+          <w:p>
+            <w:pPr>
+              <w:spacing w:before="0" w:after="0" w:line="240" w:lineRule="auto"/>
+              <w:jc w:val="center"/>
+            </w:pPr>
+            <w:r>
+              <w:rPr>
+                <w:rFonts w:ascii="Microsoft YaHei" w:hAnsi="Microsoft YaHei" w:eastAsia="Microsoft YaHei" w:cs="Microsoft YaHei"/>
+                <w:b/>
+                <w:color w:val="FFFFFF"/>
+                <w:sz w:val="19"/>
+              </w:rPr>
+              <w:t>跨部门/全公司</w:t>
+            </w:r>
+          </w:p>
+        </w:tc>
+        <w:tc>
+          <w:tcPr>
+            <w:tcW w:type="dxa" w:w="1872"/>
+            <w:tcBorders>
+              <w:top w:val="single" w:sz="4" w:space="0" w:color="BBBBBB"/>
+              <w:left w:val="single" w:sz="4" w:space="0" w:color="BBBBBB"/>
+              <w:bottom w:val="single" w:sz="4" w:space="0" w:color="BBBBBB"/>
+              <w:right w:val="single" w:sz="4" w:space="0" w:color="BBBBBB"/>
+            </w:tcBorders>
+            <w:shd w:val="clear" w:color="auto" w:fill="1F4E79"/>
+          </w:tcPr>
+          <w:p>
+            <w:pPr>
+              <w:spacing w:before="0" w:after="0" w:line="240" w:lineRule="auto"/>
+              <w:jc w:val="center"/>
+            </w:pPr>
+            <w:r>
+              <w:rPr>
+                <w:rFonts w:ascii="Microsoft YaHei" w:hAnsi="Microsoft YaHei" w:eastAsia="Microsoft YaHei" w:cs="Microsoft YaHei"/>
+                <w:b/>
+                <w:color w:val="FFFFFF"/>
+                <w:sz w:val="19"/>
+              </w:rPr>
+              <w:t>工程研发</w:t>
+            </w:r>
+          </w:p>
+        </w:tc>
+        <w:tc>
+          <w:tcPr>
+            <w:tcW w:type="dxa" w:w="1872"/>
+            <w:tcBorders>
+              <w:top w:val="single" w:sz="4" w:space="0" w:color="BBBBBB"/>
+              <w:left w:val="single" w:sz="4" w:space="0" w:color="BBBBBB"/>
+              <w:bottom w:val="single" w:sz="4" w:space="0" w:color="BBBBBB"/>
+              <w:right w:val="single" w:sz="4" w:space="0" w:color="BBBBBB"/>
+            </w:tcBorders>
+            <w:shd w:val="clear" w:color="auto" w:fill="1F4E79"/>
+          </w:tcPr>
+          <w:p>
+            <w:pPr>
+              <w:spacing w:before="0" w:after="0" w:line="240" w:lineRule="auto"/>
+              <w:jc w:val="center"/>
+            </w:pPr>
+            <w:r>
+              <w:rPr>
+                <w:rFonts w:ascii="Microsoft YaHei" w:hAnsi="Microsoft YaHei" w:eastAsia="Microsoft YaHei" w:cs="Microsoft YaHei"/>
+                <w:b/>
+                <w:color w:val="FFFFFF"/>
+                <w:sz w:val="19"/>
+              </w:rPr>
+              <w:t>质量（修订后）</w:t>
+            </w:r>
+          </w:p>
+        </w:tc>
+        <w:tc>
+          <w:tcPr>
+            <w:tcW w:type="dxa" w:w="1872"/>
+            <w:tcBorders>
+              <w:top w:val="single" w:sz="4" w:space="0" w:color="BBBBBB"/>
+              <w:left w:val="single" w:sz="4" w:space="0" w:color="BBBBBB"/>
+              <w:bottom w:val="single" w:sz="4" w:space="0" w:color="BBBBBB"/>
+              <w:right w:val="single" w:sz="4" w:space="0" w:color="BBBBBB"/>
+            </w:tcBorders>
+            <w:shd w:val="clear" w:color="auto" w:fill="1F4E79"/>
+          </w:tcPr>
+          <w:p>
+            <w:pPr>
+              <w:spacing w:before="0" w:after="0" w:line="240" w:lineRule="auto"/>
+              <w:jc w:val="center"/>
+            </w:pPr>
+            <w:r>
+              <w:rPr>
+                <w:rFonts w:ascii="Microsoft YaHei" w:hAnsi="Microsoft YaHei" w:eastAsia="Microsoft YaHei" w:cs="Microsoft YaHei"/>
+                <w:b/>
+                <w:color w:val="FFFFFF"/>
+                <w:sz w:val="19"/>
+              </w:rPr>
+              <w:t>其他四部门（采购/财务/销售/运营）</w:t>
+            </w:r>
+          </w:p>
+        </w:tc>
+      </w:tr>
+      <w:tr>
+        <w:tc>
+          <w:tcPr>
+            <w:tcW w:type="dxa" w:w="1872"/>
+            <w:tcBorders>
+              <w:top w:val="single" w:sz="4" w:space="0" w:color="BBBBBB"/>
+              <w:left w:val="single" w:sz="4" w:space="0" w:color="BBBBBB"/>
+              <w:bottom w:val="single" w:sz="4" w:space="0" w:color="BBBBBB"/>
+              <w:right w:val="single" w:sz="4" w:space="0" w:color="BBBBBB"/>
+            </w:tcBorders>
+          </w:tcPr>
+          <w:p>
+            <w:pPr>
+              <w:spacing w:before="0" w:after="0" w:line="240" w:lineRule="auto"/>
+            </w:pPr>
+            <w:r>
+              <w:rPr>
+                <w:rFonts w:ascii="Microsoft YaHei" w:hAnsi="Microsoft YaHei" w:eastAsia="Microsoft YaHei" w:cs="Microsoft YaHei"/>
+                <w:b w:val="0"/>
+                <w:sz w:val="18"/>
+              </w:rPr>
+              <w:t>1月</w:t>
+            </w:r>
+          </w:p>
+        </w:tc>
+        <w:tc>
+          <w:tcPr>
+            <w:tcW w:type="dxa" w:w="1872"/>
+            <w:tcBorders>
+              <w:top w:val="single" w:sz="4" w:space="0" w:color="BBBBBB"/>
+              <w:left w:val="single" w:sz="4" w:space="0" w:color="BBBBBB"/>
+              <w:bottom w:val="single" w:sz="4" w:space="0" w:color="BBBBBB"/>
+              <w:right w:val="single" w:sz="4" w:space="0" w:color="BBBBBB"/>
+            </w:tcBorders>
+          </w:tcPr>
+          <w:p>
+            <w:pPr>
+              <w:spacing w:before="0" w:after="0" w:line="240" w:lineRule="auto"/>
+            </w:pPr>
+            <w:r>
+              <w:rPr>
+                <w:rFonts w:ascii="Microsoft YaHei" w:hAnsi="Microsoft YaHei" w:eastAsia="Microsoft YaHei" w:cs="Microsoft YaHei"/>
+                <w:b w:val="0"/>
+                <w:sz w:val="18"/>
+              </w:rPr>
+              <w:t>Agent 协同设计启动</w:t>
+            </w:r>
+          </w:p>
+        </w:tc>
+        <w:tc>
+          <w:tcPr>
+            <w:tcW w:type="dxa" w:w="1872"/>
+            <w:tcBorders>
+              <w:top w:val="single" w:sz="4" w:space="0" w:color="BBBBBB"/>
+              <w:left w:val="single" w:sz="4" w:space="0" w:color="BBBBBB"/>
+              <w:bottom w:val="single" w:sz="4" w:space="0" w:color="BBBBBB"/>
+              <w:right w:val="single" w:sz="4" w:space="0" w:color="BBBBBB"/>
+            </w:tcBorders>
+          </w:tcPr>
+          <w:p>
+            <w:pPr>
+              <w:spacing w:before="0" w:after="0" w:line="240" w:lineRule="auto"/>
+            </w:pPr>
+            <w:r>
+              <w:rPr>
+                <w:rFonts w:ascii="Microsoft YaHei" w:hAnsi="Microsoft YaHei" w:eastAsia="Microsoft YaHei" w:cs="Microsoft YaHei"/>
+                <w:b w:val="0"/>
+                <w:sz w:val="18"/>
+              </w:rPr>
+              <w:t>R4 测试用例</w:t>
+            </w:r>
+          </w:p>
+        </w:tc>
+        <w:tc>
+          <w:tcPr>
+            <w:tcW w:type="dxa" w:w="1872"/>
+            <w:tcBorders>
+              <w:top w:val="single" w:sz="4" w:space="0" w:color="BBBBBB"/>
+              <w:left w:val="single" w:sz="4" w:space="0" w:color="BBBBBB"/>
+              <w:bottom w:val="single" w:sz="4" w:space="0" w:color="BBBBBB"/>
+              <w:right w:val="single" w:sz="4" w:space="0" w:color="BBBBBB"/>
+            </w:tcBorders>
+          </w:tcPr>
+          <w:p>
+            <w:pPr>
+              <w:spacing w:before="0" w:after="0" w:line="240" w:lineRule="auto"/>
+            </w:pPr>
+            <w:r>
+              <w:rPr>
+                <w:rFonts w:ascii="Microsoft YaHei" w:hAnsi="Microsoft YaHei" w:eastAsia="Microsoft YaHei" w:cs="Microsoft YaHei"/>
+                <w:b/>
+                <w:sz w:val="18"/>
+              </w:rPr>
+              <w:t>客诉分流</w:t>
+            </w:r>
+            <w:r>
+              <w:rPr>
+                <w:rFonts w:ascii="Microsoft YaHei" w:hAnsi="Microsoft YaHei" w:eastAsia="Microsoft YaHei" w:cs="Microsoft YaHei"/>
+                <w:b w:val="0"/>
+                <w:sz w:val="18"/>
+              </w:rPr>
+              <w:t xml:space="preserve"> 上线</w:t>
+            </w:r>
+          </w:p>
+        </w:tc>
+        <w:tc>
+          <w:tcPr>
+            <w:tcW w:type="dxa" w:w="1872"/>
+            <w:tcBorders>
+              <w:top w:val="single" w:sz="4" w:space="0" w:color="BBBBBB"/>
+              <w:left w:val="single" w:sz="4" w:space="0" w:color="BBBBBB"/>
+              <w:bottom w:val="single" w:sz="4" w:space="0" w:color="BBBBBB"/>
+              <w:right w:val="single" w:sz="4" w:space="0" w:color="BBBBBB"/>
+            </w:tcBorders>
+          </w:tcPr>
+          <w:p>
+            <w:pPr>
+              <w:spacing w:before="0" w:after="0" w:line="240" w:lineRule="auto"/>
+            </w:pPr>
+            <w:r>
+              <w:rPr>
+                <w:rFonts w:ascii="Microsoft YaHei" w:hAnsi="Microsoft YaHei" w:eastAsia="Microsoft YaHei" w:cs="Microsoft YaHei"/>
+                <w:b w:val="0"/>
+                <w:sz w:val="18"/>
+              </w:rPr>
+              <w:t>SC7、FI3、S5、O4⚠️ 深化运行</w:t>
+            </w:r>
+          </w:p>
+        </w:tc>
+      </w:tr>
+      <w:tr>
+        <w:tc>
+          <w:tcPr>
+            <w:tcW w:type="dxa" w:w="1872"/>
+            <w:tcBorders>
+              <w:top w:val="single" w:sz="4" w:space="0" w:color="BBBBBB"/>
+              <w:left w:val="single" w:sz="4" w:space="0" w:color="BBBBBB"/>
+              <w:bottom w:val="single" w:sz="4" w:space="0" w:color="BBBBBB"/>
+              <w:right w:val="single" w:sz="4" w:space="0" w:color="BBBBBB"/>
+            </w:tcBorders>
+            <w:shd w:val="clear" w:color="auto" w:fill="F2F6FB"/>
+          </w:tcPr>
+          <w:p>
+            <w:pPr>
+              <w:spacing w:before="0" w:after="0" w:line="240" w:lineRule="auto"/>
+            </w:pPr>
+            <w:r>
+              <w:rPr>
+                <w:rFonts w:ascii="Microsoft YaHei" w:hAnsi="Microsoft YaHei" w:eastAsia="Microsoft YaHei" w:cs="Microsoft YaHei"/>
+                <w:b w:val="0"/>
+                <w:sz w:val="18"/>
+              </w:rPr>
+              <w:t>2月</w:t>
+            </w:r>
+          </w:p>
+        </w:tc>
+        <w:tc>
+          <w:tcPr>
+            <w:tcW w:type="dxa" w:w="1872"/>
+            <w:tcBorders>
+              <w:top w:val="single" w:sz="4" w:space="0" w:color="BBBBBB"/>
+              <w:left w:val="single" w:sz="4" w:space="0" w:color="BBBBBB"/>
+              <w:bottom w:val="single" w:sz="4" w:space="0" w:color="BBBBBB"/>
+              <w:right w:val="single" w:sz="4" w:space="0" w:color="BBBBBB"/>
+            </w:tcBorders>
+            <w:shd w:val="clear" w:color="auto" w:fill="F2F6FB"/>
+          </w:tcPr>
+          <w:p>
+            <w:pPr>
+              <w:spacing w:before="0" w:after="0" w:line="240" w:lineRule="auto"/>
+            </w:pPr>
+            <w:r>
+              <w:rPr>
+                <w:rFonts w:ascii="Microsoft YaHei" w:hAnsi="Microsoft YaHei" w:eastAsia="Microsoft YaHei" w:cs="Microsoft YaHei"/>
+                <w:b w:val="0"/>
+                <w:sz w:val="18"/>
+              </w:rPr>
+              <w:t>Agent 联动灰度试点</w:t>
+            </w:r>
+          </w:p>
+        </w:tc>
+        <w:tc>
+          <w:tcPr>
+            <w:tcW w:type="dxa" w:w="1872"/>
+            <w:tcBorders>
+              <w:top w:val="single" w:sz="4" w:space="0" w:color="BBBBBB"/>
+              <w:left w:val="single" w:sz="4" w:space="0" w:color="BBBBBB"/>
+              <w:bottom w:val="single" w:sz="4" w:space="0" w:color="BBBBBB"/>
+              <w:right w:val="single" w:sz="4" w:space="0" w:color="BBBBBB"/>
+            </w:tcBorders>
+            <w:shd w:val="clear" w:color="auto" w:fill="F2F6FB"/>
+          </w:tcPr>
+          <w:p>
+            <w:pPr>
+              <w:spacing w:before="0" w:after="0" w:line="240" w:lineRule="auto"/>
+            </w:pPr>
+            <w:r>
+              <w:rPr>
+                <w:rFonts w:ascii="Microsoft YaHei" w:hAnsi="Microsoft YaHei" w:eastAsia="Microsoft YaHei" w:cs="Microsoft YaHei"/>
+                <w:b w:val="0"/>
+                <w:sz w:val="18"/>
+              </w:rPr>
+              <w:t>R5 技术文档</w:t>
+            </w:r>
+          </w:p>
+        </w:tc>
+        <w:tc>
+          <w:tcPr>
+            <w:tcW w:type="dxa" w:w="1872"/>
+            <w:tcBorders>
+              <w:top w:val="single" w:sz="4" w:space="0" w:color="BBBBBB"/>
+              <w:left w:val="single" w:sz="4" w:space="0" w:color="BBBBBB"/>
+              <w:bottom w:val="single" w:sz="4" w:space="0" w:color="BBBBBB"/>
+              <w:right w:val="single" w:sz="4" w:space="0" w:color="BBBBBB"/>
+            </w:tcBorders>
+            <w:shd w:val="clear" w:color="auto" w:fill="F2F6FB"/>
+          </w:tcPr>
+          <w:p>
+            <w:pPr>
+              <w:spacing w:before="0" w:after="0" w:line="240" w:lineRule="auto"/>
+            </w:pPr>
+            <w:r>
+              <w:rPr>
+                <w:rFonts w:ascii="Microsoft YaHei" w:hAnsi="Microsoft YaHei" w:eastAsia="Microsoft YaHei" w:cs="Microsoft YaHei"/>
+                <w:b/>
+                <w:sz w:val="18"/>
+              </w:rPr>
+              <w:t>IATF/体系文档助手</w:t>
+            </w:r>
+          </w:p>
+        </w:tc>
+        <w:tc>
+          <w:tcPr>
+            <w:tcW w:type="dxa" w:w="1872"/>
+            <w:tcBorders>
+              <w:top w:val="single" w:sz="4" w:space="0" w:color="BBBBBB"/>
+              <w:left w:val="single" w:sz="4" w:space="0" w:color="BBBBBB"/>
+              <w:bottom w:val="single" w:sz="4" w:space="0" w:color="BBBBBB"/>
+              <w:right w:val="single" w:sz="4" w:space="0" w:color="BBBBBB"/>
+            </w:tcBorders>
+            <w:shd w:val="clear" w:color="auto" w:fill="F2F6FB"/>
+          </w:tcPr>
+          <w:p>
+            <w:pPr>
+              <w:spacing w:before="0" w:after="0" w:line="240" w:lineRule="auto"/>
+            </w:pPr>
+            <w:r>
+              <w:rPr>
+                <w:rFonts w:ascii="Microsoft YaHei" w:hAnsi="Microsoft YaHei" w:eastAsia="Microsoft YaHei" w:cs="Microsoft YaHei"/>
+                <w:b w:val="0"/>
+                <w:sz w:val="18"/>
+              </w:rPr>
+              <w:t>SC8 深化/全量通报、FI4、S6</w:t>
+            </w:r>
+          </w:p>
+        </w:tc>
+      </w:tr>
+      <w:tr>
+        <w:tc>
+          <w:tcPr>
+            <w:tcW w:type="dxa" w:w="1872"/>
+            <w:tcBorders>
+              <w:top w:val="single" w:sz="4" w:space="0" w:color="BBBBBB"/>
+              <w:left w:val="single" w:sz="4" w:space="0" w:color="BBBBBB"/>
+              <w:bottom w:val="single" w:sz="4" w:space="0" w:color="BBBBBB"/>
+              <w:right w:val="single" w:sz="4" w:space="0" w:color="BBBBBB"/>
+            </w:tcBorders>
+          </w:tcPr>
+          <w:p>
+            <w:pPr>
+              <w:spacing w:before="0" w:after="0" w:line="240" w:lineRule="auto"/>
+            </w:pPr>
+            <w:r>
+              <w:rPr>
+                <w:rFonts w:ascii="Microsoft YaHei" w:hAnsi="Microsoft YaHei" w:eastAsia="Microsoft YaHei" w:cs="Microsoft YaHei"/>
+                <w:b w:val="0"/>
+                <w:sz w:val="18"/>
+              </w:rPr>
+              <w:t>3月</w:t>
+            </w:r>
+          </w:p>
+        </w:tc>
+        <w:tc>
+          <w:tcPr>
+            <w:tcW w:type="dxa" w:w="1872"/>
+            <w:tcBorders>
+              <w:top w:val="single" w:sz="4" w:space="0" w:color="BBBBBB"/>
+              <w:left w:val="single" w:sz="4" w:space="0" w:color="BBBBBB"/>
+              <w:bottom w:val="single" w:sz="4" w:space="0" w:color="BBBBBB"/>
+              <w:right w:val="single" w:sz="4" w:space="0" w:color="BBBBBB"/>
+            </w:tcBorders>
+          </w:tcPr>
+          <w:p>
+            <w:pPr>
+              <w:spacing w:before="0" w:after="0" w:line="240" w:lineRule="auto"/>
+            </w:pPr>
+            <w:r>
+              <w:rPr>
+                <w:rFonts w:ascii="Microsoft YaHei" w:hAnsi="Microsoft YaHei" w:eastAsia="Microsoft YaHei" w:cs="Microsoft YaHei"/>
+                <w:b w:val="0"/>
+                <w:sz w:val="18"/>
+              </w:rPr>
+              <w:t>Agent 全面推开</w:t>
+            </w:r>
+          </w:p>
+        </w:tc>
+        <w:tc>
+          <w:tcPr>
+            <w:tcW w:type="dxa" w:w="1872"/>
+            <w:tcBorders>
+              <w:top w:val="single" w:sz="4" w:space="0" w:color="BBBBBB"/>
+              <w:left w:val="single" w:sz="4" w:space="0" w:color="BBBBBB"/>
+              <w:bottom w:val="single" w:sz="4" w:space="0" w:color="BBBBBB"/>
+              <w:right w:val="single" w:sz="4" w:space="0" w:color="BBBBBB"/>
+            </w:tcBorders>
+          </w:tcPr>
+          <w:p>
+            <w:pPr>
+              <w:spacing w:before="0" w:after="0" w:line="240" w:lineRule="auto"/>
+            </w:pPr>
+            <w:r>
+              <w:rPr>
+                <w:rFonts w:ascii="Microsoft YaHei" w:hAnsi="Microsoft YaHei" w:eastAsia="Microsoft YaHei" w:cs="Microsoft YaHei"/>
+                <w:b w:val="0"/>
+                <w:sz w:val="18"/>
+              </w:rPr>
+              <w:t>研发 AI 深化</w:t>
+            </w:r>
+          </w:p>
+        </w:tc>
+        <w:tc>
+          <w:tcPr>
+            <w:tcW w:type="dxa" w:w="1872"/>
+            <w:tcBorders>
+              <w:top w:val="single" w:sz="4" w:space="0" w:color="BBBBBB"/>
+              <w:left w:val="single" w:sz="4" w:space="0" w:color="BBBBBB"/>
+              <w:bottom w:val="single" w:sz="4" w:space="0" w:color="BBBBBB"/>
+              <w:right w:val="single" w:sz="4" w:space="0" w:color="BBBBBB"/>
+            </w:tcBorders>
+          </w:tcPr>
+          <w:p>
+            <w:pPr>
+              <w:spacing w:before="0" w:after="0" w:line="240" w:lineRule="auto"/>
+            </w:pPr>
+            <w:r>
+              <w:rPr>
+                <w:rFonts w:ascii="Microsoft YaHei" w:hAnsi="Microsoft YaHei" w:eastAsia="Microsoft YaHei" w:cs="Microsoft YaHei"/>
+                <w:b w:val="0"/>
+                <w:sz w:val="18"/>
+              </w:rPr>
+              <w:t>（8D/立项门禁稳定运行）</w:t>
+            </w:r>
+          </w:p>
+        </w:tc>
+        <w:tc>
+          <w:tcPr>
+            <w:tcW w:type="dxa" w:w="1872"/>
+            <w:tcBorders>
+              <w:top w:val="single" w:sz="4" w:space="0" w:color="BBBBBB"/>
+              <w:left w:val="single" w:sz="4" w:space="0" w:color="BBBBBB"/>
+              <w:bottom w:val="single" w:sz="4" w:space="0" w:color="BBBBBB"/>
+              <w:right w:val="single" w:sz="4" w:space="0" w:color="BBBBBB"/>
+            </w:tcBorders>
+          </w:tcPr>
+          <w:p>
+            <w:pPr>
+              <w:spacing w:before="0" w:after="0" w:line="240" w:lineRule="auto"/>
+            </w:pPr>
+            <w:r>
+              <w:rPr>
+                <w:rFonts w:ascii="Microsoft YaHei" w:hAnsi="Microsoft YaHei" w:eastAsia="Microsoft YaHei" w:cs="Microsoft YaHei"/>
+                <w:b w:val="0"/>
+                <w:sz w:val="18"/>
+              </w:rPr>
+              <w:t>SC9 收官、FI5</w:t>
+            </w:r>
+          </w:p>
+        </w:tc>
+      </w:tr>
+      <w:tr>
+        <w:tc>
+          <w:tcPr>
+            <w:tcW w:type="dxa" w:w="1872"/>
+            <w:tcBorders>
+              <w:top w:val="single" w:sz="4" w:space="0" w:color="BBBBBB"/>
+              <w:left w:val="single" w:sz="4" w:space="0" w:color="BBBBBB"/>
+              <w:bottom w:val="single" w:sz="4" w:space="0" w:color="BBBBBB"/>
+              <w:right w:val="single" w:sz="4" w:space="0" w:color="BBBBBB"/>
+            </w:tcBorders>
+            <w:shd w:val="clear" w:color="auto" w:fill="F2F6FB"/>
+          </w:tcPr>
+          <w:p>
+            <w:pPr>
+              <w:spacing w:before="0" w:after="0" w:line="240" w:lineRule="auto"/>
+            </w:pPr>
+            <w:r>
+              <w:rPr>
+                <w:rFonts w:ascii="Microsoft YaHei" w:hAnsi="Microsoft YaHei" w:eastAsia="Microsoft YaHei" w:cs="Microsoft YaHei"/>
+                <w:b w:val="0"/>
+                <w:sz w:val="18"/>
+              </w:rPr>
+              <w:t>4月</w:t>
+            </w:r>
+          </w:p>
+        </w:tc>
+        <w:tc>
+          <w:tcPr>
+            <w:tcW w:type="dxa" w:w="1872"/>
+            <w:tcBorders>
+              <w:top w:val="single" w:sz="4" w:space="0" w:color="BBBBBB"/>
+              <w:left w:val="single" w:sz="4" w:space="0" w:color="BBBBBB"/>
+              <w:bottom w:val="single" w:sz="4" w:space="0" w:color="BBBBBB"/>
+              <w:right w:val="single" w:sz="4" w:space="0" w:color="BBBBBB"/>
+            </w:tcBorders>
+            <w:shd w:val="clear" w:color="auto" w:fill="F2F6FB"/>
+          </w:tcPr>
+          <w:p>
+            <w:pPr>
+              <w:spacing w:before="0" w:after="0" w:line="240" w:lineRule="auto"/>
+            </w:pPr>
+            <w:r>
+              <w:rPr>
+                <w:rFonts w:ascii="Microsoft YaHei" w:hAnsi="Microsoft YaHei" w:eastAsia="Microsoft YaHei" w:cs="Microsoft YaHei"/>
+                <w:b w:val="0"/>
+                <w:sz w:val="18"/>
+              </w:rPr>
+              <w:t>AI CoE 试运行</w:t>
+            </w:r>
+          </w:p>
+        </w:tc>
+        <w:tc>
+          <w:tcPr>
+            <w:tcW w:type="dxa" w:w="1872"/>
+            <w:tcBorders>
+              <w:top w:val="single" w:sz="4" w:space="0" w:color="BBBBBB"/>
+              <w:left w:val="single" w:sz="4" w:space="0" w:color="BBBBBB"/>
+              <w:bottom w:val="single" w:sz="4" w:space="0" w:color="BBBBBB"/>
+              <w:right w:val="single" w:sz="4" w:space="0" w:color="BBBBBB"/>
+            </w:tcBorders>
+            <w:shd w:val="clear" w:color="auto" w:fill="F2F6FB"/>
+          </w:tcPr>
+          <w:p>
+            <w:pPr>
+              <w:spacing w:before="0" w:after="0" w:line="240" w:lineRule="auto"/>
+            </w:pPr>
+            <w:r>
+              <w:rPr>
+                <w:rFonts w:ascii="Microsoft YaHei" w:hAnsi="Microsoft YaHei" w:eastAsia="Microsoft YaHei" w:cs="Microsoft YaHei"/>
+                <w:b w:val="0"/>
+                <w:sz w:val="18"/>
+              </w:rPr>
+              <w:t>—</w:t>
+            </w:r>
+          </w:p>
+        </w:tc>
+        <w:tc>
+          <w:tcPr>
+            <w:tcW w:type="dxa" w:w="1872"/>
+            <w:tcBorders>
+              <w:top w:val="single" w:sz="4" w:space="0" w:color="BBBBBB"/>
+              <w:left w:val="single" w:sz="4" w:space="0" w:color="BBBBBB"/>
+              <w:bottom w:val="single" w:sz="4" w:space="0" w:color="BBBBBB"/>
+              <w:right w:val="single" w:sz="4" w:space="0" w:color="BBBBBB"/>
+            </w:tcBorders>
+            <w:shd w:val="clear" w:color="auto" w:fill="F2F6FB"/>
+          </w:tcPr>
+          <w:p>
+            <w:pPr>
+              <w:spacing w:before="0" w:after="0" w:line="240" w:lineRule="auto"/>
+            </w:pPr>
+            <w:r>
+              <w:rPr>
+                <w:rFonts w:ascii="Microsoft YaHei" w:hAnsi="Microsoft YaHei" w:eastAsia="Microsoft YaHei" w:cs="Microsoft YaHei"/>
+                <w:b/>
+                <w:sz w:val="18"/>
+              </w:rPr>
+              <w:t>PPAP 审核</w:t>
+            </w:r>
+            <w:r>
+              <w:rPr>
+                <w:rFonts w:ascii="Microsoft YaHei" w:hAnsi="Microsoft YaHei" w:eastAsia="Microsoft YaHei" w:cs="Microsoft YaHei"/>
+                <w:b w:val="0"/>
+                <w:sz w:val="18"/>
+              </w:rPr>
+              <w:t xml:space="preserve"> 上线</w:t>
+            </w:r>
+          </w:p>
+        </w:tc>
+        <w:tc>
+          <w:tcPr>
+            <w:tcW w:type="dxa" w:w="1872"/>
+            <w:tcBorders>
+              <w:top w:val="single" w:sz="4" w:space="0" w:color="BBBBBB"/>
+              <w:left w:val="single" w:sz="4" w:space="0" w:color="BBBBBB"/>
+              <w:bottom w:val="single" w:sz="4" w:space="0" w:color="BBBBBB"/>
+              <w:right w:val="single" w:sz="4" w:space="0" w:color="BBBBBB"/>
+            </w:tcBorders>
+            <w:shd w:val="clear" w:color="auto" w:fill="F2F6FB"/>
+          </w:tcPr>
+          <w:p>
+            <w:pPr>
+              <w:spacing w:before="0" w:after="0" w:line="240" w:lineRule="auto"/>
+            </w:pPr>
+            <w:r>
+              <w:rPr>
+                <w:rFonts w:ascii="Microsoft YaHei" w:hAnsi="Microsoft YaHei" w:eastAsia="Microsoft YaHei" w:cs="Microsoft YaHei"/>
+                <w:b w:val="0"/>
+                <w:sz w:val="18"/>
+              </w:rPr>
+              <w:t>FI6</w:t>
+            </w:r>
+          </w:p>
+        </w:tc>
+      </w:tr>
+      <w:tr>
+        <w:tc>
+          <w:tcPr>
+            <w:tcW w:type="dxa" w:w="1872"/>
+            <w:tcBorders>
+              <w:top w:val="single" w:sz="4" w:space="0" w:color="BBBBBB"/>
+              <w:left w:val="single" w:sz="4" w:space="0" w:color="BBBBBB"/>
+              <w:bottom w:val="single" w:sz="4" w:space="0" w:color="BBBBBB"/>
+              <w:right w:val="single" w:sz="4" w:space="0" w:color="BBBBBB"/>
+            </w:tcBorders>
+          </w:tcPr>
+          <w:p>
+            <w:pPr>
+              <w:spacing w:before="0" w:after="0" w:line="240" w:lineRule="auto"/>
+            </w:pPr>
+            <w:r>
+              <w:rPr>
+                <w:rFonts w:ascii="Microsoft YaHei" w:hAnsi="Microsoft YaHei" w:eastAsia="Microsoft YaHei" w:cs="Microsoft YaHei"/>
+                <w:b w:val="0"/>
+                <w:sz w:val="18"/>
+              </w:rPr>
+              <w:t>5月</w:t>
+            </w:r>
+          </w:p>
+        </w:tc>
+        <w:tc>
+          <w:tcPr>
+            <w:tcW w:type="dxa" w:w="1872"/>
+            <w:tcBorders>
+              <w:top w:val="single" w:sz="4" w:space="0" w:color="BBBBBB"/>
+              <w:left w:val="single" w:sz="4" w:space="0" w:color="BBBBBB"/>
+              <w:bottom w:val="single" w:sz="4" w:space="0" w:color="BBBBBB"/>
+              <w:right w:val="single" w:sz="4" w:space="0" w:color="BBBBBB"/>
+            </w:tcBorders>
+          </w:tcPr>
+          <w:p>
+            <w:pPr>
+              <w:spacing w:before="0" w:after="0" w:line="240" w:lineRule="auto"/>
+            </w:pPr>
+            <w:r>
+              <w:rPr>
+                <w:rFonts w:ascii="Microsoft YaHei" w:hAnsi="Microsoft YaHei" w:eastAsia="Microsoft YaHei" w:cs="Microsoft YaHei"/>
+                <w:b w:val="0"/>
+                <w:sz w:val="18"/>
+              </w:rPr>
+              <w:t>AI CoE 正式成立</w:t>
+            </w:r>
+          </w:p>
+        </w:tc>
+        <w:tc>
+          <w:tcPr>
+            <w:tcW w:type="dxa" w:w="1872"/>
+            <w:tcBorders>
+              <w:top w:val="single" w:sz="4" w:space="0" w:color="BBBBBB"/>
+              <w:left w:val="single" w:sz="4" w:space="0" w:color="BBBBBB"/>
+              <w:bottom w:val="single" w:sz="4" w:space="0" w:color="BBBBBB"/>
+              <w:right w:val="single" w:sz="4" w:space="0" w:color="BBBBBB"/>
+            </w:tcBorders>
+          </w:tcPr>
+          <w:p>
+            <w:pPr>
+              <w:spacing w:before="0" w:after="0" w:line="240" w:lineRule="auto"/>
+            </w:pPr>
+            <w:r>
+              <w:rPr>
+                <w:rFonts w:ascii="Microsoft YaHei" w:hAnsi="Microsoft YaHei" w:eastAsia="Microsoft YaHei" w:cs="Microsoft YaHei"/>
+                <w:b w:val="0"/>
+                <w:sz w:val="18"/>
+              </w:rPr>
+              <w:t>—</w:t>
+            </w:r>
+          </w:p>
+        </w:tc>
+        <w:tc>
+          <w:tcPr>
+            <w:tcW w:type="dxa" w:w="1872"/>
+            <w:tcBorders>
+              <w:top w:val="single" w:sz="4" w:space="0" w:color="BBBBBB"/>
+              <w:left w:val="single" w:sz="4" w:space="0" w:color="BBBBBB"/>
+              <w:bottom w:val="single" w:sz="4" w:space="0" w:color="BBBBBB"/>
+              <w:right w:val="single" w:sz="4" w:space="0" w:color="BBBBBB"/>
+            </w:tcBorders>
+          </w:tcPr>
+          <w:p>
+            <w:pPr>
+              <w:spacing w:before="0" w:after="0" w:line="240" w:lineRule="auto"/>
+            </w:pPr>
+            <w:r>
+              <w:rPr>
+                <w:rFonts w:ascii="Microsoft YaHei" w:hAnsi="Microsoft YaHei" w:eastAsia="Microsoft YaHei" w:cs="Microsoft YaHei"/>
+                <w:b/>
+                <w:sz w:val="18"/>
+              </w:rPr>
+              <w:t>FMEA 维护 + IQC 来料检验（新）</w:t>
+            </w:r>
+          </w:p>
+        </w:tc>
+        <w:tc>
+          <w:tcPr>
+            <w:tcW w:type="dxa" w:w="1872"/>
+            <w:tcBorders>
+              <w:top w:val="single" w:sz="4" w:space="0" w:color="BBBBBB"/>
+              <w:left w:val="single" w:sz="4" w:space="0" w:color="BBBBBB"/>
+              <w:bottom w:val="single" w:sz="4" w:space="0" w:color="BBBBBB"/>
+              <w:right w:val="single" w:sz="4" w:space="0" w:color="BBBBBB"/>
+            </w:tcBorders>
+          </w:tcPr>
+          <w:p>
+            <w:pPr>
+              <w:spacing w:before="0" w:after="0" w:line="240" w:lineRule="auto"/>
+            </w:pPr>
+            <w:r>
+              <w:rPr>
+                <w:rFonts w:ascii="Microsoft YaHei" w:hAnsi="Microsoft YaHei" w:eastAsia="Microsoft YaHei" w:cs="Microsoft YaHei"/>
+                <w:b w:val="0"/>
+                <w:sz w:val="18"/>
+              </w:rPr>
+              <w:t>FI7、FI8</w:t>
+            </w:r>
+          </w:p>
+        </w:tc>
+      </w:tr>
+      <w:tr>
+        <w:tc>
+          <w:tcPr>
+            <w:tcW w:type="dxa" w:w="1872"/>
+            <w:tcBorders>
+              <w:top w:val="single" w:sz="4" w:space="0" w:color="BBBBBB"/>
+              <w:left w:val="single" w:sz="4" w:space="0" w:color="BBBBBB"/>
+              <w:bottom w:val="single" w:sz="4" w:space="0" w:color="BBBBBB"/>
+              <w:right w:val="single" w:sz="4" w:space="0" w:color="BBBBBB"/>
+            </w:tcBorders>
+            <w:shd w:val="clear" w:color="auto" w:fill="F2F6FB"/>
+          </w:tcPr>
+          <w:p>
+            <w:pPr>
+              <w:spacing w:before="0" w:after="0" w:line="240" w:lineRule="auto"/>
+            </w:pPr>
+            <w:r>
+              <w:rPr>
+                <w:rFonts w:ascii="Microsoft YaHei" w:hAnsi="Microsoft YaHei" w:eastAsia="Microsoft YaHei" w:cs="Microsoft YaHei"/>
+                <w:b w:val="0"/>
+                <w:sz w:val="18"/>
+              </w:rPr>
+              <w:t>6月</w:t>
+            </w:r>
+          </w:p>
+        </w:tc>
+        <w:tc>
+          <w:tcPr>
+            <w:tcW w:type="dxa" w:w="1872"/>
+            <w:tcBorders>
+              <w:top w:val="single" w:sz="4" w:space="0" w:color="BBBBBB"/>
+              <w:left w:val="single" w:sz="4" w:space="0" w:color="BBBBBB"/>
+              <w:bottom w:val="single" w:sz="4" w:space="0" w:color="BBBBBB"/>
+              <w:right w:val="single" w:sz="4" w:space="0" w:color="BBBBBB"/>
+            </w:tcBorders>
+            <w:shd w:val="clear" w:color="auto" w:fill="F2F6FB"/>
+          </w:tcPr>
+          <w:p>
+            <w:pPr>
+              <w:spacing w:before="0" w:after="0" w:line="240" w:lineRule="auto"/>
+            </w:pPr>
+            <w:r>
+              <w:rPr>
+                <w:rFonts w:ascii="Microsoft YaHei" w:hAnsi="Microsoft YaHei" w:eastAsia="Microsoft YaHei" w:cs="Microsoft YaHei"/>
+                <w:b w:val="0"/>
+                <w:sz w:val="18"/>
+              </w:rPr>
+              <w:t>年度复盘 + 次年规划</w:t>
+            </w:r>
+          </w:p>
+        </w:tc>
+        <w:tc>
+          <w:tcPr>
+            <w:tcW w:type="dxa" w:w="1872"/>
+            <w:tcBorders>
+              <w:top w:val="single" w:sz="4" w:space="0" w:color="BBBBBB"/>
+              <w:left w:val="single" w:sz="4" w:space="0" w:color="BBBBBB"/>
+              <w:bottom w:val="single" w:sz="4" w:space="0" w:color="BBBBBB"/>
+              <w:right w:val="single" w:sz="4" w:space="0" w:color="BBBBBB"/>
+            </w:tcBorders>
+            <w:shd w:val="clear" w:color="auto" w:fill="F2F6FB"/>
+          </w:tcPr>
+          <w:p>
+            <w:pPr>
+              <w:spacing w:before="0" w:after="0" w:line="240" w:lineRule="auto"/>
+            </w:pPr>
+            <w:r>
+              <w:rPr>
+                <w:rFonts w:ascii="Microsoft YaHei" w:hAnsi="Microsoft YaHei" w:eastAsia="Microsoft YaHei" w:cs="Microsoft YaHei"/>
+                <w:b w:val="0"/>
+                <w:sz w:val="18"/>
+              </w:rPr>
+              <w:t>研发 AI 成熟</w:t>
+            </w:r>
+          </w:p>
+        </w:tc>
+        <w:tc>
+          <w:tcPr>
+            <w:tcW w:type="dxa" w:w="1872"/>
+            <w:tcBorders>
+              <w:top w:val="single" w:sz="4" w:space="0" w:color="BBBBBB"/>
+              <w:left w:val="single" w:sz="4" w:space="0" w:color="BBBBBB"/>
+              <w:bottom w:val="single" w:sz="4" w:space="0" w:color="BBBBBB"/>
+              <w:right w:val="single" w:sz="4" w:space="0" w:color="BBBBBB"/>
+            </w:tcBorders>
+            <w:shd w:val="clear" w:color="auto" w:fill="F2F6FB"/>
+          </w:tcPr>
+          <w:p>
+            <w:pPr>
+              <w:spacing w:before="0" w:after="0" w:line="240" w:lineRule="auto"/>
+            </w:pPr>
+            <w:r>
+              <w:rPr>
+                <w:rFonts w:ascii="Microsoft YaHei" w:hAnsi="Microsoft YaHei" w:eastAsia="Microsoft YaHei" w:cs="Microsoft YaHei"/>
+                <w:b/>
+                <w:sz w:val="18"/>
+              </w:rPr>
+              <w:t>SPC 异常预警（新）</w:t>
+            </w:r>
+            <w:r>
+              <w:rPr>
+                <w:rFonts w:ascii="Microsoft YaHei" w:hAnsi="Microsoft YaHei" w:eastAsia="Microsoft YaHei" w:cs="Microsoft YaHei"/>
+                <w:b w:val="0"/>
+                <w:sz w:val="18"/>
+              </w:rPr>
+              <w:t>；质量 AI 成熟度评估</w:t>
+            </w:r>
+          </w:p>
+        </w:tc>
+        <w:tc>
+          <w:tcPr>
+            <w:tcW w:type="dxa" w:w="1872"/>
+            <w:tcBorders>
+              <w:top w:val="single" w:sz="4" w:space="0" w:color="BBBBBB"/>
+              <w:left w:val="single" w:sz="4" w:space="0" w:color="BBBBBB"/>
+              <w:bottom w:val="single" w:sz="4" w:space="0" w:color="BBBBBB"/>
+              <w:right w:val="single" w:sz="4" w:space="0" w:color="BBBBBB"/>
+            </w:tcBorders>
+            <w:shd w:val="clear" w:color="auto" w:fill="F2F6FB"/>
+          </w:tcPr>
+          <w:p>
+            <w:pPr>
+              <w:spacing w:before="0" w:after="0" w:line="240" w:lineRule="auto"/>
+            </w:pPr>
+            <w:r>
+              <w:rPr>
+                <w:rFonts w:ascii="Microsoft YaHei" w:hAnsi="Microsoft YaHei" w:eastAsia="Microsoft YaHei" w:cs="Microsoft YaHei"/>
+                <w:b w:val="0"/>
+                <w:sz w:val="18"/>
+              </w:rPr>
+              <w:t>全面成熟、降本增效</w:t>
+            </w:r>
+          </w:p>
+        </w:tc>
+      </w:tr>
+    </w:tbl>
+    <w:p>
+      <w:pPr>
+        <w:spacing w:after="40"/>
+      </w:pPr>
+    </w:p>
+    <w:p>
+      <w:pPr>
+        <w:pBdr>
+          <w:left w:val="single" w:sz="18" w:space="8" w:color="1F4E79"/>
+        </w:pBdr>
+        <w:shd w:val="clear" w:color="auto" w:fill="EAF1FB"/>
+        <w:spacing w:before="80" w:after="160"/>
+        <w:ind w:left="160"/>
+      </w:pPr>
+      <w:r>
+        <w:rPr>
+          <w:rFonts w:ascii="Microsoft YaHei" w:hAnsi="Microsoft YaHei" w:eastAsia="Microsoft YaHei" w:cs="Microsoft YaHei"/>
+          <w:b w:val="0"/>
+          <w:sz w:val="20"/>
+        </w:rPr>
+        <w:t>📌 质量序列为 2026-06-11 修订后版本（8D① 2026-10 起、立项门禁② 2026-11 起，二者 2027 上半年已转稳定运行；客诉/IATF/PPAP/FMEA/IQC/SPC 顺次后置）。详见 §2.1.3 修订说明 + 《质量域AI数字员工路线图》。</w:t>
       </w:r>
     </w:p>
     <w:p>
@@ -14808,7 +19775,7 @@
           <w:b/>
           <w:sz w:val="21"/>
         </w:rPr>
-        <w:t>SC8 客户订单交期智能承诺正式启动</w:t>
+        <w:t>SC8 深化/客户全量通报启动</w:t>
       </w:r>
       <w:r>
         <w:rPr>
@@ -14816,7 +19783,7 @@
           <w:b w:val="0"/>
           <w:sz w:val="21"/>
         </w:rPr>
-        <w:t>（SC6/SC7已稳定运行3个月，数据就绪）</w:t>
+        <w:t>（收割式 MVP 已于 2026-07/08 上线，本月进入全量对客阶段）</w:t>
       </w:r>
     </w:p>
     <w:p>
@@ -14844,7 +19811,7 @@
           <w:b w:val="0"/>
           <w:sz w:val="21"/>
         </w:rPr>
-        <w:t>[ ] 供应链-质量联动场景开发（供应商风险 → FMEA 复核）</w:t>
+        <w:t>[ ] 供应链-质量联动场景设计（供应商风险 → FMEA 复核；FMEA 能力 5 月就绪后接入）</w:t>
       </w:r>
     </w:p>
     <w:p>
@@ -14900,34 +19867,45 @@
           <w:b w:val="0"/>
           <w:sz w:val="21"/>
         </w:rPr>
-        <w:t>[ ] 质量部 Q6 立项审核门禁标准化运行，积累首批审核案例库</w:t>
-      </w:r>
-    </w:p>
-    <w:p>
-      <w:pPr>
-        <w:pStyle w:val="ListBullet"/>
-        <w:spacing w:after="60"/>
-      </w:pPr>
+        <w:t xml:space="preserve">[ ] 质量部 </w:t>
+      </w:r>
+      <w:r>
+        <w:rPr>
+          <w:rFonts w:ascii="Microsoft YaHei" w:hAnsi="Microsoft YaHei" w:eastAsia="Microsoft YaHei" w:cs="Microsoft YaHei"/>
+          <w:b/>
+          <w:sz w:val="21"/>
+        </w:rPr>
+        <w:t>立项门禁②</w:t>
+      </w:r>
       <w:r>
         <w:rPr>
           <w:rFonts w:ascii="Microsoft YaHei" w:hAnsi="Microsoft YaHei" w:eastAsia="Microsoft YaHei" w:cs="Microsoft YaHei"/>
           <w:b w:val="0"/>
           <w:sz w:val="21"/>
         </w:rPr>
-        <w:t>[ ] 质量部 Q1 客诉分流全量上线，与 Q2 8D 报告形成联动</w:t>
-      </w:r>
-    </w:p>
-    <w:p>
-      <w:pPr>
-        <w:spacing w:after="100"/>
-      </w:pPr>
+        <w:t>（2026-11 启动）转标准化运行，积累首批审核案例库</w:t>
+      </w:r>
+    </w:p>
+    <w:p>
+      <w:pPr>
+        <w:pStyle w:val="ListBullet"/>
+        <w:spacing w:after="60"/>
+      </w:pPr>
+      <w:r>
+        <w:rPr>
+          <w:rFonts w:ascii="Microsoft YaHei" w:hAnsi="Microsoft YaHei" w:eastAsia="Microsoft YaHei" w:cs="Microsoft YaHei"/>
+          <w:b w:val="0"/>
+          <w:sz w:val="21"/>
+        </w:rPr>
+        <w:t xml:space="preserve">[ ] 质量部 </w:t>
+      </w:r>
       <w:r>
         <w:rPr>
           <w:rFonts w:ascii="Microsoft YaHei" w:hAnsi="Microsoft YaHei" w:eastAsia="Microsoft YaHei" w:cs="Microsoft YaHei"/>
           <w:b/>
           <w:sz w:val="21"/>
         </w:rPr>
-        <w:t>2月关键任务</w:t>
+        <w:t>客诉分流上线</w:t>
       </w:r>
       <w:r>
         <w:rPr>
@@ -14935,35 +19913,44 @@
           <w:b w:val="0"/>
           <w:sz w:val="21"/>
         </w:rPr>
-        <w:t>：</w:t>
-      </w:r>
-    </w:p>
-    <w:p>
-      <w:pPr>
-        <w:pStyle w:val="ListBullet"/>
-        <w:spacing w:after="60"/>
-      </w:pPr>
+        <w:t xml:space="preserve">，与 </w:t>
+      </w:r>
+      <w:r>
+        <w:rPr>
+          <w:rFonts w:ascii="Microsoft YaHei" w:hAnsi="Microsoft YaHei" w:eastAsia="Microsoft YaHei" w:cs="Microsoft YaHei"/>
+          <w:b/>
+          <w:sz w:val="21"/>
+        </w:rPr>
+        <w:t>8D①</w:t>
+      </w:r>
       <w:r>
         <w:rPr>
           <w:rFonts w:ascii="Microsoft YaHei" w:hAnsi="Microsoft YaHei" w:eastAsia="Microsoft YaHei" w:cs="Microsoft YaHei"/>
           <w:b w:val="0"/>
           <w:sz w:val="21"/>
         </w:rPr>
-        <w:t>[ ] 跨部门 Agent 联动灰度试点（3 个联动场景）</w:t>
-      </w:r>
-    </w:p>
-    <w:p>
-      <w:pPr>
-        <w:pStyle w:val="ListBullet"/>
-        <w:spacing w:after="60"/>
-      </w:pPr>
+        <w:t>（已稳定运行）形成联动</w:t>
+      </w:r>
+    </w:p>
+    <w:p>
+      <w:pPr>
+        <w:spacing w:after="100"/>
+      </w:pPr>
+      <w:r>
+        <w:rPr>
+          <w:rFonts w:ascii="Microsoft YaHei" w:hAnsi="Microsoft YaHei" w:eastAsia="Microsoft YaHei" w:cs="Microsoft YaHei"/>
+          <w:b/>
+          <w:sz w:val="21"/>
+        </w:rPr>
+        <w:t>2月关键任务</w:t>
+      </w:r>
       <w:r>
         <w:rPr>
           <w:rFonts w:ascii="Microsoft YaHei" w:hAnsi="Microsoft YaHei" w:eastAsia="Microsoft YaHei" w:cs="Microsoft YaHei"/>
           <w:b w:val="0"/>
           <w:sz w:val="21"/>
         </w:rPr>
-        <w:t>[ ] 工程研发 R3 代码审查助手全量上线</w:t>
+        <w:t>：</w:t>
       </w:r>
     </w:p>
     <w:p>
@@ -14977,7 +19964,7 @@
           <w:b w:val="0"/>
           <w:sz w:val="21"/>
         </w:rPr>
-        <w:t>[ ] 质量部 Q3 FMEA 助手正式上线</w:t>
+        <w:t>[ ] 跨部门 Agent 联动灰度试点（3 个联动场景）</w:t>
       </w:r>
     </w:p>
     <w:p>
@@ -14991,7 +19978,7 @@
           <w:b w:val="0"/>
           <w:sz w:val="21"/>
         </w:rPr>
-        <w:t>[ ] 质量部 Q4 PPAP 审核助手启动开发（Q1 客诉分流已稳定运行）</w:t>
+        <w:t>[ ] 工程研发 R5 技术文档生成上线（R1–R4 已先期上线）</w:t>
       </w:r>
     </w:p>
     <w:p>
@@ -15005,20 +19992,64 @@
           <w:b w:val="0"/>
           <w:sz w:val="21"/>
         </w:rPr>
-        <w:t>[ ] 运营部 O1 排程优化 + O3 物流追踪试点运行</w:t>
-      </w:r>
-    </w:p>
-    <w:p>
-      <w:pPr>
-        <w:pStyle w:val="ListBullet"/>
-        <w:spacing w:after="60"/>
-      </w:pPr>
+        <w:t xml:space="preserve">[ ] 质量部 </w:t>
+      </w:r>
+      <w:r>
+        <w:rPr>
+          <w:rFonts w:ascii="Microsoft YaHei" w:hAnsi="Microsoft YaHei" w:eastAsia="Microsoft YaHei" w:cs="Microsoft YaHei"/>
+          <w:b/>
+          <w:sz w:val="21"/>
+        </w:rPr>
+        <w:t>IATF/体系文档助手启动</w:t>
+      </w:r>
       <w:r>
         <w:rPr>
           <w:rFonts w:ascii="Microsoft YaHei" w:hAnsi="Microsoft YaHei" w:eastAsia="Microsoft YaHei" w:cs="Microsoft YaHei"/>
           <w:b w:val="0"/>
           <w:sz w:val="21"/>
         </w:rPr>
+        <w:t>（FMEA 已后置至 5 月、PPAP 至 4 月）</w:t>
+      </w:r>
+    </w:p>
+    <w:p>
+      <w:pPr>
+        <w:pStyle w:val="ListBullet"/>
+        <w:spacing w:after="60"/>
+      </w:pPr>
+      <w:r>
+        <w:rPr>
+          <w:rFonts w:ascii="Microsoft YaHei" w:hAnsi="Microsoft YaHei" w:eastAsia="Microsoft YaHei" w:cs="Microsoft YaHei"/>
+          <w:b w:val="0"/>
+          <w:sz w:val="21"/>
+        </w:rPr>
+        <w:t>[ ] 质量部 PPAP 审核助手准备（4 月上线），客诉分流稳定运行</w:t>
+      </w:r>
+    </w:p>
+    <w:p>
+      <w:pPr>
+        <w:pStyle w:val="ListBullet"/>
+        <w:spacing w:after="60"/>
+      </w:pPr>
+      <w:r>
+        <w:rPr>
+          <w:rFonts w:ascii="Microsoft YaHei" w:hAnsi="Microsoft YaHei" w:eastAsia="Microsoft YaHei" w:cs="Microsoft YaHei"/>
+          <w:b w:val="0"/>
+          <w:sz w:val="21"/>
+        </w:rPr>
+        <w:t>[ ] 运营部 O3 物流追踪 + O4 预测维护稳定运行（O1/O2 已 9月上线）</w:t>
+      </w:r>
+    </w:p>
+    <w:p>
+      <w:pPr>
+        <w:pStyle w:val="ListBullet"/>
+        <w:spacing w:after="60"/>
+      </w:pPr>
+      <w:r>
+        <w:rPr>
+          <w:rFonts w:ascii="Microsoft YaHei" w:hAnsi="Microsoft YaHei" w:eastAsia="Microsoft YaHei" w:cs="Microsoft YaHei"/>
+          <w:b w:val="0"/>
+          <w:sz w:val="21"/>
+        </w:rPr>
         <w:t>[ ] 第一次跨部门 AI 运营 Review（月度）</w:t>
       </w:r>
     </w:p>
@@ -15068,7 +20099,7 @@
           <w:b w:val="0"/>
           <w:sz w:val="21"/>
         </w:rPr>
-        <w:t>[ ] 工程研发 R2 AUTOSAR 配置助手试点</w:t>
+        <w:t>[ ] 工程研发 R1–R5 全部上线后深化运行（R5 已于 2月上线）</w:t>
       </w:r>
     </w:p>
     <w:p>
@@ -15082,7 +20113,7 @@
           <w:b w:val="0"/>
           <w:sz w:val="21"/>
         </w:rPr>
-        <w:t>[ ] 销售部 S2 拜访助手全量运行</w:t>
+        <w:t>[ ] 销售部 S1–S6 全量运行</w:t>
       </w:r>
     </w:p>
     <w:p>
@@ -15122,41 +20153,342 @@
     </w:p>
     <w:p>
       <w:pPr>
-        <w:jc w:val="center"/>
-      </w:pPr>
-      <w:r>
-        <w:drawing>
-          <wp:inline xmlns:a="http://schemas.openxmlformats.org/drawingml/2006/main" xmlns:pic="http://schemas.openxmlformats.org/drawingml/2006/picture">
-            <wp:extent cx="5370576" cy="5041392"/>
-            <wp:docPr id="8" name="Picture 8"/>
-            <wp:cNvGraphicFramePr>
-              <a:graphicFrameLocks noChangeAspect="1"/>
-            </wp:cNvGraphicFramePr>
-            <a:graphic>
-              <a:graphicData uri="http://schemas.openxmlformats.org/drawingml/2006/picture">
-                <pic:pic>
-                  <pic:nvPicPr>
-                    <pic:cNvPr id="0" name="linkage.png"/>
-                    <pic:cNvPicPr/>
-                  </pic:nvPicPr>
-                  <pic:blipFill>
-                    <a:blip r:embed="rId18"/>
-                    <a:stretch>
-                      <a:fillRect/>
-                    </a:stretch>
-                  </pic:blipFill>
-                  <pic:spPr>
-                    <a:xfrm>
-                      <a:off x="0" y="0"/>
-                      <a:ext cx="5370576" cy="5041392"/>
-                    </a:xfrm>
-                    <a:prstGeom prst="rect"/>
-                  </pic:spPr>
-                </pic:pic>
-              </a:graphicData>
-            </a:graphic>
-          </wp:inline>
-        </w:drawing>
+        <w:pBdr>
+          <w:left w:val="single" w:sz="18" w:space="8" w:color="9BB4CC"/>
+        </w:pBdr>
+        <w:shd w:val="clear" w:color="auto" w:fill="F4F4F4"/>
+        <w:spacing w:before="40" w:after="0"/>
+        <w:ind w:left="160"/>
+      </w:pPr>
+      <w:r>
+        <w:rPr>
+          <w:rFonts w:ascii="NSimSun" w:hAnsi="NSimSun" w:eastAsia="NSimSun" w:cs="NSimSun"/>
+          <w:sz w:val="17"/>
+        </w:rPr>
+        <w:t>场景 1：供应链-质量联动</w:t>
+      </w:r>
+    </w:p>
+    <w:p>
+      <w:pPr>
+        <w:pBdr>
+          <w:left w:val="single" w:sz="18" w:space="8" w:color="9BB4CC"/>
+        </w:pBdr>
+        <w:shd w:val="clear" w:color="auto" w:fill="F4F4F4"/>
+        <w:spacing w:before="0" w:after="0"/>
+        <w:ind w:left="160"/>
+      </w:pPr>
+      <w:r>
+        <w:rPr>
+          <w:rFonts w:ascii="NSimSun" w:hAnsi="NSimSun" w:eastAsia="NSimSun" w:cs="NSimSun"/>
+          <w:sz w:val="17"/>
+        </w:rPr>
+        <w:t>采购 Agent 发现供应商风险评分下降</w:t>
+      </w:r>
+    </w:p>
+    <w:p>
+      <w:pPr>
+        <w:pBdr>
+          <w:left w:val="single" w:sz="18" w:space="8" w:color="9BB4CC"/>
+        </w:pBdr>
+        <w:shd w:val="clear" w:color="auto" w:fill="F4F4F4"/>
+        <w:spacing w:before="0" w:after="0"/>
+        <w:ind w:left="160"/>
+      </w:pPr>
+      <w:r>
+        <w:rPr>
+          <w:rFonts w:ascii="NSimSun" w:hAnsi="NSimSun" w:eastAsia="NSimSun" w:cs="NSimSun"/>
+          <w:sz w:val="17"/>
+        </w:rPr>
+        <w:t xml:space="preserve">    → 触发：该供应商供应的物料对应的 FMEA 风险条目复核提醒</w:t>
+      </w:r>
+    </w:p>
+    <w:p>
+      <w:pPr>
+        <w:pBdr>
+          <w:left w:val="single" w:sz="18" w:space="8" w:color="9BB4CC"/>
+        </w:pBdr>
+        <w:shd w:val="clear" w:color="auto" w:fill="F4F4F4"/>
+        <w:spacing w:before="0" w:after="0"/>
+        <w:ind w:left="160"/>
+      </w:pPr>
+      <w:r>
+        <w:rPr>
+          <w:rFonts w:ascii="NSimSun" w:hAnsi="NSimSun" w:eastAsia="NSimSun" w:cs="NSimSun"/>
+          <w:sz w:val="17"/>
+        </w:rPr>
+        <w:t xml:space="preserve">    → 质量 Agent 自动生成物料风险评估报告</w:t>
+      </w:r>
+    </w:p>
+    <w:p>
+      <w:pPr>
+        <w:pBdr>
+          <w:left w:val="single" w:sz="18" w:space="8" w:color="9BB4CC"/>
+        </w:pBdr>
+        <w:shd w:val="clear" w:color="auto" w:fill="F4F4F4"/>
+        <w:spacing w:before="0" w:after="0"/>
+        <w:ind w:left="160"/>
+      </w:pPr>
+      <w:r>
+        <w:rPr>
+          <w:rFonts w:ascii="NSimSun" w:hAnsi="NSimSun" w:eastAsia="NSimSun" w:cs="NSimSun"/>
+          <w:sz w:val="17"/>
+        </w:rPr>
+        <w:t xml:space="preserve"> </w:t>
+      </w:r>
+    </w:p>
+    <w:p>
+      <w:pPr>
+        <w:pBdr>
+          <w:left w:val="single" w:sz="18" w:space="8" w:color="9BB4CC"/>
+        </w:pBdr>
+        <w:shd w:val="clear" w:color="auto" w:fill="F4F4F4"/>
+        <w:spacing w:before="0" w:after="0"/>
+        <w:ind w:left="160"/>
+      </w:pPr>
+      <w:r>
+        <w:rPr>
+          <w:rFonts w:ascii="NSimSun" w:hAnsi="NSimSun" w:eastAsia="NSimSun" w:cs="NSimSun"/>
+          <w:sz w:val="17"/>
+        </w:rPr>
+        <w:t>场景 2：研发-供应链联动</w:t>
+      </w:r>
+    </w:p>
+    <w:p>
+      <w:pPr>
+        <w:pBdr>
+          <w:left w:val="single" w:sz="18" w:space="8" w:color="9BB4CC"/>
+        </w:pBdr>
+        <w:shd w:val="clear" w:color="auto" w:fill="F4F4F4"/>
+        <w:spacing w:before="0" w:after="0"/>
+        <w:ind w:left="160"/>
+      </w:pPr>
+      <w:r>
+        <w:rPr>
+          <w:rFonts w:ascii="NSimSun" w:hAnsi="NSimSun" w:eastAsia="NSimSun" w:cs="NSimSun"/>
+          <w:sz w:val="17"/>
+        </w:rPr>
+        <w:t>研发 Agent 识别新 ECU 设计中使用了某芯片</w:t>
+      </w:r>
+    </w:p>
+    <w:p>
+      <w:pPr>
+        <w:pBdr>
+          <w:left w:val="single" w:sz="18" w:space="8" w:color="9BB4CC"/>
+        </w:pBdr>
+        <w:shd w:val="clear" w:color="auto" w:fill="F4F4F4"/>
+        <w:spacing w:before="0" w:after="0"/>
+        <w:ind w:left="160"/>
+      </w:pPr>
+      <w:r>
+        <w:rPr>
+          <w:rFonts w:ascii="NSimSun" w:hAnsi="NSimSun" w:eastAsia="NSimSun" w:cs="NSimSun"/>
+          <w:sz w:val="17"/>
+        </w:rPr>
+        <w:t xml:space="preserve">    → 触发：采购 Agent 检查该芯片供货状态</w:t>
+      </w:r>
+    </w:p>
+    <w:p>
+      <w:pPr>
+        <w:pBdr>
+          <w:left w:val="single" w:sz="18" w:space="8" w:color="9BB4CC"/>
+        </w:pBdr>
+        <w:shd w:val="clear" w:color="auto" w:fill="F4F4F4"/>
+        <w:spacing w:before="0" w:after="0"/>
+        <w:ind w:left="160"/>
+      </w:pPr>
+      <w:r>
+        <w:rPr>
+          <w:rFonts w:ascii="NSimSun" w:hAnsi="NSimSun" w:eastAsia="NSimSun" w:cs="NSimSun"/>
+          <w:sz w:val="17"/>
+        </w:rPr>
+        <w:t xml:space="preserve">    → 如供货风险高 → 推送替代芯片方案给研发工程师</w:t>
+      </w:r>
+    </w:p>
+    <w:p>
+      <w:pPr>
+        <w:pBdr>
+          <w:left w:val="single" w:sz="18" w:space="8" w:color="9BB4CC"/>
+        </w:pBdr>
+        <w:shd w:val="clear" w:color="auto" w:fill="F4F4F4"/>
+        <w:spacing w:before="0" w:after="0"/>
+        <w:ind w:left="160"/>
+      </w:pPr>
+      <w:r>
+        <w:rPr>
+          <w:rFonts w:ascii="NSimSun" w:hAnsi="NSimSun" w:eastAsia="NSimSun" w:cs="NSimSun"/>
+          <w:sz w:val="17"/>
+        </w:rPr>
+        <w:t xml:space="preserve"> </w:t>
+      </w:r>
+    </w:p>
+    <w:p>
+      <w:pPr>
+        <w:pBdr>
+          <w:left w:val="single" w:sz="18" w:space="8" w:color="9BB4CC"/>
+        </w:pBdr>
+        <w:shd w:val="clear" w:color="auto" w:fill="F4F4F4"/>
+        <w:spacing w:before="0" w:after="0"/>
+        <w:ind w:left="160"/>
+      </w:pPr>
+      <w:r>
+        <w:rPr>
+          <w:rFonts w:ascii="NSimSun" w:hAnsi="NSimSun" w:eastAsia="NSimSun" w:cs="NSimSun"/>
+          <w:sz w:val="17"/>
+        </w:rPr>
+        <w:t>场景 3：OEM订单-研发-供应链三联动</w:t>
+      </w:r>
+    </w:p>
+    <w:p>
+      <w:pPr>
+        <w:pBdr>
+          <w:left w:val="single" w:sz="18" w:space="8" w:color="9BB4CC"/>
+        </w:pBdr>
+        <w:shd w:val="clear" w:color="auto" w:fill="F4F4F4"/>
+        <w:spacing w:before="0" w:after="0"/>
+        <w:ind w:left="160"/>
+      </w:pPr>
+      <w:r>
+        <w:rPr>
+          <w:rFonts w:ascii="NSimSun" w:hAnsi="NSimSun" w:eastAsia="NSimSun" w:cs="NSimSun"/>
+          <w:sz w:val="17"/>
+        </w:rPr>
+        <w:t>销售 Agent 检测到 OEM 大批量订单预测</w:t>
+      </w:r>
+    </w:p>
+    <w:p>
+      <w:pPr>
+        <w:pBdr>
+          <w:left w:val="single" w:sz="18" w:space="8" w:color="9BB4CC"/>
+        </w:pBdr>
+        <w:shd w:val="clear" w:color="auto" w:fill="F4F4F4"/>
+        <w:spacing w:before="0" w:after="0"/>
+        <w:ind w:left="160"/>
+      </w:pPr>
+      <w:r>
+        <w:rPr>
+          <w:rFonts w:ascii="NSimSun" w:hAnsi="NSimSun" w:eastAsia="NSimSun" w:cs="NSimSun"/>
+          <w:sz w:val="17"/>
+        </w:rPr>
+        <w:t xml:space="preserve">    → 触发：研发 Agent 检查 ECU 版本匹配度</w:t>
+      </w:r>
+    </w:p>
+    <w:p>
+      <w:pPr>
+        <w:pBdr>
+          <w:left w:val="single" w:sz="18" w:space="8" w:color="9BB4CC"/>
+        </w:pBdr>
+        <w:shd w:val="clear" w:color="auto" w:fill="F4F4F4"/>
+        <w:spacing w:before="0" w:after="0"/>
+        <w:ind w:left="160"/>
+      </w:pPr>
+      <w:r>
+        <w:rPr>
+          <w:rFonts w:ascii="NSimSun" w:hAnsi="NSimSun" w:eastAsia="NSimSun" w:cs="NSimSun"/>
+          <w:sz w:val="17"/>
+        </w:rPr>
+        <w:t xml:space="preserve">    → 触发：采购 Agent 提前拉动关键物料备货</w:t>
+      </w:r>
+    </w:p>
+    <w:p>
+      <w:pPr>
+        <w:pBdr>
+          <w:left w:val="single" w:sz="18" w:space="8" w:color="9BB4CC"/>
+        </w:pBdr>
+        <w:shd w:val="clear" w:color="auto" w:fill="F4F4F4"/>
+        <w:spacing w:before="0" w:after="0"/>
+        <w:ind w:left="160"/>
+      </w:pPr>
+      <w:r>
+        <w:rPr>
+          <w:rFonts w:ascii="NSimSun" w:hAnsi="NSimSun" w:eastAsia="NSimSun" w:cs="NSimSun"/>
+          <w:sz w:val="17"/>
+        </w:rPr>
+        <w:t xml:space="preserve"> </w:t>
+      </w:r>
+    </w:p>
+    <w:p>
+      <w:pPr>
+        <w:pBdr>
+          <w:left w:val="single" w:sz="18" w:space="8" w:color="9BB4CC"/>
+        </w:pBdr>
+        <w:shd w:val="clear" w:color="auto" w:fill="F4F4F4"/>
+        <w:spacing w:before="0" w:after="0"/>
+        <w:ind w:left="160"/>
+      </w:pPr>
+      <w:r>
+        <w:rPr>
+          <w:rFonts w:ascii="NSimSun" w:hAnsi="NSimSun" w:eastAsia="NSimSun" w:cs="NSimSun"/>
+          <w:sz w:val="17"/>
+        </w:rPr>
+        <w:t>场景 4：立项门禁-全部门联动</w:t>
+      </w:r>
+    </w:p>
+    <w:p>
+      <w:pPr>
+        <w:pBdr>
+          <w:left w:val="single" w:sz="18" w:space="8" w:color="9BB4CC"/>
+        </w:pBdr>
+        <w:shd w:val="clear" w:color="auto" w:fill="F4F4F4"/>
+        <w:spacing w:before="0" w:after="0"/>
+        <w:ind w:left="160"/>
+      </w:pPr>
+      <w:r>
+        <w:rPr>
+          <w:rFonts w:ascii="NSimSun" w:hAnsi="NSimSun" w:eastAsia="NSimSun" w:cs="NSimSun"/>
+          <w:sz w:val="17"/>
+        </w:rPr>
+        <w:t>各部门提交立项申请</w:t>
+      </w:r>
+    </w:p>
+    <w:p>
+      <w:pPr>
+        <w:pBdr>
+          <w:left w:val="single" w:sz="18" w:space="8" w:color="9BB4CC"/>
+        </w:pBdr>
+        <w:shd w:val="clear" w:color="auto" w:fill="F4F4F4"/>
+        <w:spacing w:before="0" w:after="0"/>
+        <w:ind w:left="160"/>
+      </w:pPr>
+      <w:r>
+        <w:rPr>
+          <w:rFonts w:ascii="NSimSun" w:hAnsi="NSimSun" w:eastAsia="NSimSun" w:cs="NSimSun"/>
+          <w:sz w:val="17"/>
+        </w:rPr>
+        <w:t xml:space="preserve">    → 质量 Agent（立项门禁 QD-B）自动审核模板完整性、财务模型合规性、计划节点明确性</w:t>
+      </w:r>
+    </w:p>
+    <w:p>
+      <w:pPr>
+        <w:pBdr>
+          <w:left w:val="single" w:sz="18" w:space="8" w:color="9BB4CC"/>
+        </w:pBdr>
+        <w:shd w:val="clear" w:color="auto" w:fill="F4F4F4"/>
+        <w:spacing w:before="0" w:after="0"/>
+        <w:ind w:left="160"/>
+      </w:pPr>
+      <w:r>
+        <w:rPr>
+          <w:rFonts w:ascii="NSimSun" w:hAnsi="NSimSun" w:eastAsia="NSimSun" w:cs="NSimSun"/>
+          <w:sz w:val="17"/>
+        </w:rPr>
+        <w:t xml:space="preserve">    → 生成审核报告 → 通过则自动进入评审排期，不通过则退回并附带修改建议</w:t>
+      </w:r>
+    </w:p>
+    <w:p>
+      <w:pPr>
+        <w:pBdr>
+          <w:left w:val="single" w:sz="18" w:space="8" w:color="9BB4CC"/>
+        </w:pBdr>
+        <w:shd w:val="clear" w:color="auto" w:fill="F4F4F4"/>
+        <w:spacing w:before="0" w:after="40"/>
+        <w:ind w:left="160"/>
+      </w:pPr>
+      <w:r>
+        <w:rPr>
+          <w:rFonts w:ascii="NSimSun" w:hAnsi="NSimSun" w:eastAsia="NSimSun" w:cs="NSimSun"/>
+          <w:sz w:val="17"/>
+        </w:rPr>
+        <w:t xml:space="preserve">    → PMO 视角仪表板：实时显示各部门立项通过率、返工次数、常见问题分布</w:t>
       </w:r>
     </w:p>
     <w:p>
@@ -15220,7 +20552,7 @@
           <w:b w:val="0"/>
           <w:sz w:val="21"/>
         </w:rPr>
-        <w:t>[ ] 工程研发 R4 测试用例 + R5 技术文档上线</w:t>
+        <w:t>[ ] 工程研发 R1–R5 全部上线后深化/全量运行（R4 1月、R5 2月已上线）</w:t>
       </w:r>
     </w:p>
     <w:p>
@@ -15234,7 +20566,7 @@
           <w:b w:val="0"/>
           <w:sz w:val="21"/>
         </w:rPr>
-        <w:t>[ ] 财务 FI3 费用报销智能审核上线</w:t>
+        <w:t>[ ] 财务 FI6 现金流预测上线（FI3 已 1月上线）</w:t>
       </w:r>
     </w:p>
     <w:p>
@@ -15248,7 +20580,7 @@
           <w:b w:val="0"/>
           <w:sz w:val="21"/>
         </w:rPr>
-        <w:t>[ ] 运营 O4 设备预测性维护试点</w:t>
+        <w:t>[ ] 运营 O3/O4 稳定运行</w:t>
       </w:r>
     </w:p>
     <w:p>
@@ -15276,20 +20608,15 @@
           <w:b w:val="0"/>
           <w:sz w:val="21"/>
         </w:rPr>
-        <w:t>[ ] 质量部 Q6 PPAP 审核助手全量上线，对接主要 OEM 客户 PPAP 要求</w:t>
-      </w:r>
-    </w:p>
-    <w:p>
-      <w:pPr>
-        <w:spacing w:after="100"/>
-      </w:pPr>
+        <w:t xml:space="preserve">[ ] 质量部 </w:t>
+      </w:r>
       <w:r>
         <w:rPr>
           <w:rFonts w:ascii="Microsoft YaHei" w:hAnsi="Microsoft YaHei" w:eastAsia="Microsoft YaHei" w:cs="Microsoft YaHei"/>
           <w:b/>
           <w:sz w:val="21"/>
         </w:rPr>
-        <w:t>5月关键任务</w:t>
+        <w:t>PPAP 审核助手（QD-G）上线</w:t>
       </w:r>
       <w:r>
         <w:rPr>
@@ -15297,21 +20624,28 @@
           <w:b w:val="0"/>
           <w:sz w:val="21"/>
         </w:rPr>
-        <w:t>：</w:t>
-      </w:r>
-    </w:p>
-    <w:p>
-      <w:pPr>
-        <w:pStyle w:val="ListBullet"/>
-        <w:spacing w:after="60"/>
-      </w:pPr>
+        <w:t>，对接主要 OEM 客户 PPAP 要求（走 OEM 隔离层）</w:t>
+      </w:r>
+    </w:p>
+    <w:p>
+      <w:pPr>
+        <w:spacing w:after="100"/>
+      </w:pPr>
+      <w:r>
+        <w:rPr>
+          <w:rFonts w:ascii="Microsoft YaHei" w:hAnsi="Microsoft YaHei" w:eastAsia="Microsoft YaHei" w:cs="Microsoft YaHei"/>
+          <w:b/>
+          <w:sz w:val="21"/>
+        </w:rPr>
+        <w:t>5月关键任务</w:t>
+      </w:r>
       <w:r>
         <w:rPr>
           <w:rFonts w:ascii="Microsoft YaHei" w:hAnsi="Microsoft YaHei" w:eastAsia="Microsoft YaHei" w:cs="Microsoft YaHei"/>
           <w:b w:val="0"/>
           <w:sz w:val="21"/>
         </w:rPr>
-        <w:t>[ ] AI CoE 正式成立，各部门 AI Champion 到位</w:t>
+        <w:t>：</w:t>
       </w:r>
     </w:p>
     <w:p>
@@ -15325,7 +20659,7 @@
           <w:b w:val="0"/>
           <w:sz w:val="21"/>
         </w:rPr>
-        <w:t>[ ] 所有数字员工运行稳定性达 95%+（SLA 达标）</w:t>
+        <w:t>[ ] AI CoE 正式成立，各部门 AI Champion 到位</w:t>
       </w:r>
     </w:p>
     <w:p>
@@ -15339,7 +20673,7 @@
           <w:b w:val="0"/>
           <w:sz w:val="21"/>
         </w:rPr>
-        <w:t>[ ] 财务部 FI7 研发费用归集 + FI8 存货跌价分析上线</w:t>
+        <w:t>[ ] 所有数字员工运行稳定性达 95%+（SLA 达标）</w:t>
       </w:r>
     </w:p>
     <w:p>
@@ -15353,7 +20687,7 @@
           <w:b w:val="0"/>
           <w:sz w:val="21"/>
         </w:rPr>
-        <w:t>[ ] IATF 审核准备助手（Q3）全量上线</w:t>
+        <w:t>[ ] 财务部 FI7 研发费用归集 + FI8 存货跌价分析上线</w:t>
       </w:r>
     </w:p>
     <w:p>
@@ -15367,7 +20701,53 @@
           <w:b w:val="0"/>
           <w:sz w:val="21"/>
         </w:rPr>
-        <w:t>[ ] 质量部 Q5 客诉分流 + Q6 PPAP 审核稳定运行，覆盖全部客诉和 PPAP 流程</w:t>
+        <w:t xml:space="preserve">[ ] 质量部 </w:t>
+      </w:r>
+      <w:r>
+        <w:rPr>
+          <w:rFonts w:ascii="Microsoft YaHei" w:hAnsi="Microsoft YaHei" w:eastAsia="Microsoft YaHei" w:cs="Microsoft YaHei"/>
+          <w:b/>
+          <w:sz w:val="21"/>
+        </w:rPr>
+        <w:t>FMEA 维护（QD-H）+ IQC 来料检验（QD-E，新）启动</w:t>
+      </w:r>
+      <w:r>
+        <w:rPr>
+          <w:rFonts w:ascii="Microsoft YaHei" w:hAnsi="Microsoft YaHei" w:eastAsia="Microsoft YaHei" w:cs="Microsoft YaHei"/>
+          <w:b w:val="0"/>
+          <w:sz w:val="21"/>
+        </w:rPr>
+        <w:t>（IATF/体系文档助手已于 2 月上线）</w:t>
+      </w:r>
+    </w:p>
+    <w:p>
+      <w:pPr>
+        <w:pStyle w:val="ListBullet"/>
+        <w:spacing w:after="60"/>
+      </w:pPr>
+      <w:r>
+        <w:rPr>
+          <w:rFonts w:ascii="Microsoft YaHei" w:hAnsi="Microsoft YaHei" w:eastAsia="Microsoft YaHei" w:cs="Microsoft YaHei"/>
+          <w:b w:val="0"/>
+          <w:sz w:val="21"/>
+        </w:rPr>
+        <w:t xml:space="preserve">[ ] 质量部 PPAP 稳定运行；6 月 </w:t>
+      </w:r>
+      <w:r>
+        <w:rPr>
+          <w:rFonts w:ascii="Microsoft YaHei" w:hAnsi="Microsoft YaHei" w:eastAsia="Microsoft YaHei" w:cs="Microsoft YaHei"/>
+          <w:b/>
+          <w:sz w:val="21"/>
+        </w:rPr>
+        <w:t>SPC 异常预警（QD-F，新）</w:t>
+      </w:r>
+      <w:r>
+        <w:rPr>
+          <w:rFonts w:ascii="Microsoft YaHei" w:hAnsi="Microsoft YaHei" w:eastAsia="Microsoft YaHei" w:cs="Microsoft YaHei"/>
+          <w:b w:val="0"/>
+          <w:sz w:val="21"/>
+        </w:rPr>
+        <w:t xml:space="preserve"> 启动，质量 AI 成熟度评估</w:t>
       </w:r>
     </w:p>
     <w:p>
@@ -15573,41 +20953,70 @@
     </w:p>
     <w:p>
       <w:pPr>
-        <w:jc w:val="center"/>
-      </w:pPr>
-      <w:r>
-        <w:drawing>
-          <wp:inline xmlns:a="http://schemas.openxmlformats.org/drawingml/2006/main" xmlns:pic="http://schemas.openxmlformats.org/drawingml/2006/picture">
-            <wp:extent cx="5852160" cy="1274895"/>
-            <wp:docPr id="9" name="Picture 9"/>
-            <wp:cNvGraphicFramePr>
-              <a:graphicFrameLocks noChangeAspect="1"/>
-            </wp:cNvGraphicFramePr>
-            <a:graphic>
-              <a:graphicData uri="http://schemas.openxmlformats.org/drawingml/2006/picture">
-                <pic:pic>
-                  <pic:nvPicPr>
-                    <pic:cNvPr id="0" name="strat_shift.png"/>
-                    <pic:cNvPicPr/>
-                  </pic:nvPicPr>
-                  <pic:blipFill>
-                    <a:blip r:embed="rId19"/>
-                    <a:stretch>
-                      <a:fillRect/>
-                    </a:stretch>
-                  </pic:blipFill>
-                  <pic:spPr>
-                    <a:xfrm>
-                      <a:off x="0" y="0"/>
-                      <a:ext cx="5852160" cy="1274895"/>
-                    </a:xfrm>
-                    <a:prstGeom prst="rect"/>
-                  </pic:spPr>
-                </pic:pic>
-              </a:graphicData>
-            </a:graphic>
-          </wp:inline>
-        </w:drawing>
+        <w:pBdr>
+          <w:left w:val="single" w:sz="18" w:space="8" w:color="9BB4CC"/>
+        </w:pBdr>
+        <w:shd w:val="clear" w:color="auto" w:fill="F4F4F4"/>
+        <w:spacing w:before="40" w:after="0"/>
+        <w:ind w:left="160"/>
+      </w:pPr>
+      <w:r>
+        <w:rPr>
+          <w:rFonts w:ascii="NSimSun" w:hAnsi="NSimSun" w:eastAsia="NSimSun" w:cs="NSimSun"/>
+          <w:sz w:val="17"/>
+        </w:rPr>
+        <w:t>2026年7-12月目标：         2027年1-6月目标：         2027年7-12月目标：</w:t>
+      </w:r>
+    </w:p>
+    <w:p>
+      <w:pPr>
+        <w:pBdr>
+          <w:left w:val="single" w:sz="18" w:space="8" w:color="9BB4CC"/>
+        </w:pBdr>
+        <w:shd w:val="clear" w:color="auto" w:fill="F4F4F4"/>
+        <w:spacing w:before="0" w:after="0"/>
+        <w:ind w:left="160"/>
+      </w:pPr>
+      <w:r>
+        <w:rPr>
+          <w:rFonts w:ascii="NSimSun" w:hAnsi="NSimSun" w:eastAsia="NSimSun" w:cs="NSimSun"/>
+          <w:sz w:val="17"/>
+        </w:rPr>
+        <w:t>AI 让现有工作更快          跨部门 Agent 协同        AI 改变工作方式本身</w:t>
+      </w:r>
+    </w:p>
+    <w:p>
+      <w:pPr>
+        <w:pBdr>
+          <w:left w:val="single" w:sz="18" w:space="8" w:color="9BB4CC"/>
+        </w:pBdr>
+        <w:shd w:val="clear" w:color="auto" w:fill="F4F4F4"/>
+        <w:spacing w:before="0" w:after="0"/>
+        <w:ind w:left="160"/>
+      </w:pPr>
+      <w:r>
+        <w:rPr>
+          <w:rFonts w:ascii="NSimSun" w:hAnsi="NSimSun" w:eastAsia="NSimSun" w:cs="NSimSun"/>
+          <w:sz w:val="17"/>
+        </w:rPr>
+        <w:t>+ 六部门场景全覆盖          + AI CoE 建立           + AI-First 工作模式</w:t>
+      </w:r>
+    </w:p>
+    <w:p>
+      <w:pPr>
+        <w:pBdr>
+          <w:left w:val="single" w:sz="18" w:space="8" w:color="9BB4CC"/>
+        </w:pBdr>
+        <w:shd w:val="clear" w:color="auto" w:fill="F4F4F4"/>
+        <w:spacing w:before="0" w:after="40"/>
+        <w:ind w:left="160"/>
+      </w:pPr>
+      <w:r>
+        <w:rPr>
+          <w:rFonts w:ascii="NSimSun" w:hAnsi="NSimSun" w:eastAsia="NSimSun" w:cs="NSimSun"/>
+          <w:sz w:val="17"/>
+        </w:rPr>
+        <w:t>（快速见效）               （系统集成）             （战略差异化）</w:t>
       </w:r>
     </w:p>
     <w:p>
@@ -15706,32 +21115,56 @@
         </w:rPr>
         <w:t>2. AI 原生产品能力（对外赋能）</w:t>
       </w:r>
-    </w:p>
-    <w:p>
-      <w:pPr>
-        <w:pStyle w:val="ListBullet"/>
-        <w:spacing w:after="60"/>
-      </w:pPr>
       <w:r>
         <w:rPr>
           <w:rFonts w:ascii="Microsoft YaHei" w:hAnsi="Microsoft YaHei" w:eastAsia="Microsoft YaHei" w:cs="Microsoft YaHei"/>
           <w:b w:val="0"/>
           <w:sz w:val="21"/>
         </w:rPr>
-        <w:t>在新 ECU 产品的 APQP 流程中嵌入 AI（AI-Assisted APQP）</w:t>
-      </w:r>
-    </w:p>
-    <w:p>
-      <w:pPr>
-        <w:pStyle w:val="ListBullet"/>
-        <w:spacing w:after="60"/>
-      </w:pPr>
+        <w:t xml:space="preserve"> — 这些方向在 </w:t>
+      </w:r>
+      <w:r>
+        <w:rPr>
+          <w:rFonts w:ascii="Microsoft YaHei" w:hAnsi="Microsoft YaHei" w:eastAsia="Microsoft YaHei" w:cs="Microsoft YaHei"/>
+          <w:b/>
+          <w:sz w:val="21"/>
+        </w:rPr>
+        <w:t>Phase 2（月 19-24 / 2028 H1）正式立项实现</w:t>
+      </w:r>
       <w:r>
         <w:rPr>
           <w:rFonts w:ascii="Microsoft YaHei" w:hAnsi="Microsoft YaHei" w:eastAsia="Microsoft YaHei" w:cs="Microsoft YaHei"/>
           <w:b w:val="0"/>
           <w:sz w:val="21"/>
         </w:rPr>
+        <w:t>，详见下方"第四阶段"</w:t>
+      </w:r>
+    </w:p>
+    <w:p>
+      <w:pPr>
+        <w:pStyle w:val="ListBullet"/>
+        <w:spacing w:after="60"/>
+      </w:pPr>
+      <w:r>
+        <w:rPr>
+          <w:rFonts w:ascii="Microsoft YaHei" w:hAnsi="Microsoft YaHei" w:eastAsia="Microsoft YaHei" w:cs="Microsoft YaHei"/>
+          <w:b w:val="0"/>
+          <w:sz w:val="21"/>
+        </w:rPr>
+        <w:t>在新 ECU 产品的 APQP 流程中嵌入 AI（AI-Assisted APQP）</w:t>
+      </w:r>
+    </w:p>
+    <w:p>
+      <w:pPr>
+        <w:pStyle w:val="ListBullet"/>
+        <w:spacing w:after="60"/>
+      </w:pPr>
+      <w:r>
+        <w:rPr>
+          <w:rFonts w:ascii="Microsoft YaHei" w:hAnsi="Microsoft YaHei" w:eastAsia="Microsoft YaHei" w:cs="Microsoft YaHei"/>
+          <w:b w:val="0"/>
+          <w:sz w:val="21"/>
+        </w:rPr>
         <w:t>AI 辅助车规级软件 ASPICE 流程管理</w:t>
       </w:r>
     </w:p>
@@ -15879,6 +21312,937 @@
           <w:sz w:val="21"/>
         </w:rPr>
         <w:t>供应链全链路 AI 预测（芯片预警 + 订单预测 + 库存优化三位一体）</w:t>
+      </w:r>
+    </w:p>
+    <w:p>
+      <w:pPr>
+        <w:pStyle w:val="Heading3"/>
+        <w:spacing w:before="180" w:after="120"/>
+      </w:pPr>
+      <w:r>
+        <w:rPr>
+          <w:rFonts w:ascii="Microsoft YaHei" w:hAnsi="Microsoft YaHei" w:eastAsia="Microsoft YaHei" w:cs="Microsoft YaHei"/>
+          <w:b/>
+          <w:color w:val="2E5B8A"/>
+          <w:sz w:val="25"/>
+        </w:rPr>
+        <w:t>第四阶段（Phase 2）：产品工程深化（2028 H1，月 19-24）— 候选增补</w:t>
+      </w:r>
+    </w:p>
+    <w:p>
+      <w:pPr>
+        <w:pBdr>
+          <w:left w:val="single" w:sz="18" w:space="8" w:color="1F4E79"/>
+        </w:pBdr>
+        <w:shd w:val="clear" w:color="auto" w:fill="EAF1FB"/>
+        <w:spacing w:before="80" w:after="160"/>
+        <w:ind w:left="160"/>
+      </w:pPr>
+      <w:r>
+        <w:rPr>
+          <w:rFonts w:ascii="Microsoft YaHei" w:hAnsi="Microsoft YaHei" w:eastAsia="Microsoft YaHei" w:cs="Microsoft YaHei"/>
+          <w:b/>
+          <w:sz w:val="20"/>
+        </w:rPr>
+        <w:t>定位</w:t>
+      </w:r>
+      <w:r>
+        <w:rPr>
+          <w:rFonts w:ascii="Microsoft YaHei" w:hAnsi="Microsoft YaHei" w:eastAsia="Microsoft YaHei" w:cs="Microsoft YaHei"/>
+          <w:b w:val="0"/>
+          <w:sz w:val="20"/>
+        </w:rPr>
+        <w:t xml:space="preserve">：当前 18 个月（2026-07 → 2027-12）= </w:t>
+      </w:r>
+      <w:r>
+        <w:rPr>
+          <w:rFonts w:ascii="Microsoft YaHei" w:hAnsi="Microsoft YaHei" w:eastAsia="Microsoft YaHei" w:cs="Microsoft YaHei"/>
+          <w:b/>
+          <w:sz w:val="20"/>
+        </w:rPr>
+        <w:t>Phase 1</w:t>
+      </w:r>
+      <w:r>
+        <w:rPr>
+          <w:rFonts w:ascii="Microsoft YaHei" w:hAnsi="Microsoft YaHei" w:eastAsia="Microsoft YaHei" w:cs="Microsoft YaHei"/>
+          <w:b w:val="0"/>
+          <w:sz w:val="20"/>
+        </w:rPr>
+        <w:t>（打底座 + 六部门流程提速 + 供应链/质量减负，40 场景）。</w:t>
+      </w:r>
+      <w:r>
+        <w:rPr>
+          <w:rFonts w:ascii="Microsoft YaHei" w:hAnsi="Microsoft YaHei" w:eastAsia="Microsoft YaHei" w:cs="Microsoft YaHei"/>
+          <w:b/>
+          <w:sz w:val="20"/>
+        </w:rPr>
+        <w:t>Phase 2 = 月 19-24（2028 H1）</w:t>
+      </w:r>
+      <w:r>
+        <w:rPr>
+          <w:rFonts w:ascii="Microsoft YaHei" w:hAnsi="Microsoft YaHei" w:eastAsia="Microsoft YaHei" w:cs="Microsoft YaHei"/>
+          <w:b w:val="0"/>
+          <w:sz w:val="20"/>
+        </w:rPr>
+        <w:t>，把 AI 从"办公室助理"推进到"嵌入 ECU 产品工程核心",彰显技术护城河。</w:t>
+      </w:r>
+      <w:r>
+        <w:br/>
+      </w:r>
+      <w:r>
+        <w:rPr>
+          <w:rFonts w:ascii="Microsoft YaHei" w:hAnsi="Microsoft YaHei" w:eastAsia="Microsoft YaHei" w:cs="Microsoft YaHei"/>
+          <w:b/>
+          <w:sz w:val="20"/>
+        </w:rPr>
+        <w:t>纪律</w:t>
+      </w:r>
+      <w:r>
+        <w:rPr>
+          <w:rFonts w:ascii="Microsoft YaHei" w:hAnsi="Microsoft YaHei" w:eastAsia="Microsoft YaHei" w:cs="Microsoft YaHei"/>
+          <w:b w:val="0"/>
+          <w:sz w:val="20"/>
+        </w:rPr>
+        <w:t>：下列均为</w:t>
+      </w:r>
+      <w:r>
+        <w:rPr>
+          <w:rFonts w:ascii="Microsoft YaHei" w:hAnsi="Microsoft YaHei" w:eastAsia="Microsoft YaHei" w:cs="Microsoft YaHei"/>
+          <w:b/>
+          <w:sz w:val="20"/>
+        </w:rPr>
+        <w:t>候选增补，不并入已承诺的 40 场景、不打乱 Phase 1 排期</w:t>
+      </w:r>
+      <w:r>
+        <w:rPr>
+          <w:rFonts w:ascii="Microsoft YaHei" w:hAnsi="Microsoft YaHei" w:eastAsia="Microsoft YaHei" w:cs="Microsoft YaHei"/>
+          <w:b w:val="0"/>
+          <w:sz w:val="20"/>
+        </w:rPr>
+        <w:t>；</w:t>
+      </w:r>
+      <w:r>
+        <w:rPr>
+          <w:rFonts w:ascii="Microsoft YaHei" w:hAnsi="Microsoft YaHei" w:eastAsia="Microsoft YaHei" w:cs="Microsoft YaHei"/>
+          <w:b/>
+          <w:sz w:val="20"/>
+        </w:rPr>
+        <w:t>统一在 Phase-1 末（2027-12，底座稳定后）评估立项</w:t>
+      </w:r>
+      <w:r>
+        <w:rPr>
+          <w:rFonts w:ascii="Microsoft YaHei" w:hAnsi="Microsoft YaHei" w:eastAsia="Microsoft YaHei" w:cs="Microsoft YaHei"/>
+          <w:b w:val="0"/>
+          <w:sz w:val="20"/>
+        </w:rPr>
+        <w:t>，通过者在月 19-24 实现。详见《AI候选场景增补-backlog（产品工程方向）》。</w:t>
+      </w:r>
+    </w:p>
+    <w:tbl>
+      <w:tblPr>
+        <w:tblW w:type="auto" w:w="0"/>
+        <w:jc w:val="center"/>
+        <w:tblLayout w:type="autofit"/>
+        <w:tblLook w:firstColumn="1" w:firstRow="1" w:lastColumn="0" w:lastRow="0" w:noHBand="0" w:noVBand="1" w:val="04A0"/>
+      </w:tblPr>
+      <w:tblGrid>
+        <w:gridCol w:w="1560"/>
+        <w:gridCol w:w="1560"/>
+        <w:gridCol w:w="1560"/>
+        <w:gridCol w:w="1560"/>
+        <w:gridCol w:w="1560"/>
+        <w:gridCol w:w="1560"/>
+      </w:tblGrid>
+      <w:tr>
+        <w:tc>
+          <w:tcPr>
+            <w:tcW w:type="dxa" w:w="1560"/>
+            <w:tcBorders>
+              <w:top w:val="single" w:sz="4" w:space="0" w:color="BBBBBB"/>
+              <w:left w:val="single" w:sz="4" w:space="0" w:color="BBBBBB"/>
+              <w:bottom w:val="single" w:sz="4" w:space="0" w:color="BBBBBB"/>
+              <w:right w:val="single" w:sz="4" w:space="0" w:color="BBBBBB"/>
+            </w:tcBorders>
+            <w:shd w:val="clear" w:color="auto" w:fill="1F4E79"/>
+          </w:tcPr>
+          <w:p>
+            <w:pPr>
+              <w:spacing w:before="0" w:after="0" w:line="240" w:lineRule="auto"/>
+              <w:jc w:val="center"/>
+            </w:pPr>
+            <w:r>
+              <w:rPr>
+                <w:rFonts w:ascii="Microsoft YaHei" w:hAnsi="Microsoft YaHei" w:eastAsia="Microsoft YaHei" w:cs="Microsoft YaHei"/>
+                <w:b/>
+                <w:color w:val="FFFFFF"/>
+                <w:sz w:val="19"/>
+              </w:rPr>
+              <w:t>候选(暂编)</w:t>
+            </w:r>
+          </w:p>
+        </w:tc>
+        <w:tc>
+          <w:tcPr>
+            <w:tcW w:type="dxa" w:w="1560"/>
+            <w:tcBorders>
+              <w:top w:val="single" w:sz="4" w:space="0" w:color="BBBBBB"/>
+              <w:left w:val="single" w:sz="4" w:space="0" w:color="BBBBBB"/>
+              <w:bottom w:val="single" w:sz="4" w:space="0" w:color="BBBBBB"/>
+              <w:right w:val="single" w:sz="4" w:space="0" w:color="BBBBBB"/>
+            </w:tcBorders>
+            <w:shd w:val="clear" w:color="auto" w:fill="1F4E79"/>
+          </w:tcPr>
+          <w:p>
+            <w:pPr>
+              <w:spacing w:before="0" w:after="0" w:line="240" w:lineRule="auto"/>
+              <w:jc w:val="center"/>
+            </w:pPr>
+            <w:r>
+              <w:rPr>
+                <w:rFonts w:ascii="Microsoft YaHei" w:hAnsi="Microsoft YaHei" w:eastAsia="Microsoft YaHei" w:cs="Microsoft YaHei"/>
+                <w:b/>
+                <w:color w:val="FFFFFF"/>
+                <w:sz w:val="19"/>
+              </w:rPr>
+              <w:t>场景</w:t>
+            </w:r>
+          </w:p>
+        </w:tc>
+        <w:tc>
+          <w:tcPr>
+            <w:tcW w:type="dxa" w:w="1560"/>
+            <w:tcBorders>
+              <w:top w:val="single" w:sz="4" w:space="0" w:color="BBBBBB"/>
+              <w:left w:val="single" w:sz="4" w:space="0" w:color="BBBBBB"/>
+              <w:bottom w:val="single" w:sz="4" w:space="0" w:color="BBBBBB"/>
+              <w:right w:val="single" w:sz="4" w:space="0" w:color="BBBBBB"/>
+            </w:tcBorders>
+            <w:shd w:val="clear" w:color="auto" w:fill="1F4E79"/>
+          </w:tcPr>
+          <w:p>
+            <w:pPr>
+              <w:spacing w:before="0" w:after="0" w:line="240" w:lineRule="auto"/>
+              <w:jc w:val="center"/>
+            </w:pPr>
+            <w:r>
+              <w:rPr>
+                <w:rFonts w:ascii="Microsoft YaHei" w:hAnsi="Microsoft YaHei" w:eastAsia="Microsoft YaHei" w:cs="Microsoft YaHei"/>
+                <w:b/>
+                <w:color w:val="FFFFFF"/>
+                <w:sz w:val="19"/>
+              </w:rPr>
+              <w:t>归属域</w:t>
+            </w:r>
+          </w:p>
+        </w:tc>
+        <w:tc>
+          <w:tcPr>
+            <w:tcW w:type="dxa" w:w="1560"/>
+            <w:tcBorders>
+              <w:top w:val="single" w:sz="4" w:space="0" w:color="BBBBBB"/>
+              <w:left w:val="single" w:sz="4" w:space="0" w:color="BBBBBB"/>
+              <w:bottom w:val="single" w:sz="4" w:space="0" w:color="BBBBBB"/>
+              <w:right w:val="single" w:sz="4" w:space="0" w:color="BBBBBB"/>
+            </w:tcBorders>
+            <w:shd w:val="clear" w:color="auto" w:fill="1F4E79"/>
+          </w:tcPr>
+          <w:p>
+            <w:pPr>
+              <w:spacing w:before="0" w:after="0" w:line="240" w:lineRule="auto"/>
+              <w:jc w:val="center"/>
+            </w:pPr>
+            <w:r>
+              <w:rPr>
+                <w:rFonts w:ascii="Microsoft YaHei" w:hAnsi="Microsoft YaHei" w:eastAsia="Microsoft YaHei" w:cs="Microsoft YaHei"/>
+                <w:b/>
+                <w:color w:val="FFFFFF"/>
+                <w:sz w:val="19"/>
+              </w:rPr>
+              <w:t>与现有关系</w:t>
+            </w:r>
+          </w:p>
+        </w:tc>
+        <w:tc>
+          <w:tcPr>
+            <w:tcW w:type="dxa" w:w="1560"/>
+            <w:tcBorders>
+              <w:top w:val="single" w:sz="4" w:space="0" w:color="BBBBBB"/>
+              <w:left w:val="single" w:sz="4" w:space="0" w:color="BBBBBB"/>
+              <w:bottom w:val="single" w:sz="4" w:space="0" w:color="BBBBBB"/>
+              <w:right w:val="single" w:sz="4" w:space="0" w:color="BBBBBB"/>
+            </w:tcBorders>
+            <w:shd w:val="clear" w:color="auto" w:fill="1F4E79"/>
+          </w:tcPr>
+          <w:p>
+            <w:pPr>
+              <w:spacing w:before="0" w:after="0" w:line="240" w:lineRule="auto"/>
+              <w:jc w:val="center"/>
+            </w:pPr>
+            <w:r>
+              <w:rPr>
+                <w:rFonts w:ascii="Microsoft YaHei" w:hAnsi="Microsoft YaHei" w:eastAsia="Microsoft YaHei" w:cs="Microsoft YaHei"/>
+                <w:b/>
+                <w:color w:val="FFFFFF"/>
+                <w:sz w:val="19"/>
+              </w:rPr>
+              <w:t>评估</w:t>
+            </w:r>
+          </w:p>
+        </w:tc>
+        <w:tc>
+          <w:tcPr>
+            <w:tcW w:type="dxa" w:w="1560"/>
+            <w:tcBorders>
+              <w:top w:val="single" w:sz="4" w:space="0" w:color="BBBBBB"/>
+              <w:left w:val="single" w:sz="4" w:space="0" w:color="BBBBBB"/>
+              <w:bottom w:val="single" w:sz="4" w:space="0" w:color="BBBBBB"/>
+              <w:right w:val="single" w:sz="4" w:space="0" w:color="BBBBBB"/>
+            </w:tcBorders>
+            <w:shd w:val="clear" w:color="auto" w:fill="1F4E79"/>
+          </w:tcPr>
+          <w:p>
+            <w:pPr>
+              <w:spacing w:before="0" w:after="0" w:line="240" w:lineRule="auto"/>
+              <w:jc w:val="center"/>
+            </w:pPr>
+            <w:r>
+              <w:rPr>
+                <w:rFonts w:ascii="Microsoft YaHei" w:hAnsi="Microsoft YaHei" w:eastAsia="Microsoft YaHei" w:cs="Microsoft YaHei"/>
+                <w:b/>
+                <w:color w:val="FFFFFF"/>
+                <w:sz w:val="19"/>
+              </w:rPr>
+              <w:t>实现</w:t>
+            </w:r>
+          </w:p>
+        </w:tc>
+      </w:tr>
+      <w:tr>
+        <w:tc>
+          <w:tcPr>
+            <w:tcW w:type="dxa" w:w="1560"/>
+            <w:tcBorders>
+              <w:top w:val="single" w:sz="4" w:space="0" w:color="BBBBBB"/>
+              <w:left w:val="single" w:sz="4" w:space="0" w:color="BBBBBB"/>
+              <w:bottom w:val="single" w:sz="4" w:space="0" w:color="BBBBBB"/>
+              <w:right w:val="single" w:sz="4" w:space="0" w:color="BBBBBB"/>
+            </w:tcBorders>
+          </w:tcPr>
+          <w:p>
+            <w:pPr>
+              <w:spacing w:before="0" w:after="0" w:line="240" w:lineRule="auto"/>
+            </w:pPr>
+            <w:r>
+              <w:rPr>
+                <w:rFonts w:ascii="Microsoft YaHei" w:hAnsi="Microsoft YaHei" w:eastAsia="Microsoft YaHei" w:cs="Microsoft YaHei"/>
+                <w:b w:val="0"/>
+                <w:sz w:val="18"/>
+              </w:rPr>
+              <w:t>Q9</w:t>
+            </w:r>
+          </w:p>
+        </w:tc>
+        <w:tc>
+          <w:tcPr>
+            <w:tcW w:type="dxa" w:w="1560"/>
+            <w:tcBorders>
+              <w:top w:val="single" w:sz="4" w:space="0" w:color="BBBBBB"/>
+              <w:left w:val="single" w:sz="4" w:space="0" w:color="BBBBBB"/>
+              <w:bottom w:val="single" w:sz="4" w:space="0" w:color="BBBBBB"/>
+              <w:right w:val="single" w:sz="4" w:space="0" w:color="BBBBBB"/>
+            </w:tcBorders>
+          </w:tcPr>
+          <w:p>
+            <w:pPr>
+              <w:spacing w:before="0" w:after="0" w:line="240" w:lineRule="auto"/>
+            </w:pPr>
+            <w:r>
+              <w:rPr>
+                <w:rFonts w:ascii="Microsoft YaHei" w:hAnsi="Microsoft YaHei" w:eastAsia="Microsoft YaHei" w:cs="Microsoft YaHei"/>
+                <w:b/>
+                <w:sz w:val="18"/>
+              </w:rPr>
+              <w:t>APQP 阶段评审数字网关</w:t>
+            </w:r>
+          </w:p>
+        </w:tc>
+        <w:tc>
+          <w:tcPr>
+            <w:tcW w:type="dxa" w:w="1560"/>
+            <w:tcBorders>
+              <w:top w:val="single" w:sz="4" w:space="0" w:color="BBBBBB"/>
+              <w:left w:val="single" w:sz="4" w:space="0" w:color="BBBBBB"/>
+              <w:bottom w:val="single" w:sz="4" w:space="0" w:color="BBBBBB"/>
+              <w:right w:val="single" w:sz="4" w:space="0" w:color="BBBBBB"/>
+            </w:tcBorders>
+          </w:tcPr>
+          <w:p>
+            <w:pPr>
+              <w:spacing w:before="0" w:after="0" w:line="240" w:lineRule="auto"/>
+            </w:pPr>
+            <w:r>
+              <w:rPr>
+                <w:rFonts w:ascii="Microsoft YaHei" w:hAnsi="Microsoft YaHei" w:eastAsia="Microsoft YaHei" w:cs="Microsoft YaHei"/>
+                <w:b/>
+                <w:sz w:val="18"/>
+              </w:rPr>
+              <w:t>质量（Paul 域，优先）</w:t>
+            </w:r>
+          </w:p>
+        </w:tc>
+        <w:tc>
+          <w:tcPr>
+            <w:tcW w:type="dxa" w:w="1560"/>
+            <w:tcBorders>
+              <w:top w:val="single" w:sz="4" w:space="0" w:color="BBBBBB"/>
+              <w:left w:val="single" w:sz="4" w:space="0" w:color="BBBBBB"/>
+              <w:bottom w:val="single" w:sz="4" w:space="0" w:color="BBBBBB"/>
+              <w:right w:val="single" w:sz="4" w:space="0" w:color="BBBBBB"/>
+            </w:tcBorders>
+          </w:tcPr>
+          <w:p>
+            <w:pPr>
+              <w:spacing w:before="0" w:after="0" w:line="240" w:lineRule="auto"/>
+            </w:pPr>
+            <w:r>
+              <w:rPr>
+                <w:rFonts w:ascii="Microsoft YaHei" w:hAnsi="Microsoft YaHei" w:eastAsia="Microsoft YaHei" w:cs="Microsoft YaHei"/>
+                <w:b w:val="0"/>
+                <w:sz w:val="18"/>
+              </w:rPr>
+              <w:t>补 8D 事后→事前预防，IATF 8.3</w:t>
+            </w:r>
+          </w:p>
+        </w:tc>
+        <w:tc>
+          <w:tcPr>
+            <w:tcW w:type="dxa" w:w="1560"/>
+            <w:tcBorders>
+              <w:top w:val="single" w:sz="4" w:space="0" w:color="BBBBBB"/>
+              <w:left w:val="single" w:sz="4" w:space="0" w:color="BBBBBB"/>
+              <w:bottom w:val="single" w:sz="4" w:space="0" w:color="BBBBBB"/>
+              <w:right w:val="single" w:sz="4" w:space="0" w:color="BBBBBB"/>
+            </w:tcBorders>
+          </w:tcPr>
+          <w:p>
+            <w:pPr>
+              <w:spacing w:before="0" w:after="0" w:line="240" w:lineRule="auto"/>
+            </w:pPr>
+            <w:r>
+              <w:rPr>
+                <w:rFonts w:ascii="Microsoft YaHei" w:hAnsi="Microsoft YaHei" w:eastAsia="Microsoft YaHei" w:cs="Microsoft YaHei"/>
+                <w:b w:val="0"/>
+                <w:sz w:val="18"/>
+              </w:rPr>
+              <w:t>Phase-1 末</w:t>
+            </w:r>
+          </w:p>
+        </w:tc>
+        <w:tc>
+          <w:tcPr>
+            <w:tcW w:type="dxa" w:w="1560"/>
+            <w:tcBorders>
+              <w:top w:val="single" w:sz="4" w:space="0" w:color="BBBBBB"/>
+              <w:left w:val="single" w:sz="4" w:space="0" w:color="BBBBBB"/>
+              <w:bottom w:val="single" w:sz="4" w:space="0" w:color="BBBBBB"/>
+              <w:right w:val="single" w:sz="4" w:space="0" w:color="BBBBBB"/>
+            </w:tcBorders>
+          </w:tcPr>
+          <w:p>
+            <w:pPr>
+              <w:spacing w:before="0" w:after="0" w:line="240" w:lineRule="auto"/>
+            </w:pPr>
+            <w:r>
+              <w:rPr>
+                <w:rFonts w:ascii="Microsoft YaHei" w:hAnsi="Microsoft YaHei" w:eastAsia="Microsoft YaHei" w:cs="Microsoft YaHei"/>
+                <w:b w:val="0"/>
+                <w:sz w:val="18"/>
+              </w:rPr>
+              <w:t>月 19-24</w:t>
+            </w:r>
+          </w:p>
+        </w:tc>
+      </w:tr>
+      <w:tr>
+        <w:tc>
+          <w:tcPr>
+            <w:tcW w:type="dxa" w:w="1560"/>
+            <w:tcBorders>
+              <w:top w:val="single" w:sz="4" w:space="0" w:color="BBBBBB"/>
+              <w:left w:val="single" w:sz="4" w:space="0" w:color="BBBBBB"/>
+              <w:bottom w:val="single" w:sz="4" w:space="0" w:color="BBBBBB"/>
+              <w:right w:val="single" w:sz="4" w:space="0" w:color="BBBBBB"/>
+            </w:tcBorders>
+            <w:shd w:val="clear" w:color="auto" w:fill="F2F6FB"/>
+          </w:tcPr>
+          <w:p>
+            <w:pPr>
+              <w:spacing w:before="0" w:after="0" w:line="240" w:lineRule="auto"/>
+            </w:pPr>
+            <w:r>
+              <w:rPr>
+                <w:rFonts w:ascii="Microsoft YaHei" w:hAnsi="Microsoft YaHei" w:eastAsia="Microsoft YaHei" w:cs="Microsoft YaHei"/>
+                <w:b w:val="0"/>
+                <w:sz w:val="18"/>
+              </w:rPr>
+              <w:t>R6</w:t>
+            </w:r>
+          </w:p>
+        </w:tc>
+        <w:tc>
+          <w:tcPr>
+            <w:tcW w:type="dxa" w:w="1560"/>
+            <w:tcBorders>
+              <w:top w:val="single" w:sz="4" w:space="0" w:color="BBBBBB"/>
+              <w:left w:val="single" w:sz="4" w:space="0" w:color="BBBBBB"/>
+              <w:bottom w:val="single" w:sz="4" w:space="0" w:color="BBBBBB"/>
+              <w:right w:val="single" w:sz="4" w:space="0" w:color="BBBBBB"/>
+            </w:tcBorders>
+            <w:shd w:val="clear" w:color="auto" w:fill="F2F6FB"/>
+          </w:tcPr>
+          <w:p>
+            <w:pPr>
+              <w:spacing w:before="0" w:after="0" w:line="240" w:lineRule="auto"/>
+            </w:pPr>
+            <w:r>
+              <w:rPr>
+                <w:rFonts w:ascii="Microsoft YaHei" w:hAnsi="Microsoft YaHei" w:eastAsia="Microsoft YaHei" w:cs="Microsoft YaHei"/>
+                <w:b w:val="0"/>
+                <w:sz w:val="18"/>
+              </w:rPr>
+              <w:t>ASPICE 追溯链自动化构建</w:t>
+            </w:r>
+          </w:p>
+        </w:tc>
+        <w:tc>
+          <w:tcPr>
+            <w:tcW w:type="dxa" w:w="1560"/>
+            <w:tcBorders>
+              <w:top w:val="single" w:sz="4" w:space="0" w:color="BBBBBB"/>
+              <w:left w:val="single" w:sz="4" w:space="0" w:color="BBBBBB"/>
+              <w:bottom w:val="single" w:sz="4" w:space="0" w:color="BBBBBB"/>
+              <w:right w:val="single" w:sz="4" w:space="0" w:color="BBBBBB"/>
+            </w:tcBorders>
+            <w:shd w:val="clear" w:color="auto" w:fill="F2F6FB"/>
+          </w:tcPr>
+          <w:p>
+            <w:pPr>
+              <w:spacing w:before="0" w:after="0" w:line="240" w:lineRule="auto"/>
+            </w:pPr>
+            <w:r>
+              <w:rPr>
+                <w:rFonts w:ascii="Microsoft YaHei" w:hAnsi="Microsoft YaHei" w:eastAsia="Microsoft YaHei" w:cs="Microsoft YaHei"/>
+                <w:b w:val="0"/>
+                <w:sz w:val="18"/>
+              </w:rPr>
+              <w:t>工程研发</w:t>
+            </w:r>
+          </w:p>
+        </w:tc>
+        <w:tc>
+          <w:tcPr>
+            <w:tcW w:type="dxa" w:w="1560"/>
+            <w:tcBorders>
+              <w:top w:val="single" w:sz="4" w:space="0" w:color="BBBBBB"/>
+              <w:left w:val="single" w:sz="4" w:space="0" w:color="BBBBBB"/>
+              <w:bottom w:val="single" w:sz="4" w:space="0" w:color="BBBBBB"/>
+              <w:right w:val="single" w:sz="4" w:space="0" w:color="BBBBBB"/>
+            </w:tcBorders>
+            <w:shd w:val="clear" w:color="auto" w:fill="F2F6FB"/>
+          </w:tcPr>
+          <w:p>
+            <w:pPr>
+              <w:spacing w:before="0" w:after="0" w:line="240" w:lineRule="auto"/>
+            </w:pPr>
+            <w:r>
+              <w:rPr>
+                <w:rFonts w:ascii="Microsoft YaHei" w:hAnsi="Microsoft YaHei" w:eastAsia="Microsoft YaHei" w:cs="Microsoft YaHei"/>
+                <w:b w:val="0"/>
+                <w:sz w:val="18"/>
+              </w:rPr>
+              <w:t>接 R1-R5 软件线</w:t>
+            </w:r>
+          </w:p>
+        </w:tc>
+        <w:tc>
+          <w:tcPr>
+            <w:tcW w:type="dxa" w:w="1560"/>
+            <w:tcBorders>
+              <w:top w:val="single" w:sz="4" w:space="0" w:color="BBBBBB"/>
+              <w:left w:val="single" w:sz="4" w:space="0" w:color="BBBBBB"/>
+              <w:bottom w:val="single" w:sz="4" w:space="0" w:color="BBBBBB"/>
+              <w:right w:val="single" w:sz="4" w:space="0" w:color="BBBBBB"/>
+            </w:tcBorders>
+            <w:shd w:val="clear" w:color="auto" w:fill="F2F6FB"/>
+          </w:tcPr>
+          <w:p>
+            <w:pPr>
+              <w:spacing w:before="0" w:after="0" w:line="240" w:lineRule="auto"/>
+            </w:pPr>
+            <w:r>
+              <w:rPr>
+                <w:rFonts w:ascii="Microsoft YaHei" w:hAnsi="Microsoft YaHei" w:eastAsia="Microsoft YaHei" w:cs="Microsoft YaHei"/>
+                <w:b w:val="0"/>
+                <w:sz w:val="18"/>
+              </w:rPr>
+              <w:t>Phase-1 末</w:t>
+            </w:r>
+          </w:p>
+        </w:tc>
+        <w:tc>
+          <w:tcPr>
+            <w:tcW w:type="dxa" w:w="1560"/>
+            <w:tcBorders>
+              <w:top w:val="single" w:sz="4" w:space="0" w:color="BBBBBB"/>
+              <w:left w:val="single" w:sz="4" w:space="0" w:color="BBBBBB"/>
+              <w:bottom w:val="single" w:sz="4" w:space="0" w:color="BBBBBB"/>
+              <w:right w:val="single" w:sz="4" w:space="0" w:color="BBBBBB"/>
+            </w:tcBorders>
+            <w:shd w:val="clear" w:color="auto" w:fill="F2F6FB"/>
+          </w:tcPr>
+          <w:p>
+            <w:pPr>
+              <w:spacing w:before="0" w:after="0" w:line="240" w:lineRule="auto"/>
+            </w:pPr>
+            <w:r>
+              <w:rPr>
+                <w:rFonts w:ascii="Microsoft YaHei" w:hAnsi="Microsoft YaHei" w:eastAsia="Microsoft YaHei" w:cs="Microsoft YaHei"/>
+                <w:b w:val="0"/>
+                <w:sz w:val="18"/>
+              </w:rPr>
+              <w:t>月 19-24</w:t>
+            </w:r>
+          </w:p>
+        </w:tc>
+      </w:tr>
+      <w:tr>
+        <w:tc>
+          <w:tcPr>
+            <w:tcW w:type="dxa" w:w="1560"/>
+            <w:tcBorders>
+              <w:top w:val="single" w:sz="4" w:space="0" w:color="BBBBBB"/>
+              <w:left w:val="single" w:sz="4" w:space="0" w:color="BBBBBB"/>
+              <w:bottom w:val="single" w:sz="4" w:space="0" w:color="BBBBBB"/>
+              <w:right w:val="single" w:sz="4" w:space="0" w:color="BBBBBB"/>
+            </w:tcBorders>
+          </w:tcPr>
+          <w:p>
+            <w:pPr>
+              <w:spacing w:before="0" w:after="0" w:line="240" w:lineRule="auto"/>
+            </w:pPr>
+            <w:r>
+              <w:rPr>
+                <w:rFonts w:ascii="Microsoft YaHei" w:hAnsi="Microsoft YaHei" w:eastAsia="Microsoft YaHei" w:cs="Microsoft YaHei"/>
+                <w:b w:val="0"/>
+                <w:sz w:val="18"/>
+              </w:rPr>
+              <w:t>R7</w:t>
+            </w:r>
+          </w:p>
+        </w:tc>
+        <w:tc>
+          <w:tcPr>
+            <w:tcW w:type="dxa" w:w="1560"/>
+            <w:tcBorders>
+              <w:top w:val="single" w:sz="4" w:space="0" w:color="BBBBBB"/>
+              <w:left w:val="single" w:sz="4" w:space="0" w:color="BBBBBB"/>
+              <w:bottom w:val="single" w:sz="4" w:space="0" w:color="BBBBBB"/>
+              <w:right w:val="single" w:sz="4" w:space="0" w:color="BBBBBB"/>
+            </w:tcBorders>
+          </w:tcPr>
+          <w:p>
+            <w:pPr>
+              <w:spacing w:before="0" w:after="0" w:line="240" w:lineRule="auto"/>
+            </w:pPr>
+            <w:r>
+              <w:rPr>
+                <w:rFonts w:ascii="Microsoft YaHei" w:hAnsi="Microsoft YaHei" w:eastAsia="Microsoft YaHei" w:cs="Microsoft YaHei"/>
+                <w:b w:val="0"/>
+                <w:sz w:val="18"/>
+              </w:rPr>
+              <w:t>HIL 测试日志智能定位/Bug 分类</w:t>
+            </w:r>
+          </w:p>
+        </w:tc>
+        <w:tc>
+          <w:tcPr>
+            <w:tcW w:type="dxa" w:w="1560"/>
+            <w:tcBorders>
+              <w:top w:val="single" w:sz="4" w:space="0" w:color="BBBBBB"/>
+              <w:left w:val="single" w:sz="4" w:space="0" w:color="BBBBBB"/>
+              <w:bottom w:val="single" w:sz="4" w:space="0" w:color="BBBBBB"/>
+              <w:right w:val="single" w:sz="4" w:space="0" w:color="BBBBBB"/>
+            </w:tcBorders>
+          </w:tcPr>
+          <w:p>
+            <w:pPr>
+              <w:spacing w:before="0" w:after="0" w:line="240" w:lineRule="auto"/>
+            </w:pPr>
+            <w:r>
+              <w:rPr>
+                <w:rFonts w:ascii="Microsoft YaHei" w:hAnsi="Microsoft YaHei" w:eastAsia="Microsoft YaHei" w:cs="Microsoft YaHei"/>
+                <w:b w:val="0"/>
+                <w:sz w:val="18"/>
+              </w:rPr>
+              <w:t>工程研发</w:t>
+            </w:r>
+          </w:p>
+        </w:tc>
+        <w:tc>
+          <w:tcPr>
+            <w:tcW w:type="dxa" w:w="1560"/>
+            <w:tcBorders>
+              <w:top w:val="single" w:sz="4" w:space="0" w:color="BBBBBB"/>
+              <w:left w:val="single" w:sz="4" w:space="0" w:color="BBBBBB"/>
+              <w:bottom w:val="single" w:sz="4" w:space="0" w:color="BBBBBB"/>
+              <w:right w:val="single" w:sz="4" w:space="0" w:color="BBBBBB"/>
+            </w:tcBorders>
+          </w:tcPr>
+          <w:p>
+            <w:pPr>
+              <w:spacing w:before="0" w:after="0" w:line="240" w:lineRule="auto"/>
+            </w:pPr>
+            <w:r>
+              <w:rPr>
+                <w:rFonts w:ascii="Microsoft YaHei" w:hAnsi="Microsoft YaHei" w:eastAsia="Microsoft YaHei" w:cs="Microsoft YaHei"/>
+                <w:b w:val="0"/>
+                <w:sz w:val="18"/>
+              </w:rPr>
+              <w:t>接 R4 测试</w:t>
+            </w:r>
+          </w:p>
+        </w:tc>
+        <w:tc>
+          <w:tcPr>
+            <w:tcW w:type="dxa" w:w="1560"/>
+            <w:tcBorders>
+              <w:top w:val="single" w:sz="4" w:space="0" w:color="BBBBBB"/>
+              <w:left w:val="single" w:sz="4" w:space="0" w:color="BBBBBB"/>
+              <w:bottom w:val="single" w:sz="4" w:space="0" w:color="BBBBBB"/>
+              <w:right w:val="single" w:sz="4" w:space="0" w:color="BBBBBB"/>
+            </w:tcBorders>
+          </w:tcPr>
+          <w:p>
+            <w:pPr>
+              <w:spacing w:before="0" w:after="0" w:line="240" w:lineRule="auto"/>
+            </w:pPr>
+            <w:r>
+              <w:rPr>
+                <w:rFonts w:ascii="Microsoft YaHei" w:hAnsi="Microsoft YaHei" w:eastAsia="Microsoft YaHei" w:cs="Microsoft YaHei"/>
+                <w:b w:val="0"/>
+                <w:sz w:val="18"/>
+              </w:rPr>
+              <w:t>Phase-1 末</w:t>
+            </w:r>
+          </w:p>
+        </w:tc>
+        <w:tc>
+          <w:tcPr>
+            <w:tcW w:type="dxa" w:w="1560"/>
+            <w:tcBorders>
+              <w:top w:val="single" w:sz="4" w:space="0" w:color="BBBBBB"/>
+              <w:left w:val="single" w:sz="4" w:space="0" w:color="BBBBBB"/>
+              <w:bottom w:val="single" w:sz="4" w:space="0" w:color="BBBBBB"/>
+              <w:right w:val="single" w:sz="4" w:space="0" w:color="BBBBBB"/>
+            </w:tcBorders>
+          </w:tcPr>
+          <w:p>
+            <w:pPr>
+              <w:spacing w:before="0" w:after="0" w:line="240" w:lineRule="auto"/>
+            </w:pPr>
+            <w:r>
+              <w:rPr>
+                <w:rFonts w:ascii="Microsoft YaHei" w:hAnsi="Microsoft YaHei" w:eastAsia="Microsoft YaHei" w:cs="Microsoft YaHei"/>
+                <w:b w:val="0"/>
+                <w:sz w:val="18"/>
+              </w:rPr>
+              <w:t>月 19-24</w:t>
+            </w:r>
+          </w:p>
+        </w:tc>
+      </w:tr>
+      <w:tr>
+        <w:tc>
+          <w:tcPr>
+            <w:tcW w:type="dxa" w:w="1560"/>
+            <w:tcBorders>
+              <w:top w:val="single" w:sz="4" w:space="0" w:color="BBBBBB"/>
+              <w:left w:val="single" w:sz="4" w:space="0" w:color="BBBBBB"/>
+              <w:bottom w:val="single" w:sz="4" w:space="0" w:color="BBBBBB"/>
+              <w:right w:val="single" w:sz="4" w:space="0" w:color="BBBBBB"/>
+            </w:tcBorders>
+            <w:shd w:val="clear" w:color="auto" w:fill="F2F6FB"/>
+          </w:tcPr>
+          <w:p>
+            <w:pPr>
+              <w:spacing w:before="0" w:after="0" w:line="240" w:lineRule="auto"/>
+            </w:pPr>
+            <w:r>
+              <w:rPr>
+                <w:rFonts w:ascii="Microsoft YaHei" w:hAnsi="Microsoft YaHei" w:eastAsia="Microsoft YaHei" w:cs="Microsoft YaHei"/>
+                <w:b w:val="0"/>
+                <w:sz w:val="18"/>
+              </w:rPr>
+              <w:t>S3+</w:t>
+            </w:r>
+          </w:p>
+        </w:tc>
+        <w:tc>
+          <w:tcPr>
+            <w:tcW w:type="dxa" w:w="1560"/>
+            <w:tcBorders>
+              <w:top w:val="single" w:sz="4" w:space="0" w:color="BBBBBB"/>
+              <w:left w:val="single" w:sz="4" w:space="0" w:color="BBBBBB"/>
+              <w:bottom w:val="single" w:sz="4" w:space="0" w:color="BBBBBB"/>
+              <w:right w:val="single" w:sz="4" w:space="0" w:color="BBBBBB"/>
+            </w:tcBorders>
+            <w:shd w:val="clear" w:color="auto" w:fill="F2F6FB"/>
+          </w:tcPr>
+          <w:p>
+            <w:pPr>
+              <w:spacing w:before="0" w:after="0" w:line="240" w:lineRule="auto"/>
+            </w:pPr>
+            <w:r>
+              <w:rPr>
+                <w:rFonts w:ascii="Microsoft YaHei" w:hAnsi="Microsoft YaHei" w:eastAsia="Microsoft YaHei" w:cs="Microsoft YaHei"/>
+                <w:b w:val="0"/>
+                <w:sz w:val="18"/>
+              </w:rPr>
+              <w:t>NRE 智能成本估算（深化）</w:t>
+            </w:r>
+          </w:p>
+        </w:tc>
+        <w:tc>
+          <w:tcPr>
+            <w:tcW w:type="dxa" w:w="1560"/>
+            <w:tcBorders>
+              <w:top w:val="single" w:sz="4" w:space="0" w:color="BBBBBB"/>
+              <w:left w:val="single" w:sz="4" w:space="0" w:color="BBBBBB"/>
+              <w:bottom w:val="single" w:sz="4" w:space="0" w:color="BBBBBB"/>
+              <w:right w:val="single" w:sz="4" w:space="0" w:color="BBBBBB"/>
+            </w:tcBorders>
+            <w:shd w:val="clear" w:color="auto" w:fill="F2F6FB"/>
+          </w:tcPr>
+          <w:p>
+            <w:pPr>
+              <w:spacing w:before="0" w:after="0" w:line="240" w:lineRule="auto"/>
+            </w:pPr>
+            <w:r>
+              <w:rPr>
+                <w:rFonts w:ascii="Microsoft YaHei" w:hAnsi="Microsoft YaHei" w:eastAsia="Microsoft YaHei" w:cs="Microsoft YaHei"/>
+                <w:b w:val="0"/>
+                <w:sz w:val="18"/>
+              </w:rPr>
+              <w:t>销售/BD</w:t>
+            </w:r>
+          </w:p>
+        </w:tc>
+        <w:tc>
+          <w:tcPr>
+            <w:tcW w:type="dxa" w:w="1560"/>
+            <w:tcBorders>
+              <w:top w:val="single" w:sz="4" w:space="0" w:color="BBBBBB"/>
+              <w:left w:val="single" w:sz="4" w:space="0" w:color="BBBBBB"/>
+              <w:bottom w:val="single" w:sz="4" w:space="0" w:color="BBBBBB"/>
+              <w:right w:val="single" w:sz="4" w:space="0" w:color="BBBBBB"/>
+            </w:tcBorders>
+            <w:shd w:val="clear" w:color="auto" w:fill="F2F6FB"/>
+          </w:tcPr>
+          <w:p>
+            <w:pPr>
+              <w:spacing w:before="0" w:after="0" w:line="240" w:lineRule="auto"/>
+            </w:pPr>
+            <w:r>
+              <w:rPr>
+                <w:rFonts w:ascii="Microsoft YaHei" w:hAnsi="Microsoft YaHei" w:eastAsia="Microsoft YaHei" w:cs="Microsoft YaHei"/>
+                <w:b w:val="0"/>
+                <w:sz w:val="18"/>
+              </w:rPr>
+              <w:t>S3 已含 NRE 子场景，做深</w:t>
+            </w:r>
+          </w:p>
+        </w:tc>
+        <w:tc>
+          <w:tcPr>
+            <w:tcW w:type="dxa" w:w="1560"/>
+            <w:tcBorders>
+              <w:top w:val="single" w:sz="4" w:space="0" w:color="BBBBBB"/>
+              <w:left w:val="single" w:sz="4" w:space="0" w:color="BBBBBB"/>
+              <w:bottom w:val="single" w:sz="4" w:space="0" w:color="BBBBBB"/>
+              <w:right w:val="single" w:sz="4" w:space="0" w:color="BBBBBB"/>
+            </w:tcBorders>
+            <w:shd w:val="clear" w:color="auto" w:fill="F2F6FB"/>
+          </w:tcPr>
+          <w:p>
+            <w:pPr>
+              <w:spacing w:before="0" w:after="0" w:line="240" w:lineRule="auto"/>
+            </w:pPr>
+            <w:r>
+              <w:rPr>
+                <w:rFonts w:ascii="Microsoft YaHei" w:hAnsi="Microsoft YaHei" w:eastAsia="Microsoft YaHei" w:cs="Microsoft YaHei"/>
+                <w:b w:val="0"/>
+                <w:sz w:val="18"/>
+              </w:rPr>
+              <w:t>随 S3（2026-11）评估</w:t>
+            </w:r>
+          </w:p>
+        </w:tc>
+        <w:tc>
+          <w:tcPr>
+            <w:tcW w:type="dxa" w:w="1560"/>
+            <w:tcBorders>
+              <w:top w:val="single" w:sz="4" w:space="0" w:color="BBBBBB"/>
+              <w:left w:val="single" w:sz="4" w:space="0" w:color="BBBBBB"/>
+              <w:bottom w:val="single" w:sz="4" w:space="0" w:color="BBBBBB"/>
+              <w:right w:val="single" w:sz="4" w:space="0" w:color="BBBBBB"/>
+            </w:tcBorders>
+            <w:shd w:val="clear" w:color="auto" w:fill="F2F6FB"/>
+          </w:tcPr>
+          <w:p>
+            <w:pPr>
+              <w:spacing w:before="0" w:after="0" w:line="240" w:lineRule="auto"/>
+            </w:pPr>
+            <w:r>
+              <w:rPr>
+                <w:rFonts w:ascii="Microsoft YaHei" w:hAnsi="Microsoft YaHei" w:eastAsia="Microsoft YaHei" w:cs="Microsoft YaHei"/>
+                <w:b w:val="0"/>
+                <w:sz w:val="18"/>
+              </w:rPr>
+              <w:t>Phase 1 内深化 / Phase 2 扩展</w:t>
+            </w:r>
+          </w:p>
+        </w:tc>
+      </w:tr>
+    </w:tbl>
+    <w:p>
+      <w:pPr>
+        <w:spacing w:after="40"/>
+      </w:pPr>
+    </w:p>
+    <w:p>
+      <w:pPr>
+        <w:pBdr>
+          <w:left w:val="single" w:sz="18" w:space="8" w:color="1F4E79"/>
+        </w:pBdr>
+        <w:shd w:val="clear" w:color="auto" w:fill="EAF1FB"/>
+        <w:spacing w:before="80" w:after="160"/>
+        <w:ind w:left="160"/>
+      </w:pPr>
+      <w:r>
+        <w:rPr>
+          <w:rFonts w:ascii="Microsoft YaHei" w:hAnsi="Microsoft YaHei" w:eastAsia="Microsoft YaHei" w:cs="Microsoft YaHei"/>
+          <w:b/>
+          <w:sz w:val="20"/>
+        </w:rPr>
+        <w:t>归属提示</w:t>
+      </w:r>
+      <w:r>
+        <w:rPr>
+          <w:rFonts w:ascii="Microsoft YaHei" w:hAnsi="Microsoft YaHei" w:eastAsia="Microsoft YaHei" w:cs="Microsoft YaHei"/>
+          <w:b w:val="0"/>
+          <w:sz w:val="20"/>
+        </w:rPr>
+        <w:t>：APQP 属质量域、Paul 直接主推；ASPICE/HIL 属工程研发域，转研发 VP 评估；NRE 属销售域。Phase 2 的最终范围与排期在 Phase-1 末复盘时定稿。</w:t>
       </w:r>
     </w:p>
     <w:p>
@@ -15913,41 +22277,257 @@
     </w:p>
     <w:p>
       <w:pPr>
-        <w:jc w:val="center"/>
-      </w:pPr>
-      <w:r>
-        <w:drawing>
-          <wp:inline xmlns:a="http://schemas.openxmlformats.org/drawingml/2006/main" xmlns:pic="http://schemas.openxmlformats.org/drawingml/2006/picture">
-            <wp:extent cx="5852160" cy="807576"/>
-            <wp:docPr id="10" name="Picture 10"/>
-            <wp:cNvGraphicFramePr>
-              <a:graphicFrameLocks noChangeAspect="1"/>
-            </wp:cNvGraphicFramePr>
-            <a:graphic>
-              <a:graphicData uri="http://schemas.openxmlformats.org/drawingml/2006/picture">
-                <pic:pic>
-                  <pic:nvPicPr>
-                    <pic:cNvPr id="0" name="talent.png"/>
-                    <pic:cNvPicPr/>
-                  </pic:nvPicPr>
-                  <pic:blipFill>
-                    <a:blip r:embed="rId20"/>
-                    <a:stretch>
-                      <a:fillRect/>
-                    </a:stretch>
-                  </pic:blipFill>
-                  <pic:spPr>
-                    <a:xfrm>
-                      <a:off x="0" y="0"/>
-                      <a:ext cx="5852160" cy="807576"/>
-                    </a:xfrm>
-                    <a:prstGeom prst="rect"/>
-                  </pic:spPr>
-                </pic:pic>
-              </a:graphicData>
-            </a:graphic>
-          </wp:inline>
-        </w:drawing>
+        <w:pBdr>
+          <w:left w:val="single" w:sz="18" w:space="8" w:color="9BB4CC"/>
+        </w:pBdr>
+        <w:shd w:val="clear" w:color="auto" w:fill="F4F4F4"/>
+        <w:spacing w:before="40" w:after="0"/>
+        <w:ind w:left="160"/>
+      </w:pPr>
+      <w:r>
+        <w:rPr>
+          <w:rFonts w:ascii="NSimSun" w:hAnsi="NSimSun" w:eastAsia="NSimSun" w:cs="NSimSun"/>
+          <w:sz w:val="17"/>
+        </w:rPr>
+        <w:t>三类人才建设：</w:t>
+      </w:r>
+    </w:p>
+    <w:p>
+      <w:pPr>
+        <w:pBdr>
+          <w:left w:val="single" w:sz="18" w:space="8" w:color="9BB4CC"/>
+        </w:pBdr>
+        <w:shd w:val="clear" w:color="auto" w:fill="F4F4F4"/>
+        <w:spacing w:before="0" w:after="0"/>
+        <w:ind w:left="160"/>
+      </w:pPr>
+      <w:r>
+        <w:rPr>
+          <w:rFonts w:ascii="NSimSun" w:hAnsi="NSimSun" w:eastAsia="NSimSun" w:cs="NSimSun"/>
+          <w:sz w:val="17"/>
+        </w:rPr>
+        <w:t xml:space="preserve"> </w:t>
+      </w:r>
+    </w:p>
+    <w:p>
+      <w:pPr>
+        <w:pBdr>
+          <w:left w:val="single" w:sz="18" w:space="8" w:color="9BB4CC"/>
+        </w:pBdr>
+        <w:shd w:val="clear" w:color="auto" w:fill="F4F4F4"/>
+        <w:spacing w:before="0" w:after="0"/>
+        <w:ind w:left="160"/>
+      </w:pPr>
+      <w:r>
+        <w:rPr>
+          <w:rFonts w:ascii="NSimSun" w:hAnsi="NSimSun" w:eastAsia="NSimSun" w:cs="NSimSun"/>
+          <w:sz w:val="17"/>
+        </w:rPr>
+        <w:t>A. AI Champion（每部门 1-2 人）</w:t>
+      </w:r>
+    </w:p>
+    <w:p>
+      <w:pPr>
+        <w:pBdr>
+          <w:left w:val="single" w:sz="18" w:space="8" w:color="9BB4CC"/>
+        </w:pBdr>
+        <w:shd w:val="clear" w:color="auto" w:fill="F4F4F4"/>
+        <w:spacing w:before="0" w:after="0"/>
+        <w:ind w:left="160"/>
+      </w:pPr>
+      <w:r>
+        <w:rPr>
+          <w:rFonts w:ascii="NSimSun" w:hAnsi="NSimSun" w:eastAsia="NSimSun" w:cs="NSimSun"/>
+          <w:sz w:val="17"/>
+        </w:rPr>
+        <w:t xml:space="preserve">   → 目标：能用 AI 工具解决本部门问题</w:t>
+      </w:r>
+    </w:p>
+    <w:p>
+      <w:pPr>
+        <w:pBdr>
+          <w:left w:val="single" w:sz="18" w:space="8" w:color="9BB4CC"/>
+        </w:pBdr>
+        <w:shd w:val="clear" w:color="auto" w:fill="F4F4F4"/>
+        <w:spacing w:before="0" w:after="0"/>
+        <w:ind w:left="160"/>
+      </w:pPr>
+      <w:r>
+        <w:rPr>
+          <w:rFonts w:ascii="NSimSun" w:hAnsi="NSimSun" w:eastAsia="NSimSun" w:cs="NSimSun"/>
+          <w:sz w:val="17"/>
+        </w:rPr>
+        <w:t xml:space="preserve">   → 培训内容：AI 工具实操（8小时）+ 部门场景实践（4周）</w:t>
+      </w:r>
+    </w:p>
+    <w:p>
+      <w:pPr>
+        <w:pBdr>
+          <w:left w:val="single" w:sz="18" w:space="8" w:color="9BB4CC"/>
+        </w:pBdr>
+        <w:shd w:val="clear" w:color="auto" w:fill="F4F4F4"/>
+        <w:spacing w:before="0" w:after="0"/>
+        <w:ind w:left="160"/>
+      </w:pPr>
+      <w:r>
+        <w:rPr>
+          <w:rFonts w:ascii="NSimSun" w:hAnsi="NSimSun" w:eastAsia="NSimSun" w:cs="NSimSun"/>
+          <w:sz w:val="17"/>
+        </w:rPr>
+        <w:t xml:space="preserve">   → 激励：晋升加分项 + 内部讲师机会</w:t>
+      </w:r>
+    </w:p>
+    <w:p>
+      <w:pPr>
+        <w:pBdr>
+          <w:left w:val="single" w:sz="18" w:space="8" w:color="9BB4CC"/>
+        </w:pBdr>
+        <w:shd w:val="clear" w:color="auto" w:fill="F4F4F4"/>
+        <w:spacing w:before="0" w:after="0"/>
+        <w:ind w:left="160"/>
+      </w:pPr>
+      <w:r>
+        <w:rPr>
+          <w:rFonts w:ascii="NSimSun" w:hAnsi="NSimSun" w:eastAsia="NSimSun" w:cs="NSimSun"/>
+          <w:sz w:val="17"/>
+        </w:rPr>
+        <w:t xml:space="preserve"> </w:t>
+      </w:r>
+    </w:p>
+    <w:p>
+      <w:pPr>
+        <w:pBdr>
+          <w:left w:val="single" w:sz="18" w:space="8" w:color="9BB4CC"/>
+        </w:pBdr>
+        <w:shd w:val="clear" w:color="auto" w:fill="F4F4F4"/>
+        <w:spacing w:before="0" w:after="0"/>
+        <w:ind w:left="160"/>
+      </w:pPr>
+      <w:r>
+        <w:rPr>
+          <w:rFonts w:ascii="NSimSun" w:hAnsi="NSimSun" w:eastAsia="NSimSun" w:cs="NSimSun"/>
+          <w:sz w:val="17"/>
+        </w:rPr>
+        <w:t>B. AIOps 工程师（IT 部门，2-3 人）</w:t>
+      </w:r>
+    </w:p>
+    <w:p>
+      <w:pPr>
+        <w:pBdr>
+          <w:left w:val="single" w:sz="18" w:space="8" w:color="9BB4CC"/>
+        </w:pBdr>
+        <w:shd w:val="clear" w:color="auto" w:fill="F4F4F4"/>
+        <w:spacing w:before="0" w:after="0"/>
+        <w:ind w:left="160"/>
+      </w:pPr>
+      <w:r>
+        <w:rPr>
+          <w:rFonts w:ascii="NSimSun" w:hAnsi="NSimSun" w:eastAsia="NSimSun" w:cs="NSimSun"/>
+          <w:sz w:val="17"/>
+        </w:rPr>
+        <w:t xml:space="preserve">   → 目标：能开发和维护数字员工（Skill 开发）</w:t>
+      </w:r>
+    </w:p>
+    <w:p>
+      <w:pPr>
+        <w:pBdr>
+          <w:left w:val="single" w:sz="18" w:space="8" w:color="9BB4CC"/>
+        </w:pBdr>
+        <w:shd w:val="clear" w:color="auto" w:fill="F4F4F4"/>
+        <w:spacing w:before="0" w:after="0"/>
+        <w:ind w:left="160"/>
+      </w:pPr>
+      <w:r>
+        <w:rPr>
+          <w:rFonts w:ascii="NSimSun" w:hAnsi="NSimSun" w:eastAsia="NSimSun" w:cs="NSimSun"/>
+          <w:sz w:val="17"/>
+        </w:rPr>
+        <w:t xml:space="preserve">   → 培训内容：Claude API/MCP 开发（40小时）+ 跟做首批数字员工</w:t>
+      </w:r>
+    </w:p>
+    <w:p>
+      <w:pPr>
+        <w:pBdr>
+          <w:left w:val="single" w:sz="18" w:space="8" w:color="9BB4CC"/>
+        </w:pBdr>
+        <w:shd w:val="clear" w:color="auto" w:fill="F4F4F4"/>
+        <w:spacing w:before="0" w:after="0"/>
+        <w:ind w:left="160"/>
+      </w:pPr>
+      <w:r>
+        <w:rPr>
+          <w:rFonts w:ascii="NSimSun" w:hAnsi="NSimSun" w:eastAsia="NSimSun" w:cs="NSimSun"/>
+          <w:sz w:val="17"/>
+        </w:rPr>
+        <w:t xml:space="preserve">   → 激励：专项奖金 + 外部培训预算</w:t>
+      </w:r>
+    </w:p>
+    <w:p>
+      <w:pPr>
+        <w:pBdr>
+          <w:left w:val="single" w:sz="18" w:space="8" w:color="9BB4CC"/>
+        </w:pBdr>
+        <w:shd w:val="clear" w:color="auto" w:fill="F4F4F4"/>
+        <w:spacing w:before="0" w:after="0"/>
+        <w:ind w:left="160"/>
+      </w:pPr>
+      <w:r>
+        <w:rPr>
+          <w:rFonts w:ascii="NSimSun" w:hAnsi="NSimSun" w:eastAsia="NSimSun" w:cs="NSimSun"/>
+          <w:sz w:val="17"/>
+        </w:rPr>
+        <w:t xml:space="preserve"> </w:t>
+      </w:r>
+    </w:p>
+    <w:p>
+      <w:pPr>
+        <w:pBdr>
+          <w:left w:val="single" w:sz="18" w:space="8" w:color="9BB4CC"/>
+        </w:pBdr>
+        <w:shd w:val="clear" w:color="auto" w:fill="F4F4F4"/>
+        <w:spacing w:before="0" w:after="0"/>
+        <w:ind w:left="160"/>
+      </w:pPr>
+      <w:r>
+        <w:rPr>
+          <w:rFonts w:ascii="NSimSun" w:hAnsi="NSimSun" w:eastAsia="NSimSun" w:cs="NSimSun"/>
+          <w:sz w:val="17"/>
+        </w:rPr>
+        <w:t>C. AI 战略顾问（VP 自身 + 管理层）</w:t>
+      </w:r>
+    </w:p>
+    <w:p>
+      <w:pPr>
+        <w:pBdr>
+          <w:left w:val="single" w:sz="18" w:space="8" w:color="9BB4CC"/>
+        </w:pBdr>
+        <w:shd w:val="clear" w:color="auto" w:fill="F4F4F4"/>
+        <w:spacing w:before="0" w:after="0"/>
+        <w:ind w:left="160"/>
+      </w:pPr>
+      <w:r>
+        <w:rPr>
+          <w:rFonts w:ascii="NSimSun" w:hAnsi="NSimSun" w:eastAsia="NSimSun" w:cs="NSimSun"/>
+          <w:sz w:val="17"/>
+        </w:rPr>
+        <w:t xml:space="preserve">   → 目标：能在战略层面决策 AI 投资和方向</w:t>
+      </w:r>
+    </w:p>
+    <w:p>
+      <w:pPr>
+        <w:pBdr>
+          <w:left w:val="single" w:sz="18" w:space="8" w:color="9BB4CC"/>
+        </w:pBdr>
+        <w:shd w:val="clear" w:color="auto" w:fill="F4F4F4"/>
+        <w:spacing w:before="0" w:after="40"/>
+        <w:ind w:left="160"/>
+      </w:pPr>
+      <w:r>
+        <w:rPr>
+          <w:rFonts w:ascii="NSimSun" w:hAnsi="NSimSun" w:eastAsia="NSimSun" w:cs="NSimSun"/>
+          <w:sz w:val="17"/>
+        </w:rPr>
+        <w:t xml:space="preserve">   → 培训内容：AI 商业落地案例、行业竞品跟踪、定期外部交流</w:t>
       </w:r>
     </w:p>
     <w:p>

--- a/1-转型规划/卓品智能AI转型全景规划.docx
+++ b/1-转型规划/卓品智能AI转型全景规划.docx
@@ -30,6 +30,1173 @@
       </w:r>
     </w:p>
     <w:p/>
+    <w:p>
+      <w:pPr>
+        <w:pStyle w:val="Heading2"/>
+        <w:spacing w:before="260" w:after="120"/>
+      </w:pPr>
+      <w:r>
+        <w:rPr>
+          <w:rFonts w:ascii="Microsoft YaHei" w:hAnsi="Microsoft YaHei" w:eastAsia="Microsoft YaHei" w:cs="Microsoft YaHei"/>
+          <w:b/>
+          <w:color w:val="1F4E79"/>
+          <w:sz w:val="28"/>
+        </w:rPr>
+        <w:t>0、修订记录与阶段命名约定</w:t>
+      </w:r>
+    </w:p>
+    <w:p>
+      <w:pPr>
+        <w:pBdr>
+          <w:left w:val="single" w:sz="18" w:space="8" w:color="1F4E79"/>
+        </w:pBdr>
+        <w:shd w:val="clear" w:color="auto" w:fill="EAF1FB"/>
+        <w:spacing w:before="80" w:after="160"/>
+        <w:ind w:left="160"/>
+      </w:pPr>
+      <w:r>
+        <w:rPr>
+          <w:rFonts w:ascii="Microsoft YaHei" w:hAnsi="Microsoft YaHei" w:eastAsia="Microsoft YaHei" w:cs="Microsoft YaHei"/>
+          <w:b w:val="0"/>
+          <w:sz w:val="20"/>
+        </w:rPr>
+        <w:t>本总纲此前执行"正文不改"纪律；自 2026-06-13 起改为</w:t>
+      </w:r>
+      <w:r>
+        <w:rPr>
+          <w:rFonts w:ascii="Microsoft YaHei" w:hAnsi="Microsoft YaHei" w:eastAsia="Microsoft YaHei" w:cs="Microsoft YaHei"/>
+          <w:b/>
+          <w:sz w:val="20"/>
+        </w:rPr>
+        <w:t>"正文可修正 + 修订记录强制登记"</w:t>
+      </w:r>
+      <w:r>
+        <w:rPr>
+          <w:rFonts w:ascii="Microsoft YaHei" w:hAnsi="Microsoft YaHei" w:eastAsia="Microsoft YaHei" w:cs="Microsoft YaHei"/>
+          <w:b w:val="0"/>
+          <w:sz w:val="20"/>
+        </w:rPr>
+        <w:t>：任何正文修正必须在本节登记（日期/变更点/决策来源），否则视为无效修改。</w:t>
+      </w:r>
+    </w:p>
+    <w:p>
+      <w:pPr>
+        <w:pStyle w:val="Heading3"/>
+        <w:spacing w:before="180" w:after="120"/>
+      </w:pPr>
+      <w:r>
+        <w:rPr>
+          <w:rFonts w:ascii="Microsoft YaHei" w:hAnsi="Microsoft YaHei" w:eastAsia="Microsoft YaHei" w:cs="Microsoft YaHei"/>
+          <w:b/>
+          <w:color w:val="2E5B8A"/>
+          <w:sz w:val="25"/>
+        </w:rPr>
+        <w:t>0.1 阶段命名约定（2026-06-13 定稿，全仓库统一）</w:t>
+      </w:r>
+    </w:p>
+    <w:tbl>
+      <w:tblPr>
+        <w:tblW w:type="auto" w:w="0"/>
+        <w:jc w:val="center"/>
+        <w:tblLayout w:type="autofit"/>
+        <w:tblLook w:firstColumn="1" w:firstRow="1" w:lastColumn="0" w:lastRow="0" w:noHBand="0" w:noVBand="1" w:val="04A0"/>
+      </w:tblPr>
+      <w:tblGrid>
+        <w:gridCol w:w="2340"/>
+        <w:gridCol w:w="2340"/>
+        <w:gridCol w:w="2340"/>
+        <w:gridCol w:w="2340"/>
+      </w:tblGrid>
+      <w:tr>
+        <w:tc>
+          <w:tcPr>
+            <w:tcW w:type="dxa" w:w="2340"/>
+            <w:tcBorders>
+              <w:top w:val="single" w:sz="4" w:space="0" w:color="BBBBBB"/>
+              <w:left w:val="single" w:sz="4" w:space="0" w:color="BBBBBB"/>
+              <w:bottom w:val="single" w:sz="4" w:space="0" w:color="BBBBBB"/>
+              <w:right w:val="single" w:sz="4" w:space="0" w:color="BBBBBB"/>
+            </w:tcBorders>
+            <w:shd w:val="clear" w:color="auto" w:fill="1F4E79"/>
+          </w:tcPr>
+          <w:p>
+            <w:pPr>
+              <w:spacing w:before="0" w:after="0" w:line="240" w:lineRule="auto"/>
+              <w:jc w:val="center"/>
+            </w:pPr>
+            <w:r>
+              <w:rPr>
+                <w:rFonts w:ascii="Microsoft YaHei" w:hAnsi="Microsoft YaHei" w:eastAsia="Microsoft YaHei" w:cs="Microsoft YaHei"/>
+                <w:b/>
+                <w:color w:val="FFFFFF"/>
+                <w:sz w:val="19"/>
+              </w:rPr>
+              <w:t>新命名</w:t>
+            </w:r>
+          </w:p>
+        </w:tc>
+        <w:tc>
+          <w:tcPr>
+            <w:tcW w:type="dxa" w:w="2340"/>
+            <w:tcBorders>
+              <w:top w:val="single" w:sz="4" w:space="0" w:color="BBBBBB"/>
+              <w:left w:val="single" w:sz="4" w:space="0" w:color="BBBBBB"/>
+              <w:bottom w:val="single" w:sz="4" w:space="0" w:color="BBBBBB"/>
+              <w:right w:val="single" w:sz="4" w:space="0" w:color="BBBBBB"/>
+            </w:tcBorders>
+            <w:shd w:val="clear" w:color="auto" w:fill="1F4E79"/>
+          </w:tcPr>
+          <w:p>
+            <w:pPr>
+              <w:spacing w:before="0" w:after="0" w:line="240" w:lineRule="auto"/>
+              <w:jc w:val="center"/>
+            </w:pPr>
+            <w:r>
+              <w:rPr>
+                <w:rFonts w:ascii="Microsoft YaHei" w:hAnsi="Microsoft YaHei" w:eastAsia="Microsoft YaHei" w:cs="Microsoft YaHei"/>
+                <w:b/>
+                <w:color w:val="FFFFFF"/>
+                <w:sz w:val="19"/>
+              </w:rPr>
+              <w:t>时间窗</w:t>
+            </w:r>
+          </w:p>
+        </w:tc>
+        <w:tc>
+          <w:tcPr>
+            <w:tcW w:type="dxa" w:w="2340"/>
+            <w:tcBorders>
+              <w:top w:val="single" w:sz="4" w:space="0" w:color="BBBBBB"/>
+              <w:left w:val="single" w:sz="4" w:space="0" w:color="BBBBBB"/>
+              <w:bottom w:val="single" w:sz="4" w:space="0" w:color="BBBBBB"/>
+              <w:right w:val="single" w:sz="4" w:space="0" w:color="BBBBBB"/>
+            </w:tcBorders>
+            <w:shd w:val="clear" w:color="auto" w:fill="1F4E79"/>
+          </w:tcPr>
+          <w:p>
+            <w:pPr>
+              <w:spacing w:before="0" w:after="0" w:line="240" w:lineRule="auto"/>
+              <w:jc w:val="center"/>
+            </w:pPr>
+            <w:r>
+              <w:rPr>
+                <w:rFonts w:ascii="Microsoft YaHei" w:hAnsi="Microsoft YaHei" w:eastAsia="Microsoft YaHei" w:cs="Microsoft YaHei"/>
+                <w:b/>
+                <w:color w:val="FFFFFF"/>
+                <w:sz w:val="19"/>
+              </w:rPr>
+              <w:t>原称谓（废止）</w:t>
+            </w:r>
+          </w:p>
+        </w:tc>
+        <w:tc>
+          <w:tcPr>
+            <w:tcW w:type="dxa" w:w="2340"/>
+            <w:tcBorders>
+              <w:top w:val="single" w:sz="4" w:space="0" w:color="BBBBBB"/>
+              <w:left w:val="single" w:sz="4" w:space="0" w:color="BBBBBB"/>
+              <w:bottom w:val="single" w:sz="4" w:space="0" w:color="BBBBBB"/>
+              <w:right w:val="single" w:sz="4" w:space="0" w:color="BBBBBB"/>
+            </w:tcBorders>
+            <w:shd w:val="clear" w:color="auto" w:fill="1F4E79"/>
+          </w:tcPr>
+          <w:p>
+            <w:pPr>
+              <w:spacing w:before="0" w:after="0" w:line="240" w:lineRule="auto"/>
+              <w:jc w:val="center"/>
+            </w:pPr>
+            <w:r>
+              <w:rPr>
+                <w:rFonts w:ascii="Microsoft YaHei" w:hAnsi="Microsoft YaHei" w:eastAsia="Microsoft YaHei" w:cs="Microsoft YaHei"/>
+                <w:b/>
+                <w:color w:val="FFFFFF"/>
+                <w:sz w:val="19"/>
+              </w:rPr>
+              <w:t>内容定位</w:t>
+            </w:r>
+          </w:p>
+        </w:tc>
+      </w:tr>
+      <w:tr>
+        <w:tc>
+          <w:tcPr>
+            <w:tcW w:type="dxa" w:w="2340"/>
+            <w:tcBorders>
+              <w:top w:val="single" w:sz="4" w:space="0" w:color="BBBBBB"/>
+              <w:left w:val="single" w:sz="4" w:space="0" w:color="BBBBBB"/>
+              <w:bottom w:val="single" w:sz="4" w:space="0" w:color="BBBBBB"/>
+              <w:right w:val="single" w:sz="4" w:space="0" w:color="BBBBBB"/>
+            </w:tcBorders>
+          </w:tcPr>
+          <w:p>
+            <w:pPr>
+              <w:spacing w:before="0" w:after="0" w:line="240" w:lineRule="auto"/>
+            </w:pPr>
+            <w:r>
+              <w:rPr>
+                <w:rFonts w:ascii="Microsoft YaHei" w:hAnsi="Microsoft YaHei" w:eastAsia="Microsoft YaHei" w:cs="Microsoft YaHei"/>
+                <w:b/>
+                <w:sz w:val="18"/>
+              </w:rPr>
+              <w:t>Phase 1 · S1 筑基期</w:t>
+            </w:r>
+          </w:p>
+        </w:tc>
+        <w:tc>
+          <w:tcPr>
+            <w:tcW w:type="dxa" w:w="2340"/>
+            <w:tcBorders>
+              <w:top w:val="single" w:sz="4" w:space="0" w:color="BBBBBB"/>
+              <w:left w:val="single" w:sz="4" w:space="0" w:color="BBBBBB"/>
+              <w:bottom w:val="single" w:sz="4" w:space="0" w:color="BBBBBB"/>
+              <w:right w:val="single" w:sz="4" w:space="0" w:color="BBBBBB"/>
+            </w:tcBorders>
+          </w:tcPr>
+          <w:p>
+            <w:pPr>
+              <w:spacing w:before="0" w:after="0" w:line="240" w:lineRule="auto"/>
+            </w:pPr>
+            <w:r>
+              <w:rPr>
+                <w:rFonts w:ascii="Microsoft YaHei" w:hAnsi="Microsoft YaHei" w:eastAsia="Microsoft YaHei" w:cs="Microsoft YaHei"/>
+                <w:b w:val="0"/>
+                <w:sz w:val="18"/>
+              </w:rPr>
+              <w:t>2026-07 → 2026-12（月 1-6）</w:t>
+            </w:r>
+          </w:p>
+        </w:tc>
+        <w:tc>
+          <w:tcPr>
+            <w:tcW w:type="dxa" w:w="2340"/>
+            <w:tcBorders>
+              <w:top w:val="single" w:sz="4" w:space="0" w:color="BBBBBB"/>
+              <w:left w:val="single" w:sz="4" w:space="0" w:color="BBBBBB"/>
+              <w:bottom w:val="single" w:sz="4" w:space="0" w:color="BBBBBB"/>
+              <w:right w:val="single" w:sz="4" w:space="0" w:color="BBBBBB"/>
+            </w:tcBorders>
+          </w:tcPr>
+          <w:p>
+            <w:pPr>
+              <w:spacing w:before="0" w:after="0" w:line="240" w:lineRule="auto"/>
+            </w:pPr>
+            <w:r>
+              <w:rPr>
+                <w:rFonts w:ascii="Microsoft YaHei" w:hAnsi="Microsoft YaHei" w:eastAsia="Microsoft YaHei" w:cs="Microsoft YaHei"/>
+                <w:b w:val="0"/>
+                <w:sz w:val="18"/>
+              </w:rPr>
+              <w:t>"第一阶段：加速并行"</w:t>
+            </w:r>
+          </w:p>
+        </w:tc>
+        <w:tc>
+          <w:tcPr>
+            <w:tcW w:type="dxa" w:w="2340"/>
+            <w:tcBorders>
+              <w:top w:val="single" w:sz="4" w:space="0" w:color="BBBBBB"/>
+              <w:left w:val="single" w:sz="4" w:space="0" w:color="BBBBBB"/>
+              <w:bottom w:val="single" w:sz="4" w:space="0" w:color="BBBBBB"/>
+              <w:right w:val="single" w:sz="4" w:space="0" w:color="BBBBBB"/>
+            </w:tcBorders>
+          </w:tcPr>
+          <w:p>
+            <w:pPr>
+              <w:spacing w:before="0" w:after="0" w:line="240" w:lineRule="auto"/>
+            </w:pPr>
+            <w:r>
+              <w:rPr>
+                <w:rFonts w:ascii="Microsoft YaHei" w:hAnsi="Microsoft YaHei" w:eastAsia="Microsoft YaHei" w:cs="Microsoft YaHei"/>
+                <w:b w:val="0"/>
+                <w:sz w:val="18"/>
+              </w:rPr>
+              <w:t>底座收割 + 采购先行 + 六部门入轨</w:t>
+            </w:r>
+          </w:p>
+        </w:tc>
+      </w:tr>
+      <w:tr>
+        <w:tc>
+          <w:tcPr>
+            <w:tcW w:type="dxa" w:w="2340"/>
+            <w:tcBorders>
+              <w:top w:val="single" w:sz="4" w:space="0" w:color="BBBBBB"/>
+              <w:left w:val="single" w:sz="4" w:space="0" w:color="BBBBBB"/>
+              <w:bottom w:val="single" w:sz="4" w:space="0" w:color="BBBBBB"/>
+              <w:right w:val="single" w:sz="4" w:space="0" w:color="BBBBBB"/>
+            </w:tcBorders>
+            <w:shd w:val="clear" w:color="auto" w:fill="F2F6FB"/>
+          </w:tcPr>
+          <w:p>
+            <w:pPr>
+              <w:spacing w:before="0" w:after="0" w:line="240" w:lineRule="auto"/>
+            </w:pPr>
+            <w:r>
+              <w:rPr>
+                <w:rFonts w:ascii="Microsoft YaHei" w:hAnsi="Microsoft YaHei" w:eastAsia="Microsoft YaHei" w:cs="Microsoft YaHei"/>
+                <w:b/>
+                <w:sz w:val="18"/>
+              </w:rPr>
+              <w:t>Phase 1 · S2 扩面期</w:t>
+            </w:r>
+          </w:p>
+        </w:tc>
+        <w:tc>
+          <w:tcPr>
+            <w:tcW w:type="dxa" w:w="2340"/>
+            <w:tcBorders>
+              <w:top w:val="single" w:sz="4" w:space="0" w:color="BBBBBB"/>
+              <w:left w:val="single" w:sz="4" w:space="0" w:color="BBBBBB"/>
+              <w:bottom w:val="single" w:sz="4" w:space="0" w:color="BBBBBB"/>
+              <w:right w:val="single" w:sz="4" w:space="0" w:color="BBBBBB"/>
+            </w:tcBorders>
+            <w:shd w:val="clear" w:color="auto" w:fill="F2F6FB"/>
+          </w:tcPr>
+          <w:p>
+            <w:pPr>
+              <w:spacing w:before="0" w:after="0" w:line="240" w:lineRule="auto"/>
+            </w:pPr>
+            <w:r>
+              <w:rPr>
+                <w:rFonts w:ascii="Microsoft YaHei" w:hAnsi="Microsoft YaHei" w:eastAsia="Microsoft YaHei" w:cs="Microsoft YaHei"/>
+                <w:b w:val="0"/>
+                <w:sz w:val="18"/>
+              </w:rPr>
+              <w:t>2027-01 → 2027-06（月 7-12）</w:t>
+            </w:r>
+          </w:p>
+        </w:tc>
+        <w:tc>
+          <w:tcPr>
+            <w:tcW w:type="dxa" w:w="2340"/>
+            <w:tcBorders>
+              <w:top w:val="single" w:sz="4" w:space="0" w:color="BBBBBB"/>
+              <w:left w:val="single" w:sz="4" w:space="0" w:color="BBBBBB"/>
+              <w:bottom w:val="single" w:sz="4" w:space="0" w:color="BBBBBB"/>
+              <w:right w:val="single" w:sz="4" w:space="0" w:color="BBBBBB"/>
+            </w:tcBorders>
+            <w:shd w:val="clear" w:color="auto" w:fill="F2F6FB"/>
+          </w:tcPr>
+          <w:p>
+            <w:pPr>
+              <w:spacing w:before="0" w:after="0" w:line="240" w:lineRule="auto"/>
+            </w:pPr>
+            <w:r>
+              <w:rPr>
+                <w:rFonts w:ascii="Microsoft YaHei" w:hAnsi="Microsoft YaHei" w:eastAsia="Microsoft YaHei" w:cs="Microsoft YaHei"/>
+                <w:b w:val="0"/>
+                <w:sz w:val="18"/>
+              </w:rPr>
+              <w:t>"第二阶段：深化扩展"</w:t>
+            </w:r>
+          </w:p>
+        </w:tc>
+        <w:tc>
+          <w:tcPr>
+            <w:tcW w:type="dxa" w:w="2340"/>
+            <w:tcBorders>
+              <w:top w:val="single" w:sz="4" w:space="0" w:color="BBBBBB"/>
+              <w:left w:val="single" w:sz="4" w:space="0" w:color="BBBBBB"/>
+              <w:bottom w:val="single" w:sz="4" w:space="0" w:color="BBBBBB"/>
+              <w:right w:val="single" w:sz="4" w:space="0" w:color="BBBBBB"/>
+            </w:tcBorders>
+            <w:shd w:val="clear" w:color="auto" w:fill="F2F6FB"/>
+          </w:tcPr>
+          <w:p>
+            <w:pPr>
+              <w:spacing w:before="0" w:after="0" w:line="240" w:lineRule="auto"/>
+            </w:pPr>
+            <w:r>
+              <w:rPr>
+                <w:rFonts w:ascii="Microsoft YaHei" w:hAnsi="Microsoft YaHei" w:eastAsia="Microsoft YaHei" w:cs="Microsoft YaHei"/>
+                <w:b w:val="0"/>
+                <w:sz w:val="18"/>
+              </w:rPr>
+              <w:t>全场景启动收口 + Agent 协同 + AI CoE</w:t>
+            </w:r>
+          </w:p>
+        </w:tc>
+      </w:tr>
+      <w:tr>
+        <w:tc>
+          <w:tcPr>
+            <w:tcW w:type="dxa" w:w="2340"/>
+            <w:tcBorders>
+              <w:top w:val="single" w:sz="4" w:space="0" w:color="BBBBBB"/>
+              <w:left w:val="single" w:sz="4" w:space="0" w:color="BBBBBB"/>
+              <w:bottom w:val="single" w:sz="4" w:space="0" w:color="BBBBBB"/>
+              <w:right w:val="single" w:sz="4" w:space="0" w:color="BBBBBB"/>
+            </w:tcBorders>
+          </w:tcPr>
+          <w:p>
+            <w:pPr>
+              <w:spacing w:before="0" w:after="0" w:line="240" w:lineRule="auto"/>
+            </w:pPr>
+            <w:r>
+              <w:rPr>
+                <w:rFonts w:ascii="Microsoft YaHei" w:hAnsi="Microsoft YaHei" w:eastAsia="Microsoft YaHei" w:cs="Microsoft YaHei"/>
+                <w:b/>
+                <w:sz w:val="18"/>
+              </w:rPr>
+              <w:t>Phase 1 · S3 深化期</w:t>
+            </w:r>
+          </w:p>
+        </w:tc>
+        <w:tc>
+          <w:tcPr>
+            <w:tcW w:type="dxa" w:w="2340"/>
+            <w:tcBorders>
+              <w:top w:val="single" w:sz="4" w:space="0" w:color="BBBBBB"/>
+              <w:left w:val="single" w:sz="4" w:space="0" w:color="BBBBBB"/>
+              <w:bottom w:val="single" w:sz="4" w:space="0" w:color="BBBBBB"/>
+              <w:right w:val="single" w:sz="4" w:space="0" w:color="BBBBBB"/>
+            </w:tcBorders>
+          </w:tcPr>
+          <w:p>
+            <w:pPr>
+              <w:spacing w:before="0" w:after="0" w:line="240" w:lineRule="auto"/>
+            </w:pPr>
+            <w:r>
+              <w:rPr>
+                <w:rFonts w:ascii="Microsoft YaHei" w:hAnsi="Microsoft YaHei" w:eastAsia="Microsoft YaHei" w:cs="Microsoft YaHei"/>
+                <w:b w:val="0"/>
+                <w:sz w:val="18"/>
+              </w:rPr>
+              <w:t>2027-07 → 2027-12（月 13-18）</w:t>
+            </w:r>
+          </w:p>
+        </w:tc>
+        <w:tc>
+          <w:tcPr>
+            <w:tcW w:type="dxa" w:w="2340"/>
+            <w:tcBorders>
+              <w:top w:val="single" w:sz="4" w:space="0" w:color="BBBBBB"/>
+              <w:left w:val="single" w:sz="4" w:space="0" w:color="BBBBBB"/>
+              <w:bottom w:val="single" w:sz="4" w:space="0" w:color="BBBBBB"/>
+              <w:right w:val="single" w:sz="4" w:space="0" w:color="BBBBBB"/>
+            </w:tcBorders>
+          </w:tcPr>
+          <w:p>
+            <w:pPr>
+              <w:spacing w:before="0" w:after="0" w:line="240" w:lineRule="auto"/>
+            </w:pPr>
+            <w:r>
+              <w:rPr>
+                <w:rFonts w:ascii="Microsoft YaHei" w:hAnsi="Microsoft YaHei" w:eastAsia="Microsoft YaHei" w:cs="Microsoft YaHei"/>
+                <w:b w:val="0"/>
+                <w:sz w:val="18"/>
+              </w:rPr>
+              <w:t>"第三阶段：规模化与智能化"</w:t>
+            </w:r>
+          </w:p>
+        </w:tc>
+        <w:tc>
+          <w:tcPr>
+            <w:tcW w:type="dxa" w:w="2340"/>
+            <w:tcBorders>
+              <w:top w:val="single" w:sz="4" w:space="0" w:color="BBBBBB"/>
+              <w:left w:val="single" w:sz="4" w:space="0" w:color="BBBBBB"/>
+              <w:bottom w:val="single" w:sz="4" w:space="0" w:color="BBBBBB"/>
+              <w:right w:val="single" w:sz="4" w:space="0" w:color="BBBBBB"/>
+            </w:tcBorders>
+          </w:tcPr>
+          <w:p>
+            <w:pPr>
+              <w:spacing w:before="0" w:after="0" w:line="240" w:lineRule="auto"/>
+            </w:pPr>
+            <w:r>
+              <w:rPr>
+                <w:rFonts w:ascii="Microsoft YaHei" w:hAnsi="Microsoft YaHei" w:eastAsia="Microsoft YaHei" w:cs="Microsoft YaHei"/>
+                <w:b w:val="0"/>
+                <w:sz w:val="18"/>
+              </w:rPr>
+              <w:t xml:space="preserve">深化成熟 + </w:t>
+            </w:r>
+            <w:r>
+              <w:rPr>
+                <w:rFonts w:ascii="Microsoft YaHei" w:hAnsi="Microsoft YaHei" w:eastAsia="Microsoft YaHei" w:cs="Microsoft YaHei"/>
+                <w:b/>
+                <w:sz w:val="18"/>
+              </w:rPr>
+              <w:t>显式规划缓冲</w:t>
+            </w:r>
+            <w:r>
+              <w:rPr>
+                <w:rFonts w:ascii="Microsoft YaHei" w:hAnsi="Microsoft YaHei" w:eastAsia="Microsoft YaHei" w:cs="Microsoft YaHei"/>
+                <w:b w:val="0"/>
+                <w:sz w:val="18"/>
+              </w:rPr>
+              <w:t>（吸收 S1/S2 顺延）</w:t>
+            </w:r>
+          </w:p>
+        </w:tc>
+      </w:tr>
+      <w:tr>
+        <w:tc>
+          <w:tcPr>
+            <w:tcW w:type="dxa" w:w="2340"/>
+            <w:tcBorders>
+              <w:top w:val="single" w:sz="4" w:space="0" w:color="BBBBBB"/>
+              <w:left w:val="single" w:sz="4" w:space="0" w:color="BBBBBB"/>
+              <w:bottom w:val="single" w:sz="4" w:space="0" w:color="BBBBBB"/>
+              <w:right w:val="single" w:sz="4" w:space="0" w:color="BBBBBB"/>
+            </w:tcBorders>
+            <w:shd w:val="clear" w:color="auto" w:fill="F2F6FB"/>
+          </w:tcPr>
+          <w:p>
+            <w:pPr>
+              <w:spacing w:before="0" w:after="0" w:line="240" w:lineRule="auto"/>
+            </w:pPr>
+            <w:r>
+              <w:rPr>
+                <w:rFonts w:ascii="Microsoft YaHei" w:hAnsi="Microsoft YaHei" w:eastAsia="Microsoft YaHei" w:cs="Microsoft YaHei"/>
+                <w:b/>
+                <w:sz w:val="18"/>
+              </w:rPr>
+              <w:t>Phase 2 · 产品工程跃升期</w:t>
+            </w:r>
+          </w:p>
+        </w:tc>
+        <w:tc>
+          <w:tcPr>
+            <w:tcW w:type="dxa" w:w="2340"/>
+            <w:tcBorders>
+              <w:top w:val="single" w:sz="4" w:space="0" w:color="BBBBBB"/>
+              <w:left w:val="single" w:sz="4" w:space="0" w:color="BBBBBB"/>
+              <w:bottom w:val="single" w:sz="4" w:space="0" w:color="BBBBBB"/>
+              <w:right w:val="single" w:sz="4" w:space="0" w:color="BBBBBB"/>
+            </w:tcBorders>
+            <w:shd w:val="clear" w:color="auto" w:fill="F2F6FB"/>
+          </w:tcPr>
+          <w:p>
+            <w:pPr>
+              <w:spacing w:before="0" w:after="0" w:line="240" w:lineRule="auto"/>
+            </w:pPr>
+            <w:r>
+              <w:rPr>
+                <w:rFonts w:ascii="Microsoft YaHei" w:hAnsi="Microsoft YaHei" w:eastAsia="Microsoft YaHei" w:cs="Microsoft YaHei"/>
+                <w:b w:val="0"/>
+                <w:sz w:val="18"/>
+              </w:rPr>
+              <w:t>2028 H1（月 19-24）</w:t>
+            </w:r>
+          </w:p>
+        </w:tc>
+        <w:tc>
+          <w:tcPr>
+            <w:tcW w:type="dxa" w:w="2340"/>
+            <w:tcBorders>
+              <w:top w:val="single" w:sz="4" w:space="0" w:color="BBBBBB"/>
+              <w:left w:val="single" w:sz="4" w:space="0" w:color="BBBBBB"/>
+              <w:bottom w:val="single" w:sz="4" w:space="0" w:color="BBBBBB"/>
+              <w:right w:val="single" w:sz="4" w:space="0" w:color="BBBBBB"/>
+            </w:tcBorders>
+            <w:shd w:val="clear" w:color="auto" w:fill="F2F6FB"/>
+          </w:tcPr>
+          <w:p>
+            <w:pPr>
+              <w:spacing w:before="0" w:after="0" w:line="240" w:lineRule="auto"/>
+            </w:pPr>
+            <w:r>
+              <w:rPr>
+                <w:rFonts w:ascii="Microsoft YaHei" w:hAnsi="Microsoft YaHei" w:eastAsia="Microsoft YaHei" w:cs="Microsoft YaHei"/>
+                <w:b w:val="0"/>
+                <w:sz w:val="18"/>
+              </w:rPr>
+              <w:t>"第四阶段（Phase 2）"</w:t>
+            </w:r>
+          </w:p>
+        </w:tc>
+        <w:tc>
+          <w:tcPr>
+            <w:tcW w:type="dxa" w:w="2340"/>
+            <w:tcBorders>
+              <w:top w:val="single" w:sz="4" w:space="0" w:color="BBBBBB"/>
+              <w:left w:val="single" w:sz="4" w:space="0" w:color="BBBBBB"/>
+              <w:bottom w:val="single" w:sz="4" w:space="0" w:color="BBBBBB"/>
+              <w:right w:val="single" w:sz="4" w:space="0" w:color="BBBBBB"/>
+            </w:tcBorders>
+            <w:shd w:val="clear" w:color="auto" w:fill="F2F6FB"/>
+          </w:tcPr>
+          <w:p>
+            <w:pPr>
+              <w:spacing w:before="0" w:after="0" w:line="240" w:lineRule="auto"/>
+            </w:pPr>
+            <w:r>
+              <w:rPr>
+                <w:rFonts w:ascii="Microsoft YaHei" w:hAnsi="Microsoft YaHei" w:eastAsia="Microsoft YaHei" w:cs="Microsoft YaHei"/>
+                <w:b w:val="0"/>
+                <w:sz w:val="18"/>
+              </w:rPr>
+              <w:t>产品工程候选（APQP/ASPICE/HIL），Phase-1 末评估立项</w:t>
+            </w:r>
+          </w:p>
+        </w:tc>
+      </w:tr>
+    </w:tbl>
+    <w:p>
+      <w:pPr>
+        <w:spacing w:after="40"/>
+      </w:pPr>
+    </w:p>
+    <w:p>
+      <w:pPr>
+        <w:pBdr>
+          <w:left w:val="single" w:sz="18" w:space="8" w:color="1F4E79"/>
+        </w:pBdr>
+        <w:shd w:val="clear" w:color="auto" w:fill="EAF1FB"/>
+        <w:spacing w:before="80" w:after="160"/>
+        <w:ind w:left="160"/>
+      </w:pPr>
+      <w:r>
+        <w:rPr>
+          <w:rFonts w:ascii="Microsoft YaHei" w:hAnsi="Microsoft YaHei" w:eastAsia="Microsoft YaHei" w:cs="Microsoft YaHei"/>
+          <w:b w:val="0"/>
+          <w:sz w:val="20"/>
+        </w:rPr>
+        <w:t>约定：</w:t>
+      </w:r>
+      <w:r>
+        <w:rPr>
+          <w:rFonts w:ascii="Microsoft YaHei" w:hAnsi="Microsoft YaHei" w:eastAsia="Microsoft YaHei" w:cs="Microsoft YaHei"/>
+          <w:b/>
+          <w:sz w:val="20"/>
+        </w:rPr>
+        <w:t>Phase</w:t>
+      </w:r>
+      <w:r>
+        <w:rPr>
+          <w:rFonts w:ascii="Microsoft YaHei" w:hAnsi="Microsoft YaHei" w:eastAsia="Microsoft YaHei" w:cs="Microsoft YaHei"/>
+          <w:b w:val="0"/>
+          <w:sz w:val="20"/>
+        </w:rPr>
+        <w:t xml:space="preserve"> 指大期（Phase 1 / Phase 2），</w:t>
+      </w:r>
+      <w:r>
+        <w:rPr>
+          <w:rFonts w:ascii="Microsoft YaHei" w:hAnsi="Microsoft YaHei" w:eastAsia="Microsoft YaHei" w:cs="Microsoft YaHei"/>
+          <w:b/>
+          <w:sz w:val="20"/>
+        </w:rPr>
+        <w:t>S1/S2/S3</w:t>
+      </w:r>
+      <w:r>
+        <w:rPr>
+          <w:rFonts w:ascii="Microsoft YaHei" w:hAnsi="Microsoft YaHei" w:eastAsia="Microsoft YaHei" w:cs="Microsoft YaHei"/>
+          <w:b w:val="0"/>
+          <w:sz w:val="20"/>
+        </w:rPr>
+        <w:t xml:space="preserve"> 仅指 Phase 1 内部分段；部门内部月度节奏用 </w:t>
+      </w:r>
+      <w:r>
+        <w:rPr>
+          <w:rFonts w:ascii="Microsoft YaHei" w:hAnsi="Microsoft YaHei" w:eastAsia="Microsoft YaHei" w:cs="Microsoft YaHei"/>
+          <w:b/>
+          <w:sz w:val="20"/>
+        </w:rPr>
+        <w:t>M1/M2/M3</w:t>
+      </w:r>
+      <w:r>
+        <w:rPr>
+          <w:rFonts w:ascii="Microsoft YaHei" w:hAnsi="Microsoft YaHei" w:eastAsia="Microsoft YaHei" w:cs="Microsoft YaHei"/>
+          <w:b w:val="0"/>
+          <w:sz w:val="20"/>
+        </w:rPr>
+        <w:t>（见《从采购部启动》），不得再用 "Phase"/"第 N 阶段" 指代月份或内部分段。S3 同时承担规划缓冲职能：S1/S2 的场景顺延落入 S3 消化，消耗情况在月度 Review 中记录。</w:t>
+      </w:r>
+    </w:p>
+    <w:p>
+      <w:pPr>
+        <w:pStyle w:val="Heading3"/>
+        <w:spacing w:before="180" w:after="120"/>
+      </w:pPr>
+      <w:r>
+        <w:rPr>
+          <w:rFonts w:ascii="Microsoft YaHei" w:hAnsi="Microsoft YaHei" w:eastAsia="Microsoft YaHei" w:cs="Microsoft YaHei"/>
+          <w:b/>
+          <w:color w:val="2E5B8A"/>
+          <w:sz w:val="25"/>
+        </w:rPr>
+        <w:t>0.2 修订记录</w:t>
+      </w:r>
+    </w:p>
+    <w:tbl>
+      <w:tblPr>
+        <w:tblW w:type="auto" w:w="0"/>
+        <w:jc w:val="center"/>
+        <w:tblLayout w:type="autofit"/>
+        <w:tblLook w:firstColumn="1" w:firstRow="1" w:lastColumn="0" w:lastRow="0" w:noHBand="0" w:noVBand="1" w:val="04A0"/>
+      </w:tblPr>
+      <w:tblGrid>
+        <w:gridCol w:w="3120"/>
+        <w:gridCol w:w="3120"/>
+        <w:gridCol w:w="3120"/>
+      </w:tblGrid>
+      <w:tr>
+        <w:tc>
+          <w:tcPr>
+            <w:tcW w:type="dxa" w:w="3120"/>
+            <w:tcBorders>
+              <w:top w:val="single" w:sz="4" w:space="0" w:color="BBBBBB"/>
+              <w:left w:val="single" w:sz="4" w:space="0" w:color="BBBBBB"/>
+              <w:bottom w:val="single" w:sz="4" w:space="0" w:color="BBBBBB"/>
+              <w:right w:val="single" w:sz="4" w:space="0" w:color="BBBBBB"/>
+            </w:tcBorders>
+            <w:shd w:val="clear" w:color="auto" w:fill="1F4E79"/>
+          </w:tcPr>
+          <w:p>
+            <w:pPr>
+              <w:spacing w:before="0" w:after="0" w:line="240" w:lineRule="auto"/>
+              <w:jc w:val="center"/>
+            </w:pPr>
+            <w:r>
+              <w:rPr>
+                <w:rFonts w:ascii="Microsoft YaHei" w:hAnsi="Microsoft YaHei" w:eastAsia="Microsoft YaHei" w:cs="Microsoft YaHei"/>
+                <w:b/>
+                <w:color w:val="FFFFFF"/>
+                <w:sz w:val="19"/>
+              </w:rPr>
+              <w:t>日期</w:t>
+            </w:r>
+          </w:p>
+        </w:tc>
+        <w:tc>
+          <w:tcPr>
+            <w:tcW w:type="dxa" w:w="3120"/>
+            <w:tcBorders>
+              <w:top w:val="single" w:sz="4" w:space="0" w:color="BBBBBB"/>
+              <w:left w:val="single" w:sz="4" w:space="0" w:color="BBBBBB"/>
+              <w:bottom w:val="single" w:sz="4" w:space="0" w:color="BBBBBB"/>
+              <w:right w:val="single" w:sz="4" w:space="0" w:color="BBBBBB"/>
+            </w:tcBorders>
+            <w:shd w:val="clear" w:color="auto" w:fill="1F4E79"/>
+          </w:tcPr>
+          <w:p>
+            <w:pPr>
+              <w:spacing w:before="0" w:after="0" w:line="240" w:lineRule="auto"/>
+              <w:jc w:val="center"/>
+            </w:pPr>
+            <w:r>
+              <w:rPr>
+                <w:rFonts w:ascii="Microsoft YaHei" w:hAnsi="Microsoft YaHei" w:eastAsia="Microsoft YaHei" w:cs="Microsoft YaHei"/>
+                <w:b/>
+                <w:color w:val="FFFFFF"/>
+                <w:sz w:val="19"/>
+              </w:rPr>
+              <w:t>变更点</w:t>
+            </w:r>
+          </w:p>
+        </w:tc>
+        <w:tc>
+          <w:tcPr>
+            <w:tcW w:type="dxa" w:w="3120"/>
+            <w:tcBorders>
+              <w:top w:val="single" w:sz="4" w:space="0" w:color="BBBBBB"/>
+              <w:left w:val="single" w:sz="4" w:space="0" w:color="BBBBBB"/>
+              <w:bottom w:val="single" w:sz="4" w:space="0" w:color="BBBBBB"/>
+              <w:right w:val="single" w:sz="4" w:space="0" w:color="BBBBBB"/>
+            </w:tcBorders>
+            <w:shd w:val="clear" w:color="auto" w:fill="1F4E79"/>
+          </w:tcPr>
+          <w:p>
+            <w:pPr>
+              <w:spacing w:before="0" w:after="0" w:line="240" w:lineRule="auto"/>
+              <w:jc w:val="center"/>
+            </w:pPr>
+            <w:r>
+              <w:rPr>
+                <w:rFonts w:ascii="Microsoft YaHei" w:hAnsi="Microsoft YaHei" w:eastAsia="Microsoft YaHei" w:cs="Microsoft YaHei"/>
+                <w:b/>
+                <w:color w:val="FFFFFF"/>
+                <w:sz w:val="19"/>
+              </w:rPr>
+              <w:t>决策来源</w:t>
+            </w:r>
+          </w:p>
+        </w:tc>
+      </w:tr>
+      <w:tr>
+        <w:tc>
+          <w:tcPr>
+            <w:tcW w:type="dxa" w:w="3120"/>
+            <w:tcBorders>
+              <w:top w:val="single" w:sz="4" w:space="0" w:color="BBBBBB"/>
+              <w:left w:val="single" w:sz="4" w:space="0" w:color="BBBBBB"/>
+              <w:bottom w:val="single" w:sz="4" w:space="0" w:color="BBBBBB"/>
+              <w:right w:val="single" w:sz="4" w:space="0" w:color="BBBBBB"/>
+            </w:tcBorders>
+          </w:tcPr>
+          <w:p>
+            <w:pPr>
+              <w:spacing w:before="0" w:after="0" w:line="240" w:lineRule="auto"/>
+            </w:pPr>
+            <w:r>
+              <w:rPr>
+                <w:rFonts w:ascii="Microsoft YaHei" w:hAnsi="Microsoft YaHei" w:eastAsia="Microsoft YaHei" w:cs="Microsoft YaHei"/>
+                <w:b w:val="0"/>
+                <w:sz w:val="18"/>
+              </w:rPr>
+              <w:t>2026-06-07</w:t>
+            </w:r>
+          </w:p>
+        </w:tc>
+        <w:tc>
+          <w:tcPr>
+            <w:tcW w:type="dxa" w:w="3120"/>
+            <w:tcBorders>
+              <w:top w:val="single" w:sz="4" w:space="0" w:color="BBBBBB"/>
+              <w:left w:val="single" w:sz="4" w:space="0" w:color="BBBBBB"/>
+              <w:bottom w:val="single" w:sz="4" w:space="0" w:color="BBBBBB"/>
+              <w:right w:val="single" w:sz="4" w:space="0" w:color="BBBBBB"/>
+            </w:tcBorders>
+          </w:tcPr>
+          <w:p>
+            <w:pPr>
+              <w:spacing w:before="0" w:after="0" w:line="240" w:lineRule="auto"/>
+            </w:pPr>
+            <w:r>
+              <w:rPr>
+                <w:rFonts w:ascii="Microsoft YaHei" w:hAnsi="Microsoft YaHei" w:eastAsia="Microsoft YaHei" w:cs="Microsoft YaHei"/>
+                <w:b w:val="0"/>
+                <w:sz w:val="18"/>
+              </w:rPr>
+              <w:t>SC8/Q6 排期讨论快照（部分结论后续被修订，见下两行）</w:t>
+            </w:r>
+          </w:p>
+        </w:tc>
+        <w:tc>
+          <w:tcPr>
+            <w:tcW w:type="dxa" w:w="3120"/>
+            <w:tcBorders>
+              <w:top w:val="single" w:sz="4" w:space="0" w:color="BBBBBB"/>
+              <w:left w:val="single" w:sz="4" w:space="0" w:color="BBBBBB"/>
+              <w:bottom w:val="single" w:sz="4" w:space="0" w:color="BBBBBB"/>
+              <w:right w:val="single" w:sz="4" w:space="0" w:color="BBBBBB"/>
+            </w:tcBorders>
+          </w:tcPr>
+          <w:p>
+            <w:pPr>
+              <w:spacing w:before="0" w:after="0" w:line="240" w:lineRule="auto"/>
+            </w:pPr>
+            <w:r>
+              <w:rPr>
+                <w:rFonts w:ascii="Microsoft YaHei" w:hAnsi="Microsoft YaHei" w:eastAsia="Microsoft YaHei" w:cs="Microsoft YaHei"/>
+                <w:b w:val="0"/>
+                <w:sz w:val="18"/>
+              </w:rPr>
+              <w:t>实施计划 §六</w:t>
+            </w:r>
+          </w:p>
+        </w:tc>
+      </w:tr>
+      <w:tr>
+        <w:tc>
+          <w:tcPr>
+            <w:tcW w:type="dxa" w:w="3120"/>
+            <w:tcBorders>
+              <w:top w:val="single" w:sz="4" w:space="0" w:color="BBBBBB"/>
+              <w:left w:val="single" w:sz="4" w:space="0" w:color="BBBBBB"/>
+              <w:bottom w:val="single" w:sz="4" w:space="0" w:color="BBBBBB"/>
+              <w:right w:val="single" w:sz="4" w:space="0" w:color="BBBBBB"/>
+            </w:tcBorders>
+            <w:shd w:val="clear" w:color="auto" w:fill="F2F6FB"/>
+          </w:tcPr>
+          <w:p>
+            <w:pPr>
+              <w:spacing w:before="0" w:after="0" w:line="240" w:lineRule="auto"/>
+            </w:pPr>
+            <w:r>
+              <w:rPr>
+                <w:rFonts w:ascii="Microsoft YaHei" w:hAnsi="Microsoft YaHei" w:eastAsia="Microsoft YaHei" w:cs="Microsoft YaHei"/>
+                <w:b w:val="0"/>
+                <w:sz w:val="18"/>
+              </w:rPr>
+              <w:t>2026-06-08</w:t>
+            </w:r>
+          </w:p>
+        </w:tc>
+        <w:tc>
+          <w:tcPr>
+            <w:tcW w:type="dxa" w:w="3120"/>
+            <w:tcBorders>
+              <w:top w:val="single" w:sz="4" w:space="0" w:color="BBBBBB"/>
+              <w:left w:val="single" w:sz="4" w:space="0" w:color="BBBBBB"/>
+              <w:bottom w:val="single" w:sz="4" w:space="0" w:color="BBBBBB"/>
+              <w:right w:val="single" w:sz="4" w:space="0" w:color="BBBBBB"/>
+            </w:tcBorders>
+            <w:shd w:val="clear" w:color="auto" w:fill="F2F6FB"/>
+          </w:tcPr>
+          <w:p>
+            <w:pPr>
+              <w:spacing w:before="0" w:after="0" w:line="240" w:lineRule="auto"/>
+            </w:pPr>
+            <w:r>
+              <w:rPr>
+                <w:rFonts w:ascii="Microsoft YaHei" w:hAnsi="Microsoft YaHei" w:eastAsia="Microsoft YaHei" w:cs="Microsoft YaHei"/>
+                <w:b w:val="0"/>
+                <w:sz w:val="18"/>
+              </w:rPr>
+              <w:t>supplychain 收割重排：SC8 提前至 2026-07/08 收割式 MVP（不依赖 SC6/SC7），SC3/SC5/O1/O2 提前</w:t>
+            </w:r>
+          </w:p>
+        </w:tc>
+        <w:tc>
+          <w:tcPr>
+            <w:tcW w:type="dxa" w:w="3120"/>
+            <w:tcBorders>
+              <w:top w:val="single" w:sz="4" w:space="0" w:color="BBBBBB"/>
+              <w:left w:val="single" w:sz="4" w:space="0" w:color="BBBBBB"/>
+              <w:bottom w:val="single" w:sz="4" w:space="0" w:color="BBBBBB"/>
+              <w:right w:val="single" w:sz="4" w:space="0" w:color="BBBBBB"/>
+            </w:tcBorders>
+            <w:shd w:val="clear" w:color="auto" w:fill="F2F6FB"/>
+          </w:tcPr>
+          <w:p>
+            <w:pPr>
+              <w:spacing w:before="0" w:after="0" w:line="240" w:lineRule="auto"/>
+            </w:pPr>
+            <w:r>
+              <w:rPr>
+                <w:rFonts w:ascii="Microsoft YaHei" w:hAnsi="Microsoft YaHei" w:eastAsia="Microsoft YaHei" w:cs="Microsoft YaHei"/>
+                <w:b w:val="0"/>
+                <w:sz w:val="18"/>
+              </w:rPr>
+              <w:t>《supplychain收割与全景推进策略》</w:t>
+            </w:r>
+          </w:p>
+        </w:tc>
+      </w:tr>
+      <w:tr>
+        <w:tc>
+          <w:tcPr>
+            <w:tcW w:type="dxa" w:w="3120"/>
+            <w:tcBorders>
+              <w:top w:val="single" w:sz="4" w:space="0" w:color="BBBBBB"/>
+              <w:left w:val="single" w:sz="4" w:space="0" w:color="BBBBBB"/>
+              <w:bottom w:val="single" w:sz="4" w:space="0" w:color="BBBBBB"/>
+              <w:right w:val="single" w:sz="4" w:space="0" w:color="BBBBBB"/>
+            </w:tcBorders>
+          </w:tcPr>
+          <w:p>
+            <w:pPr>
+              <w:spacing w:before="0" w:after="0" w:line="240" w:lineRule="auto"/>
+            </w:pPr>
+            <w:r>
+              <w:rPr>
+                <w:rFonts w:ascii="Microsoft YaHei" w:hAnsi="Microsoft YaHei" w:eastAsia="Microsoft YaHei" w:cs="Microsoft YaHei"/>
+                <w:b w:val="0"/>
+                <w:sz w:val="18"/>
+              </w:rPr>
+              <w:t>2026-06-11</w:t>
+            </w:r>
+          </w:p>
+        </w:tc>
+        <w:tc>
+          <w:tcPr>
+            <w:tcW w:type="dxa" w:w="3120"/>
+            <w:tcBorders>
+              <w:top w:val="single" w:sz="4" w:space="0" w:color="BBBBBB"/>
+              <w:left w:val="single" w:sz="4" w:space="0" w:color="BBBBBB"/>
+              <w:bottom w:val="single" w:sz="4" w:space="0" w:color="BBBBBB"/>
+              <w:right w:val="single" w:sz="4" w:space="0" w:color="BBBBBB"/>
+            </w:tcBorders>
+          </w:tcPr>
+          <w:p>
+            <w:pPr>
+              <w:spacing w:before="0" w:after="0" w:line="240" w:lineRule="auto"/>
+            </w:pPr>
+            <w:r>
+              <w:rPr>
+                <w:rFonts w:ascii="Microsoft YaHei" w:hAnsi="Microsoft YaHei" w:eastAsia="Microsoft YaHei" w:cs="Microsoft YaHei"/>
+                <w:b w:val="0"/>
+                <w:sz w:val="18"/>
+              </w:rPr>
+              <w:t>质量域序列修订：Q2 8D/Q6 立项门禁旗舰前置，新增 Q7 IQC/Q8 SPC（38→40 场景），Q3/Q4 后置；OEM 隔离边界扩展至含 OEM 信息的质量数据</w:t>
+            </w:r>
+          </w:p>
+        </w:tc>
+        <w:tc>
+          <w:tcPr>
+            <w:tcW w:type="dxa" w:w="3120"/>
+            <w:tcBorders>
+              <w:top w:val="single" w:sz="4" w:space="0" w:color="BBBBBB"/>
+              <w:left w:val="single" w:sz="4" w:space="0" w:color="BBBBBB"/>
+              <w:bottom w:val="single" w:sz="4" w:space="0" w:color="BBBBBB"/>
+              <w:right w:val="single" w:sz="4" w:space="0" w:color="BBBBBB"/>
+            </w:tcBorders>
+          </w:tcPr>
+          <w:p>
+            <w:pPr>
+              <w:spacing w:before="0" w:after="0" w:line="240" w:lineRule="auto"/>
+            </w:pPr>
+            <w:r>
+              <w:rPr>
+                <w:rFonts w:ascii="Microsoft YaHei" w:hAnsi="Microsoft YaHei" w:eastAsia="Microsoft YaHei" w:cs="Microsoft YaHei"/>
+                <w:b w:val="0"/>
+                <w:sz w:val="18"/>
+              </w:rPr>
+              <w:t>《质量域AI数字员工路线图》，Paul 批准</w:t>
+            </w:r>
+          </w:p>
+        </w:tc>
+      </w:tr>
+      <w:tr>
+        <w:tc>
+          <w:tcPr>
+            <w:tcW w:type="dxa" w:w="3120"/>
+            <w:tcBorders>
+              <w:top w:val="single" w:sz="4" w:space="0" w:color="BBBBBB"/>
+              <w:left w:val="single" w:sz="4" w:space="0" w:color="BBBBBB"/>
+              <w:bottom w:val="single" w:sz="4" w:space="0" w:color="BBBBBB"/>
+              <w:right w:val="single" w:sz="4" w:space="0" w:color="BBBBBB"/>
+            </w:tcBorders>
+            <w:shd w:val="clear" w:color="auto" w:fill="F2F6FB"/>
+          </w:tcPr>
+          <w:p>
+            <w:pPr>
+              <w:spacing w:before="0" w:after="0" w:line="240" w:lineRule="auto"/>
+            </w:pPr>
+            <w:r>
+              <w:rPr>
+                <w:rFonts w:ascii="Microsoft YaHei" w:hAnsi="Microsoft YaHei" w:eastAsia="Microsoft YaHei" w:cs="Microsoft YaHei"/>
+                <w:b w:val="0"/>
+                <w:sz w:val="18"/>
+              </w:rPr>
+              <w:t>2026-06-13</w:t>
+            </w:r>
+          </w:p>
+        </w:tc>
+        <w:tc>
+          <w:tcPr>
+            <w:tcW w:type="dxa" w:w="3120"/>
+            <w:tcBorders>
+              <w:top w:val="single" w:sz="4" w:space="0" w:color="BBBBBB"/>
+              <w:left w:val="single" w:sz="4" w:space="0" w:color="BBBBBB"/>
+              <w:bottom w:val="single" w:sz="4" w:space="0" w:color="BBBBBB"/>
+              <w:right w:val="single" w:sz="4" w:space="0" w:color="BBBBBB"/>
+            </w:tcBorders>
+            <w:shd w:val="clear" w:color="auto" w:fill="F2F6FB"/>
+          </w:tcPr>
+          <w:p>
+            <w:pPr>
+              <w:spacing w:before="0" w:after="0" w:line="240" w:lineRule="auto"/>
+            </w:pPr>
+            <w:r>
+              <w:rPr>
+                <w:rFonts w:ascii="Microsoft YaHei" w:hAnsi="Microsoft YaHei" w:eastAsia="Microsoft YaHei" w:cs="Microsoft YaHei"/>
+                <w:b w:val="0"/>
+                <w:sz w:val="18"/>
+              </w:rPr>
+              <w:t>全文一致性修正（SC8 依赖声明/原排期、O1 状态、场景计数、AIOps 第 3 人口径、目录树）；阶段命名切换为 Phase+Stage 两级制；建立本修订记录机制</w:t>
+            </w:r>
+          </w:p>
+        </w:tc>
+        <w:tc>
+          <w:tcPr>
+            <w:tcW w:type="dxa" w:w="3120"/>
+            <w:tcBorders>
+              <w:top w:val="single" w:sz="4" w:space="0" w:color="BBBBBB"/>
+              <w:left w:val="single" w:sz="4" w:space="0" w:color="BBBBBB"/>
+              <w:bottom w:val="single" w:sz="4" w:space="0" w:color="BBBBBB"/>
+              <w:right w:val="single" w:sz="4" w:space="0" w:color="BBBBBB"/>
+            </w:tcBorders>
+            <w:shd w:val="clear" w:color="auto" w:fill="F2F6FB"/>
+          </w:tcPr>
+          <w:p>
+            <w:pPr>
+              <w:spacing w:before="0" w:after="0" w:line="240" w:lineRule="auto"/>
+            </w:pPr>
+            <w:r>
+              <w:rPr>
+                <w:rFonts w:ascii="Microsoft YaHei" w:hAnsi="Microsoft YaHei" w:eastAsia="Microsoft YaHei" w:cs="Microsoft YaHei"/>
+                <w:b w:val="0"/>
+                <w:sz w:val="18"/>
+              </w:rPr>
+              <w:t>《全盘审计与差距分析报告-2026-06-13》§5，Paul 批准</w:t>
+            </w:r>
+          </w:p>
+        </w:tc>
+      </w:tr>
+      <w:tr>
+        <w:tc>
+          <w:tcPr>
+            <w:tcW w:type="dxa" w:w="3120"/>
+            <w:tcBorders>
+              <w:top w:val="single" w:sz="4" w:space="0" w:color="BBBBBB"/>
+              <w:left w:val="single" w:sz="4" w:space="0" w:color="BBBBBB"/>
+              <w:bottom w:val="single" w:sz="4" w:space="0" w:color="BBBBBB"/>
+              <w:right w:val="single" w:sz="4" w:space="0" w:color="BBBBBB"/>
+            </w:tcBorders>
+          </w:tcPr>
+          <w:p>
+            <w:pPr>
+              <w:spacing w:before="0" w:after="0" w:line="240" w:lineRule="auto"/>
+            </w:pPr>
+            <w:r>
+              <w:rPr>
+                <w:rFonts w:ascii="Microsoft YaHei" w:hAnsi="Microsoft YaHei" w:eastAsia="Microsoft YaHei" w:cs="Microsoft YaHei"/>
+                <w:b w:val="0"/>
+                <w:sz w:val="18"/>
+              </w:rPr>
+              <w:t>2026-06-13</w:t>
+            </w:r>
+          </w:p>
+        </w:tc>
+        <w:tc>
+          <w:tcPr>
+            <w:tcW w:type="dxa" w:w="3120"/>
+            <w:tcBorders>
+              <w:top w:val="single" w:sz="4" w:space="0" w:color="BBBBBB"/>
+              <w:left w:val="single" w:sz="4" w:space="0" w:color="BBBBBB"/>
+              <w:bottom w:val="single" w:sz="4" w:space="0" w:color="BBBBBB"/>
+              <w:right w:val="single" w:sz="4" w:space="0" w:color="BBBBBB"/>
+            </w:tcBorders>
+          </w:tcPr>
+          <w:p>
+            <w:pPr>
+              <w:spacing w:before="0" w:after="0" w:line="240" w:lineRule="auto"/>
+            </w:pPr>
+            <w:r>
+              <w:rPr>
+                <w:rFonts w:ascii="Microsoft YaHei" w:hAnsi="Microsoft YaHei" w:eastAsia="Microsoft YaHei" w:cs="Microsoft YaHei"/>
+                <w:b w:val="0"/>
+                <w:sz w:val="18"/>
+              </w:rPr>
+              <w:t>四项悬置决策拍板（均选 A）：D-1 SC8 深化不消费 SC6/SC7（闭环移 S3）；D-2 Q2 过渡期人工录入 SOP；D-3 SC9 降范围 MVP；D-4 全场景两级价值验收</w:t>
+            </w:r>
+          </w:p>
+        </w:tc>
+        <w:tc>
+          <w:tcPr>
+            <w:tcW w:type="dxa" w:w="3120"/>
+            <w:tcBorders>
+              <w:top w:val="single" w:sz="4" w:space="0" w:color="BBBBBB"/>
+              <w:left w:val="single" w:sz="4" w:space="0" w:color="BBBBBB"/>
+              <w:bottom w:val="single" w:sz="4" w:space="0" w:color="BBBBBB"/>
+              <w:right w:val="single" w:sz="4" w:space="0" w:color="BBBBBB"/>
+            </w:tcBorders>
+          </w:tcPr>
+          <w:p>
+            <w:pPr>
+              <w:spacing w:before="0" w:after="0" w:line="240" w:lineRule="auto"/>
+            </w:pPr>
+            <w:r>
+              <w:rPr>
+                <w:rFonts w:ascii="Microsoft YaHei" w:hAnsi="Microsoft YaHei" w:eastAsia="Microsoft YaHei" w:cs="Microsoft YaHei"/>
+                <w:b w:val="0"/>
+                <w:sz w:val="18"/>
+              </w:rPr>
+              <w:t>《待决策清单-2026-06》，Paul 批准</w:t>
+            </w:r>
+          </w:p>
+        </w:tc>
+      </w:tr>
+    </w:tbl>
+    <w:p>
+      <w:pPr>
+        <w:spacing w:after="40"/>
+      </w:pPr>
+    </w:p>
     <w:p>
       <w:pPr>
         <w:pStyle w:val="Heading2"/>
@@ -4624,7 +5791,7 @@
           <w:color w:val="2E5B8A"/>
           <w:sz w:val="22"/>
         </w:rPr>
-        <w:t>场景 SC8：客户订单交期智能承诺（原2026年11月，已提前至2026年7-8月 MVP）</w:t>
+        <w:t>场景 SC8：客户订单交期智能承诺（原排期 2027-02，已提前至 2026年7-8月 收割式 MVP；2027-02 转为深化/客户全量通报）</w:t>
       </w:r>
     </w:p>
     <w:p>
@@ -4777,24 +5944,75 @@
           <w:rFonts w:ascii="NSimSun" w:hAnsi="NSimSun" w:eastAsia="NSimSun" w:cs="NSimSun"/>
           <w:sz w:val="17"/>
         </w:rPr>
-        <w:t>数据依赖: 客户订单（CRM/ERP）、芯片库存及供应商数据（SC6）、</w:t>
-      </w:r>
-    </w:p>
-    <w:p>
-      <w:pPr>
-        <w:pBdr>
-          <w:left w:val="single" w:sz="18" w:space="8" w:color="9BB4CC"/>
-        </w:pBdr>
-        <w:shd w:val="clear" w:color="auto" w:fill="F4F4F4"/>
-        <w:spacing w:before="0" w:after="0"/>
-        <w:ind w:left="160"/>
-      </w:pPr>
-      <w:r>
-        <w:rPr>
-          <w:rFonts w:ascii="NSimSun" w:hAnsi="NSimSun" w:eastAsia="NSimSun" w:cs="NSimSun"/>
-          <w:sz w:val="17"/>
-        </w:rPr>
-        <w:t xml:space="preserve">         委外加工商排期数据、BOM 表、库存优化数据（SC7）</w:t>
+        <w:t>数据依赖: 客户订单（U9C FO/CRM）、供应商承诺交期（SRM）、BOM 表、</w:t>
+      </w:r>
+    </w:p>
+    <w:p>
+      <w:pPr>
+        <w:pBdr>
+          <w:left w:val="single" w:sz="18" w:space="8" w:color="9BB4CC"/>
+        </w:pBdr>
+        <w:shd w:val="clear" w:color="auto" w:fill="F4F4F4"/>
+        <w:spacing w:before="0" w:after="0"/>
+        <w:ind w:left="160"/>
+      </w:pPr>
+      <w:r>
+        <w:rPr>
+          <w:rFonts w:ascii="NSimSun" w:hAnsi="NSimSun" w:eastAsia="NSimSun" w:cs="NSimSun"/>
+          <w:sz w:val="17"/>
+        </w:rPr>
+        <w:t xml:space="preserve">         委外加工商排期数据</w:t>
+      </w:r>
+    </w:p>
+    <w:p>
+      <w:pPr>
+        <w:pBdr>
+          <w:left w:val="single" w:sz="18" w:space="8" w:color="9BB4CC"/>
+        </w:pBdr>
+        <w:shd w:val="clear" w:color="auto" w:fill="F4F4F4"/>
+        <w:spacing w:before="0" w:after="0"/>
+        <w:ind w:left="160"/>
+      </w:pPr>
+      <w:r>
+        <w:rPr>
+          <w:rFonts w:ascii="NSimSun" w:hAnsi="NSimSun" w:eastAsia="NSimSun" w:cs="NSimSun"/>
+          <w:sz w:val="17"/>
+        </w:rPr>
+        <w:t xml:space="preserve">         # 2026-06-08 修订：MVP 不依赖 SC6/SC7，用真实供应商承诺交期 + BOM 齐套直接算；</w:t>
+      </w:r>
+    </w:p>
+    <w:p>
+      <w:pPr>
+        <w:pBdr>
+          <w:left w:val="single" w:sz="18" w:space="8" w:color="9BB4CC"/>
+        </w:pBdr>
+        <w:shd w:val="clear" w:color="auto" w:fill="F4F4F4"/>
+        <w:spacing w:before="0" w:after="0"/>
+        <w:ind w:left="160"/>
+      </w:pPr>
+      <w:r>
+        <w:rPr>
+          <w:rFonts w:ascii="NSimSun" w:hAnsi="NSimSun" w:eastAsia="NSimSun" w:cs="NSimSun"/>
+          <w:sz w:val="17"/>
+        </w:rPr>
+        <w:t xml:space="preserve">         # 2026-06-13 已决策（待决策清单 D-1=A）：深化阶段（2027-02）亦不消费 SC6/SC7；</w:t>
+      </w:r>
+    </w:p>
+    <w:p>
+      <w:pPr>
+        <w:pBdr>
+          <w:left w:val="single" w:sz="18" w:space="8" w:color="9BB4CC"/>
+        </w:pBdr>
+        <w:shd w:val="clear" w:color="auto" w:fill="F4F4F4"/>
+        <w:spacing w:before="0" w:after="0"/>
+        <w:ind w:left="160"/>
+      </w:pPr>
+      <w:r>
+        <w:rPr>
+          <w:rFonts w:ascii="NSimSun" w:hAnsi="NSimSun" w:eastAsia="NSimSun" w:cs="NSimSun"/>
+          <w:sz w:val="17"/>
+        </w:rPr>
+        <w:t xml:space="preserve">         # "芯片风险→交期影响→主动通报客户"闭环 = S3（2027-H2）独立增强项，前提 SC6 稳定 ≥3 个月</w:t>
       </w:r>
     </w:p>
     <w:p>
@@ -5987,10 +7205,15 @@
           <w:b w:val="0"/>
           <w:sz w:val="20"/>
         </w:rPr>
-        <w:t>| Q1 客诉分流 | 2026-10 | 2027-01 | 第③（8D 入口） |</w:t>
-      </w:r>
-      <w:r>
-        <w:br/>
+        <w:t xml:space="preserve">| Q1 客诉分流 | 2026-10 | </w:t>
+      </w:r>
+      <w:r>
+        <w:rPr>
+          <w:rFonts w:ascii="Microsoft YaHei" w:hAnsi="Microsoft YaHei" w:eastAsia="Microsoft YaHei" w:cs="Microsoft YaHei"/>
+          <w:b/>
+          <w:sz w:val="20"/>
+        </w:rPr>
+        <w:t>2026-12</w:t>
       </w:r>
       <w:r>
         <w:rPr>
@@ -5998,7 +7221,7 @@
           <w:b w:val="0"/>
           <w:sz w:val="20"/>
         </w:rPr>
-        <w:t>| Q5 IATF/体系文档 | 2027-02 | 2027-02 | 第④ |</w:t>
+        <w:t>（2026-06-19 稳妥版再提前） | 第③（8D 入口） |</w:t>
       </w:r>
       <w:r>
         <w:br/>
@@ -6009,10 +7232,15 @@
           <w:b w:val="0"/>
           <w:sz w:val="20"/>
         </w:rPr>
-        <w:t>| Q4 PPAP 审核 | 2027-01 | 2027-04 | 第⑦（OEM 隔离前提） |</w:t>
-      </w:r>
-      <w:r>
-        <w:br/>
+        <w:t xml:space="preserve">| Q5 IATF/体系文档 | 2027-02 | </w:t>
+      </w:r>
+      <w:r>
+        <w:rPr>
+          <w:rFonts w:ascii="Microsoft YaHei" w:hAnsi="Microsoft YaHei" w:eastAsia="Microsoft YaHei" w:cs="Microsoft YaHei"/>
+          <w:b/>
+          <w:sz w:val="20"/>
+        </w:rPr>
+        <w:t>2027-01</w:t>
       </w:r>
       <w:r>
         <w:rPr>
@@ -6020,7 +7248,7 @@
           <w:b w:val="0"/>
           <w:sz w:val="20"/>
         </w:rPr>
-        <w:t>| Q3 FMEA 维护 | 2026-12 | 2027-05 | 末位（最重最敏感） |</w:t>
+        <w:t>（2026-06-19 稳妥版再提前） | 第④ |</w:t>
       </w:r>
       <w:r>
         <w:br/>
@@ -6031,10 +7259,15 @@
           <w:b w:val="0"/>
           <w:sz w:val="20"/>
         </w:rPr>
-        <w:t>| Q7 IQC 来料检验（新） | — | 2027-05 | 新增（依赖 MES/LAN） |</w:t>
-      </w:r>
-      <w:r>
-        <w:br/>
+        <w:t>| Q4 PPAP 审核 | 2027-01 | 2027-04（</w:t>
+      </w:r>
+      <w:r>
+        <w:rPr>
+          <w:rFonts w:ascii="Microsoft YaHei" w:hAnsi="Microsoft YaHei" w:eastAsia="Microsoft YaHei" w:cs="Microsoft YaHei"/>
+          <w:b/>
+          <w:sz w:val="20"/>
+        </w:rPr>
+        <w:t>基础设施就绪即提前</w:t>
       </w:r>
       <w:r>
         <w:rPr>
@@ -6042,7 +7275,7 @@
           <w:b w:val="0"/>
           <w:sz w:val="20"/>
         </w:rPr>
-        <w:t>| Q8 SPC 异常预警（新） | — | 2027-06 | 新增（依赖 MES/LAN） |</w:t>
+        <w:t>） | 第⑦（OEM 隔离前提） |</w:t>
       </w:r>
       <w:r>
         <w:br/>
@@ -6053,7 +7286,120 @@
           <w:b w:val="0"/>
           <w:sz w:val="20"/>
         </w:rPr>
-        <w:t>月度落位 2026-06-11 经 Paul 确认（8D 10 月入轨）；本表与 §加速启动总览权威排期表一致。</w:t>
+        <w:t>| Q3 FMEA 维护 | 2026-12 | 2027-05（</w:t>
+      </w:r>
+      <w:r>
+        <w:rPr>
+          <w:rFonts w:ascii="Microsoft YaHei" w:hAnsi="Microsoft YaHei" w:eastAsia="Microsoft YaHei" w:cs="Microsoft YaHei"/>
+          <w:b/>
+          <w:sz w:val="20"/>
+        </w:rPr>
+        <w:t>基础设施就绪即提前</w:t>
+      </w:r>
+      <w:r>
+        <w:rPr>
+          <w:rFonts w:ascii="Microsoft YaHei" w:hAnsi="Microsoft YaHei" w:eastAsia="Microsoft YaHei" w:cs="Microsoft YaHei"/>
+          <w:b w:val="0"/>
+          <w:sz w:val="20"/>
+        </w:rPr>
+        <w:t>） | 末位（最重最敏感） |</w:t>
+      </w:r>
+      <w:r>
+        <w:br/>
+      </w:r>
+      <w:r>
+        <w:rPr>
+          <w:rFonts w:ascii="Microsoft YaHei" w:hAnsi="Microsoft YaHei" w:eastAsia="Microsoft YaHei" w:cs="Microsoft YaHei"/>
+          <w:b w:val="0"/>
+          <w:sz w:val="20"/>
+        </w:rPr>
+        <w:t>| Q7 IQC 来料检验（新） | — | 2027-05（</w:t>
+      </w:r>
+      <w:r>
+        <w:rPr>
+          <w:rFonts w:ascii="Microsoft YaHei" w:hAnsi="Microsoft YaHei" w:eastAsia="Microsoft YaHei" w:cs="Microsoft YaHei"/>
+          <w:b/>
+          <w:sz w:val="20"/>
+        </w:rPr>
+        <w:t>基础设施就绪即提前</w:t>
+      </w:r>
+      <w:r>
+        <w:rPr>
+          <w:rFonts w:ascii="Microsoft YaHei" w:hAnsi="Microsoft YaHei" w:eastAsia="Microsoft YaHei" w:cs="Microsoft YaHei"/>
+          <w:b w:val="0"/>
+          <w:sz w:val="20"/>
+        </w:rPr>
+        <w:t>） | 新增（依赖 MES/LAN） |</w:t>
+      </w:r>
+      <w:r>
+        <w:br/>
+      </w:r>
+      <w:r>
+        <w:rPr>
+          <w:rFonts w:ascii="Microsoft YaHei" w:hAnsi="Microsoft YaHei" w:eastAsia="Microsoft YaHei" w:cs="Microsoft YaHei"/>
+          <w:b w:val="0"/>
+          <w:sz w:val="20"/>
+        </w:rPr>
+        <w:t>| Q8 SPC 异常预警（新） | — | 2027-06（</w:t>
+      </w:r>
+      <w:r>
+        <w:rPr>
+          <w:rFonts w:ascii="Microsoft YaHei" w:hAnsi="Microsoft YaHei" w:eastAsia="Microsoft YaHei" w:cs="Microsoft YaHei"/>
+          <w:b/>
+          <w:sz w:val="20"/>
+        </w:rPr>
+        <w:t>基础设施就绪即提前</w:t>
+      </w:r>
+      <w:r>
+        <w:rPr>
+          <w:rFonts w:ascii="Microsoft YaHei" w:hAnsi="Microsoft YaHei" w:eastAsia="Microsoft YaHei" w:cs="Microsoft YaHei"/>
+          <w:b w:val="0"/>
+          <w:sz w:val="20"/>
+        </w:rPr>
+        <w:t>） | 新增（依赖 MES/LAN） |</w:t>
+      </w:r>
+      <w:r>
+        <w:br/>
+      </w:r>
+      <w:r>
+        <w:rPr>
+          <w:rFonts w:ascii="Microsoft YaHei" w:hAnsi="Microsoft YaHei" w:eastAsia="Microsoft YaHei" w:cs="Microsoft YaHei"/>
+          <w:b w:val="0"/>
+          <w:sz w:val="20"/>
+        </w:rPr>
+        <w:t>月度落位 2026-06-11 经 Paul 确认（8D 10 月入轨）；</w:t>
+      </w:r>
+      <w:r>
+        <w:rPr>
+          <w:rFonts w:ascii="Microsoft YaHei" w:hAnsi="Microsoft YaHei" w:eastAsia="Microsoft YaHei" w:cs="Microsoft YaHei"/>
+          <w:b/>
+          <w:sz w:val="20"/>
+        </w:rPr>
+        <w:t>2026-06-19 稳妥版优化</w:t>
+      </w:r>
+      <w:r>
+        <w:rPr>
+          <w:rFonts w:ascii="Microsoft YaHei" w:hAnsi="Microsoft YaHei" w:eastAsia="Microsoft YaHei" w:cs="Microsoft YaHei"/>
+          <w:b w:val="0"/>
+          <w:sz w:val="20"/>
+        </w:rPr>
+        <w:t>：陈忱（质量域 AI 对接人）就位 + 人力增援，客诉/IATF 两个"靠人就能提"的自由档各再提前 1 月（客诉→2026-12、IATF→2027-01）。PPAP/FMEA/IQC/SPC 卡在基础设施（OEM 隔离层 RAG / MES-LAN）而非人力——标"</w:t>
+      </w:r>
+      <w:r>
+        <w:rPr>
+          <w:rFonts w:ascii="Microsoft YaHei" w:hAnsi="Microsoft YaHei" w:eastAsia="Microsoft YaHei" w:cs="Microsoft YaHei"/>
+          <w:b/>
+          <w:sz w:val="20"/>
+        </w:rPr>
+        <w:t>基础设施就绪即提前</w:t>
+      </w:r>
+      <w:r>
+        <w:rPr>
+          <w:rFonts w:ascii="Microsoft YaHei" w:hAnsi="Microsoft YaHei" w:eastAsia="Microsoft YaHei" w:cs="Microsoft YaHei"/>
+          <w:b w:val="0"/>
+          <w:sz w:val="20"/>
+        </w:rPr>
+        <w:t>"，待 IT 加速那两块后同步前移，不硬压日期以免跳票。本表与 §加速启动总览权威排期表一致。</w:t>
       </w:r>
       <w:r>
         <w:br/>
@@ -6079,7 +7425,7 @@
           <w:color w:val="2E5B8A"/>
           <w:sz w:val="22"/>
         </w:rPr>
-        <w:t>场景 Q1：客诉智能分类与自动分流（修订后：2027-01 启动，第③）</w:t>
+        <w:t>场景 Q1：客诉智能分类与自动分流（修订后：2026-12 启动，第③）</w:t>
       </w:r>
     </w:p>
     <w:p>
@@ -7108,7 +8454,7 @@
           <w:color w:val="2E5B8A"/>
           <w:sz w:val="22"/>
         </w:rPr>
-        <w:t>场景 Q5：IATF 审核准备助手（修订后：2027-02 启动，并入体系文档助手）</w:t>
+        <w:t>场景 Q5：IATF 审核准备助手（修订后：2027-01 启动，并入体系文档助手）</w:t>
       </w:r>
     </w:p>
     <w:p>
@@ -13351,7 +14697,7 @@
           <w:color w:val="2E5B8A"/>
           <w:sz w:val="22"/>
         </w:rPr>
-        <w:t>场景 O1：生产排程智能优化（2026年9月启动；收割提前，已合 master）</w:t>
+        <w:t>场景 O1：生产排程智能优化（2026年9月启动；supplychain MVP 已验证，收割未在首轮、待后续批次）</w:t>
       </w:r>
     </w:p>
     <w:p>
@@ -14172,7 +15518,7 @@
           <w:b w:val="0"/>
           <w:sz w:val="21"/>
         </w:rPr>
-        <w:t>参考 AI 成熟度模型（类比 CMMI），制定三阶段目标：</w:t>
+        <w:t>参考 AI 成熟度模型（类比 CMMI），制定分级成熟度目标（注意：此处 Level 1/2/3 是成熟度等级，与 §0.1 的 S1/S2/S3 阶段命名无关）：</w:t>
       </w:r>
     </w:p>
     <w:p>
@@ -15657,7 +17003,23 @@
                 <w:b w:val="0"/>
                 <w:sz w:val="18"/>
               </w:rPr>
-              <w:t>立项门禁 试点</w:t>
+              <w:t>立项门禁 试点；</w:t>
+            </w:r>
+            <w:r>
+              <w:rPr>
+                <w:rFonts w:ascii="Microsoft YaHei" w:hAnsi="Microsoft YaHei" w:eastAsia="Microsoft YaHei" w:cs="Microsoft YaHei"/>
+                <w:b/>
+                <w:sz w:val="18"/>
+              </w:rPr>
+              <w:t>客诉分流 启动</w:t>
+            </w:r>
+            <w:r>
+              <w:rPr>
+                <w:rFonts w:ascii="Microsoft YaHei" w:hAnsi="Microsoft YaHei" w:eastAsia="Microsoft YaHei" w:cs="Microsoft YaHei"/>
+                <w:b w:val="0"/>
+                <w:sz w:val="18"/>
+              </w:rPr>
+              <w:t>（提前）</w:t>
             </w:r>
           </w:p>
         </w:tc>
@@ -15826,10 +17188,18 @@
             <w:r>
               <w:rPr>
                 <w:rFonts w:ascii="Microsoft YaHei" w:hAnsi="Microsoft YaHei" w:eastAsia="Microsoft YaHei" w:cs="Microsoft YaHei"/>
+                <w:b/>
+                <w:sz w:val="18"/>
+              </w:rPr>
+              <w:t>IATF/体系文档助手</w:t>
+            </w:r>
+            <w:r>
+              <w:rPr>
+                <w:rFonts w:ascii="Microsoft YaHei" w:hAnsi="Microsoft YaHei" w:eastAsia="Microsoft YaHei" w:cs="Microsoft YaHei"/>
                 <w:b w:val="0"/>
                 <w:sz w:val="18"/>
               </w:rPr>
-              <w:t>客诉分流</w:t>
+              <w:t>（提前）；客诉分流运行</w:t>
             </w:r>
           </w:p>
         </w:tc>
@@ -16004,7 +17374,7 @@
                 <w:b w:val="0"/>
                 <w:sz w:val="18"/>
               </w:rPr>
-              <w:t>IATF/体系文档助手</w:t>
+              <w:t>（旗舰稳定运行；PPAP 准备）</w:t>
             </w:r>
           </w:p>
         </w:tc>
@@ -18344,7 +19714,7 @@
           <w:color w:val="2E5B8A"/>
           <w:sz w:val="25"/>
         </w:rPr>
-        <w:t>第一阶段：加速并行（2026年7-12月）— 六部门齐头并进</w:t>
+        <w:t>Phase 1 · S1 筑基期（2026年7-12月）— 加速并行、六部门齐头并进</w:t>
       </w:r>
     </w:p>
     <w:p>
@@ -18522,7 +19892,7 @@
           <w:b w:val="0"/>
           <w:sz w:val="21"/>
         </w:rPr>
-        <w:t>六部门数字员工部署总数（目标：15-18 个场景上线或试点中）</w:t>
+        <w:t>六部门数字员工部署总数（目标：14-16 个场景上线或试点中，与实施计划 §二口径一致）</w:t>
       </w:r>
     </w:p>
     <w:p>
@@ -18713,7 +20083,7 @@
           <w:color w:val="2E5B8A"/>
           <w:sz w:val="25"/>
         </w:rPr>
-        <w:t>第二阶段：深化扩展（2027年1-6月）— 六部门深化 + Agent 协同</w:t>
+        <w:t>Phase 1 · S2 扩面期（2027年1-6月）— 六部门深化扩展 + Agent 协同</w:t>
       </w:r>
     </w:p>
     <w:p>
@@ -19005,7 +20375,7 @@
                 <w:b/>
                 <w:sz w:val="18"/>
               </w:rPr>
-              <w:t>客诉分流</w:t>
+              <w:t>IATF/体系文档助手</w:t>
             </w:r>
             <w:r>
               <w:rPr>
@@ -19013,7 +20383,7 @@
                 <w:b w:val="0"/>
                 <w:sz w:val="18"/>
               </w:rPr>
-              <w:t xml:space="preserve"> 上线</w:t>
+              <w:t xml:space="preserve"> 上线（客诉已 2026-12 上线运行）</w:t>
             </w:r>
           </w:p>
         </w:tc>
@@ -19136,10 +20506,10 @@
             <w:r>
               <w:rPr>
                 <w:rFonts w:ascii="Microsoft YaHei" w:hAnsi="Microsoft YaHei" w:eastAsia="Microsoft YaHei" w:cs="Microsoft YaHei"/>
-                <w:b/>
+                <w:b w:val="0"/>
                 <w:sz w:val="18"/>
               </w:rPr>
-              <w:t>IATF/体系文档助手</w:t>
+              <w:t>（旗舰稳定运行；PPAP 准备）</w:t>
             </w:r>
           </w:p>
         </w:tc>
@@ -19732,7 +21102,7 @@
           <w:b w:val="0"/>
           <w:sz w:val="21"/>
         </w:rPr>
-        <w:t>因第一阶段所有六部门已开始运行数字员工，跨部门联动从2027年1月即可启动：</w:t>
+        <w:t>因 S1 筑基期所有六部门已开始运行数字员工，跨部门联动从2027年1月即可启动：</w:t>
       </w:r>
     </w:p>
     <w:p>
@@ -19905,7 +21275,7 @@
           <w:b/>
           <w:sz w:val="21"/>
         </w:rPr>
-        <w:t>客诉分流上线</w:t>
+        <w:t>IATF/体系文档助手上线</w:t>
       </w:r>
       <w:r>
         <w:rPr>
@@ -19913,7 +21283,7 @@
           <w:b w:val="0"/>
           <w:sz w:val="21"/>
         </w:rPr>
-        <w:t xml:space="preserve">，与 </w:t>
+        <w:t xml:space="preserve">（提前至 1 月）；客诉分流（2026-12 已上线）与 </w:t>
       </w:r>
       <w:r>
         <w:rPr>
@@ -19929,7 +21299,7 @@
           <w:b w:val="0"/>
           <w:sz w:val="21"/>
         </w:rPr>
-        <w:t>（已稳定运行）形成联动</w:t>
+        <w:t xml:space="preserve"> 联动运行</w:t>
       </w:r>
     </w:p>
     <w:p>
@@ -19992,37 +21362,21 @@
           <w:b w:val="0"/>
           <w:sz w:val="21"/>
         </w:rPr>
-        <w:t xml:space="preserve">[ ] 质量部 </w:t>
-      </w:r>
-      <w:r>
-        <w:rPr>
-          <w:rFonts w:ascii="Microsoft YaHei" w:hAnsi="Microsoft YaHei" w:eastAsia="Microsoft YaHei" w:cs="Microsoft YaHei"/>
-          <w:b/>
-          <w:sz w:val="21"/>
-        </w:rPr>
-        <w:t>IATF/体系文档助手启动</w:t>
-      </w:r>
+        <w:t>[ ] 质量部 PPAP 审核助手准备（4 月上线，待 OEM 隔离层就绪）；IATF/体系（1 月已上线）稳定运行</w:t>
+      </w:r>
+    </w:p>
+    <w:p>
+      <w:pPr>
+        <w:pStyle w:val="ListBullet"/>
+        <w:spacing w:after="60"/>
+      </w:pPr>
       <w:r>
         <w:rPr>
           <w:rFonts w:ascii="Microsoft YaHei" w:hAnsi="Microsoft YaHei" w:eastAsia="Microsoft YaHei" w:cs="Microsoft YaHei"/>
           <w:b w:val="0"/>
           <w:sz w:val="21"/>
         </w:rPr>
-        <w:t>（FMEA 已后置至 5 月、PPAP 至 4 月）</w:t>
-      </w:r>
-    </w:p>
-    <w:p>
-      <w:pPr>
-        <w:pStyle w:val="ListBullet"/>
-        <w:spacing w:after="60"/>
-      </w:pPr>
-      <w:r>
-        <w:rPr>
-          <w:rFonts w:ascii="Microsoft YaHei" w:hAnsi="Microsoft YaHei" w:eastAsia="Microsoft YaHei" w:cs="Microsoft YaHei"/>
-          <w:b w:val="0"/>
-          <w:sz w:val="21"/>
-        </w:rPr>
-        <w:t>[ ] 质量部 PPAP 审核助手准备（4 月上线），客诉分流稳定运行</w:t>
+        <w:t>[ ] 质量部 8D①/立项门禁②/客诉分流 稳定运行</w:t>
       </w:r>
     </w:p>
     <w:p>
@@ -20717,7 +22071,7 @@
           <w:b w:val="0"/>
           <w:sz w:val="21"/>
         </w:rPr>
-        <w:t>（IATF/体系文档助手已于 2 月上线）</w:t>
+        <w:t>（基础设施就绪即提前；IATF/体系已于 1 月上线）</w:t>
       </w:r>
     </w:p>
     <w:p>
@@ -20818,7 +22172,7 @@
           <w:b w:val="0"/>
           <w:sz w:val="21"/>
         </w:rPr>
-        <w:t>全公司数字员工数量 &amp; 覆盖部门（目标：25-29 个场景全覆盖）</w:t>
+        <w:t>全公司数字员工数量 &amp; 覆盖部门（目标：40 个场景全部启动，其中大部分已上线/试点运行——2027-06 为权威排期表的启动收口点）</w:t>
       </w:r>
     </w:p>
     <w:p>
@@ -20904,7 +22258,7 @@
           <w:b w:val="0"/>
           <w:sz w:val="21"/>
         </w:rPr>
-        <w:t>基于 AI CoE 的第二阶段战略</w:t>
+        <w:t>基于 AI CoE 的下一阶段（S3 + Phase 2）战略</w:t>
       </w:r>
     </w:p>
     <w:p>
@@ -20933,7 +22287,49 @@
           <w:color w:val="2E5B8A"/>
           <w:sz w:val="25"/>
         </w:rPr>
-        <w:t>第三阶段：规模化与智能化（2027年7-12月）— 战略展望</w:t>
+        <w:t>Phase 1 · S3 深化期（2027年7-12月）— 规模化与智能化 + 规划缓冲</w:t>
+      </w:r>
+    </w:p>
+    <w:p>
+      <w:pPr>
+        <w:pBdr>
+          <w:left w:val="single" w:sz="18" w:space="8" w:color="1F4E79"/>
+        </w:pBdr>
+        <w:shd w:val="clear" w:color="auto" w:fill="EAF1FB"/>
+        <w:spacing w:before="80" w:after="160"/>
+        <w:ind w:left="160"/>
+      </w:pPr>
+      <w:r>
+        <w:rPr>
+          <w:rFonts w:ascii="Microsoft YaHei" w:hAnsi="Microsoft YaHei" w:eastAsia="Microsoft YaHei" w:cs="Microsoft YaHei"/>
+          <w:b/>
+          <w:sz w:val="20"/>
+        </w:rPr>
+        <w:t>缓冲声明（2026-06-13 显式化）</w:t>
+      </w:r>
+      <w:r>
+        <w:rPr>
+          <w:rFonts w:ascii="Microsoft YaHei" w:hAnsi="Microsoft YaHei" w:eastAsia="Microsoft YaHei" w:cs="Microsoft YaHei"/>
+          <w:b w:val="0"/>
+          <w:sz w:val="20"/>
+        </w:rPr>
+        <w:t xml:space="preserve">：S3 无新场景启动任务（全部 40 场景按权威排期在 S2 末收口），本期承担双重职能：① 深化成熟与战略展望（下述）；② </w:t>
+      </w:r>
+      <w:r>
+        <w:rPr>
+          <w:rFonts w:ascii="Microsoft YaHei" w:hAnsi="Microsoft YaHei" w:eastAsia="Microsoft YaHei" w:cs="Microsoft YaHei"/>
+          <w:b/>
+          <w:sz w:val="20"/>
+        </w:rPr>
+        <w:t>吸收 S1/S2 的场景顺延</w:t>
+      </w:r>
+      <w:r>
+        <w:rPr>
+          <w:rFonts w:ascii="Microsoft YaHei" w:hAnsi="Microsoft YaHei" w:eastAsia="Microsoft YaHei" w:cs="Microsoft YaHei"/>
+          <w:b w:val="0"/>
+          <w:sz w:val="20"/>
+        </w:rPr>
+        <w:t>——任何因数据未就绪/人力未到位触发"顺延条款"的场景落入 S3 消化，缓冲消耗在月度 AI 运营 Review 中记录，消耗过半时由 Paul 评估是否调整 Phase 2 启动时点。</w:t>
       </w:r>
     </w:p>
     <w:p>
@@ -21129,7 +22525,7 @@
           <w:b/>
           <w:sz w:val="21"/>
         </w:rPr>
-        <w:t>Phase 2（月 19-24 / 2028 H1）正式立项实现</w:t>
+        <w:t>Phase 2 · 产品工程跃升期（月 19-24 / 2028 H1）正式立项实现</w:t>
       </w:r>
       <w:r>
         <w:rPr>
@@ -21137,7 +22533,7 @@
           <w:b w:val="0"/>
           <w:sz w:val="21"/>
         </w:rPr>
-        <w:t>，详见下方"第四阶段"</w:t>
+        <w:t>，详见下方 Phase 2 章节</w:t>
       </w:r>
     </w:p>
     <w:p>
@@ -21326,7 +22722,7 @@
           <w:color w:val="2E5B8A"/>
           <w:sz w:val="25"/>
         </w:rPr>
-        <w:t>第四阶段（Phase 2）：产品工程深化（2028 H1，月 19-24）— 候选增补</w:t>
+        <w:t>Phase 2 · 产品工程跃升期（2028 H1，月 19-24）— 候选增补</w:t>
       </w:r>
     </w:p>
     <w:p>
@@ -24442,7 +25838,23 @@
           <w:b w:val="0"/>
           <w:sz w:val="21"/>
         </w:rPr>
-        <w:t>。1人专注开发，1人专注运维与部门对接。10月六部门全面铺开前需扩展至3人。单人支撑6部门20+场景在工程上不可行。</w:t>
+        <w:t xml:space="preserve">。1人专注开发，1人专注运维与部门对接。第 3 人目标 </w:t>
+      </w:r>
+      <w:r>
+        <w:rPr>
+          <w:rFonts w:ascii="Microsoft YaHei" w:hAnsi="Microsoft YaHei" w:eastAsia="Microsoft YaHei" w:cs="Microsoft YaHei"/>
+          <w:b/>
+          <w:sz w:val="21"/>
+        </w:rPr>
+        <w:t>2026 Q4（11-12月）到位、不晚于 2027 Q1</w:t>
+      </w:r>
+      <w:r>
+        <w:rPr>
+          <w:rFonts w:ascii="Microsoft YaHei" w:hAnsi="Microsoft YaHei" w:eastAsia="Microsoft YaHei" w:cs="Microsoft YaHei"/>
+          <w:b w:val="0"/>
+          <w:sz w:val="21"/>
+        </w:rPr>
+        <w:t>（2026-06 已统一口径：不硬卡 10 月前，详见《从采购部启动》《AIOps第2名-Onboarding》）。单人支撑6部门20+场景在工程上不可行。</w:t>
       </w:r>
     </w:p>
     <w:p>
@@ -24908,7 +26320,7 @@
           <w:b w:val="0"/>
           <w:sz w:val="21"/>
         </w:rPr>
-        <w:t xml:space="preserve"> 目录结构（截至 2026-06）：</w:t>
+        <w:t xml:space="preserve"> 目录结构（截至 2026-06-13，仅列 .md 主件；同名 .docx 为转换产物不列）：</w:t>
       </w:r>
     </w:p>
     <w:p>
@@ -24942,6 +26354,57 @@
           <w:rFonts w:ascii="NSimSun" w:hAnsi="NSimSun" w:eastAsia="NSimSun" w:cs="NSimSun"/>
           <w:sz w:val="17"/>
         </w:rPr>
+        <w:t>├── CLAUDE.md                                项目级记忆（每会话载入）</w:t>
+      </w:r>
+    </w:p>
+    <w:p>
+      <w:pPr>
+        <w:pBdr>
+          <w:left w:val="single" w:sz="18" w:space="8" w:color="9BB4CC"/>
+        </w:pBdr>
+        <w:shd w:val="clear" w:color="auto" w:fill="F4F4F4"/>
+        <w:spacing w:before="0" w:after="0"/>
+        <w:ind w:left="160"/>
+      </w:pPr>
+      <w:r>
+        <w:rPr>
+          <w:rFonts w:ascii="NSimSun" w:hAnsi="NSimSun" w:eastAsia="NSimSun" w:cs="NSimSun"/>
+          <w:sz w:val="17"/>
+        </w:rPr>
+        <w:t>├── 全盘审计与差距分析报告-2026-06-13.md      全盘代码审计 + 差距分析 + Todo</w:t>
+      </w:r>
+    </w:p>
+    <w:p>
+      <w:pPr>
+        <w:pBdr>
+          <w:left w:val="single" w:sz="18" w:space="8" w:color="9BB4CC"/>
+        </w:pBdr>
+        <w:shd w:val="clear" w:color="auto" w:fill="F4F4F4"/>
+        <w:spacing w:before="0" w:after="0"/>
+        <w:ind w:left="160"/>
+      </w:pPr>
+      <w:r>
+        <w:rPr>
+          <w:rFonts w:ascii="NSimSun" w:hAnsi="NSimSun" w:eastAsia="NSimSun" w:cs="NSimSun"/>
+          <w:sz w:val="17"/>
+        </w:rPr>
+        <w:t>│</w:t>
+      </w:r>
+    </w:p>
+    <w:p>
+      <w:pPr>
+        <w:pBdr>
+          <w:left w:val="single" w:sz="18" w:space="8" w:color="9BB4CC"/>
+        </w:pBdr>
+        <w:shd w:val="clear" w:color="auto" w:fill="F4F4F4"/>
+        <w:spacing w:before="0" w:after="0"/>
+        <w:ind w:left="160"/>
+      </w:pPr>
+      <w:r>
+        <w:rPr>
+          <w:rFonts w:ascii="NSimSun" w:hAnsi="NSimSun" w:eastAsia="NSimSun" w:cs="NSimSun"/>
+          <w:sz w:val="17"/>
+        </w:rPr>
         <w:t>├── 0-学习与工具/</w:t>
       </w:r>
     </w:p>
@@ -24959,7 +26422,7 @@
           <w:rFonts w:ascii="NSimSun" w:hAnsi="NSimSun" w:eastAsia="NSimSun" w:cs="NSimSun"/>
           <w:sz w:val="17"/>
         </w:rPr>
-        <w:t>│   ├── 卓品智能AI转型实施计划（最新版）.md</w:t>
+        <w:t>│   ├── 卓品智能AI转型实施计划（最新版）.md    时间线权威（第七节）</w:t>
       </w:r>
     </w:p>
     <w:p>
@@ -25010,6 +26473,40 @@
           <w:rFonts w:ascii="NSimSun" w:hAnsi="NSimSun" w:eastAsia="NSimSun" w:cs="NSimSun"/>
           <w:sz w:val="17"/>
         </w:rPr>
+        <w:t>│   ├── Claude_Code_Desktop启动衔接指南.md</w:t>
+      </w:r>
+    </w:p>
+    <w:p>
+      <w:pPr>
+        <w:pBdr>
+          <w:left w:val="single" w:sz="18" w:space="8" w:color="9BB4CC"/>
+        </w:pBdr>
+        <w:shd w:val="clear" w:color="auto" w:fill="F4F4F4"/>
+        <w:spacing w:before="0" w:after="0"/>
+        <w:ind w:left="160"/>
+      </w:pPr>
+      <w:r>
+        <w:rPr>
+          <w:rFonts w:ascii="NSimSun" w:hAnsi="NSimSun" w:eastAsia="NSimSun" w:cs="NSimSun"/>
+          <w:sz w:val="17"/>
+        </w:rPr>
+        <w:t>│   ├── Claude_Code开场Prompt-平台底座收割.md</w:t>
+      </w:r>
+    </w:p>
+    <w:p>
+      <w:pPr>
+        <w:pBdr>
+          <w:left w:val="single" w:sz="18" w:space="8" w:color="9BB4CC"/>
+        </w:pBdr>
+        <w:shd w:val="clear" w:color="auto" w:fill="F4F4F4"/>
+        <w:spacing w:before="0" w:after="0"/>
+        <w:ind w:left="160"/>
+      </w:pPr>
+      <w:r>
+        <w:rPr>
+          <w:rFonts w:ascii="NSimSun" w:hAnsi="NSimSun" w:eastAsia="NSimSun" w:cs="NSimSun"/>
+          <w:sz w:val="17"/>
+        </w:rPr>
         <w:t>│   ├── Hermes_SuperPowers_协作架构.md</w:t>
       </w:r>
     </w:p>
@@ -25027,24 +26524,41 @@
           <w:rFonts w:ascii="NSimSun" w:hAnsi="NSimSun" w:eastAsia="NSimSun" w:cs="NSimSun"/>
           <w:sz w:val="17"/>
         </w:rPr>
-        <w:t>│   ├── U9C-ERP-MCP接口申请.md / .docx</w:t>
-      </w:r>
-    </w:p>
-    <w:p>
-      <w:pPr>
-        <w:pBdr>
-          <w:left w:val="single" w:sz="18" w:space="8" w:color="9BB4CC"/>
-        </w:pBdr>
-        <w:shd w:val="clear" w:color="auto" w:fill="F4F4F4"/>
-        <w:spacing w:before="0" w:after="0"/>
-        <w:ind w:left="160"/>
-      </w:pPr>
-      <w:r>
-        <w:rPr>
-          <w:rFonts w:ascii="NSimSun" w:hAnsi="NSimSun" w:eastAsia="NSimSun" w:cs="NSimSun"/>
-          <w:sz w:val="17"/>
-        </w:rPr>
-        <w:t>│   └── house-word-style/                    Word 默认式样转换器</w:t>
+        <w:t>│   ├── U9C-ERP-MCP接口申请.md</w:t>
+      </w:r>
+    </w:p>
+    <w:p>
+      <w:pPr>
+        <w:pBdr>
+          <w:left w:val="single" w:sz="18" w:space="8" w:color="9BB4CC"/>
+        </w:pBdr>
+        <w:shd w:val="clear" w:color="auto" w:fill="F4F4F4"/>
+        <w:spacing w:before="0" w:after="0"/>
+        <w:ind w:left="160"/>
+      </w:pPr>
+      <w:r>
+        <w:rPr>
+          <w:rFonts w:ascii="NSimSun" w:hAnsi="NSimSun" w:eastAsia="NSimSun" w:cs="NSimSun"/>
+          <w:sz w:val="17"/>
+        </w:rPr>
+        <w:t>│   ├── 携客云SRM-OpenAPI核实与申请要点.md</w:t>
+      </w:r>
+    </w:p>
+    <w:p>
+      <w:pPr>
+        <w:pBdr>
+          <w:left w:val="single" w:sz="18" w:space="8" w:color="9BB4CC"/>
+        </w:pBdr>
+        <w:shd w:val="clear" w:color="auto" w:fill="F4F4F4"/>
+        <w:spacing w:before="0" w:after="0"/>
+        <w:ind w:left="160"/>
+      </w:pPr>
+      <w:r>
+        <w:rPr>
+          <w:rFonts w:ascii="NSimSun" w:hAnsi="NSimSun" w:eastAsia="NSimSun" w:cs="NSimSun"/>
+          <w:sz w:val="17"/>
+        </w:rPr>
+        <w:t>│   └── VP实战练习册 / VP实战补强.md</w:t>
       </w:r>
     </w:p>
     <w:p>
@@ -25112,7 +26626,279 @@
           <w:rFonts w:ascii="NSimSun" w:hAnsi="NSimSun" w:eastAsia="NSimSun" w:cs="NSimSun"/>
           <w:sz w:val="17"/>
         </w:rPr>
-        <w:t>│   └── Phase1-基础设施与智能体架构设计.md</w:t>
+        <w:t>│   ├── Phase1-基础设施与智能体架构设计.md    （快照过时，见其头部声明）</w:t>
+      </w:r>
+    </w:p>
+    <w:p>
+      <w:pPr>
+        <w:pBdr>
+          <w:left w:val="single" w:sz="18" w:space="8" w:color="9BB4CC"/>
+        </w:pBdr>
+        <w:shd w:val="clear" w:color="auto" w:fill="F4F4F4"/>
+        <w:spacing w:before="0" w:after="0"/>
+        <w:ind w:left="160"/>
+      </w:pPr>
+      <w:r>
+        <w:rPr>
+          <w:rFonts w:ascii="NSimSun" w:hAnsi="NSimSun" w:eastAsia="NSimSun" w:cs="NSimSun"/>
+          <w:sz w:val="17"/>
+        </w:rPr>
+        <w:t>│   ├── supplychain收割与全景推进策略.md</w:t>
+      </w:r>
+    </w:p>
+    <w:p>
+      <w:pPr>
+        <w:pBdr>
+          <w:left w:val="single" w:sz="18" w:space="8" w:color="9BB4CC"/>
+        </w:pBdr>
+        <w:shd w:val="clear" w:color="auto" w:fill="F4F4F4"/>
+        <w:spacing w:before="0" w:after="0"/>
+        <w:ind w:left="160"/>
+      </w:pPr>
+      <w:r>
+        <w:rPr>
+          <w:rFonts w:ascii="NSimSun" w:hAnsi="NSimSun" w:eastAsia="NSimSun" w:cs="NSimSun"/>
+          <w:sz w:val="17"/>
+        </w:rPr>
+        <w:t>│   ├── supplychain收割阶段成果汇报.md</w:t>
+      </w:r>
+    </w:p>
+    <w:p>
+      <w:pPr>
+        <w:pBdr>
+          <w:left w:val="single" w:sz="18" w:space="8" w:color="9BB4CC"/>
+        </w:pBdr>
+        <w:shd w:val="clear" w:color="auto" w:fill="F4F4F4"/>
+        <w:spacing w:before="0" w:after="0"/>
+        <w:ind w:left="160"/>
+      </w:pPr>
+      <w:r>
+        <w:rPr>
+          <w:rFonts w:ascii="NSimSun" w:hAnsi="NSimSun" w:eastAsia="NSimSun" w:cs="NSimSun"/>
+          <w:sz w:val="17"/>
+        </w:rPr>
+        <w:t>│   ├── U9C接入与连接器收敛-待办追踪.md</w:t>
+      </w:r>
+    </w:p>
+    <w:p>
+      <w:pPr>
+        <w:pBdr>
+          <w:left w:val="single" w:sz="18" w:space="8" w:color="9BB4CC"/>
+        </w:pBdr>
+        <w:shd w:val="clear" w:color="auto" w:fill="F4F4F4"/>
+        <w:spacing w:before="0" w:after="0"/>
+        <w:ind w:left="160"/>
+      </w:pPr>
+      <w:r>
+        <w:rPr>
+          <w:rFonts w:ascii="NSimSun" w:hAnsi="NSimSun" w:eastAsia="NSimSun" w:cs="NSimSun"/>
+          <w:sz w:val="17"/>
+        </w:rPr>
+        <w:t>│   ├── SC8真实库切换就绪检查清单.md</w:t>
+      </w:r>
+    </w:p>
+    <w:p>
+      <w:pPr>
+        <w:pBdr>
+          <w:left w:val="single" w:sz="18" w:space="8" w:color="9BB4CC"/>
+        </w:pBdr>
+        <w:shd w:val="clear" w:color="auto" w:fill="F4F4F4"/>
+        <w:spacing w:before="0" w:after="0"/>
+        <w:ind w:left="160"/>
+      </w:pPr>
+      <w:r>
+        <w:rPr>
+          <w:rFonts w:ascii="NSimSun" w:hAnsi="NSimSun" w:eastAsia="NSimSun" w:cs="NSimSun"/>
+          <w:sz w:val="17"/>
+        </w:rPr>
+        <w:t>│   ├── session接力-Phase1收口.md</w:t>
+      </w:r>
+    </w:p>
+    <w:p>
+      <w:pPr>
+        <w:pBdr>
+          <w:left w:val="single" w:sz="18" w:space="8" w:color="9BB4CC"/>
+        </w:pBdr>
+        <w:shd w:val="clear" w:color="auto" w:fill="F4F4F4"/>
+        <w:spacing w:before="0" w:after="0"/>
+        <w:ind w:left="160"/>
+      </w:pPr>
+      <w:r>
+        <w:rPr>
+          <w:rFonts w:ascii="NSimSun" w:hAnsi="NSimSun" w:eastAsia="NSimSun" w:cs="NSimSun"/>
+          <w:sz w:val="17"/>
+        </w:rPr>
+        <w:t>│   ├── 质量域AI数字员工路线图.md</w:t>
+      </w:r>
+    </w:p>
+    <w:p>
+      <w:pPr>
+        <w:pBdr>
+          <w:left w:val="single" w:sz="18" w:space="8" w:color="9BB4CC"/>
+        </w:pBdr>
+        <w:shd w:val="clear" w:color="auto" w:fill="F4F4F4"/>
+        <w:spacing w:before="0" w:after="0"/>
+        <w:ind w:left="160"/>
+      </w:pPr>
+      <w:r>
+        <w:rPr>
+          <w:rFonts w:ascii="NSimSun" w:hAnsi="NSimSun" w:eastAsia="NSimSun" w:cs="NSimSun"/>
+          <w:sz w:val="17"/>
+        </w:rPr>
+        <w:t>│   ├── 质量旗舰PRD-Q2-8D不良分析与根因.md</w:t>
+      </w:r>
+    </w:p>
+    <w:p>
+      <w:pPr>
+        <w:pBdr>
+          <w:left w:val="single" w:sz="18" w:space="8" w:color="9BB4CC"/>
+        </w:pBdr>
+        <w:shd w:val="clear" w:color="auto" w:fill="F4F4F4"/>
+        <w:spacing w:before="0" w:after="0"/>
+        <w:ind w:left="160"/>
+      </w:pPr>
+      <w:r>
+        <w:rPr>
+          <w:rFonts w:ascii="NSimSun" w:hAnsi="NSimSun" w:eastAsia="NSimSun" w:cs="NSimSun"/>
+          <w:sz w:val="17"/>
+        </w:rPr>
+        <w:t>│   ├── 质量旗舰PRD-项目立项审核门禁.md</w:t>
+      </w:r>
+    </w:p>
+    <w:p>
+      <w:pPr>
+        <w:pBdr>
+          <w:left w:val="single" w:sz="18" w:space="8" w:color="9BB4CC"/>
+        </w:pBdr>
+        <w:shd w:val="clear" w:color="auto" w:fill="F4F4F4"/>
+        <w:spacing w:before="0" w:after="0"/>
+        <w:ind w:left="160"/>
+      </w:pPr>
+      <w:r>
+        <w:rPr>
+          <w:rFonts w:ascii="NSimSun" w:hAnsi="NSimSun" w:eastAsia="NSimSun" w:cs="NSimSun"/>
+          <w:sz w:val="17"/>
+        </w:rPr>
+        <w:t>│   ├── 质量旗舰开工就绪包-数据归集与治理共识.md</w:t>
+      </w:r>
+    </w:p>
+    <w:p>
+      <w:pPr>
+        <w:pBdr>
+          <w:left w:val="single" w:sz="18" w:space="8" w:color="9BB4CC"/>
+        </w:pBdr>
+        <w:shd w:val="clear" w:color="auto" w:fill="F4F4F4"/>
+        <w:spacing w:before="0" w:after="0"/>
+        <w:ind w:left="160"/>
+      </w:pPr>
+      <w:r>
+        <w:rPr>
+          <w:rFonts w:ascii="NSimSun" w:hAnsi="NSimSun" w:eastAsia="NSimSun" w:cs="NSimSun"/>
+          <w:sz w:val="17"/>
+        </w:rPr>
+        <w:t>│   ├── 质量域启动会材料与管理层简报.md</w:t>
+      </w:r>
+    </w:p>
+    <w:p>
+      <w:pPr>
+        <w:pBdr>
+          <w:left w:val="single" w:sz="18" w:space="8" w:color="9BB4CC"/>
+        </w:pBdr>
+        <w:shd w:val="clear" w:color="auto" w:fill="F4F4F4"/>
+        <w:spacing w:before="0" w:after="0"/>
+        <w:ind w:left="160"/>
+      </w:pPr>
+      <w:r>
+        <w:rPr>
+          <w:rFonts w:ascii="NSimSun" w:hAnsi="NSimSun" w:eastAsia="NSimSun" w:cs="NSimSun"/>
+          <w:sz w:val="17"/>
+        </w:rPr>
+        <w:t>│   ├── 质量序列修订-openspec与代码仓待同步清单.md</w:t>
+      </w:r>
+    </w:p>
+    <w:p>
+      <w:pPr>
+        <w:pBdr>
+          <w:left w:val="single" w:sz="18" w:space="8" w:color="9BB4CC"/>
+        </w:pBdr>
+        <w:shd w:val="clear" w:color="auto" w:fill="F4F4F4"/>
+        <w:spacing w:before="0" w:after="0"/>
+        <w:ind w:left="160"/>
+      </w:pPr>
+      <w:r>
+        <w:rPr>
+          <w:rFonts w:ascii="NSimSun" w:hAnsi="NSimSun" w:eastAsia="NSimSun" w:cs="NSimSun"/>
+          <w:sz w:val="17"/>
+        </w:rPr>
+        <w:t>│   ├── 立项门禁-机器可核规则表（基于EQQR10011模板）.md</w:t>
+      </w:r>
+    </w:p>
+    <w:p>
+      <w:pPr>
+        <w:pBdr>
+          <w:left w:val="single" w:sz="18" w:space="8" w:color="9BB4CC"/>
+        </w:pBdr>
+        <w:shd w:val="clear" w:color="auto" w:fill="F4F4F4"/>
+        <w:spacing w:before="0" w:after="0"/>
+        <w:ind w:left="160"/>
+      </w:pPr>
+      <w:r>
+        <w:rPr>
+          <w:rFonts w:ascii="NSimSun" w:hAnsi="NSimSun" w:eastAsia="NSimSun" w:cs="NSimSun"/>
+          <w:sz w:val="17"/>
+        </w:rPr>
+        <w:t>│   ├── EQQR10011立项申请书模板-改进建议书.md</w:t>
+      </w:r>
+    </w:p>
+    <w:p>
+      <w:pPr>
+        <w:pBdr>
+          <w:left w:val="single" w:sz="18" w:space="8" w:color="9BB4CC"/>
+        </w:pBdr>
+        <w:shd w:val="clear" w:color="auto" w:fill="F4F4F4"/>
+        <w:spacing w:before="0" w:after="0"/>
+        <w:ind w:left="160"/>
+      </w:pPr>
+      <w:r>
+        <w:rPr>
+          <w:rFonts w:ascii="NSimSun" w:hAnsi="NSimSun" w:eastAsia="NSimSun" w:cs="NSimSun"/>
+          <w:sz w:val="17"/>
+        </w:rPr>
+        <w:t>│   ├── 跨场景前置数据与知识库任务总表.md</w:t>
+      </w:r>
+    </w:p>
+    <w:p>
+      <w:pPr>
+        <w:pBdr>
+          <w:left w:val="single" w:sz="18" w:space="8" w:color="9BB4CC"/>
+        </w:pBdr>
+        <w:shd w:val="clear" w:color="auto" w:fill="F4F4F4"/>
+        <w:spacing w:before="0" w:after="0"/>
+        <w:ind w:left="160"/>
+      </w:pPr>
+      <w:r>
+        <w:rPr>
+          <w:rFonts w:ascii="NSimSun" w:hAnsi="NSimSun" w:eastAsia="NSimSun" w:cs="NSimSun"/>
+          <w:sz w:val="17"/>
+        </w:rPr>
+        <w:t>│   ├── AI候选场景增补-backlog（产品工程方向）.md</w:t>
+      </w:r>
+    </w:p>
+    <w:p>
+      <w:pPr>
+        <w:pBdr>
+          <w:left w:val="single" w:sz="18" w:space="8" w:color="9BB4CC"/>
+        </w:pBdr>
+        <w:shd w:val="clear" w:color="auto" w:fill="F4F4F4"/>
+        <w:spacing w:before="0" w:after="0"/>
+        <w:ind w:left="160"/>
+      </w:pPr>
+      <w:r>
+        <w:rPr>
+          <w:rFonts w:ascii="NSimSun" w:hAnsi="NSimSun" w:eastAsia="NSimSun" w:cs="NSimSun"/>
+          <w:sz w:val="17"/>
+        </w:rPr>
+        <w:t>│   └── 待决策清单-2026-06.md                 待 Paul 拍板事项登记</w:t>
       </w:r>
     </w:p>
     <w:p>
@@ -25231,41 +27017,41 @@
           <w:rFonts w:ascii="NSimSun" w:hAnsi="NSimSun" w:eastAsia="NSimSun" w:cs="NSimSun"/>
           <w:sz w:val="17"/>
         </w:rPr>
-        <w:t>│   ├── ECU行业AI安全使用规范.md             ← 待创建（ISO 26262）</w:t>
-      </w:r>
-    </w:p>
-    <w:p>
-      <w:pPr>
-        <w:pBdr>
-          <w:left w:val="single" w:sz="18" w:space="8" w:color="9BB4CC"/>
-        </w:pBdr>
-        <w:shd w:val="clear" w:color="auto" w:fill="F4F4F4"/>
-        <w:spacing w:before="0" w:after="0"/>
-        <w:ind w:left="160"/>
-      </w:pPr>
-      <w:r>
-        <w:rPr>
-          <w:rFonts w:ascii="NSimSun" w:hAnsi="NSimSun" w:eastAsia="NSimSun" w:cs="NSimSun"/>
-          <w:sz w:val="17"/>
-        </w:rPr>
-        <w:t>│   ├── OEM客户数据隔离技术规范.md           ← 待创建</w:t>
-      </w:r>
-    </w:p>
-    <w:p>
-      <w:pPr>
-        <w:pBdr>
-          <w:left w:val="single" w:sz="18" w:space="8" w:color="9BB4CC"/>
-        </w:pBdr>
-        <w:shd w:val="clear" w:color="auto" w:fill="F4F4F4"/>
-        <w:spacing w:before="0" w:after="0"/>
-        <w:ind w:left="160"/>
-      </w:pPr>
-      <w:r>
-        <w:rPr>
-          <w:rFonts w:ascii="NSimSun" w:hAnsi="NSimSun" w:eastAsia="NSimSun" w:cs="NSimSun"/>
-          <w:sz w:val="17"/>
-        </w:rPr>
-        <w:t>│   └── AI错误处理与回滚SOP.md               ← 待创建</w:t>
+        <w:t>│   ├── ISO26262-AI安全使用规范（草案）.md</w:t>
+      </w:r>
+    </w:p>
+    <w:p>
+      <w:pPr>
+        <w:pBdr>
+          <w:left w:val="single" w:sz="18" w:space="8" w:color="9BB4CC"/>
+        </w:pBdr>
+        <w:shd w:val="clear" w:color="auto" w:fill="F4F4F4"/>
+        <w:spacing w:before="0" w:after="0"/>
+        <w:ind w:left="160"/>
+      </w:pPr>
+      <w:r>
+        <w:rPr>
+          <w:rFonts w:ascii="NSimSun" w:hAnsi="NSimSun" w:eastAsia="NSimSun" w:cs="NSimSun"/>
+          <w:sz w:val="17"/>
+        </w:rPr>
+        <w:t>│   ├── SC8上线前置门禁-错误回滚SOP与黄金基准校验.md</w:t>
+      </w:r>
+    </w:p>
+    <w:p>
+      <w:pPr>
+        <w:pBdr>
+          <w:left w:val="single" w:sz="18" w:space="8" w:color="9BB4CC"/>
+        </w:pBdr>
+        <w:shd w:val="clear" w:color="auto" w:fill="F4F4F4"/>
+        <w:spacing w:before="0" w:after="0"/>
+        <w:ind w:left="160"/>
+      </w:pPr>
+      <w:r>
+        <w:rPr>
+          <w:rFonts w:ascii="NSimSun" w:hAnsi="NSimSun" w:eastAsia="NSimSun" w:cs="NSimSun"/>
+          <w:sz w:val="17"/>
+        </w:rPr>
+        <w:t>│   └── OEM数据隔离规范.md                    IATF 审核可出示</w:t>
       </w:r>
     </w:p>
     <w:p>
@@ -25350,24 +27136,41 @@
           <w:rFonts w:ascii="NSimSun" w:hAnsi="NSimSun" w:eastAsia="NSimSun" w:cs="NSimSun"/>
           <w:sz w:val="17"/>
         </w:rPr>
-        <w:t>│   ├── 采购部/SC1-供应商风险初筛/           [已完成] 待真实数据上线</w:t>
-      </w:r>
-    </w:p>
-    <w:p>
-      <w:pPr>
-        <w:pBdr>
-          <w:left w:val="single" w:sz="18" w:space="8" w:color="9BB4CC"/>
-        </w:pBdr>
-        <w:shd w:val="clear" w:color="auto" w:fill="F4F4F4"/>
-        <w:spacing w:before="0" w:after="0"/>
-        <w:ind w:left="160"/>
-      </w:pPr>
-      <w:r>
-        <w:rPr>
-          <w:rFonts w:ascii="NSimSun" w:hAnsi="NSimSun" w:eastAsia="NSimSun" w:cs="NSimSun"/>
-          <w:sz w:val="17"/>
-        </w:rPr>
-        <w:t>│   └── 失败案例库.md                        ← 待创建</w:t>
+        <w:t>│   ├── reports/</w:t>
+      </w:r>
+    </w:p>
+    <w:p>
+      <w:pPr>
+        <w:pBdr>
+          <w:left w:val="single" w:sz="18" w:space="8" w:color="9BB4CC"/>
+        </w:pBdr>
+        <w:shd w:val="clear" w:color="auto" w:fill="F4F4F4"/>
+        <w:spacing w:before="0" w:after="0"/>
+        <w:ind w:left="160"/>
+      </w:pPr>
+      <w:r>
+        <w:rPr>
+          <w:rFonts w:ascii="NSimSun" w:hAnsi="NSimSun" w:eastAsia="NSimSun" w:cs="NSimSun"/>
+          <w:sz w:val="17"/>
+        </w:rPr>
+        <w:t>│   ├── 采购部/                              SC1 / SC3 / SC5 / SC8</w:t>
+      </w:r>
+    </w:p>
+    <w:p>
+      <w:pPr>
+        <w:pBdr>
+          <w:left w:val="single" w:sz="18" w:space="8" w:color="9BB4CC"/>
+        </w:pBdr>
+        <w:shd w:val="clear" w:color="auto" w:fill="F4F4F4"/>
+        <w:spacing w:before="0" w:after="0"/>
+        <w:ind w:left="160"/>
+      </w:pPr>
+      <w:r>
+        <w:rPr>
+          <w:rFonts w:ascii="NSimSun" w:hAnsi="NSimSun" w:eastAsia="NSimSun" w:cs="NSimSun"/>
+          <w:sz w:val="17"/>
+        </w:rPr>
+        <w:t>│   └── 运营部/                              O2</w:t>
       </w:r>
     </w:p>
     <w:p>
@@ -25435,7 +27238,24 @@
           <w:rFonts w:ascii="NSimSun" w:hAnsi="NSimSun" w:eastAsia="NSimSun" w:cs="NSimSun"/>
           <w:sz w:val="17"/>
         </w:rPr>
-        <w:t>│   └── 平台底座架构设计（AIOps讨论稿）.md</w:t>
+        <w:t>│   ├── 平台底座架构设计（AIOps讨论稿）.md</w:t>
+      </w:r>
+    </w:p>
+    <w:p>
+      <w:pPr>
+        <w:pBdr>
+          <w:left w:val="single" w:sz="18" w:space="8" w:color="9BB4CC"/>
+        </w:pBdr>
+        <w:shd w:val="clear" w:color="auto" w:fill="F4F4F4"/>
+        <w:spacing w:before="0" w:after="0"/>
+        <w:ind w:left="160"/>
+      </w:pPr>
+      <w:r>
+        <w:rPr>
+          <w:rFonts w:ascii="NSimSun" w:hAnsi="NSimSun" w:eastAsia="NSimSun" w:cs="NSimSun"/>
+          <w:sz w:val="17"/>
+        </w:rPr>
+        <w:t>│   └── 连接器收敛设计-ZpConnector与U9CConnector.md</w:t>
       </w:r>
     </w:p>
     <w:p>
@@ -25512,6 +27332,23 @@
           <w:left w:val="single" w:sz="18" w:space="8" w:color="9BB4CC"/>
         </w:pBdr>
         <w:shd w:val="clear" w:color="auto" w:fill="F4F4F4"/>
+        <w:spacing w:before="0" w:after="0"/>
+        <w:ind w:left="160"/>
+      </w:pPr>
+      <w:r>
+        <w:rPr>
+          <w:rFonts w:ascii="NSimSun" w:hAnsi="NSimSun" w:eastAsia="NSimSun" w:cs="NSimSun"/>
+          <w:sz w:val="17"/>
+        </w:rPr>
+        <w:t xml:space="preserve">    ├── AIOps第2名-招聘冲刺包（投放·面试·候选）.md</w:t>
+      </w:r>
+    </w:p>
+    <w:p>
+      <w:pPr>
+        <w:pBdr>
+          <w:left w:val="single" w:sz="18" w:space="8" w:color="9BB4CC"/>
+        </w:pBdr>
+        <w:shd w:val="clear" w:color="auto" w:fill="F4F4F4"/>
         <w:spacing w:before="0" w:after="40"/>
         <w:ind w:left="160"/>
       </w:pPr>
@@ -25520,7 +27357,7 @@
           <w:rFonts w:ascii="NSimSun" w:hAnsi="NSimSun" w:eastAsia="NSimSun" w:cs="NSimSun"/>
           <w:sz w:val="17"/>
         </w:rPr>
-        <w:t xml:space="preserve">    └── AIOps面试打分卡.xlsx</w:t>
+        <w:t xml:space="preserve">    └── AIOps第2名-Onboarding（30-60-90）与团队结构.md</w:t>
       </w:r>
     </w:p>
     <w:p>
